--- a/docs/participant-workbook-session2.docx
+++ b/docs/participant-workbook-session2.docx
@@ -601,10 +601,192 @@
         <w:pStyle w:val="Compact"/>
       </w:pPr>
       <w:r>
-        <w:rPr>
-          <w:rStyle w:val="VerbatimChar"/>
-        </w:rPr>
-        <w:t xml:space="preserve">Install-Module Microsoft.Graph -Scope CurrentUser</w:t>
+        <w:t xml:space="preserve">Where you run the commands:</w:t>
+      </w:r>
+    </w:p>
+    <w:p>
+      <w:pPr>
+        <w:numPr>
+          <w:ilvl w:val="1"/>
+          <w:numId w:val="1002"/>
+        </w:numPr>
+        <w:pStyle w:val="Compact"/>
+      </w:pPr>
+      <w:r>
+        <w:rPr>
+          <w:b/>
+        </w:rPr>
+        <w:t xml:space="preserve">Azure Cloud Shell (easiest):</w:t>
+      </w:r>
+      <w:r>
+        <w:t xml:space="preserve"> </w:t>
+      </w:r>
+      <w:r>
+        <w:t xml:space="preserve">Az and Microsoft.Graph are already</w:t>
+      </w:r>
+      <w:r>
+        <w:t xml:space="preserve"> </w:t>
+      </w:r>
+      <w:r>
+        <w:t xml:space="preserve">installed — nothing to add.</w:t>
+      </w:r>
+    </w:p>
+    <w:p>
+      <w:pPr>
+        <w:numPr>
+          <w:ilvl w:val="1"/>
+          <w:numId w:val="1002"/>
+        </w:numPr>
+        <w:pStyle w:val="Compact"/>
+      </w:pPr>
+      <w:r>
+        <w:rPr>
+          <w:b/>
+        </w:rPr>
+        <w:t xml:space="preserve">Local PowerShell 7+:</w:t>
+      </w:r>
+      <w:r>
+        <w:t xml:space="preserve"> </w:t>
+      </w:r>
+      <w:r>
+        <w:rPr>
+          <w:rStyle w:val="VerbatimChar"/>
+        </w:rPr>
+        <w:t xml:space="preserve">Install-Module Az, Microsoft.Graph -Scope CurrentUser</w:t>
+      </w:r>
+      <w:r>
+        <w:t xml:space="preserve"> </w:t>
+      </w:r>
+      <w:r>
+        <w:t xml:space="preserve">(or just the two used here:</w:t>
+      </w:r>
+      <w:r>
+        <w:t xml:space="preserve"> </w:t>
+      </w:r>
+      <w:r>
+        <w:rPr>
+          <w:rStyle w:val="VerbatimChar"/>
+        </w:rPr>
+        <w:t xml:space="preserve">Install-Module Microsoft.Graph.Authentication, Microsoft.Graph.Applications</w:t>
+      </w:r>
+      <w:r>
+        <w:t xml:space="preserve">).</w:t>
+      </w:r>
+    </w:p>
+    <w:p>
+      <w:pPr>
+        <w:numPr>
+          <w:ilvl w:val="0"/>
+          <w:numId w:val="1001"/>
+        </w:numPr>
+        <w:pStyle w:val="Compact"/>
+      </w:pPr>
+      <w:r>
+        <w:t xml:space="preserve">An</w:t>
+      </w:r>
+      <w:r>
+        <w:t xml:space="preserve"> </w:t>
+      </w:r>
+      <w:r>
+        <w:rPr>
+          <w:b/>
+        </w:rPr>
+        <w:t xml:space="preserve">RDP client</w:t>
+      </w:r>
+      <w:r>
+        <w:t xml:space="preserve"> </w:t>
+      </w:r>
+      <w:r>
+        <w:t xml:space="preserve">on your Azure VPN — still required for the in-VM steps.</w:t>
+      </w:r>
+    </w:p>
+    <w:p>
+      <w:pPr>
+        <w:pStyle w:val="BlockText"/>
+      </w:pPr>
+      <w:r>
+        <w:rPr>
+          <w:b/>
+        </w:rPr>
+        <w:t xml:space="preserve">Cloud Shell note:</w:t>
+      </w:r>
+      <w:r>
+        <w:t xml:space="preserve"> </w:t>
+      </w:r>
+      <w:r>
+        <w:t xml:space="preserve">clone the kit</w:t>
+      </w:r>
+      <w:r>
+        <w:t xml:space="preserve"> </w:t>
+      </w:r>
+      <w:r>
+        <w:t xml:space="preserve">(</w:t>
+      </w:r>
+      <w:r>
+        <w:rPr>
+          <w:rStyle w:val="VerbatimChar"/>
+        </w:rPr>
+        <w:t xml:space="preserve">git clone https://github.com/kmin1223/azfiles-lab.git</w:t>
+      </w:r>
+      <w:r>
+        <w:t xml:space="preserve">), use forward-slash</w:t>
+      </w:r>
+      <w:r>
+        <w:t xml:space="preserve"> </w:t>
+      </w:r>
+      <w:r>
+        <w:t xml:space="preserve">paths (</w:t>
+      </w:r>
+      <w:r>
+        <w:rPr>
+          <w:rStyle w:val="VerbatimChar"/>
+        </w:rPr>
+        <w:t xml:space="preserve">./deploy.ps1</w:t>
+      </w:r>
+      <w:r>
+        <w:t xml:space="preserve">,</w:t>
+      </w:r>
+      <w:r>
+        <w:t xml:space="preserve"> </w:t>
+      </w:r>
+      <w:r>
+        <w:rPr>
+          <w:rStyle w:val="VerbatimChar"/>
+        </w:rPr>
+        <w:t xml:space="preserve">./setup.ps1</w:t>
+      </w:r>
+      <w:r>
+        <w:t xml:space="preserve">), and skip the Windows-only</w:t>
+      </w:r>
+      <w:r>
+        <w:t xml:space="preserve"> </w:t>
+      </w:r>
+      <w:r>
+        <w:rPr>
+          <w:rStyle w:val="VerbatimChar"/>
+        </w:rPr>
+        <w:t xml:space="preserve">Unblock-File</w:t>
+      </w:r>
+      <w:r>
+        <w:t xml:space="preserve"> </w:t>
+      </w:r>
+      <w:r>
+        <w:t xml:space="preserve">/</w:t>
+      </w:r>
+      <w:r>
+        <w:t xml:space="preserve"> </w:t>
+      </w:r>
+      <w:r>
+        <w:rPr>
+          <w:rStyle w:val="VerbatimChar"/>
+        </w:rPr>
+        <w:t xml:space="preserve">Set-ExecutionPolicy</w:t>
+      </w:r>
+      <w:r>
+        <w:t xml:space="preserve"> </w:t>
+      </w:r>
+      <w:r>
+        <w:t xml:space="preserve">lines.</w:t>
       </w:r>
     </w:p>
     <w:p>
@@ -936,7 +1118,7 @@
       <w:pPr>
         <w:numPr>
           <w:ilvl w:val="0"/>
-          <w:numId w:val="1002"/>
+          <w:numId w:val="1003"/>
         </w:numPr>
         <w:pStyle w:val="Compact"/>
       </w:pPr>
@@ -954,7 +1136,7 @@
       <w:pPr>
         <w:numPr>
           <w:ilvl w:val="0"/>
-          <w:numId w:val="1002"/>
+          <w:numId w:val="1003"/>
         </w:numPr>
         <w:pStyle w:val="Compact"/>
       </w:pPr>
@@ -990,7 +1172,7 @@
       <w:pPr>
         <w:numPr>
           <w:ilvl w:val="0"/>
-          <w:numId w:val="1002"/>
+          <w:numId w:val="1003"/>
         </w:numPr>
         <w:pStyle w:val="Compact"/>
       </w:pPr>
@@ -2750,6 +2932,9 @@
     <w:abstractNumId w:val="991"/>
   </w:num>
   <w:num w:numId="1002">
+    <w:abstractNumId w:val="991"/>
+  </w:num>
+  <w:num w:numId="1003">
     <w:abstractNumId w:val="99411"/>
     <w:lvlOverride w:ilvl="0">
       <w:startOverride w:val="1"/>

--- a/docs/participant-workbook-session2.docx
+++ b/docs/participant-workbook-session2.docx
@@ -1069,6 +1069,89 @@
       </w:r>
       <w:r>
         <w:t xml:space="preserve">remaining manual step.</w:t>
+      </w:r>
+    </w:p>
+    <w:p>
+      <w:pPr>
+        <w:pStyle w:val="BodyText"/>
+      </w:pPr>
+      <w:r>
+        <w:rPr>
+          <w:b/>
+        </w:rPr>
+        <w:t xml:space="preserve">Why:</w:t>
+      </w:r>
+      <w:r>
+        <w:t xml:space="preserve"> </w:t>
+      </w:r>
+      <w:r>
+        <w:t xml:space="preserve">a storage account can use only</w:t>
+      </w:r>
+      <w:r>
+        <w:t xml:space="preserve"> </w:t>
+      </w:r>
+      <w:r>
+        <w:rPr>
+          <w:b/>
+        </w:rPr>
+        <w:t xml:space="preserve">one</w:t>
+      </w:r>
+      <w:r>
+        <w:t xml:space="preserve"> </w:t>
+      </w:r>
+      <w:r>
+        <w:t xml:space="preserve">identity source at a time, so</w:t>
+      </w:r>
+      <w:r>
+        <w:t xml:space="preserve"> </w:t>
+      </w:r>
+      <w:r>
+        <w:t xml:space="preserve">the script first</w:t>
+      </w:r>
+      <w:r>
+        <w:t xml:space="preserve"> </w:t>
+      </w:r>
+      <w:r>
+        <w:rPr>
+          <w:b/>
+        </w:rPr>
+        <w:t xml:space="preserve">disables the Session 1 AD DS auth</w:t>
+      </w:r>
+      <w:r>
+        <w:t xml:space="preserve">, then enables Entra</w:t>
+      </w:r>
+      <w:r>
+        <w:t xml:space="preserve"> </w:t>
+      </w:r>
+      <w:r>
+        <w:t xml:space="preserve">Kerberos on the same account. Everything else from Session 1 is reused as-is —</w:t>
+      </w:r>
+      <w:r>
+        <w:t xml:space="preserve"> </w:t>
+      </w:r>
+      <w:r>
+        <w:t xml:space="preserve">the DC, the domain-joined client, and the</w:t>
+      </w:r>
+      <w:r>
+        <w:t xml:space="preserve"> </w:t>
+      </w:r>
+      <w:r>
+        <w:rPr>
+          <w:rStyle w:val="VerbatimChar"/>
+        </w:rPr>
+        <w:t xml:space="preserve">labuser1</w:t>
+      </w:r>
+      <w:r>
+        <w:t xml:space="preserve"> </w:t>
+      </w:r>
+      <w:r>
+        <w:t xml:space="preserve">account (which Cloud Sync</w:t>
+      </w:r>
+      <w:r>
+        <w:t xml:space="preserve"> </w:t>
+      </w:r>
+      <w:r>
+        <w:t xml:space="preserve">turns into a hybrid identity in the next step).</w:t>
       </w:r>
     </w:p>
     <w:p>

--- a/docs/participant-workbook-session2.docx
+++ b/docs/participant-workbook-session2.docx
@@ -702,6 +702,134 @@
     </w:p>
     <w:p>
       <w:pPr>
+        <w:numPr>
+          <w:ilvl w:val="0"/>
+          <w:numId w:val="1001"/>
+        </w:numPr>
+        <w:pStyle w:val="Compact"/>
+      </w:pPr>
+      <w:r>
+        <w:rPr>
+          <w:b/>
+        </w:rPr>
+        <w:t xml:space="preserve">No restrictive App Management Policy in the tenant.</w:t>
+      </w:r>
+      <w:r>
+        <w:t xml:space="preserve"> </w:t>
+      </w:r>
+      <w:r>
+        <w:t xml:space="preserve">Enabling Entra Kerberos</w:t>
+      </w:r>
+      <w:r>
+        <w:t xml:space="preserve"> </w:t>
+      </w:r>
+      <w:r>
+        <w:t xml:space="preserve">adds a symmetric key to an auto-created app; a tenant policy that blocks</w:t>
+      </w:r>
+      <w:r>
+        <w:t xml:space="preserve"> </w:t>
+      </w:r>
+      <w:r>
+        <w:t xml:space="preserve">password-credential addition (common in corporate/hardened tenants) will fail</w:t>
+      </w:r>
+      <w:r>
+        <w:t xml:space="preserve"> </w:t>
+      </w:r>
+      <w:r>
+        <w:t xml:space="preserve">it with</w:t>
+      </w:r>
+      <w:r>
+        <w:t xml:space="preserve"> </w:t>
+      </w:r>
+      <w:r>
+        <w:rPr>
+          <w:rStyle w:val="VerbatimChar"/>
+        </w:rPr>
+        <w:t xml:space="preserve">AadCredentialDisallowedByAppManagementPolicy</w:t>
+      </w:r>
+      <w:r>
+        <w:t xml:space="preserve">. This is the main reason</w:t>
+      </w:r>
+      <w:r>
+        <w:t xml:space="preserve"> </w:t>
+      </w:r>
+      <w:r>
+        <w:t xml:space="preserve">the lab wants a</w:t>
+      </w:r>
+      <w:r>
+        <w:t xml:space="preserve"> </w:t>
+      </w:r>
+      <w:r>
+        <w:rPr>
+          <w:b/>
+        </w:rPr>
+        <w:t xml:space="preserve">dev/trial tenant, not corporate</w:t>
+      </w:r>
+      <w:r>
+        <w:t xml:space="preserve">. If you must use such a</w:t>
+      </w:r>
+      <w:r>
+        <w:t xml:space="preserve"> </w:t>
+      </w:r>
+      <w:r>
+        <w:t xml:space="preserve">tenant, a Global Admin can grant an exception for the</w:t>
+      </w:r>
+      <w:r>
+        <w:t xml:space="preserve"> </w:t>
+      </w:r>
+      <w:r>
+        <w:rPr>
+          <w:b/>
+        </w:rPr>
+        <w:t xml:space="preserve">Storage Resource</w:t>
+      </w:r>
+      <w:r>
+        <w:rPr>
+          <w:b/>
+        </w:rPr>
+        <w:t xml:space="preserve"> </w:t>
+      </w:r>
+      <w:r>
+        <w:rPr>
+          <w:b/>
+        </w:rPr>
+        <w:t xml:space="preserve">Provider</w:t>
+      </w:r>
+      <w:r>
+        <w:t xml:space="preserve"> </w:t>
+      </w:r>
+      <w:r>
+        <w:t xml:space="preserve">(app ID</w:t>
+      </w:r>
+      <w:r>
+        <w:t xml:space="preserve"> </w:t>
+      </w:r>
+      <w:r>
+        <w:rPr>
+          <w:rStyle w:val="VerbatimChar"/>
+        </w:rPr>
+        <w:t xml:space="preserve">a6aa9161-5291-40bb-8c5c-923b567bee3b</w:t>
+      </w:r>
+      <w:r>
+        <w:t xml:space="preserve">) at</w:t>
+      </w:r>
+      <w:r>
+        <w:t xml:space="preserve"> </w:t>
+      </w:r>
+      <w:hyperlink r:id="rId23">
+        <w:r>
+          <w:rPr>
+            <w:rStyle w:val="Hyperlink"/>
+          </w:rPr>
+          <w:t xml:space="preserve">https://aka.ms/app-mgmt-policy-ux</w:t>
+        </w:r>
+      </w:hyperlink>
+      <w:r>
+        <w:t xml:space="preserve">.</w:t>
+      </w:r>
+    </w:p>
+    <w:p>
+      <w:pPr>
         <w:pStyle w:val="BlockText"/>
       </w:pPr>
       <w:r>
@@ -800,11 +928,11 @@
       <w:pPr>
         <w:pStyle w:val="Heading1"/>
       </w:pPr>
-      <w:bookmarkStart w:id="23" w:name="X2f814ea46b603e5a482b9a31d3a510b75a6ecab"/>
+      <w:bookmarkStart w:id="24" w:name="X2f814ea46b603e5a482b9a31d3a510b75a6ecab"/>
       <w:r>
         <w:t xml:space="preserve">Lab 0 · Redeploy Session 1 (do this BEFORE the session)</w:t>
       </w:r>
-      <w:bookmarkEnd w:id="23"/>
+      <w:bookmarkEnd w:id="24"/>
     </w:p>
     <w:p>
       <w:pPr>
@@ -956,11 +1084,11 @@
       <w:pPr>
         <w:pStyle w:val="Heading1"/>
       </w:pPr>
-      <w:bookmarkStart w:id="24" w:name="lab-1-enable-entra-kerberos"/>
+      <w:bookmarkStart w:id="25" w:name="lab-1-enable-entra-kerberos"/>
       <w:r>
         <w:t xml:space="preserve">Lab 1 · Enable Entra Kerberos</w:t>
       </w:r>
-      <w:bookmarkEnd w:id="24"/>
+      <w:bookmarkEnd w:id="25"/>
     </w:p>
     <w:p>
       <w:pPr>
@@ -1165,11 +1293,11 @@
       <w:pPr>
         <w:pStyle w:val="Heading1"/>
       </w:pPr>
-      <w:bookmarkStart w:id="25" w:name="X5aea9dabdc57b2a7bfedbe9eebf92fd33f6056c"/>
+      <w:bookmarkStart w:id="26" w:name="X5aea9dabdc57b2a7bfedbe9eebf92fd33f6056c"/>
       <w:r>
         <w:t xml:space="preserve">Lab 2 · Sync a hybrid identity (Entra Cloud Sync)</w:t>
       </w:r>
-      <w:bookmarkEnd w:id="25"/>
+      <w:bookmarkEnd w:id="26"/>
     </w:p>
     <w:p>
       <w:pPr>
@@ -1374,11 +1502,11 @@
       <w:pPr>
         <w:pStyle w:val="Heading1"/>
       </w:pPr>
-      <w:bookmarkStart w:id="26" w:name="lab-3-confirm-a-healthy-cloud-mount"/>
+      <w:bookmarkStart w:id="27" w:name="lab-3-confirm-a-healthy-cloud-mount"/>
       <w:r>
         <w:t xml:space="preserve">Lab 3 · Confirm a healthy cloud mount</w:t>
       </w:r>
-      <w:bookmarkEnd w:id="26"/>
+      <w:bookmarkEnd w:id="27"/>
     </w:p>
     <w:p>
       <w:pPr>
@@ -1591,11 +1719,11 @@
       <w:pPr>
         <w:pStyle w:val="Heading1"/>
       </w:pPr>
-      <w:bookmarkStart w:id="27" w:name="lab-4-fix-a-missing-cloud-tgt-error-1327"/>
+      <w:bookmarkStart w:id="28" w:name="lab-4-fix-a-missing-cloud-tgt-error-1327"/>
       <w:r>
         <w:t xml:space="preserve">Lab 4 · Fix a missing cloud TGT (error 1327)</w:t>
       </w:r>
-      <w:bookmarkEnd w:id="27"/>
+      <w:bookmarkEnd w:id="28"/>
     </w:p>
     <w:p>
       <w:pPr>
@@ -1832,11 +1960,11 @@
       <w:pPr>
         <w:pStyle w:val="Heading1"/>
       </w:pPr>
-      <w:bookmarkStart w:id="28" w:name="lab-5-fix-revoked-admin-consent"/>
+      <w:bookmarkStart w:id="29" w:name="lab-5-fix-revoked-admin-consent"/>
       <w:r>
         <w:t xml:space="preserve">Lab 5 · Fix revoked admin consent</w:t>
       </w:r>
-      <w:bookmarkEnd w:id="28"/>
+      <w:bookmarkEnd w:id="29"/>
     </w:p>
     <w:p>
       <w:pPr>
@@ -2081,11 +2209,11 @@
       <w:pPr>
         <w:pStyle w:val="Heading1"/>
       </w:pPr>
-      <w:bookmarkStart w:id="29" w:name="lab-6-fix-a-device-that-left-entra"/>
+      <w:bookmarkStart w:id="30" w:name="lab-6-fix-a-device-that-left-entra"/>
       <w:r>
         <w:t xml:space="preserve">Lab 6 · Fix a device that left Entra</w:t>
       </w:r>
-      <w:bookmarkEnd w:id="29"/>
+      <w:bookmarkEnd w:id="30"/>
     </w:p>
     <w:p>
       <w:pPr>
@@ -2312,11 +2440,11 @@
       <w:pPr>
         <w:pStyle w:val="Heading1"/>
       </w:pPr>
-      <w:bookmarkStart w:id="30" w:name="tracing-tip"/>
+      <w:bookmarkStart w:id="31" w:name="tracing-tip"/>
       <w:r>
         <w:t xml:space="preserve">Tracing tip</w:t>
       </w:r>
-      <w:bookmarkEnd w:id="30"/>
+      <w:bookmarkEnd w:id="31"/>
     </w:p>
     <w:p>
       <w:pPr>
@@ -2382,11 +2510,11 @@
       <w:pPr>
         <w:pStyle w:val="Heading1"/>
       </w:pPr>
-      <w:bookmarkStart w:id="31" w:name="clean-up"/>
+      <w:bookmarkStart w:id="32" w:name="clean-up"/>
       <w:r>
         <w:t xml:space="preserve">Clean up</w:t>
       </w:r>
-      <w:bookmarkEnd w:id="31"/>
+      <w:bookmarkEnd w:id="32"/>
     </w:p>
     <w:p>
       <w:pPr>
@@ -2436,11 +2564,11 @@
       <w:pPr>
         <w:pStyle w:val="Heading1"/>
       </w:pPr>
-      <w:bookmarkStart w:id="32" w:name="command-reference"/>
+      <w:bookmarkStart w:id="33" w:name="command-reference"/>
       <w:r>
         <w:t xml:space="preserve">Command reference</w:t>
       </w:r>
-      <w:bookmarkEnd w:id="32"/>
+      <w:bookmarkEnd w:id="33"/>
     </w:p>
     <w:p>
       <w:pPr>
@@ -2484,11 +2612,11 @@
       <w:pPr>
         <w:pStyle w:val="Heading1"/>
       </w:pPr>
-      <w:bookmarkStart w:id="33" w:name="error-cause-quick-map"/>
+      <w:bookmarkStart w:id="34" w:name="error-cause-quick-map"/>
       <w:r>
         <w:t xml:space="preserve">Error → cause quick map</w:t>
       </w:r>
-      <w:bookmarkEnd w:id="33"/>
+      <w:bookmarkEnd w:id="34"/>
     </w:p>
     <w:tbl>
       <w:tblPr>

--- a/docs/participant-workbook-session2.docx
+++ b/docs/participant-workbook-session2.docx
@@ -75,19 +75,19 @@
         <w:t xml:space="preserve"> </w:t>
       </w:r>
       <w:r>
-        <w:t xml:space="preserve">for</w:t>
-      </w:r>
-      <w:r>
-        <w:t xml:space="preserve"> </w:t>
-      </w:r>
-      <w:r>
-        <w:t xml:space="preserve">Hybrid</w:t>
-      </w:r>
-      <w:r>
-        <w:t xml:space="preserve"> </w:t>
-      </w:r>
-      <w:r>
-        <w:t xml:space="preserve">Identities</w:t>
+        <w:t xml:space="preserve">—</w:t>
+      </w:r>
+      <w:r>
+        <w:t xml:space="preserve"> </w:t>
+      </w:r>
+      <w:r>
+        <w:t xml:space="preserve">evidence-based</w:t>
+      </w:r>
+      <w:r>
+        <w:t xml:space="preserve"> </w:t>
+      </w:r>
+      <w:r>
+        <w:t xml:space="preserve">diagnosis</w:t>
       </w:r>
       <w:r>
         <w:t xml:space="preserve"> </w:t>
@@ -96,32 +96,6 @@
         <w:t xml:space="preserve">(hands-on)</w:t>
       </w:r>
     </w:p>
-    <w:sdt>
-      <w:sdtPr>
-        <w:docPartObj>
-          <w:docPartGallery w:val="Table of Contents"/>
-          <w:docPartUnique/>
-        </w:docPartObj>
-      </w:sdtPr>
-      <w:sdtContent>
-        <w:p>
-          <w:pPr>
-            <w:pStyle w:val="TOCHeading"/>
-          </w:pPr>
-          <w:r>
-            <w:t xml:space="preserve">Table of Contents</w:t>
-          </w:r>
-        </w:p>
-        <w:p>
-          <w:r>
-            <w:fldChar w:fldCharType="begin" w:dirty="true"/>
-            <w:instrText xml:space="preserve">TOC \o "1-3" \h \z \u</w:instrText>
-            <w:fldChar w:fldCharType="separate"/>
-            <w:fldChar w:fldCharType="end"/>
-          </w:r>
-        </w:p>
-      </w:sdtContent>
-    </w:sdt>
     <w:p>
       <w:pPr>
         <w:pStyle w:val="Heading1"/>
@@ -137,46 +111,49 @@
         <w:pStyle w:val="FirstParagraph"/>
       </w:pPr>
       <w:r>
-        <w:t xml:space="preserve">This session builds on the Session 1 environment, switching it to</w:t>
-      </w:r>
-      <w:r>
-        <w:t xml:space="preserve"> </w:t>
-      </w:r>
-      <w:r>
-        <w:rPr>
-          <w:b/>
-        </w:rPr>
-        <w:t xml:space="preserve">Microsoft</w:t>
-      </w:r>
-      <w:r>
-        <w:rPr>
-          <w:b/>
-        </w:rPr>
-        <w:t xml:space="preserve"> </w:t>
-      </w:r>
-      <w:r>
-        <w:rPr>
-          <w:b/>
-        </w:rPr>
-        <w:t xml:space="preserve">Entra Kerberos</w:t>
-      </w:r>
-      <w:r>
-        <w:t xml:space="preserve"> </w:t>
-      </w:r>
-      <w:r>
-        <w:t xml:space="preserve">— where Entra ID issues the Kerberos tickets and clients need</w:t>
-      </w:r>
-      <w:r>
-        <w:t xml:space="preserve"> </w:t>
-      </w:r>
-      <w:r>
-        <w:t xml:space="preserve">no line of sight to a domain controller. You’ll enable it, confirm a healthy</w:t>
-      </w:r>
-      <w:r>
-        <w:t xml:space="preserve"> </w:t>
-      </w:r>
-      <w:r>
-        <w:t xml:space="preserve">mount, then break and fix the common Entra Kerberos issues.</w:t>
+        <w:t xml:space="preserve">Session 1 authenticated against an on-prem AD DS domain controller. Session 2</w:t>
+      </w:r>
+      <w:r>
+        <w:t xml:space="preserve"> </w:t>
+      </w:r>
+      <w:r>
+        <w:t xml:space="preserve">switches the same storage account to</w:t>
+      </w:r>
+      <w:r>
+        <w:t xml:space="preserve"> </w:t>
+      </w:r>
+      <w:r>
+        <w:rPr>
+          <w:b/>
+        </w:rPr>
+        <w:t xml:space="preserve">Microsoft Entra Kerberos</w:t>
+      </w:r>
+      <w:r>
+        <w:t xml:space="preserve">: Entra ID</w:t>
+      </w:r>
+      <w:r>
+        <w:t xml:space="preserve"> </w:t>
+      </w:r>
+      <w:r>
+        <w:t xml:space="preserve">becomes the KDC, tickets are fetched over an</w:t>
+      </w:r>
+      <w:r>
+        <w:t xml:space="preserve"> </w:t>
+      </w:r>
+      <w:r>
+        <w:rPr>
+          <w:b/>
+        </w:rPr>
+        <w:t xml:space="preserve">HTTPS KDC Proxy</w:t>
+      </w:r>
+      <w:r>
+        <w:t xml:space="preserve">, and the client</w:t>
+      </w:r>
+      <w:r>
+        <w:t xml:space="preserve"> </w:t>
+      </w:r>
+      <w:r>
+        <w:t xml:space="preserve">needs no line of sight to a domain controller at all.</w:t>
       </w:r>
     </w:p>
     <w:p>
@@ -184,6 +161,113 @@
         <w:pStyle w:val="BodyText"/>
       </w:pPr>
       <w:r>
+        <w:t xml:space="preserve">The goal this time is not</w:t>
+      </w:r>
+      <w:r>
+        <w:t xml:space="preserve"> </w:t>
+      </w:r>
+      <w:r>
+        <w:t xml:space="preserve">“</w:t>
+      </w:r>
+      <w:r>
+        <w:t xml:space="preserve">click through the setup.</w:t>
+      </w:r>
+      <w:r>
+        <w:t xml:space="preserve">”</w:t>
+      </w:r>
+      <w:r>
+        <w:t xml:space="preserve"> </w:t>
+      </w:r>
+      <w:r>
+        <w:t xml:space="preserve">It is to</w:t>
+      </w:r>
+      <w:r>
+        <w:t xml:space="preserve"> </w:t>
+      </w:r>
+      <w:r>
+        <w:rPr>
+          <w:b/>
+        </w:rPr>
+        <w:t xml:space="preserve">build the</w:t>
+      </w:r>
+      <w:r>
+        <w:rPr>
+          <w:b/>
+        </w:rPr>
+        <w:t xml:space="preserve"> </w:t>
+      </w:r>
+      <w:r>
+        <w:rPr>
+          <w:b/>
+        </w:rPr>
+        <w:t xml:space="preserve">evidence chain a support engineer actually walks</w:t>
+      </w:r>
+      <w:r>
+        <w:t xml:space="preserve"> </w:t>
+      </w:r>
+      <w:r>
+        <w:t xml:space="preserve">— from device state, to the</w:t>
+      </w:r>
+      <w:r>
+        <w:t xml:space="preserve"> </w:t>
+      </w:r>
+      <w:r>
+        <w:t xml:space="preserve">cloud TGT, to the service ticket, to the KDC Proxy exchange on the wire — and</w:t>
+      </w:r>
+      <w:r>
+        <w:t xml:space="preserve"> </w:t>
+      </w:r>
+      <w:r>
+        <w:t xml:space="preserve">then to break individual links and read which piece of evidence moved. By the</w:t>
+      </w:r>
+      <w:r>
+        <w:t xml:space="preserve"> </w:t>
+      </w:r>
+      <w:r>
+        <w:t xml:space="preserve">end you should be able to take a raw</w:t>
+      </w:r>
+      <w:r>
+        <w:t xml:space="preserve"> </w:t>
+      </w:r>
+      <w:r>
+        <w:rPr>
+          <w:rStyle w:val="VerbatimChar"/>
+        </w:rPr>
+        <w:t xml:space="preserve">klist</w:t>
+      </w:r>
+      <w:r>
+        <w:t xml:space="preserve"> </w:t>
+      </w:r>
+      <w:r>
+        <w:t xml:space="preserve">/</w:t>
+      </w:r>
+      <w:r>
+        <w:t xml:space="preserve"> </w:t>
+      </w:r>
+      <w:r>
+        <w:rPr>
+          <w:rStyle w:val="VerbatimChar"/>
+        </w:rPr>
+        <w:t xml:space="preserve">dsregcmd</w:t>
+      </w:r>
+      <w:r>
+        <w:t xml:space="preserve"> </w:t>
+      </w:r>
+      <w:r>
+        <w:t xml:space="preserve">/ Fiddler capture and</w:t>
+      </w:r>
+      <w:r>
+        <w:t xml:space="preserve"> </w:t>
+      </w:r>
+      <w:r>
+        <w:t xml:space="preserve">say where the failure is, not just that there is one.</w:t>
+      </w:r>
+    </w:p>
+    <w:p>
+      <w:pPr>
+        <w:pStyle w:val="BodyText"/>
+      </w:pPr>
+      <w:r>
         <w:t xml:space="preserve">This is</w:t>
       </w:r>
       <w:r>
@@ -196,49 +280,22 @@
         <w:t xml:space="preserve">Session 2 of 2</w:t>
       </w:r>
       <w:r>
-        <w:t xml:space="preserve">. Since you tore down Session 1, you must</w:t>
-      </w:r>
-      <w:r>
-        <w:t xml:space="preserve"> </w:t>
-      </w:r>
-      <w:r>
-        <w:rPr>
-          <w:b/>
-        </w:rPr>
-        <w:t xml:space="preserve">redeploy it</w:t>
-      </w:r>
-      <w:r>
-        <w:rPr>
-          <w:b/>
-        </w:rPr>
-        <w:t xml:space="preserve"> </w:t>
-      </w:r>
-      <w:r>
-        <w:rPr>
-          <w:b/>
-        </w:rPr>
-        <w:t xml:space="preserve">first</w:t>
-      </w:r>
-      <w:r>
-        <w:t xml:space="preserve"> </w:t>
-      </w:r>
-      <w:r>
-        <w:t xml:space="preserve">(Lab 0) — do this</w:t>
-      </w:r>
-      <w:r>
-        <w:t xml:space="preserve"> </w:t>
-      </w:r>
-      <w:r>
-        <w:rPr>
-          <w:i/>
-        </w:rPr>
-        <w:t xml:space="preserve">before</w:t>
-      </w:r>
-      <w:r>
-        <w:t xml:space="preserve"> </w:t>
-      </w:r>
-      <w:r>
-        <w:t xml:space="preserve">the session starts.</w:t>
+        <w:t xml:space="preserve">. Because you tore Session 1 down,</w:t>
+      </w:r>
+      <w:r>
+        <w:t xml:space="preserve"> </w:t>
+      </w:r>
+      <w:r>
+        <w:rPr>
+          <w:b/>
+        </w:rPr>
+        <w:t xml:space="preserve">redeploy it first</w:t>
+      </w:r>
+      <w:r>
+        <w:t xml:space="preserve"> </w:t>
+      </w:r>
+      <w:r>
+        <w:t xml:space="preserve">(Lab 0), before the session.</w:t>
       </w:r>
     </w:p>
     <w:p>
@@ -343,38 +400,6 @@
       </w:r>
       <w:r>
         <w:t xml:space="preserve">account name from the redeploy output.</w:t>
-      </w:r>
-    </w:p>
-    <w:p>
-      <w:pPr>
-        <w:pStyle w:val="BodyText"/>
-      </w:pPr>
-      <w:r>
-        <w:rPr>
-          <w:b/>
-        </w:rPr>
-        <w:t xml:space="preserve">Handy to keep open:</w:t>
-      </w:r>
-      <w:r>
-        <w:t xml:space="preserve"> </w:t>
-      </w:r>
-      <w:r>
-        <w:rPr>
-          <w:rStyle w:val="VerbatimChar"/>
-        </w:rPr>
-        <w:t xml:space="preserve">diagnostic-flowchart.pdf</w:t>
-      </w:r>
-      <w:r>
-        <w:t xml:space="preserve"> </w:t>
-      </w:r>
-      <w:r>
-        <w:t xml:space="preserve">— its right-hand lane is this</w:t>
-      </w:r>
-      <w:r>
-        <w:t xml:space="preserve"> </w:t>
-      </w:r>
-      <w:r>
-        <w:t xml:space="preserve">session’s diagnosis path.</w:t>
       </w:r>
     </w:p>
     <w:p>
@@ -388,126 +413,128 @@
       <w:pPr>
         <w:pStyle w:val="Heading1"/>
       </w:pPr>
-      <w:bookmarkStart w:id="21" w:name="quick-background"/>
-      <w:r>
-        <w:t xml:space="preserve">Quick background</w:t>
+      <w:bookmarkStart w:id="21" w:name="Xe08e18b76f2624882ada405e34c99fba1b85c80"/>
+      <w:r>
+        <w:t xml:space="preserve">The access flow (memorise this — every lab maps to one arrow)</w:t>
       </w:r>
       <w:bookmarkEnd w:id="21"/>
     </w:p>
     <w:p>
       <w:pPr>
+        <w:pStyle w:val="SourceCode"/>
+      </w:pPr>
+      <w:r>
+        <w:rPr>
+          <w:rStyle w:val="VerbatimChar"/>
+        </w:rPr>
+        <w:t xml:space="preserve"> SCP in AD ──▶ device Entra hybrid-joined ──▶ PRT at logon ──▶ cloud TGT</w:t>
+      </w:r>
+      <w:r>
+        <w:br/>
+      </w:r>
+      <w:r>
+        <w:rPr>
+          <w:rStyle w:val="VerbatimChar"/>
+        </w:rPr>
+        <w:t xml:space="preserve">   (setup)        (dsregcmd: AzureAdJoined)      (SSO State)    (krbtgt @</w:t>
+      </w:r>
+      <w:r>
+        <w:br/>
+      </w:r>
+      <w:r>
+        <w:rPr>
+          <w:rStyle w:val="VerbatimChar"/>
+        </w:rPr>
+        <w:t xml:space="preserve">                                                                 MICROSOFTONLINE)</w:t>
+      </w:r>
+      <w:r>
+        <w:br/>
+      </w:r>
+      <w:r>
+        <w:rPr>
+          <w:rStyle w:val="VerbatimChar"/>
+        </w:rPr>
+        <w:t xml:space="preserve">        │                                                              │</w:t>
+      </w:r>
+      <w:r>
+        <w:br/>
+      </w:r>
+      <w:r>
+        <w:rPr>
+          <w:rStyle w:val="VerbatimChar"/>
+        </w:rPr>
+        <w:t xml:space="preserve">        │                                                              ▼</w:t>
+      </w:r>
+      <w:r>
+        <w:br/>
+      </w:r>
+      <w:r>
+        <w:rPr>
+          <w:rStyle w:val="VerbatimChar"/>
+        </w:rPr>
+        <w:t xml:space="preserve">        │                                             service ticket (cifs/&lt;sa&gt;)</w:t>
+      </w:r>
+      <w:r>
+        <w:br/>
+      </w:r>
+      <w:r>
+        <w:rPr>
+          <w:rStyle w:val="VerbatimChar"/>
+        </w:rPr>
+        <w:t xml:space="preserve">        │                                             fetched via KDC Proxy over</w:t>
+      </w:r>
+      <w:r>
+        <w:br/>
+      </w:r>
+      <w:r>
+        <w:rPr>
+          <w:rStyle w:val="VerbatimChar"/>
+        </w:rPr>
+        <w:t xml:space="preserve">        │                                             HTTPS: login.microsoftonline.com</w:t>
+      </w:r>
+      <w:r>
+        <w:br/>
+      </w:r>
+      <w:r>
+        <w:rPr>
+          <w:rStyle w:val="VerbatimChar"/>
+        </w:rPr>
+        <w:t xml:space="preserve">        ▼                                                              │</w:t>
+      </w:r>
+      <w:r>
+        <w:br/>
+      </w:r>
+      <w:r>
+        <w:rPr>
+          <w:rStyle w:val="VerbatimChar"/>
+        </w:rPr>
+        <w:t xml:space="preserve"> hybrid identity                                                       ▼</w:t>
+      </w:r>
+      <w:r>
+        <w:br/>
+      </w:r>
+      <w:r>
+        <w:rPr>
+          <w:rStyle w:val="VerbatimChar"/>
+        </w:rPr>
+        <w:t xml:space="preserve"> (AD user synced to Entra) ─────────────────────────────────▶  SMB mount</w:t>
+      </w:r>
+      <w:r>
+        <w:br/>
+      </w:r>
+      <w:r>
+        <w:rPr>
+          <w:rStyle w:val="VerbatimChar"/>
+        </w:rPr>
+        <w:t xml:space="preserve">                                                          then: share RBAC → NTFS ACL</w:t>
+      </w:r>
+    </w:p>
+    <w:p>
+      <w:pPr>
         <w:pStyle w:val="FirstParagraph"/>
       </w:pPr>
       <w:r>
-        <w:t xml:space="preserve">Entra Kerberos adds a cloud ticket path on top of Session 1’s setup. The chain:</w:t>
-      </w:r>
-      <w:r>
-        <w:t xml:space="preserve"> </w:t>
-      </w:r>
-      <w:r>
-        <w:t xml:space="preserve">an</w:t>
-      </w:r>
-      <w:r>
-        <w:t xml:space="preserve"> </w:t>
-      </w:r>
-      <w:r>
-        <w:rPr>
-          <w:b/>
-        </w:rPr>
-        <w:t xml:space="preserve">SCP</w:t>
-      </w:r>
-      <w:r>
-        <w:t xml:space="preserve"> </w:t>
-      </w:r>
-      <w:r>
-        <w:t xml:space="preserve">in AD tells the device which tenant to join → the device becomes</w:t>
-      </w:r>
-      <w:r>
-        <w:t xml:space="preserve"> </w:t>
-      </w:r>
-      <w:r>
-        <w:rPr>
-          <w:b/>
-        </w:rPr>
-        <w:t xml:space="preserve">Entra hybrid joined</w:t>
-      </w:r>
-      <w:r>
-        <w:t xml:space="preserve"> </w:t>
-      </w:r>
-      <w:r>
-        <w:t xml:space="preserve">→ at logon it gets a</w:t>
-      </w:r>
-      <w:r>
-        <w:t xml:space="preserve"> </w:t>
-      </w:r>
-      <w:r>
-        <w:rPr>
-          <w:b/>
-        </w:rPr>
-        <w:t xml:space="preserve">PRT</w:t>
-      </w:r>
-      <w:r>
-        <w:t xml:space="preserve"> </w:t>
-      </w:r>
-      <w:r>
-        <w:t xml:space="preserve">→ Windows uses it to fetch a</w:t>
-      </w:r>
-      <w:r>
-        <w:t xml:space="preserve"> </w:t>
-      </w:r>
-      <w:r>
-        <w:rPr>
-          <w:b/>
-        </w:rPr>
-        <w:t xml:space="preserve">cloud TGT</w:t>
-      </w:r>
-      <w:r>
-        <w:t xml:space="preserve"> </w:t>
-      </w:r>
-      <w:r>
-        <w:t xml:space="preserve">from Entra → that gets a</w:t>
-      </w:r>
-      <w:r>
-        <w:t xml:space="preserve"> </w:t>
-      </w:r>
-      <w:r>
-        <w:rPr>
-          <w:b/>
-        </w:rPr>
-        <w:t xml:space="preserve">service ticket</w:t>
-      </w:r>
-      <w:r>
-        <w:t xml:space="preserve"> </w:t>
-      </w:r>
-      <w:r>
-        <w:t xml:space="preserve">for the share. The user</w:t>
-      </w:r>
-      <w:r>
-        <w:t xml:space="preserve"> </w:t>
-      </w:r>
-      <w:r>
-        <w:t xml:space="preserve">must be a</w:t>
-      </w:r>
-      <w:r>
-        <w:t xml:space="preserve"> </w:t>
-      </w:r>
-      <w:r>
-        <w:rPr>
-          <w:b/>
-        </w:rPr>
-        <w:t xml:space="preserve">hybrid identity</w:t>
-      </w:r>
-      <w:r>
-        <w:t xml:space="preserve"> </w:t>
-      </w:r>
-      <w:r>
-        <w:t xml:space="preserve">(an AD user synced to Entra). Break any link and</w:t>
-      </w:r>
-      <w:r>
-        <w:t xml:space="preserve"> </w:t>
-      </w:r>
-      <w:r>
-        <w:t xml:space="preserve">the mount fails.</w:t>
+        <w:t xml:space="preserve">Each fault in this workbook cuts exactly one arrow. Your job is to find which.</w:t>
       </w:r>
     </w:p>
     <w:p>
@@ -521,11 +548,547 @@
       <w:pPr>
         <w:pStyle w:val="Heading1"/>
       </w:pPr>
-      <w:bookmarkStart w:id="22" w:name="prerequisites"/>
+      <w:bookmarkStart w:id="22" w:name="the-evidence-chain-your-standard-sweep"/>
+      <w:r>
+        <w:t xml:space="preserve">The evidence chain (your standard sweep)</w:t>
+      </w:r>
+      <w:bookmarkEnd w:id="22"/>
+    </w:p>
+    <w:p>
+      <w:pPr>
+        <w:pStyle w:val="FirstParagraph"/>
+      </w:pPr>
+      <w:r>
+        <w:t xml:space="preserve">Run these on the Client VM, signed in as the lab user, top to bottom. In a</w:t>
+      </w:r>
+      <w:r>
+        <w:t xml:space="preserve"> </w:t>
+      </w:r>
+      <w:r>
+        <w:t xml:space="preserve">healthy state every line has a known-good signature — learn those first (Lab A),</w:t>
+      </w:r>
+      <w:r>
+        <w:t xml:space="preserve"> </w:t>
+      </w:r>
+      <w:r>
+        <w:t xml:space="preserve">because diagnosis is just spotting which one changed.</w:t>
+      </w:r>
+    </w:p>
+    <w:tbl>
+      <w:tblPr>
+        <w:tblStyle w:val="Table"/>
+        <w:tblW w:type="pct" w:w="5000.0"/>
+        <w:tblLook w:firstRow="1"/>
+      </w:tblPr>
+      <w:tblGrid>
+        <w:gridCol w:w="1980"/>
+        <w:gridCol w:w="1980"/>
+        <w:gridCol w:w="1980"/>
+        <w:gridCol w:w="1980"/>
+      </w:tblGrid>
+      <w:tr>
+        <w:trPr>
+          <w:cnfStyle w:firstRow="1"/>
+        </w:trPr>
+        <w:tc>
+          <w:tcPr>
+            <w:tcBorders>
+              <w:bottom w:val="single"/>
+            </w:tcBorders>
+            <w:vAlign w:val="bottom"/>
+          </w:tcPr>
+          <w:p>
+            <w:pPr>
+              <w:pStyle w:val="Compact"/>
+              <w:jc w:val="left"/>
+            </w:pPr>
+            <w:r>
+              <w:t xml:space="preserve">#</w:t>
+            </w:r>
+          </w:p>
+        </w:tc>
+        <w:tc>
+          <w:tcPr>
+            <w:tcBorders>
+              <w:bottom w:val="single"/>
+            </w:tcBorders>
+            <w:vAlign w:val="bottom"/>
+          </w:tcPr>
+          <w:p>
+            <w:pPr>
+              <w:pStyle w:val="Compact"/>
+              <w:jc w:val="left"/>
+            </w:pPr>
+            <w:r>
+              <w:t xml:space="preserve">Command</w:t>
+            </w:r>
+          </w:p>
+        </w:tc>
+        <w:tc>
+          <w:tcPr>
+            <w:tcBorders>
+              <w:bottom w:val="single"/>
+            </w:tcBorders>
+            <w:vAlign w:val="bottom"/>
+          </w:tcPr>
+          <w:p>
+            <w:pPr>
+              <w:pStyle w:val="Compact"/>
+              <w:jc w:val="left"/>
+            </w:pPr>
+            <w:r>
+              <w:t xml:space="preserve">What it proves</w:t>
+            </w:r>
+          </w:p>
+        </w:tc>
+        <w:tc>
+          <w:tcPr>
+            <w:tcBorders>
+              <w:bottom w:val="single"/>
+            </w:tcBorders>
+            <w:vAlign w:val="bottom"/>
+          </w:tcPr>
+          <w:p>
+            <w:pPr>
+              <w:pStyle w:val="Compact"/>
+              <w:jc w:val="left"/>
+            </w:pPr>
+            <w:r>
+              <w:t xml:space="preserve">Healthy signature</w:t>
+            </w:r>
+          </w:p>
+        </w:tc>
+      </w:tr>
+      <w:tr>
+        <w:tc>
+          <w:p>
+            <w:pPr>
+              <w:pStyle w:val="Compact"/>
+              <w:jc w:val="left"/>
+            </w:pPr>
+            <w:r>
+              <w:t xml:space="preserve">1</w:t>
+            </w:r>
+          </w:p>
+        </w:tc>
+        <w:tc>
+          <w:p>
+            <w:pPr>
+              <w:pStyle w:val="Compact"/>
+              <w:jc w:val="left"/>
+            </w:pPr>
+            <w:r>
+              <w:rPr>
+                <w:rStyle w:val="VerbatimChar"/>
+              </w:rPr>
+              <w:t xml:space="preserve">dsregcmd /status</w:t>
+            </w:r>
+          </w:p>
+        </w:tc>
+        <w:tc>
+          <w:p>
+            <w:pPr>
+              <w:pStyle w:val="Compact"/>
+              <w:jc w:val="left"/>
+            </w:pPr>
+            <w:r>
+              <w:t xml:space="preserve">device is Entra joined + has a PRT</w:t>
+            </w:r>
+          </w:p>
+        </w:tc>
+        <w:tc>
+          <w:p>
+            <w:pPr>
+              <w:pStyle w:val="Compact"/>
+              <w:jc w:val="left"/>
+            </w:pPr>
+            <w:r>
+              <w:rPr>
+                <w:rStyle w:val="VerbatimChar"/>
+              </w:rPr>
+              <w:t xml:space="preserve">AzureAdJoined : YES</w:t>
+            </w:r>
+            <w:r>
+              <w:t xml:space="preserve">,</w:t>
+            </w:r>
+            <w:r>
+              <w:t xml:space="preserve"> </w:t>
+            </w:r>
+            <w:r>
+              <w:rPr>
+                <w:rStyle w:val="VerbatimChar"/>
+              </w:rPr>
+              <w:t xml:space="preserve">AzureAdPrt : YES</w:t>
+            </w:r>
+          </w:p>
+        </w:tc>
+      </w:tr>
+      <w:tr>
+        <w:tc>
+          <w:p>
+            <w:pPr>
+              <w:pStyle w:val="Compact"/>
+              <w:jc w:val="left"/>
+            </w:pPr>
+            <w:r>
+              <w:t xml:space="preserve">2</w:t>
+            </w:r>
+          </w:p>
+        </w:tc>
+        <w:tc>
+          <w:p>
+            <w:pPr>
+              <w:pStyle w:val="Compact"/>
+              <w:jc w:val="left"/>
+            </w:pPr>
+            <w:r>
+              <w:rPr>
+                <w:rStyle w:val="VerbatimChar"/>
+              </w:rPr>
+              <w:t xml:space="preserve">klist cloud_debug</w:t>
+            </w:r>
+          </w:p>
+        </w:tc>
+        <w:tc>
+          <w:p>
+            <w:pPr>
+              <w:pStyle w:val="Compact"/>
+              <w:jc w:val="left"/>
+            </w:pPr>
+            <w:r>
+              <w:t xml:space="preserve">cloud TGT retrieval is</w:t>
+            </w:r>
+            <w:r>
+              <w:t xml:space="preserve"> </w:t>
+            </w:r>
+            <w:r>
+              <w:rPr>
+                <w:b/>
+              </w:rPr>
+              <w:t xml:space="preserve">effectively</w:t>
+            </w:r>
+            <w:r>
+              <w:t xml:space="preserve"> </w:t>
+            </w:r>
+            <w:r>
+              <w:t xml:space="preserve">on</w:t>
+            </w:r>
+          </w:p>
+        </w:tc>
+        <w:tc>
+          <w:p>
+            <w:pPr>
+              <w:pStyle w:val="Compact"/>
+              <w:jc w:val="left"/>
+            </w:pPr>
+            <w:r>
+              <w:rPr>
+                <w:rStyle w:val="VerbatimChar"/>
+              </w:rPr>
+              <w:t xml:space="preserve">Cloud Kerberos ... enabled by policy: true</w:t>
+            </w:r>
+          </w:p>
+        </w:tc>
+      </w:tr>
+      <w:tr>
+        <w:tc>
+          <w:p>
+            <w:pPr>
+              <w:pStyle w:val="Compact"/>
+              <w:jc w:val="left"/>
+            </w:pPr>
+            <w:r>
+              <w:t xml:space="preserve">3</w:t>
+            </w:r>
+          </w:p>
+        </w:tc>
+        <w:tc>
+          <w:p>
+            <w:pPr>
+              <w:pStyle w:val="Compact"/>
+              <w:jc w:val="left"/>
+            </w:pPr>
+            <w:r>
+              <w:rPr>
+                <w:rStyle w:val="VerbatimChar"/>
+              </w:rPr>
+              <w:t xml:space="preserve">klist get krbtgt</w:t>
+            </w:r>
+          </w:p>
+        </w:tc>
+        <w:tc>
+          <w:p>
+            <w:pPr>
+              <w:pStyle w:val="Compact"/>
+              <w:jc w:val="left"/>
+            </w:pPr>
+            <w:r>
+              <w:t xml:space="preserve">a cloud TGT was issued</w:t>
+            </w:r>
+          </w:p>
+        </w:tc>
+        <w:tc>
+          <w:p>
+            <w:pPr>
+              <w:pStyle w:val="Compact"/>
+              <w:jc w:val="left"/>
+            </w:pPr>
+            <w:r>
+              <w:rPr>
+                <w:rStyle w:val="VerbatimChar"/>
+              </w:rPr>
+              <w:t xml:space="preserve">krbtgt/KERBEROS.MICROSOFTONLINE.COM</w:t>
+            </w:r>
+            <w:r>
+              <w:t xml:space="preserve">,</w:t>
+            </w:r>
+            <w:r>
+              <w:t xml:space="preserve"> </w:t>
+            </w:r>
+            <w:r>
+              <w:rPr>
+                <w:rStyle w:val="VerbatimChar"/>
+              </w:rPr>
+              <w:t xml:space="preserve">Kdc Called: TicketSuppliedAtLogon</w:t>
+            </w:r>
+          </w:p>
+        </w:tc>
+      </w:tr>
+      <w:tr>
+        <w:tc>
+          <w:p>
+            <w:pPr>
+              <w:pStyle w:val="Compact"/>
+              <w:jc w:val="left"/>
+            </w:pPr>
+            <w:r>
+              <w:t xml:space="preserve">4</w:t>
+            </w:r>
+          </w:p>
+        </w:tc>
+        <w:tc>
+          <w:p>
+            <w:pPr>
+              <w:pStyle w:val="Compact"/>
+              <w:jc w:val="left"/>
+            </w:pPr>
+            <w:r>
+              <w:rPr>
+                <w:rStyle w:val="VerbatimChar"/>
+              </w:rPr>
+              <w:t xml:space="preserve">klist get cifs/&lt;sa&gt;.file.core.windows.net</w:t>
+            </w:r>
+          </w:p>
+        </w:tc>
+        <w:tc>
+          <w:p>
+            <w:pPr>
+              <w:pStyle w:val="Compact"/>
+              <w:jc w:val="left"/>
+            </w:pPr>
+            <w:r>
+              <w:t xml:space="preserve">a service ticket was issued</w:t>
+            </w:r>
+          </w:p>
+        </w:tc>
+        <w:tc>
+          <w:p>
+            <w:pPr>
+              <w:pStyle w:val="Compact"/>
+              <w:jc w:val="left"/>
+            </w:pPr>
+            <w:r>
+              <w:rPr>
+                <w:rStyle w:val="VerbatimChar"/>
+              </w:rPr>
+              <w:t xml:space="preserve">cifs/&lt;sa&gt;...</w:t>
+            </w:r>
+            <w:r>
+              <w:t xml:space="preserve">, AES-256,</w:t>
+            </w:r>
+            <w:r>
+              <w:t xml:space="preserve"> </w:t>
+            </w:r>
+            <w:r>
+              <w:rPr>
+                <w:rStyle w:val="VerbatimChar"/>
+              </w:rPr>
+              <w:t xml:space="preserve">Kdc Called: KdcProxy:login.microsoftonline.com</w:t>
+            </w:r>
+          </w:p>
+        </w:tc>
+      </w:tr>
+      <w:tr>
+        <w:tc>
+          <w:p>
+            <w:pPr>
+              <w:pStyle w:val="Compact"/>
+              <w:jc w:val="left"/>
+            </w:pPr>
+            <w:r>
+              <w:t xml:space="preserve">5</w:t>
+            </w:r>
+          </w:p>
+        </w:tc>
+        <w:tc>
+          <w:p>
+            <w:pPr>
+              <w:pStyle w:val="Compact"/>
+              <w:jc w:val="left"/>
+            </w:pPr>
+            <w:r>
+              <w:t xml:space="preserve">Fiddler + Kerberos.NET</w:t>
+            </w:r>
+          </w:p>
+        </w:tc>
+        <w:tc>
+          <w:p>
+            <w:pPr>
+              <w:pStyle w:val="Compact"/>
+              <w:jc w:val="left"/>
+            </w:pPr>
+            <w:r>
+              <w:t xml:space="preserve">the KDC Proxy request/response itself</w:t>
+            </w:r>
+          </w:p>
+        </w:tc>
+        <w:tc>
+          <w:p>
+            <w:pPr>
+              <w:pStyle w:val="Compact"/>
+              <w:jc w:val="left"/>
+            </w:pPr>
+            <w:r>
+              <w:t xml:space="preserve">request to</w:t>
+            </w:r>
+            <w:r>
+              <w:t xml:space="preserve"> </w:t>
+            </w:r>
+            <w:r>
+              <w:rPr>
+                <w:rStyle w:val="VerbatimChar"/>
+              </w:rPr>
+              <w:t xml:space="preserve">login.microsoftonline.com</w:t>
+            </w:r>
+            <w:r>
+              <w:t xml:space="preserve">, response</w:t>
+            </w:r>
+            <w:r>
+              <w:t xml:space="preserve"> </w:t>
+            </w:r>
+            <w:r>
+              <w:rPr>
+                <w:rStyle w:val="VerbatimChar"/>
+              </w:rPr>
+              <w:t xml:space="preserve">ErrorCode</w:t>
+            </w:r>
+            <w:r>
+              <w:t xml:space="preserve"> </w:t>
+            </w:r>
+            <w:r>
+              <w:t xml:space="preserve">= 0</w:t>
+            </w:r>
+          </w:p>
+        </w:tc>
+      </w:tr>
+      <w:tr>
+        <w:tc>
+          <w:p>
+            <w:pPr>
+              <w:pStyle w:val="Compact"/>
+              <w:jc w:val="left"/>
+            </w:pPr>
+            <w:r>
+              <w:t xml:space="preserve">6</w:t>
+            </w:r>
+          </w:p>
+        </w:tc>
+        <w:tc>
+          <w:p>
+            <w:pPr>
+              <w:pStyle w:val="Compact"/>
+              <w:jc w:val="left"/>
+            </w:pPr>
+            <w:r>
+              <w:rPr>
+                <w:rStyle w:val="VerbatimChar"/>
+              </w:rPr>
+              <w:t xml:space="preserve">net use Z: \\&lt;sa&gt;...\labshare</w:t>
+            </w:r>
+          </w:p>
+        </w:tc>
+        <w:tc>
+          <w:p>
+            <w:pPr>
+              <w:pStyle w:val="Compact"/>
+              <w:jc w:val="left"/>
+            </w:pPr>
+            <w:r>
+              <w:t xml:space="preserve">authorization (share RBAC → NTFS)</w:t>
+            </w:r>
+          </w:p>
+        </w:tc>
+        <w:tc>
+          <w:p>
+            <w:pPr>
+              <w:pStyle w:val="Compact"/>
+              <w:jc w:val="left"/>
+            </w:pPr>
+            <w:r>
+              <w:rPr>
+                <w:rStyle w:val="VerbatimChar"/>
+              </w:rPr>
+              <w:t xml:space="preserve">command completed successfully</w:t>
+            </w:r>
+          </w:p>
+        </w:tc>
+      </w:tr>
+    </w:tbl>
+    <w:p>
+      <w:pPr>
+        <w:pStyle w:val="BodyText"/>
+      </w:pPr>
+      <w:r>
+        <w:t xml:space="preserve">The single most useful habit:</w:t>
+      </w:r>
+      <w:r>
+        <w:t xml:space="preserve"> </w:t>
+      </w:r>
+      <w:r>
+        <w:rPr>
+          <w:b/>
+        </w:rPr>
+        <w:t xml:space="preserve">where does the chain first break?</w:t>
+      </w:r>
+      <w:r>
+        <w:t xml:space="preserve"> </w:t>
+      </w:r>
+      <w:r>
+        <w:t xml:space="preserve">A missing</w:t>
+      </w:r>
+      <w:r>
+        <w:t xml:space="preserve"> </w:t>
+      </w:r>
+      <w:r>
+        <w:t xml:space="preserve">step 4 with a healthy step 3 is a different problem from a missing step 3.</w:t>
+      </w:r>
+    </w:p>
+    <w:p>
+      <w:r>
+        <w:pict>
+          <v:rect style="width:0;height:1.5pt" o:hralign="center" o:hrstd="t" o:hr="t"/>
+        </w:pict>
+      </w:r>
+    </w:p>
+    <w:p>
+      <w:pPr>
+        <w:pStyle w:val="Heading1"/>
+      </w:pPr>
+      <w:bookmarkStart w:id="23" w:name="prerequisites"/>
       <w:r>
         <w:t xml:space="preserve">Prerequisites</w:t>
       </w:r>
-      <w:bookmarkEnd w:id="22"/>
+      <w:bookmarkEnd w:id="23"/>
     </w:p>
     <w:p>
       <w:pPr>
@@ -601,7 +1164,7 @@
         <w:pStyle w:val="Compact"/>
       </w:pPr>
       <w:r>
-        <w:t xml:space="preserve">Where you run the commands:</w:t>
+        <w:t xml:space="preserve">Where you run the Azure/Graph commands:</w:t>
       </w:r>
     </w:p>
     <w:p>
@@ -622,13 +1185,7 @@
         <w:t xml:space="preserve"> </w:t>
       </w:r>
       <w:r>
-        <w:t xml:space="preserve">Az and Microsoft.Graph are already</w:t>
-      </w:r>
-      <w:r>
-        <w:t xml:space="preserve"> </w:t>
-      </w:r>
-      <w:r>
-        <w:t xml:space="preserve">installed — nothing to add.</w:t>
+        <w:t xml:space="preserve">Az and Microsoft.Graph preinstalled.</w:t>
       </w:r>
     </w:p>
     <w:p>
@@ -655,22 +1212,7 @@
         <w:t xml:space="preserve">Install-Module Az, Microsoft.Graph -Scope CurrentUser</w:t>
       </w:r>
       <w:r>
-        <w:t xml:space="preserve"> </w:t>
-      </w:r>
-      <w:r>
-        <w:t xml:space="preserve">(or just the two used here:</w:t>
-      </w:r>
-      <w:r>
-        <w:t xml:space="preserve"> </w:t>
-      </w:r>
-      <w:r>
-        <w:rPr>
-          <w:rStyle w:val="VerbatimChar"/>
-        </w:rPr>
-        <w:t xml:space="preserve">Install-Module Microsoft.Graph.Authentication, Microsoft.Graph.Applications</w:t>
-      </w:r>
-      <w:r>
-        <w:t xml:space="preserve">).</w:t>
+        <w:t xml:space="preserve">.</w:t>
       </w:r>
     </w:p>
     <w:p>
@@ -697,7 +1239,7 @@
         <w:t xml:space="preserve"> </w:t>
       </w:r>
       <w:r>
-        <w:t xml:space="preserve">on your Azure VPN — still required for the in-VM steps.</w:t>
+        <w:t xml:space="preserve">on your Azure VPN for the in-VM steps.</w:t>
       </w:r>
     </w:p>
     <w:p>
@@ -724,19 +1266,13 @@
         <w:t xml:space="preserve"> </w:t>
       </w:r>
       <w:r>
-        <w:t xml:space="preserve">adds a symmetric key to an auto-created app; a tenant policy that blocks</w:t>
-      </w:r>
-      <w:r>
-        <w:t xml:space="preserve"> </w:t>
-      </w:r>
-      <w:r>
-        <w:t xml:space="preserve">password-credential addition (common in corporate/hardened tenants) will fail</w:t>
-      </w:r>
-      <w:r>
-        <w:t xml:space="preserve"> </w:t>
-      </w:r>
-      <w:r>
-        <w:t xml:space="preserve">it with</w:t>
+        <w:t xml:space="preserve">adds a symmetric key to an auto-created app; a tenant policy blocking</w:t>
+      </w:r>
+      <w:r>
+        <w:t xml:space="preserve"> </w:t>
+      </w:r>
+      <w:r>
+        <w:t xml:space="preserve">password-credential addition fails it with</w:t>
       </w:r>
       <w:r>
         <w:t xml:space="preserve"> </w:t>
@@ -748,52 +1284,34 @@
         <w:t xml:space="preserve">AadCredentialDisallowedByAppManagementPolicy</w:t>
       </w:r>
       <w:r>
-        <w:t xml:space="preserve">. This is the main reason</w:t>
-      </w:r>
-      <w:r>
-        <w:t xml:space="preserve"> </w:t>
-      </w:r>
-      <w:r>
-        <w:t xml:space="preserve">the lab wants a</w:t>
-      </w:r>
-      <w:r>
-        <w:t xml:space="preserve"> </w:t>
-      </w:r>
-      <w:r>
-        <w:rPr>
-          <w:b/>
-        </w:rPr>
-        <w:t xml:space="preserve">dev/trial tenant, not corporate</w:t>
-      </w:r>
-      <w:r>
-        <w:t xml:space="preserve">. If you must use such a</w:t>
-      </w:r>
-      <w:r>
-        <w:t xml:space="preserve"> </w:t>
-      </w:r>
-      <w:r>
-        <w:t xml:space="preserve">tenant, a Global Admin can grant an exception for the</w:t>
-      </w:r>
-      <w:r>
-        <w:t xml:space="preserve"> </w:t>
-      </w:r>
-      <w:r>
-        <w:rPr>
-          <w:b/>
-        </w:rPr>
-        <w:t xml:space="preserve">Storage Resource</w:t>
-      </w:r>
-      <w:r>
-        <w:rPr>
-          <w:b/>
-        </w:rPr>
-        <w:t xml:space="preserve"> </w:t>
-      </w:r>
-      <w:r>
-        <w:rPr>
-          <w:b/>
-        </w:rPr>
-        <w:t xml:space="preserve">Provider</w:t>
+        <w:t xml:space="preserve">. This is the main reason the lab</w:t>
+      </w:r>
+      <w:r>
+        <w:t xml:space="preserve"> </w:t>
+      </w:r>
+      <w:r>
+        <w:t xml:space="preserve">wants a</w:t>
+      </w:r>
+      <w:r>
+        <w:t xml:space="preserve"> </w:t>
+      </w:r>
+      <w:r>
+        <w:rPr>
+          <w:b/>
+        </w:rPr>
+        <w:t xml:space="preserve">dev/trial tenant</w:t>
+      </w:r>
+      <w:r>
+        <w:t xml:space="preserve">. A Global Admin can grant an exception for the</w:t>
+      </w:r>
+      <w:r>
+        <w:t xml:space="preserve"> </w:t>
+      </w:r>
+      <w:r>
+        <w:rPr>
+          <w:b/>
+        </w:rPr>
+        <w:t xml:space="preserve">Storage Resource Provider</w:t>
       </w:r>
       <w:r>
         <w:t xml:space="preserve"> </w:t>
@@ -811,12 +1329,18 @@
         <w:t xml:space="preserve">a6aa9161-5291-40bb-8c5c-923b567bee3b</w:t>
       </w:r>
       <w:r>
-        <w:t xml:space="preserve">) at</w:t>
-      </w:r>
-      <w:r>
-        <w:t xml:space="preserve"> </w:t>
-      </w:r>
-      <w:hyperlink r:id="rId23">
+        <w:t xml:space="preserve">)</w:t>
+      </w:r>
+      <w:r>
+        <w:t xml:space="preserve"> </w:t>
+      </w:r>
+      <w:r>
+        <w:t xml:space="preserve">at</w:t>
+      </w:r>
+      <w:r>
+        <w:t xml:space="preserve"> </w:t>
+      </w:r>
+      <w:hyperlink r:id="rId24">
         <w:r>
           <w:rPr>
             <w:rStyle w:val="Hyperlink"/>
@@ -836,85 +1360,112 @@
         <w:rPr>
           <w:b/>
         </w:rPr>
-        <w:t xml:space="preserve">Cloud Shell note:</w:t>
-      </w:r>
-      <w:r>
-        <w:t xml:space="preserve"> </w:t>
-      </w:r>
-      <w:r>
-        <w:t xml:space="preserve">clone the kit</w:t>
-      </w:r>
-      <w:r>
-        <w:t xml:space="preserve"> </w:t>
-      </w:r>
-      <w:r>
-        <w:t xml:space="preserve">(</w:t>
-      </w:r>
-      <w:r>
-        <w:rPr>
-          <w:rStyle w:val="VerbatimChar"/>
-        </w:rPr>
-        <w:t xml:space="preserve">git clone https://github.com/kmin1223/azfiles-lab.git</w:t>
-      </w:r>
-      <w:r>
-        <w:t xml:space="preserve">), use forward-slash</w:t>
-      </w:r>
-      <w:r>
-        <w:t xml:space="preserve"> </w:t>
-      </w:r>
-      <w:r>
-        <w:t xml:space="preserve">paths (</w:t>
-      </w:r>
-      <w:r>
-        <w:rPr>
-          <w:rStyle w:val="VerbatimChar"/>
-        </w:rPr>
-        <w:t xml:space="preserve">./deploy.ps1</w:t>
-      </w:r>
-      <w:r>
-        <w:t xml:space="preserve">,</w:t>
-      </w:r>
-      <w:r>
-        <w:t xml:space="preserve"> </w:t>
-      </w:r>
-      <w:r>
-        <w:rPr>
-          <w:rStyle w:val="VerbatimChar"/>
-        </w:rPr>
-        <w:t xml:space="preserve">./setup.ps1</w:t>
-      </w:r>
-      <w:r>
-        <w:t xml:space="preserve">), and skip the Windows-only</w:t>
-      </w:r>
-      <w:r>
-        <w:t xml:space="preserve"> </w:t>
-      </w:r>
-      <w:r>
-        <w:rPr>
-          <w:rStyle w:val="VerbatimChar"/>
-        </w:rPr>
-        <w:t xml:space="preserve">Unblock-File</w:t>
-      </w:r>
-      <w:r>
-        <w:t xml:space="preserve"> </w:t>
-      </w:r>
-      <w:r>
-        <w:t xml:space="preserve">/</w:t>
-      </w:r>
-      <w:r>
-        <w:t xml:space="preserve"> </w:t>
-      </w:r>
-      <w:r>
-        <w:rPr>
-          <w:rStyle w:val="VerbatimChar"/>
-        </w:rPr>
-        <w:t xml:space="preserve">Set-ExecutionPolicy</w:t>
-      </w:r>
-      <w:r>
-        <w:t xml:space="preserve"> </w:t>
-      </w:r>
-      <w:r>
-        <w:t xml:space="preserve">lines.</w:t>
+        <w:t xml:space="preserve">Scope note — cloud-only identities.</w:t>
+      </w:r>
+      <w:r>
+        <w:t xml:space="preserve"> </w:t>
+      </w:r>
+      <w:r>
+        <w:t xml:space="preserve">This lab uses</w:t>
+      </w:r>
+      <w:r>
+        <w:t xml:space="preserve"> </w:t>
+      </w:r>
+      <w:r>
+        <w:rPr>
+          <w:b/>
+        </w:rPr>
+        <w:t xml:space="preserve">hybrid</w:t>
+      </w:r>
+      <w:r>
+        <w:t xml:space="preserve"> </w:t>
+      </w:r>
+      <w:r>
+        <w:t xml:space="preserve">identities</w:t>
+      </w:r>
+      <w:r>
+        <w:t xml:space="preserve"> </w:t>
+      </w:r>
+      <w:r>
+        <w:t xml:space="preserve">(AD users synced to Entra), the GA path. Entra Kerberos</w:t>
+      </w:r>
+      <w:r>
+        <w:t xml:space="preserve"> </w:t>
+      </w:r>
+      <w:r>
+        <w:rPr>
+          <w:i/>
+        </w:rPr>
+        <w:t xml:space="preserve">also</w:t>
+      </w:r>
+      <w:r>
+        <w:t xml:space="preserve"> </w:t>
+      </w:r>
+      <w:r>
+        <w:t xml:space="preserve">supports</w:t>
+      </w:r>
+      <w:r>
+        <w:t xml:space="preserve"> </w:t>
+      </w:r>
+      <w:r>
+        <w:rPr>
+          <w:b/>
+        </w:rPr>
+        <w:t xml:space="preserve">cloud-only (Entra-only)</w:t>
+      </w:r>
+      <w:r>
+        <w:t xml:space="preserve"> </w:t>
+      </w:r>
+      <w:r>
+        <w:t xml:space="preserve">identities in</w:t>
+      </w:r>
+      <w:r>
+        <w:t xml:space="preserve"> </w:t>
+      </w:r>
+      <w:r>
+        <w:rPr>
+          <w:b/>
+        </w:rPr>
+        <w:t xml:space="preserve">preview</w:t>
+      </w:r>
+      <w:r>
+        <w:t xml:space="preserve"> </w:t>
+      </w:r>
+      <w:r>
+        <w:t xml:space="preserve">— a separate enablement</w:t>
+      </w:r>
+      <w:r>
+        <w:t xml:space="preserve"> </w:t>
+      </w:r>
+      <w:r>
+        <w:t xml:space="preserve">path with no AD DS at all. Out of scope here, but know it exists: a customer</w:t>
+      </w:r>
+      <w:r>
+        <w:t xml:space="preserve"> </w:t>
+      </w:r>
+      <w:r>
+        <w:t xml:space="preserve">with no on-prem AD is not automatically unsupported. (Azure blog:</w:t>
+      </w:r>
+      <w:r>
+        <w:t xml:space="preserve"> </w:t>
+      </w:r>
+      <w:r>
+        <w:t xml:space="preserve">“</w:t>
+      </w:r>
+      <w:r>
+        <w:t xml:space="preserve">Azure Files</w:t>
+      </w:r>
+      <w:r>
+        <w:t xml:space="preserve"> </w:t>
+      </w:r>
+      <w:r>
+        <w:t xml:space="preserve">Entra-Only identities.</w:t>
+      </w:r>
+      <w:r>
+        <w:t xml:space="preserve">”</w:t>
+      </w:r>
+      <w:r>
+        <w:t xml:space="preserve">)</w:t>
       </w:r>
     </w:p>
     <w:p>
@@ -928,11 +1479,11 @@
       <w:pPr>
         <w:pStyle w:val="Heading1"/>
       </w:pPr>
-      <w:bookmarkStart w:id="24" w:name="X2f814ea46b603e5a482b9a31d3a510b75a6ecab"/>
+      <w:bookmarkStart w:id="25" w:name="X2f814ea46b603e5a482b9a31d3a510b75a6ecab"/>
       <w:r>
         <w:t xml:space="preserve">Lab 0 · Redeploy Session 1 (do this BEFORE the session)</w:t>
       </w:r>
-      <w:bookmarkEnd w:id="24"/>
+      <w:bookmarkEnd w:id="25"/>
     </w:p>
     <w:p>
       <w:pPr>
@@ -940,21 +1491,39 @@
       </w:pPr>
       <w:r>
         <w:rPr>
+          <w:rStyle w:val="NormalTok"/>
+        </w:rPr>
+        <w:t xml:space="preserve">git clone https://github.</w:t>
+      </w:r>
+      <w:r>
+        <w:rPr>
           <w:rStyle w:val="FunctionTok"/>
         </w:rPr>
-        <w:t xml:space="preserve">Get-ChildItem</w:t>
+        <w:t xml:space="preserve">com</w:t>
       </w:r>
       <w:r>
         <w:rPr>
           <w:rStyle w:val="NormalTok"/>
         </w:rPr>
-        <w:t xml:space="preserve"> -Path .\ -Recurse | </w:t>
+        <w:t xml:space="preserve">/kmin1223/azfiles-lab.</w:t>
       </w:r>
       <w:r>
         <w:rPr>
           <w:rStyle w:val="FunctionTok"/>
         </w:rPr>
-        <w:t xml:space="preserve">Unblock-File</w:t>
+        <w:t xml:space="preserve">git</w:t>
+      </w:r>
+      <w:r>
+        <w:rPr>
+          <w:rStyle w:val="NormalTok"/>
+        </w:rPr>
+        <w:t xml:space="preserve">   </w:t>
+      </w:r>
+      <w:r>
+        <w:rPr>
+          <w:rStyle w:val="CommentTok"/>
+        </w:rPr>
+        <w:t xml:space="preserve"># if you don't have it</w:t>
       </w:r>
       <w:r>
         <w:br/>
@@ -963,25 +1532,22 @@
         <w:rPr>
           <w:rStyle w:val="FunctionTok"/>
         </w:rPr>
-        <w:t xml:space="preserve">Set-ExecutionPolicy</w:t>
+        <w:t xml:space="preserve">cd</w:t>
       </w:r>
       <w:r>
         <w:rPr>
           <w:rStyle w:val="NormalTok"/>
         </w:rPr>
-        <w:t xml:space="preserve"> -Scope </w:t>
-      </w:r>
-      <w:r>
-        <w:rPr>
-          <w:rStyle w:val="KeywordTok"/>
-        </w:rPr>
-        <w:t xml:space="preserve">Process</w:t>
+        <w:t xml:space="preserve"> azfiles-lab/session1-adds</w:t>
+      </w:r>
+      <w:r>
+        <w:br/>
       </w:r>
       <w:r>
         <w:rPr>
           <w:rStyle w:val="NormalTok"/>
         </w:rPr>
-        <w:t xml:space="preserve"> -ExecutionPolicy Bypass -Force</w:t>
+        <w:t xml:space="preserve">Connect-AzAccount</w:t>
       </w:r>
       <w:r>
         <w:br/>
@@ -990,42 +1556,18 @@
         <w:rPr>
           <w:rStyle w:val="NormalTok"/>
         </w:rPr>
-        <w:t xml:space="preserve">Connect-AzAccount</w:t>
-      </w:r>
-      <w:r>
-        <w:br/>
+        <w:t xml:space="preserve">./deploy.</w:t>
       </w:r>
       <w:r>
         <w:rPr>
           <w:rStyle w:val="FunctionTok"/>
         </w:rPr>
-        <w:t xml:space="preserve">cd</w:t>
+        <w:t xml:space="preserve">ps1</w:t>
       </w:r>
       <w:r>
         <w:rPr>
           <w:rStyle w:val="NormalTok"/>
         </w:rPr>
-        <w:t xml:space="preserve"> session1-adds</w:t>
-      </w:r>
-      <w:r>
-        <w:br/>
-      </w:r>
-      <w:r>
-        <w:rPr>
-          <w:rStyle w:val="NormalTok"/>
-        </w:rPr>
-        <w:t xml:space="preserve">.\deploy.</w:t>
-      </w:r>
-      <w:r>
-        <w:rPr>
-          <w:rStyle w:val="FunctionTok"/>
-        </w:rPr>
-        <w:t xml:space="preserve">ps1</w:t>
-      </w:r>
-      <w:r>
-        <w:rPr>
-          <w:rStyle w:val="NormalTok"/>
-        </w:rPr>
         <w:t xml:space="preserve"> -ResourceGroupName azfiles-lab -Location koreacentral</w:t>
       </w:r>
     </w:p>
@@ -1064,13 +1606,7 @@
         <w:t xml:space="preserve"> </w:t>
       </w:r>
       <w:r>
-        <w:t xml:space="preserve">name and IPs (they differ from last time). Optionally re-run Session 1’s healthy</w:t>
-      </w:r>
-      <w:r>
-        <w:t xml:space="preserve"> </w:t>
-      </w:r>
-      <w:r>
-        <w:t xml:space="preserve">mount to confirm AD DS still works.</w:t>
+        <w:t xml:space="preserve">name and IPs.</w:t>
       </w:r>
     </w:p>
     <w:p>
@@ -1084,11 +1620,11 @@
       <w:pPr>
         <w:pStyle w:val="Heading1"/>
       </w:pPr>
-      <w:bookmarkStart w:id="25" w:name="lab-1-enable-entra-kerberos"/>
-      <w:r>
-        <w:t xml:space="preserve">Lab 1 · Enable Entra Kerberos</w:t>
-      </w:r>
-      <w:bookmarkEnd w:id="25"/>
+      <w:bookmarkStart w:id="26" w:name="Xf8c30a9b6599b9fc0a0af9cca86e936cb661733"/>
+      <w:r>
+        <w:t xml:space="preserve">Lab 1 · Enable Entra Kerberos + sync a hybrid identity</w:t>
+      </w:r>
+      <w:bookmarkEnd w:id="26"/>
     </w:p>
     <w:p>
       <w:pPr>
@@ -1098,69 +1634,33 @@
         <w:rPr>
           <w:rStyle w:val="FunctionTok"/>
         </w:rPr>
-        <w:t xml:space="preserve">Set-ExecutionPolicy</w:t>
+        <w:t xml:space="preserve">cd</w:t>
       </w:r>
       <w:r>
         <w:rPr>
           <w:rStyle w:val="NormalTok"/>
         </w:rPr>
-        <w:t xml:space="preserve"> -Scope </w:t>
-      </w:r>
-      <w:r>
-        <w:rPr>
-          <w:rStyle w:val="KeywordTok"/>
-        </w:rPr>
-        <w:t xml:space="preserve">Process</w:t>
+        <w:t xml:space="preserve"> ../session2-entra-kerberos</w:t>
+      </w:r>
+      <w:r>
+        <w:br/>
       </w:r>
       <w:r>
         <w:rPr>
           <w:rStyle w:val="NormalTok"/>
         </w:rPr>
-        <w:t xml:space="preserve"> -ExecutionPolicy Bypass -Force</w:t>
-      </w:r>
-      <w:r>
-        <w:br/>
+        <w:t xml:space="preserve">./setup.</w:t>
+      </w:r>
+      <w:r>
+        <w:rPr>
+          <w:rStyle w:val="FunctionTok"/>
+        </w:rPr>
+        <w:t xml:space="preserve">ps1</w:t>
       </w:r>
       <w:r>
         <w:rPr>
           <w:rStyle w:val="NormalTok"/>
         </w:rPr>
-        <w:t xml:space="preserve">Connect-AzAccount</w:t>
-      </w:r>
-      <w:r>
-        <w:br/>
-      </w:r>
-      <w:r>
-        <w:rPr>
-          <w:rStyle w:val="FunctionTok"/>
-        </w:rPr>
-        <w:t xml:space="preserve">cd</w:t>
-      </w:r>
-      <w:r>
-        <w:rPr>
-          <w:rStyle w:val="NormalTok"/>
-        </w:rPr>
-        <w:t xml:space="preserve"> session2-entra-kerberos</w:t>
-      </w:r>
-      <w:r>
-        <w:br/>
-      </w:r>
-      <w:r>
-        <w:rPr>
-          <w:rStyle w:val="NormalTok"/>
-        </w:rPr>
-        <w:t xml:space="preserve">.\setup.</w:t>
-      </w:r>
-      <w:r>
-        <w:rPr>
-          <w:rStyle w:val="FunctionTok"/>
-        </w:rPr>
-        <w:t xml:space="preserve">ps1</w:t>
-      </w:r>
-      <w:r>
-        <w:rPr>
-          <w:rStyle w:val="NormalTok"/>
-        </w:rPr>
         <w:t xml:space="preserve"> -ResourceGroupName azfiles-lab</w:t>
       </w:r>
     </w:p>
@@ -1170,33 +1670,42 @@
       </w:pPr>
       <w:r>
         <w:rPr>
-          <w:b/>
-        </w:rPr>
-        <w:t xml:space="preserve">Expected:</w:t>
-      </w:r>
-      <w:r>
-        <w:t xml:space="preserve"> </w:t>
-      </w:r>
-      <w:r>
-        <w:t xml:space="preserve">the script flips the storage account to Entra Kerberos (AADKERB),</w:t>
-      </w:r>
-      <w:r>
-        <w:t xml:space="preserve"> </w:t>
-      </w:r>
-      <w:r>
-        <w:t xml:space="preserve">grants admin consent to its app, writes the hybrid-join SCP, configures the</w:t>
-      </w:r>
-      <w:r>
-        <w:t xml:space="preserve"> </w:t>
-      </w:r>
-      <w:r>
-        <w:t xml:space="preserve">client for cloud tickets, and reboots the client. It ends by printing the</w:t>
-      </w:r>
-      <w:r>
-        <w:t xml:space="preserve"> </w:t>
-      </w:r>
-      <w:r>
-        <w:t xml:space="preserve">remaining manual step.</w:t>
+          <w:rStyle w:val="VerbatimChar"/>
+        </w:rPr>
+        <w:t xml:space="preserve">setup.ps1</w:t>
+      </w:r>
+      <w:r>
+        <w:t xml:space="preserve"> </w:t>
+      </w:r>
+      <w:r>
+        <w:t xml:space="preserve">disables the Session 1 AD DS auth (a storage account has</w:t>
+      </w:r>
+      <w:r>
+        <w:t xml:space="preserve"> </w:t>
+      </w:r>
+      <w:r>
+        <w:rPr>
+          <w:b/>
+        </w:rPr>
+        <w:t xml:space="preserve">one</w:t>
+      </w:r>
+      <w:r>
+        <w:t xml:space="preserve"> </w:t>
+      </w:r>
+      <w:r>
+        <w:t xml:space="preserve">identity source at a time), enables Entra Kerberos (AADKERB), grants admin</w:t>
+      </w:r>
+      <w:r>
+        <w:t xml:space="preserve"> </w:t>
+      </w:r>
+      <w:r>
+        <w:t xml:space="preserve">consent to the storage account’s app, writes the hybrid-join SCP, installs</w:t>
+      </w:r>
+      <w:r>
+        <w:t xml:space="preserve"> </w:t>
+      </w:r>
+      <w:r>
+        <w:t xml:space="preserve">Fiddler + the Kerberos.NET extension on the client, and reboots it.</w:t>
       </w:r>
     </w:p>
     <w:p>
@@ -1204,61 +1713,52 @@
         <w:pStyle w:val="BodyText"/>
       </w:pPr>
       <w:r>
-        <w:rPr>
-          <w:b/>
-        </w:rPr>
-        <w:t xml:space="preserve">Why:</w:t>
-      </w:r>
-      <w:r>
-        <w:t xml:space="preserve"> </w:t>
-      </w:r>
-      <w:r>
-        <w:t xml:space="preserve">a storage account can use only</w:t>
-      </w:r>
-      <w:r>
-        <w:t xml:space="preserve"> </w:t>
-      </w:r>
-      <w:r>
-        <w:rPr>
-          <w:b/>
-        </w:rPr>
-        <w:t xml:space="preserve">one</w:t>
-      </w:r>
-      <w:r>
-        <w:t xml:space="preserve"> </w:t>
-      </w:r>
-      <w:r>
-        <w:t xml:space="preserve">identity source at a time, so</w:t>
-      </w:r>
-      <w:r>
-        <w:t xml:space="preserve"> </w:t>
-      </w:r>
-      <w:r>
-        <w:t xml:space="preserve">the script first</w:t>
-      </w:r>
-      <w:r>
-        <w:t xml:space="preserve"> </w:t>
-      </w:r>
-      <w:r>
-        <w:rPr>
-          <w:b/>
-        </w:rPr>
-        <w:t xml:space="preserve">disables the Session 1 AD DS auth</w:t>
-      </w:r>
-      <w:r>
-        <w:t xml:space="preserve">, then enables Entra</w:t>
-      </w:r>
-      <w:r>
-        <w:t xml:space="preserve"> </w:t>
-      </w:r>
-      <w:r>
-        <w:t xml:space="preserve">Kerberos on the same account. Everything else from Session 1 is reused as-is —</w:t>
-      </w:r>
-      <w:r>
-        <w:t xml:space="preserve"> </w:t>
-      </w:r>
-      <w:r>
-        <w:t xml:space="preserve">the DC, the domain-joined client, and the</w:t>
+        <w:t xml:space="preserve">Then the</w:t>
+      </w:r>
+      <w:r>
+        <w:t xml:space="preserve"> </w:t>
+      </w:r>
+      <w:r>
+        <w:rPr>
+          <w:b/>
+        </w:rPr>
+        <w:t xml:space="preserve">one interactive step</w:t>
+      </w:r>
+      <w:r>
+        <w:t xml:space="preserve"> </w:t>
+      </w:r>
+      <w:r>
+        <w:t xml:space="preserve">(~10 min, Global Admin) — follow</w:t>
+      </w:r>
+      <w:r>
+        <w:t xml:space="preserve"> </w:t>
+      </w:r>
+      <w:r>
+        <w:rPr>
+          <w:b/>
+        </w:rPr>
+        <w:t xml:space="preserve">MANUAL-STEP-cloud-sync.md</w:t>
+      </w:r>
+      <w:r>
+        <w:t xml:space="preserve">: install the Entra provisioning agent on the DC,</w:t>
+      </w:r>
+      <w:r>
+        <w:t xml:space="preserve"> </w:t>
+      </w:r>
+      <w:r>
+        <w:t xml:space="preserve">create a Cloud Sync config scoped to</w:t>
+      </w:r>
+      <w:r>
+        <w:t xml:space="preserve"> </w:t>
+      </w:r>
+      <w:r>
+        <w:rPr>
+          <w:rStyle w:val="VerbatimChar"/>
+        </w:rPr>
+        <w:t xml:space="preserve">OU=AzureFilesLab</w:t>
+      </w:r>
+      <w:r>
+        <w:t xml:space="preserve">, and wait until</w:t>
       </w:r>
       <w:r>
         <w:t xml:space="preserve"> </w:t>
@@ -1273,13 +1773,78 @@
         <w:t xml:space="preserve"> </w:t>
       </w:r>
       <w:r>
-        <w:t xml:space="preserve">account (which Cloud Sync</w:t>
-      </w:r>
-      <w:r>
-        <w:t xml:space="preserve"> </w:t>
-      </w:r>
-      <w:r>
-        <w:t xml:space="preserve">turns into a hybrid identity in the next step).</w:t>
+        <w:t xml:space="preserve">shows</w:t>
+      </w:r>
+      <w:r>
+        <w:t xml:space="preserve"> </w:t>
+      </w:r>
+      <w:r>
+        <w:rPr>
+          <w:b/>
+        </w:rPr>
+        <w:t xml:space="preserve">On-premises sync enabled = Yes</w:t>
+      </w:r>
+      <w:r>
+        <w:t xml:space="preserve">.</w:t>
+      </w:r>
+    </w:p>
+    <w:p>
+      <w:pPr>
+        <w:pStyle w:val="BodyText"/>
+      </w:pPr>
+      <w:r>
+        <w:rPr>
+          <w:b/>
+        </w:rPr>
+        <w:t xml:space="preserve">Why the sync matters:</w:t>
+      </w:r>
+      <w:r>
+        <w:t xml:space="preserve"> </w:t>
+      </w:r>
+      <w:r>
+        <w:t xml:space="preserve">Entra Kerberos issues a ticket only to an identity that</w:t>
+      </w:r>
+      <w:r>
+        <w:t xml:space="preserve"> </w:t>
+      </w:r>
+      <w:r>
+        <w:t xml:space="preserve">exists in Entra.</w:t>
+      </w:r>
+      <w:r>
+        <w:t xml:space="preserve"> </w:t>
+      </w:r>
+      <w:r>
+        <w:rPr>
+          <w:rStyle w:val="VerbatimChar"/>
+        </w:rPr>
+        <w:t xml:space="preserve">labuser1</w:t>
+      </w:r>
+      <w:r>
+        <w:t xml:space="preserve"> </w:t>
+      </w:r>
+      <w:r>
+        <w:t xml:space="preserve">lives in AD; Cloud Sync gives it an Entra twin. This</w:t>
+      </w:r>
+      <w:r>
+        <w:t xml:space="preserve"> </w:t>
+      </w:r>
+      <w:r>
+        <w:t xml:space="preserve">is the arrow labelled</w:t>
+      </w:r>
+      <w:r>
+        <w:t xml:space="preserve"> </w:t>
+      </w:r>
+      <w:r>
+        <w:rPr>
+          <w:i/>
+        </w:rPr>
+        <w:t xml:space="preserve">hybrid identity</w:t>
+      </w:r>
+      <w:r>
+        <w:t xml:space="preserve"> </w:t>
+      </w:r>
+      <w:r>
+        <w:t xml:space="preserve">in the flow.</w:t>
       </w:r>
     </w:p>
     <w:p>
@@ -1293,36 +1858,130 @@
       <w:pPr>
         <w:pStyle w:val="Heading1"/>
       </w:pPr>
-      <w:bookmarkStart w:id="26" w:name="X5aea9dabdc57b2a7bfedbe9eebf92fd33f6056c"/>
-      <w:r>
-        <w:t xml:space="preserve">Lab 2 · Sync a hybrid identity (Entra Cloud Sync)</w:t>
-      </w:r>
-      <w:bookmarkEnd w:id="26"/>
+      <w:bookmarkStart w:id="27" w:name="Xf1ae331dd9677b6405470cde49ae1c01947b371"/>
+      <w:r>
+        <w:t xml:space="preserve">Lab A · Build the known-good evidence chain (the baseline)</w:t>
+      </w:r>
+      <w:bookmarkEnd w:id="27"/>
     </w:p>
     <w:p>
       <w:pPr>
         <w:pStyle w:val="FirstParagraph"/>
       </w:pPr>
       <w:r>
-        <w:t xml:space="preserve">Entra Kerberos needs hybrid identities. This is the one interactive step</w:t>
-      </w:r>
-      <w:r>
-        <w:t xml:space="preserve"> </w:t>
-      </w:r>
-      <w:r>
-        <w:t xml:space="preserve">(~10 min, Global Admin). Follow</w:t>
-      </w:r>
-      <w:r>
-        <w:t xml:space="preserve"> </w:t>
-      </w:r>
-      <w:r>
-        <w:rPr>
-          <w:b/>
-        </w:rPr>
-        <w:t xml:space="preserve">MANUAL-STEP-cloud-sync.md</w:t>
-      </w:r>
-      <w:r>
-        <w:t xml:space="preserve">:</w:t>
+        <w:t xml:space="preserve">Sign in fresh on the Client VM as</w:t>
+      </w:r>
+      <w:r>
+        <w:t xml:space="preserve"> </w:t>
+      </w:r>
+      <w:r>
+        <w:rPr>
+          <w:rStyle w:val="VerbatimChar"/>
+        </w:rPr>
+        <w:t xml:space="preserve">CONTOSO\labuser1</w:t>
+      </w:r>
+      <w:r>
+        <w:t xml:space="preserve">, then walk the whole chain</w:t>
+      </w:r>
+      <w:r>
+        <w:t xml:space="preserve"> </w:t>
+      </w:r>
+      <w:r>
+        <w:t xml:space="preserve">and</w:t>
+      </w:r>
+      <w:r>
+        <w:t xml:space="preserve"> </w:t>
+      </w:r>
+      <w:r>
+        <w:rPr>
+          <w:b/>
+        </w:rPr>
+        <w:t xml:space="preserve">record each healthy signature</w:t>
+      </w:r>
+      <w:r>
+        <w:t xml:space="preserve"> </w:t>
+      </w:r>
+      <w:r>
+        <w:t xml:space="preserve">— this is your reference for every fault</w:t>
+      </w:r>
+      <w:r>
+        <w:t xml:space="preserve"> </w:t>
+      </w:r>
+      <w:r>
+        <w:t xml:space="preserve">that follows. Spend real time here; the diagnosis labs are just deltas from it.</w:t>
+      </w:r>
+    </w:p>
+    <w:p>
+      <w:pPr>
+        <w:pStyle w:val="SourceCode"/>
+      </w:pPr>
+      <w:r>
+        <w:rPr>
+          <w:rStyle w:val="VerbatimChar"/>
+        </w:rPr>
+        <w:t xml:space="preserve">dsregcmd /status</w:t>
+      </w:r>
+      <w:r>
+        <w:br/>
+      </w:r>
+      <w:r>
+        <w:rPr>
+          <w:rStyle w:val="VerbatimChar"/>
+        </w:rPr>
+        <w:t xml:space="preserve">klist purge</w:t>
+      </w:r>
+      <w:r>
+        <w:br/>
+      </w:r>
+      <w:r>
+        <w:rPr>
+          <w:rStyle w:val="VerbatimChar"/>
+        </w:rPr>
+        <w:t xml:space="preserve">klist cloud_debug</w:t>
+      </w:r>
+      <w:r>
+        <w:br/>
+      </w:r>
+      <w:r>
+        <w:rPr>
+          <w:rStyle w:val="VerbatimChar"/>
+        </w:rPr>
+        <w:t xml:space="preserve">klist get krbtgt</w:t>
+      </w:r>
+      <w:r>
+        <w:br/>
+      </w:r>
+      <w:r>
+        <w:rPr>
+          <w:rStyle w:val="VerbatimChar"/>
+        </w:rPr>
+        <w:t xml:space="preserve">klist get cifs/&lt;sa&gt;.file.core.windows.net</w:t>
+      </w:r>
+      <w:r>
+        <w:br/>
+      </w:r>
+      <w:r>
+        <w:rPr>
+          <w:rStyle w:val="VerbatimChar"/>
+        </w:rPr>
+        <w:t xml:space="preserve">net use Z: \\&lt;sa&gt;.file.core.windows.net\labshare</w:t>
+      </w:r>
+      <w:r>
+        <w:br/>
+      </w:r>
+      <w:r>
+        <w:rPr>
+          <w:rStyle w:val="VerbatimChar"/>
+        </w:rPr>
+        <w:t xml:space="preserve">klist</w:t>
+      </w:r>
+    </w:p>
+    <w:p>
+      <w:pPr>
+        <w:pStyle w:val="FirstParagraph"/>
+      </w:pPr>
+      <w:r>
+        <w:t xml:space="preserve">Confirm each against the table above. Two details worth pointing out on screen:</w:t>
       </w:r>
     </w:p>
     <w:p>
@@ -1334,13 +1993,52 @@
         <w:pStyle w:val="Compact"/>
       </w:pPr>
       <w:r>
-        <w:t xml:space="preserve">On the DC, install the Entra provisioning agent from the Entra portal (Cloud</w:t>
-      </w:r>
-      <w:r>
-        <w:t xml:space="preserve"> </w:t>
-      </w:r>
-      <w:r>
-        <w:t xml:space="preserve">sync blade), signing in as Global Admin.</w:t>
+        <w:t xml:space="preserve">the cloud TGT (</w:t>
+      </w:r>
+      <w:r>
+        <w:rPr>
+          <w:rStyle w:val="VerbatimChar"/>
+        </w:rPr>
+        <w:t xml:space="preserve">krbtgt/KERBEROS.MICROSOFTONLINE.COM</w:t>
+      </w:r>
+      <w:r>
+        <w:t xml:space="preserve">) shows</w:t>
+      </w:r>
+      <w:r>
+        <w:t xml:space="preserve"> </w:t>
+      </w:r>
+      <w:r>
+        <w:rPr>
+          <w:rStyle w:val="VerbatimChar"/>
+        </w:rPr>
+        <w:t xml:space="preserve">Kdc Called: TicketSuppliedAtLogon</w:t>
+      </w:r>
+      <w:r>
+        <w:t xml:space="preserve"> </w:t>
+      </w:r>
+      <w:r>
+        <w:t xml:space="preserve">and etype</w:t>
+      </w:r>
+      <w:r>
+        <w:t xml:space="preserve"> </w:t>
+      </w:r>
+      <w:r>
+        <w:rPr>
+          <w:rStyle w:val="VerbatimChar"/>
+        </w:rPr>
+        <w:t xml:space="preserve">Unknown (-1)</w:t>
+      </w:r>
+      <w:r>
+        <w:t xml:space="preserve"> </w:t>
+      </w:r>
+      <w:r>
+        <w:t xml:space="preserve">— it was handed to</w:t>
+      </w:r>
+      <w:r>
+        <w:t xml:space="preserve"> </w:t>
+      </w:r>
+      <w:r>
+        <w:t xml:space="preserve">you at logon via the PRT, not fetched on demand.</w:t>
       </w:r>
     </w:p>
     <w:p>
@@ -1352,94 +2050,201 @@
         <w:pStyle w:val="Compact"/>
       </w:pPr>
       <w:r>
-        <w:t xml:space="preserve">Create a Cloud Sync configuration for</w:t>
-      </w:r>
-      <w:r>
-        <w:t xml:space="preserve"> </w:t>
-      </w:r>
-      <w:r>
-        <w:rPr>
-          <w:rStyle w:val="VerbatimChar"/>
-        </w:rPr>
-        <w:t xml:space="preserve">contoso.local</w:t>
-      </w:r>
-      <w:r>
-        <w:t xml:space="preserve">, scoped to</w:t>
-      </w:r>
-      <w:r>
-        <w:t xml:space="preserve"> </w:t>
-      </w:r>
-      <w:r>
-        <w:rPr>
-          <w:rStyle w:val="VerbatimChar"/>
-        </w:rPr>
-        <w:t xml:space="preserve">OU=AzureFilesLab</w:t>
-      </w:r>
-      <w:r>
-        <w:t xml:space="preserve">, with password hash sync enabled.</w:t>
+        <w:t xml:space="preserve">the service ticket shows</w:t>
+      </w:r>
+      <w:r>
+        <w:t xml:space="preserve"> </w:t>
+      </w:r>
+      <w:r>
+        <w:rPr>
+          <w:rStyle w:val="VerbatimChar"/>
+        </w:rPr>
+        <w:t xml:space="preserve">Kdc Called: KdcProxy:login.microsoftonline.com</w:t>
+      </w:r>
+      <w:r>
+        <w:t xml:space="preserve"> </w:t>
+      </w:r>
+      <w:r>
+        <w:t xml:space="preserve">—</w:t>
+      </w:r>
+      <w:r>
+        <w:t xml:space="preserve"> </w:t>
+      </w:r>
+      <w:r>
+        <w:t xml:space="preserve">proof the KDC was reached over HTTPS, not port 88.</w:t>
+      </w:r>
+    </w:p>
+    <w:p>
+      <w:pPr>
+        <w:pStyle w:val="FirstParagraph"/>
+      </w:pPr>
+      <w:r>
+        <w:rPr>
+          <w:b/>
+        </w:rPr>
+        <w:t xml:space="preserve">Now see the KDC Proxy exchange itself.</w:t>
+      </w:r>
+      <w:r>
+        <w:t xml:space="preserve"> </w:t>
+      </w:r>
+      <w:r>
+        <w:t xml:space="preserve">Wireshark/netsh only show encrypted</w:t>
+      </w:r>
+      <w:r>
+        <w:t xml:space="preserve"> </w:t>
+      </w:r>
+      <w:r>
+        <w:t xml:space="preserve">TCP here — the whole point of KDC Proxy. Use Fiddler:</w:t>
       </w:r>
     </w:p>
     <w:p>
       <w:pPr>
         <w:numPr>
           <w:ilvl w:val="0"/>
-          <w:numId w:val="1003"/>
+          <w:numId w:val="1004"/>
         </w:numPr>
         <w:pStyle w:val="Compact"/>
       </w:pPr>
       <w:r>
-        <w:t xml:space="preserve">Wait until</w:t>
-      </w:r>
-      <w:r>
-        <w:t xml:space="preserve"> </w:t>
-      </w:r>
-      <w:r>
-        <w:rPr>
-          <w:rStyle w:val="VerbatimChar"/>
-        </w:rPr>
-        <w:t xml:space="preserve">labuser1</w:t>
-      </w:r>
-      <w:r>
-        <w:t xml:space="preserve"> </w:t>
-      </w:r>
-      <w:r>
-        <w:t xml:space="preserve">shows</w:t>
-      </w:r>
-      <w:r>
-        <w:t xml:space="preserve"> </w:t>
-      </w:r>
-      <w:r>
-        <w:rPr>
-          <w:b/>
-        </w:rPr>
-        <w:t xml:space="preserve">On-premises sync enabled = Yes</w:t>
-      </w:r>
-      <w:r>
-        <w:t xml:space="preserve"> </w:t>
-      </w:r>
-      <w:r>
-        <w:t xml:space="preserve">in the Entra</w:t>
-      </w:r>
-      <w:r>
-        <w:t xml:space="preserve"> </w:t>
-      </w:r>
-      <w:r>
-        <w:t xml:space="preserve">portal (use</w:t>
-      </w:r>
-      <w:r>
-        <w:t xml:space="preserve"> </w:t>
-      </w:r>
-      <w:r>
-        <w:rPr>
-          <w:i/>
-        </w:rPr>
-        <w:t xml:space="preserve">Provision on demand</w:t>
-      </w:r>
-      <w:r>
-        <w:t xml:space="preserve"> </w:t>
-      </w:r>
-      <w:r>
-        <w:t xml:space="preserve">to speed it up).</w:t>
+        <w:t xml:space="preserve">Run</w:t>
+      </w:r>
+      <w:r>
+        <w:t xml:space="preserve"> </w:t>
+      </w:r>
+      <w:r>
+        <w:rPr>
+          <w:b/>
+        </w:rPr>
+        <w:t xml:space="preserve">Fiddler</w:t>
+      </w:r>
+      <w:r>
+        <w:t xml:space="preserve"> </w:t>
+      </w:r>
+      <w:r>
+        <w:t xml:space="preserve">(elevated). Tools → Options →</w:t>
+      </w:r>
+      <w:r>
+        <w:t xml:space="preserve"> </w:t>
+      </w:r>
+      <w:r>
+        <w:rPr>
+          <w:b/>
+        </w:rPr>
+        <w:t xml:space="preserve">Decrypt HTTPS traffic</w:t>
+      </w:r>
+      <w:r>
+        <w:t xml:space="preserve"> </w:t>
+      </w:r>
+      <w:r>
+        <w:t xml:space="preserve">and</w:t>
+      </w:r>
+      <w:r>
+        <w:t xml:space="preserve"> </w:t>
+      </w:r>
+      <w:r>
+        <w:rPr>
+          <w:b/>
+        </w:rPr>
+        <w:t xml:space="preserve">Ignore server certificate errors</w:t>
+      </w:r>
+      <w:r>
+        <w:t xml:space="preserve">; accept the cert prompts; restart if this</w:t>
+      </w:r>
+      <w:r>
+        <w:t xml:space="preserve"> </w:t>
+      </w:r>
+      <w:r>
+        <w:t xml:space="preserve">is the first run.</w:t>
+      </w:r>
+    </w:p>
+    <w:p>
+      <w:pPr>
+        <w:numPr>
+          <w:ilvl w:val="0"/>
+          <w:numId w:val="1004"/>
+        </w:numPr>
+        <w:pStyle w:val="Compact"/>
+      </w:pPr>
+      <w:r>
+        <w:rPr>
+          <w:rStyle w:val="VerbatimChar"/>
+        </w:rPr>
+        <w:t xml:space="preserve">klist purge</w:t>
+      </w:r>
+      <w:r>
+        <w:t xml:space="preserve">, then</w:t>
+      </w:r>
+      <w:r>
+        <w:t xml:space="preserve"> </w:t>
+      </w:r>
+      <w:r>
+        <w:rPr>
+          <w:rStyle w:val="VerbatimChar"/>
+        </w:rPr>
+        <w:t xml:space="preserve">klist get cifs/&lt;sa&gt;.file.core.windows.net</w:t>
+      </w:r>
+      <w:r>
+        <w:t xml:space="preserve">.</w:t>
+      </w:r>
+    </w:p>
+    <w:p>
+      <w:pPr>
+        <w:numPr>
+          <w:ilvl w:val="0"/>
+          <w:numId w:val="1004"/>
+        </w:numPr>
+        <w:pStyle w:val="Compact"/>
+      </w:pPr>
+      <w:r>
+        <w:t xml:space="preserve">Find the request to</w:t>
+      </w:r>
+      <w:r>
+        <w:t xml:space="preserve"> </w:t>
+      </w:r>
+      <w:r>
+        <w:rPr>
+          <w:b/>
+        </w:rPr>
+        <w:t xml:space="preserve">login.microsoftonline.com</w:t>
+      </w:r>
+      <w:r>
+        <w:t xml:space="preserve">; open the</w:t>
+      </w:r>
+      <w:r>
+        <w:t xml:space="preserve"> </w:t>
+      </w:r>
+      <w:r>
+        <w:rPr>
+          <w:b/>
+        </w:rPr>
+        <w:t xml:space="preserve">Kerberos</w:t>
+      </w:r>
+      <w:r>
+        <w:t xml:space="preserve"> </w:t>
+      </w:r>
+      <w:r>
+        <w:t xml:space="preserve">tab</w:t>
+      </w:r>
+      <w:r>
+        <w:t xml:space="preserve"> </w:t>
+      </w:r>
+      <w:r>
+        <w:t xml:space="preserve">to read the request/response. In a healthy run the response</w:t>
+      </w:r>
+      <w:r>
+        <w:t xml:space="preserve"> </w:t>
+      </w:r>
+      <w:r>
+        <w:rPr>
+          <w:rStyle w:val="VerbatimChar"/>
+        </w:rPr>
+        <w:t xml:space="preserve">ErrorCode</w:t>
+      </w:r>
+      <w:r>
+        <w:t xml:space="preserve"> </w:t>
+      </w:r>
+      <w:r>
+        <w:t xml:space="preserve">is 0.</w:t>
       </w:r>
     </w:p>
     <w:p>
@@ -1447,48 +2252,13 @@
         <w:pStyle w:val="FirstParagraph"/>
       </w:pPr>
       <w:r>
-        <w:rPr>
-          <w:b/>
-        </w:rPr>
-        <w:t xml:space="preserve">Expected:</w:t>
-      </w:r>
-      <w:r>
-        <w:t xml:space="preserve"> </w:t>
-      </w:r>
-      <w:r>
-        <w:rPr>
-          <w:rStyle w:val="VerbatimChar"/>
-        </w:rPr>
-        <w:t xml:space="preserve">labuser1</w:t>
-      </w:r>
-      <w:r>
-        <w:t xml:space="preserve"> </w:t>
-      </w:r>
-      <w:r>
-        <w:t xml:space="preserve">appears as a synced user in Entra ID.</w:t>
-      </w:r>
-    </w:p>
-    <w:p>
-      <w:pPr>
-        <w:pStyle w:val="BodyText"/>
-      </w:pPr>
-      <w:r>
-        <w:rPr>
-          <w:b/>
-        </w:rPr>
-        <w:t xml:space="preserve">Why:</w:t>
-      </w:r>
-      <w:r>
-        <w:t xml:space="preserve"> </w:t>
-      </w:r>
-      <w:r>
-        <w:t xml:space="preserve">a cloud-only user can’t get a cloud Kerberos ticket on this WS2022</w:t>
-      </w:r>
-      <w:r>
-        <w:t xml:space="preserve"> </w:t>
-      </w:r>
-      <w:r>
-        <w:t xml:space="preserve">client — the identity has to exist in both AD and Entra.</w:t>
+        <w:t xml:space="preserve">Screenshot the healthy Fiddler response — you’ll compare the capstone’s failing</w:t>
+      </w:r>
+      <w:r>
+        <w:t xml:space="preserve"> </w:t>
+      </w:r>
+      <w:r>
+        <w:t xml:space="preserve">one against it.</w:t>
       </w:r>
     </w:p>
     <w:p>
@@ -1502,30 +2272,50 @@
       <w:pPr>
         <w:pStyle w:val="Heading1"/>
       </w:pPr>
-      <w:bookmarkStart w:id="27" w:name="lab-3-confirm-a-healthy-cloud-mount"/>
-      <w:r>
-        <w:t xml:space="preserve">Lab 3 · Confirm a healthy cloud mount</w:t>
-      </w:r>
-      <w:bookmarkEnd w:id="27"/>
+      <w:bookmarkStart w:id="28" w:name="Xbe64792e421f5f1abbce88d8fd5bfea6e073a75"/>
+      <w:r>
+        <w:t xml:space="preserve">Lab B · A registry value that reads healthy but isn’t (policy precedence)</w:t>
+      </w:r>
+      <w:bookmarkEnd w:id="28"/>
     </w:p>
     <w:p>
       <w:pPr>
         <w:pStyle w:val="FirstParagraph"/>
       </w:pPr>
       <w:r>
-        <w:t xml:space="preserve">On the Client VM, sign in fresh as</w:t>
-      </w:r>
-      <w:r>
-        <w:t xml:space="preserve"> </w:t>
-      </w:r>
-      <w:r>
-        <w:rPr>
-          <w:rStyle w:val="VerbatimChar"/>
-        </w:rPr>
-        <w:t xml:space="preserve">CONTOSO\labuser1</w:t>
-      </w:r>
-      <w:r>
-        <w:t xml:space="preserve">:</w:t>
+        <w:t xml:space="preserve">The most instructive Entra Kerberos trap: the setting</w:t>
+      </w:r>
+      <w:r>
+        <w:t xml:space="preserve"> </w:t>
+      </w:r>
+      <w:r>
+        <w:rPr>
+          <w:i/>
+        </w:rPr>
+        <w:t xml:space="preserve">looks</w:t>
+      </w:r>
+      <w:r>
+        <w:t xml:space="preserve"> </w:t>
+      </w:r>
+      <w:r>
+        <w:t xml:space="preserve">correct in the</w:t>
+      </w:r>
+      <w:r>
+        <w:t xml:space="preserve"> </w:t>
+      </w:r>
+      <w:r>
+        <w:t xml:space="preserve">obvious place, yet the effective value is off.</w:t>
+      </w:r>
+    </w:p>
+    <w:p>
+      <w:pPr>
+        <w:pStyle w:val="BodyText"/>
+      </w:pPr>
+      <w:r>
+        <w:rPr>
+          <w:b/>
+        </w:rPr>
+        <w:t xml:space="preserve">Break it:</w:t>
       </w:r>
     </w:p>
     <w:p>
@@ -1534,15 +2324,117 @@
       </w:pPr>
       <w:r>
         <w:rPr>
-          <w:rStyle w:val="VerbatimChar"/>
-        </w:rPr>
-        <w:t xml:space="preserve">dsregcmd /status</w:t>
+          <w:rStyle w:val="FunctionTok"/>
+        </w:rPr>
+        <w:t xml:space="preserve">cd</w:t>
+      </w:r>
+      <w:r>
+        <w:rPr>
+          <w:rStyle w:val="NormalTok"/>
+        </w:rPr>
+        <w:t xml:space="preserve"> session2-entra-kerberos</w:t>
       </w:r>
       <w:r>
         <w:br/>
       </w:r>
       <w:r>
         <w:rPr>
+          <w:rStyle w:val="NormalTok"/>
+        </w:rPr>
+        <w:t xml:space="preserve">./faults/Invoke-Fault.</w:t>
+      </w:r>
+      <w:r>
+        <w:rPr>
+          <w:rStyle w:val="FunctionTok"/>
+        </w:rPr>
+        <w:t xml:space="preserve">ps1</w:t>
+      </w:r>
+      <w:r>
+        <w:rPr>
+          <w:rStyle w:val="NormalTok"/>
+        </w:rPr>
+        <w:t xml:space="preserve"> -ResourceGroupName azfiles-lab -Fault NoCloudTgt</w:t>
+      </w:r>
+    </w:p>
+    <w:p>
+      <w:pPr>
+        <w:pStyle w:val="FirstParagraph"/>
+      </w:pPr>
+      <w:r>
+        <w:rPr>
+          <w:b/>
+        </w:rPr>
+        <w:t xml:space="preserve">Reproduce</w:t>
+      </w:r>
+      <w:r>
+        <w:t xml:space="preserve"> </w:t>
+      </w:r>
+      <w:r>
+        <w:t xml:space="preserve">— sign out and back in (the policy applies at logon), then run the</w:t>
+      </w:r>
+      <w:r>
+        <w:t xml:space="preserve"> </w:t>
+      </w:r>
+      <w:r>
+        <w:t xml:space="preserve">chain from step 2.</w:t>
+      </w:r>
+    </w:p>
+    <w:p>
+      <w:pPr>
+        <w:pStyle w:val="BodyText"/>
+      </w:pPr>
+      <w:r>
+        <w:rPr>
+          <w:b/>
+        </w:rPr>
+        <w:t xml:space="preserve">Diagnose — and notice the contradiction:</w:t>
+      </w:r>
+    </w:p>
+    <w:p>
+      <w:pPr>
+        <w:pStyle w:val="SourceCode"/>
+      </w:pPr>
+      <w:r>
+        <w:rPr>
+          <w:rStyle w:val="VerbatimChar"/>
+        </w:rPr>
+        <w:t xml:space="preserve"># 1) The "obvious" location looks fine:</w:t>
+      </w:r>
+      <w:r>
+        <w:br/>
+      </w:r>
+      <w:r>
+        <w:rPr>
+          <w:rStyle w:val="VerbatimChar"/>
+        </w:rPr>
+        <w:t xml:space="preserve">reg query "HKLM\SYSTEM\CurrentControlSet\Control\Lsa\Kerberos\Parameters" /v CloudKerberosTicketRetrievalEnabled</w:t>
+      </w:r>
+      <w:r>
+        <w:br/>
+      </w:r>
+      <w:r>
+        <w:rPr>
+          <w:rStyle w:val="VerbatimChar"/>
+        </w:rPr>
+        <w:t xml:space="preserve">    ...CloudKerberosTicketRetrievalEnabled    REG_DWORD    0x1     &lt;- says enabled!</w:t>
+      </w:r>
+      <w:r>
+        <w:br/>
+      </w:r>
+      <w:r>
+        <w:br/>
+      </w:r>
+      <w:r>
+        <w:rPr>
+          <w:rStyle w:val="VerbatimChar"/>
+        </w:rPr>
+        <w:t xml:space="preserve"># 2) But the EFFECTIVE value disagrees:</w:t>
+      </w:r>
+      <w:r>
+        <w:br/>
+      </w:r>
+      <w:r>
+        <w:rPr>
           <w:rStyle w:val="VerbatimChar"/>
         </w:rPr>
         <w:t xml:space="preserve">klist cloud_debug</w:t>
@@ -1554,16 +2446,37 @@
         <w:rPr>
           <w:rStyle w:val="VerbatimChar"/>
         </w:rPr>
-        <w:t xml:space="preserve">net use Y: \\&lt;sa&gt;.file.core.windows.net\labshare</w:t>
+        <w:t xml:space="preserve">    Cloud Kerberos ticket retrieval enabled by policy: false        &lt;- reality</w:t>
       </w:r>
       <w:r>
         <w:br/>
       </w:r>
       <w:r>
-        <w:rPr>
-          <w:rStyle w:val="VerbatimChar"/>
-        </w:rPr>
-        <w:t xml:space="preserve">klist</w:t>
+        <w:br/>
+      </w:r>
+      <w:r>
+        <w:rPr>
+          <w:rStyle w:val="VerbatimChar"/>
+        </w:rPr>
+        <w:t xml:space="preserve"># 3) Find who wins:</w:t>
+      </w:r>
+      <w:r>
+        <w:br/>
+      </w:r>
+      <w:r>
+        <w:rPr>
+          <w:rStyle w:val="VerbatimChar"/>
+        </w:rPr>
+        <w:t xml:space="preserve">reg query "HKLM\SOFTWARE\Microsoft\Windows\CurrentVersion\Policies\System\Kerberos\Parameters" /v CloudKerberosTicketRetrievalEnabled</w:t>
+      </w:r>
+      <w:r>
+        <w:br/>
+      </w:r>
+      <w:r>
+        <w:rPr>
+          <w:rStyle w:val="VerbatimChar"/>
+        </w:rPr>
+        <w:t xml:space="preserve">    ...CloudKerberosTicketRetrievalEnabled    REG_DWORD    0x0     &lt;- the policy path</w:t>
       </w:r>
     </w:p>
     <w:p>
@@ -1574,79 +2487,212 @@
         <w:rPr>
           <w:b/>
         </w:rPr>
-        <w:t xml:space="preserve">Expected:</w:t>
-      </w:r>
-      <w:r>
-        <w:t xml:space="preserve"> </w:t>
-      </w:r>
-      <w:r>
-        <w:rPr>
-          <w:rStyle w:val="VerbatimChar"/>
-        </w:rPr>
-        <w:t xml:space="preserve">dsregcmd /status</w:t>
-      </w:r>
-      <w:r>
-        <w:t xml:space="preserve"> </w:t>
-      </w:r>
-      <w:r>
-        <w:t xml:space="preserve">shows</w:t>
-      </w:r>
-      <w:r>
-        <w:t xml:space="preserve"> </w:t>
-      </w:r>
-      <w:r>
-        <w:rPr>
-          <w:b/>
-        </w:rPr>
-        <w:t xml:space="preserve">AzureAdJoined : YES</w:t>
-      </w:r>
-      <w:r>
-        <w:t xml:space="preserve">.</w:t>
-      </w:r>
-      <w:r>
-        <w:t xml:space="preserve"> </w:t>
-      </w:r>
-      <w:r>
-        <w:rPr>
-          <w:rStyle w:val="VerbatimChar"/>
-        </w:rPr>
-        <w:t xml:space="preserve">klist</w:t>
-      </w:r>
-      <w:r>
-        <w:t xml:space="preserve"> </w:t>
-      </w:r>
-      <w:r>
-        <w:t xml:space="preserve">shows</w:t>
-      </w:r>
-      <w:r>
-        <w:t xml:space="preserve"> </w:t>
-      </w:r>
-      <w:r>
-        <w:t xml:space="preserve">tickets in</w:t>
-      </w:r>
-      <w:r>
-        <w:t xml:space="preserve"> </w:t>
-      </w:r>
-      <w:r>
-        <w:rPr>
-          <w:b/>
-        </w:rPr>
-        <w:t xml:space="preserve">two realms</w:t>
-      </w:r>
-      <w:r>
-        <w:t xml:space="preserve"> </w:t>
-      </w:r>
-      <w:r>
-        <w:t xml:space="preserve">—</w:t>
-      </w:r>
-      <w:r>
-        <w:t xml:space="preserve"> </w:t>
-      </w:r>
-      <w:r>
-        <w:rPr>
-          <w:rStyle w:val="VerbatimChar"/>
-        </w:rPr>
-        <w:t xml:space="preserve">CONTOSO.LOCAL</w:t>
+        <w:t xml:space="preserve">The rule:</w:t>
+      </w:r>
+      <w:r>
+        <w:t xml:space="preserve"> </w:t>
+      </w:r>
+      <w:r>
+        <w:t xml:space="preserve">Windows reads the</w:t>
+      </w:r>
+      <w:r>
+        <w:t xml:space="preserve"> </w:t>
+      </w:r>
+      <w:r>
+        <w:rPr>
+          <w:b/>
+        </w:rPr>
+        <w:t xml:space="preserve">Policies</w:t>
+      </w:r>
+      <w:r>
+        <w:t xml:space="preserve"> </w:t>
+      </w:r>
+      <w:r>
+        <w:t xml:space="preserve">path (what an</w:t>
+      </w:r>
+      <w:r>
+        <w:t xml:space="preserve"> </w:t>
+      </w:r>
+      <w:r>
+        <w:rPr>
+          <w:b/>
+        </w:rPr>
+        <w:t xml:space="preserve">Intune CSP</w:t>
+      </w:r>
+      <w:r>
+        <w:t xml:space="preserve"> </w:t>
+      </w:r>
+      <w:r>
+        <w:t xml:space="preserve">writes)</w:t>
+      </w:r>
+      <w:r>
+        <w:t xml:space="preserve"> </w:t>
+      </w:r>
+      <w:r>
+        <w:rPr>
+          <w:b/>
+        </w:rPr>
+        <w:t xml:space="preserve">first</w:t>
+      </w:r>
+      <w:r>
+        <w:t xml:space="preserve">, and only falls back to the</w:t>
+      </w:r>
+      <w:r>
+        <w:t xml:space="preserve"> </w:t>
+      </w:r>
+      <w:r>
+        <w:rPr>
+          <w:b/>
+        </w:rPr>
+        <w:t xml:space="preserve">LSA</w:t>
+      </w:r>
+      <w:r>
+        <w:t xml:space="preserve"> </w:t>
+      </w:r>
+      <w:r>
+        <w:t xml:space="preserve">path if it’s unset. So on an</w:t>
+      </w:r>
+      <w:r>
+        <w:t xml:space="preserve"> </w:t>
+      </w:r>
+      <w:r>
+        <w:t xml:space="preserve">Intune-managed device a local</w:t>
+      </w:r>
+      <w:r>
+        <w:t xml:space="preserve"> </w:t>
+      </w:r>
+      <w:r>
+        <w:rPr>
+          <w:rStyle w:val="VerbatimChar"/>
+        </w:rPr>
+        <w:t xml:space="preserve">reg add</w:t>
+      </w:r>
+      <w:r>
+        <w:t xml:space="preserve"> </w:t>
+      </w:r>
+      <w:r>
+        <w:t xml:space="preserve">to the LSA path</w:t>
+      </w:r>
+      <w:r>
+        <w:t xml:space="preserve"> </w:t>
+      </w:r>
+      <w:r>
+        <w:t xml:space="preserve">“</w:t>
+      </w:r>
+      <w:r>
+        <w:t xml:space="preserve">does nothing</w:t>
+      </w:r>
+      <w:r>
+        <w:t xml:space="preserve">”</w:t>
+      </w:r>
+      <w:r>
+        <w:t xml:space="preserve"> </w:t>
+      </w:r>
+      <w:r>
+        <w:t xml:space="preserve">— the</w:t>
+      </w:r>
+      <w:r>
+        <w:t xml:space="preserve"> </w:t>
+      </w:r>
+      <w:r>
+        <w:t xml:space="preserve">policy silently wins.</w:t>
+      </w:r>
+      <w:r>
+        <w:t xml:space="preserve"> </w:t>
+      </w:r>
+      <w:r>
+        <w:rPr>
+          <w:rStyle w:val="VerbatimChar"/>
+        </w:rPr>
+        <w:t xml:space="preserve">klist cloud_debug</w:t>
+      </w:r>
+      <w:r>
+        <w:t xml:space="preserve"> </w:t>
+      </w:r>
+      <w:r>
+        <w:t xml:space="preserve">is the arbiter: it reports the</w:t>
+      </w:r>
+      <w:r>
+        <w:t xml:space="preserve"> </w:t>
+      </w:r>
+      <w:r>
+        <w:rPr>
+          <w:i/>
+        </w:rPr>
+        <w:t xml:space="preserve">effective</w:t>
+      </w:r>
+      <w:r>
+        <w:t xml:space="preserve"> </w:t>
+      </w:r>
+      <w:r>
+        <w:t xml:space="preserve">value, so trust it over any single registry read.</w:t>
+      </w:r>
+    </w:p>
+    <w:p>
+      <w:pPr>
+        <w:pStyle w:val="BodyText"/>
+      </w:pPr>
+      <w:r>
+        <w:rPr>
+          <w:b/>
+        </w:rPr>
+        <w:t xml:space="preserve">Fix:</w:t>
+      </w:r>
+      <w:r>
+        <w:t xml:space="preserve"> </w:t>
+      </w:r>
+      <w:r>
+        <w:rPr>
+          <w:rStyle w:val="VerbatimChar"/>
+        </w:rPr>
+        <w:t xml:space="preserve">-Fault NoCloudTgt -Repair</w:t>
+      </w:r>
+      <w:r>
+        <w:t xml:space="preserve">, then sign out/in and re-walk the chain.</w:t>
+      </w:r>
+    </w:p>
+    <w:p>
+      <w:pPr>
+        <w:pStyle w:val="BodyText"/>
+      </w:pPr>
+      <w:r>
+        <w:rPr>
+          <w:b/>
+        </w:rPr>
+        <w:t xml:space="preserve">Field takeaway:</w:t>
+      </w:r>
+      <w:r>
+        <w:t xml:space="preserve"> </w:t>
+      </w:r>
+      <w:r>
+        <w:t xml:space="preserve">“</w:t>
+      </w:r>
+      <w:r>
+        <w:t xml:space="preserve">the registry is set correctly but it still fails</w:t>
+      </w:r>
+      <w:r>
+        <w:t xml:space="preserve">”</w:t>
+      </w:r>
+      <w:r>
+        <w:t xml:space="preserve"> </w:t>
+      </w:r>
+      <w:r>
+        <w:t xml:space="preserve">almost</w:t>
+      </w:r>
+      <w:r>
+        <w:t xml:space="preserve"> </w:t>
+      </w:r>
+      <w:r>
+        <w:t xml:space="preserve">always means a higher-precedence policy source. Check</w:t>
+      </w:r>
+      <w:r>
+        <w:t xml:space="preserve"> </w:t>
+      </w:r>
+      <w:r>
+        <w:rPr>
+          <w:rStyle w:val="VerbatimChar"/>
+        </w:rPr>
+        <w:t xml:space="preserve">klist cloud_debug</w:t>
       </w:r>
       <w:r>
         <w:t xml:space="preserve"> </w:t>
@@ -1658,54 +2704,7 @@
         <w:t xml:space="preserve"> </w:t>
       </w:r>
       <w:r>
-        <w:rPr>
-          <w:rStyle w:val="VerbatimChar"/>
-        </w:rPr>
-        <w:t xml:space="preserve">KERBEROS.MICROSOFTONLINE.COM</w:t>
-      </w:r>
-      <w:r>
-        <w:t xml:space="preserve">.</w:t>
-      </w:r>
-      <w:r>
-        <w:t xml:space="preserve"> </w:t>
-      </w:r>
-      <w:r>
-        <w:t xml:space="preserve">The share mounts with no DC line of sight.</w:t>
-      </w:r>
-    </w:p>
-    <w:p>
-      <w:pPr>
-        <w:pStyle w:val="BodyText"/>
-      </w:pPr>
-      <w:r>
-        <w:rPr>
-          <w:b/>
-        </w:rPr>
-        <w:t xml:space="preserve">Why:</w:t>
-      </w:r>
-      <w:r>
-        <w:t xml:space="preserve"> </w:t>
-      </w:r>
-      <w:r>
-        <w:t xml:space="preserve">the second realm is the cloud TGT from Entra — that’s the whole</w:t>
-      </w:r>
-      <w:r>
-        <w:t xml:space="preserve"> </w:t>
-      </w:r>
-      <w:r>
-        <w:t xml:space="preserve">difference from Session 1. Screenshot this as your</w:t>
-      </w:r>
-      <w:r>
-        <w:t xml:space="preserve"> </w:t>
-      </w:r>
-      <w:r>
-        <w:t xml:space="preserve">“</w:t>
-      </w:r>
-      <w:r>
-        <w:t xml:space="preserve">known good.</w:t>
-      </w:r>
-      <w:r>
-        <w:t xml:space="preserve">”</w:t>
+        <w:t xml:space="preserve">both paths before touching anything.</w:t>
       </w:r>
     </w:p>
     <w:p>
@@ -1719,17 +2718,73 @@
       <w:pPr>
         <w:pStyle w:val="Heading1"/>
       </w:pPr>
-      <w:bookmarkStart w:id="28" w:name="lab-4-fix-a-missing-cloud-tgt-error-1327"/>
-      <w:r>
-        <w:t xml:space="preserve">Lab 4 · Fix a missing cloud TGT (error 1327)</w:t>
-      </w:r>
-      <w:bookmarkEnd w:id="28"/>
+      <w:bookmarkStart w:id="29" w:name="Xda7060a29cdd14cb79fcd234840234f4a3bc484"/>
+      <w:r>
+        <w:t xml:space="preserve">Lab C · When the diagnostic tool causes the outage (KDC Proxy path)</w:t>
+      </w:r>
+      <w:bookmarkEnd w:id="29"/>
     </w:p>
     <w:p>
       <w:pPr>
         <w:pStyle w:val="FirstParagraph"/>
       </w:pPr>
       <w:r>
+        <w:t xml:space="preserve">Entra Kerberos rides over HTTPS, which means the machine’s</w:t>
+      </w:r>
+      <w:r>
+        <w:t xml:space="preserve"> </w:t>
+      </w:r>
+      <w:r>
+        <w:rPr>
+          <w:b/>
+        </w:rPr>
+        <w:t xml:space="preserve">proxy stack is now</w:t>
+      </w:r>
+      <w:r>
+        <w:rPr>
+          <w:b/>
+        </w:rPr>
+        <w:t xml:space="preserve"> </w:t>
+      </w:r>
+      <w:r>
+        <w:rPr>
+          <w:b/>
+        </w:rPr>
+        <w:t xml:space="preserve">part of the authentication path</w:t>
+      </w:r>
+      <w:r>
+        <w:t xml:space="preserve"> </w:t>
+      </w:r>
+      <w:r>
+        <w:t xml:space="preserve">— something that never mattered with AD DS</w:t>
+      </w:r>
+      <w:r>
+        <w:t xml:space="preserve"> </w:t>
+      </w:r>
+      <w:r>
+        <w:t xml:space="preserve">Kerberos on port 88. Fiddler is notorious for leaving a proxy pointed at</w:t>
+      </w:r>
+      <w:r>
+        <w:t xml:space="preserve"> </w:t>
+      </w:r>
+      <w:r>
+        <w:rPr>
+          <w:rStyle w:val="VerbatimChar"/>
+        </w:rPr>
+        <w:t xml:space="preserve">127.0.0.1:8888</w:t>
+      </w:r>
+      <w:r>
+        <w:t xml:space="preserve"> </w:t>
+      </w:r>
+      <w:r>
+        <w:t xml:space="preserve">when it exits uncleanly. This lab reproduces that residue.</w:t>
+      </w:r>
+    </w:p>
+    <w:p>
+      <w:pPr>
+        <w:pStyle w:val="BodyText"/>
+      </w:pPr>
+      <w:r>
         <w:rPr>
           <w:b/>
         </w:rPr>
@@ -1742,36 +2797,76 @@
       </w:pPr>
       <w:r>
         <w:rPr>
+          <w:rStyle w:val="NormalTok"/>
+        </w:rPr>
+        <w:t xml:space="preserve">./faults/Invoke-Fault.</w:t>
+      </w:r>
+      <w:r>
+        <w:rPr>
           <w:rStyle w:val="FunctionTok"/>
         </w:rPr>
-        <w:t xml:space="preserve">cd</w:t>
+        <w:t xml:space="preserve">ps1</w:t>
       </w:r>
       <w:r>
         <w:rPr>
           <w:rStyle w:val="NormalTok"/>
         </w:rPr>
-        <w:t xml:space="preserve"> session2-entra-kerberos</w:t>
+        <w:t xml:space="preserve"> -ResourceGroupName azfiles-lab -Fault ProxyMangled</w:t>
+      </w:r>
+    </w:p>
+    <w:p>
+      <w:pPr>
+        <w:pStyle w:val="FirstParagraph"/>
+      </w:pPr>
+      <w:r>
+        <w:rPr>
+          <w:b/>
+        </w:rPr>
+        <w:t xml:space="preserve">Reproduce</w:t>
+      </w:r>
+      <w:r>
+        <w:t xml:space="preserve"> </w:t>
+      </w:r>
+      <w:r>
+        <w:t xml:space="preserve">(Client VM, as the lab user):</w:t>
+      </w:r>
+    </w:p>
+    <w:p>
+      <w:pPr>
+        <w:pStyle w:val="SourceCode"/>
+      </w:pPr>
+      <w:r>
+        <w:rPr>
+          <w:rStyle w:val="VerbatimChar"/>
+        </w:rPr>
+        <w:t xml:space="preserve">klist purge</w:t>
       </w:r>
       <w:r>
         <w:br/>
       </w:r>
       <w:r>
         <w:rPr>
-          <w:rStyle w:val="NormalTok"/>
-        </w:rPr>
-        <w:t xml:space="preserve">.\faults\Invoke-Fault.</w:t>
-      </w:r>
-      <w:r>
-        <w:rPr>
-          <w:rStyle w:val="FunctionTok"/>
-        </w:rPr>
-        <w:t xml:space="preserve">ps1</w:t>
-      </w:r>
-      <w:r>
-        <w:rPr>
-          <w:rStyle w:val="NormalTok"/>
-        </w:rPr>
-        <w:t xml:space="preserve"> -ResourceGroupName azfiles-lab -Fault NoCloudTgt</w:t>
+          <w:rStyle w:val="VerbatimChar"/>
+        </w:rPr>
+        <w:t xml:space="preserve">klist get cifs/&lt;sa&gt;.file.core.windows.net</w:t>
+      </w:r>
+      <w:r>
+        <w:br/>
+      </w:r>
+      <w:r>
+        <w:rPr>
+          <w:rStyle w:val="VerbatimChar"/>
+        </w:rPr>
+        <w:t xml:space="preserve">    Error calling API LsaCallAuthenticationPackage (GetTicket substatus): 0x51f</w:t>
+      </w:r>
+      <w:r>
+        <w:br/>
+      </w:r>
+      <w:r>
+        <w:rPr>
+          <w:rStyle w:val="VerbatimChar"/>
+        </w:rPr>
+        <w:t xml:space="preserve">    klist failed with 0xc000005e/-1073741730</w:t>
       </w:r>
     </w:p>
     <w:p>
@@ -1782,19 +2877,7 @@
         <w:rPr>
           <w:b/>
         </w:rPr>
-        <w:t xml:space="preserve">Reproduce</w:t>
-      </w:r>
-      <w:r>
-        <w:t xml:space="preserve"> </w:t>
-      </w:r>
-      <w:r>
-        <w:t xml:space="preserve">(Client VM) — sign out and back in first (the policy applies at</w:t>
-      </w:r>
-      <w:r>
-        <w:t xml:space="preserve"> </w:t>
-      </w:r>
-      <w:r>
-        <w:t xml:space="preserve">logon), then:</w:t>
+        <w:t xml:space="preserve">Diagnose — 30 seconds:</w:t>
       </w:r>
     </w:p>
     <w:p>
@@ -1805,7 +2888,7 @@
         <w:rPr>
           <w:rStyle w:val="VerbatimChar"/>
         </w:rPr>
-        <w:t xml:space="preserve">klist cloud_debug</w:t>
+        <w:t xml:space="preserve">netsh winhttp show proxy</w:t>
       </w:r>
       <w:r>
         <w:br/>
@@ -1814,7 +2897,7 @@
         <w:rPr>
           <w:rStyle w:val="VerbatimChar"/>
         </w:rPr>
-        <w:t xml:space="preserve">net use Y: \\&lt;sa&gt;.file.core.windows.net\labshare</w:t>
+        <w:t xml:space="preserve">    Proxy Server(s) :  127.0.0.1:8888        &lt;- nothing is listening there</w:t>
       </w:r>
     </w:p>
     <w:p>
@@ -1825,25 +2908,58 @@
         <w:rPr>
           <w:b/>
         </w:rPr>
-        <w:t xml:space="preserve">Expected:</w:t>
-      </w:r>
-      <w:r>
-        <w:t xml:space="preserve"> </w:t>
-      </w:r>
-      <w:r>
-        <w:t xml:space="preserve">no cloud TGT present; mount fails (often</w:t>
-      </w:r>
-      <w:r>
-        <w:t xml:space="preserve"> </w:t>
-      </w:r>
-      <w:r>
-        <w:rPr>
-          <w:rStyle w:val="VerbatimChar"/>
-        </w:rPr>
-        <w:t xml:space="preserve">System error 1327</w:t>
-      </w:r>
-      <w:r>
-        <w:t xml:space="preserve">).</w:t>
+        <w:t xml:space="preserve">The tell that isolates it:</w:t>
+      </w:r>
+      <w:r>
+        <w:t xml:space="preserve"> </w:t>
+      </w:r>
+      <w:r>
+        <w:rPr>
+          <w:i/>
+        </w:rPr>
+        <w:t xml:space="preserve">only the cloud path breaks.</w:t>
+      </w:r>
+      <w:r>
+        <w:t xml:space="preserve"> </w:t>
+      </w:r>
+      <w:r>
+        <w:t xml:space="preserve">An AD DS mount (port</w:t>
+      </w:r>
+      <w:r>
+        <w:t xml:space="preserve"> </w:t>
+      </w:r>
+      <w:r>
+        <w:t xml:space="preserve">88/445) from the same machine would still work — because it doesn’t traverse the</w:t>
+      </w:r>
+      <w:r>
+        <w:t xml:space="preserve"> </w:t>
+      </w:r>
+      <w:r>
+        <w:t xml:space="preserve">HTTP proxy. So</w:t>
+      </w:r>
+      <w:r>
+        <w:t xml:space="preserve"> </w:t>
+      </w:r>
+      <w:r>
+        <w:t xml:space="preserve">“</w:t>
+      </w:r>
+      <w:r>
+        <w:t xml:space="preserve">Windows auth to on-prem works, Entra Kerberos to Azure Files</w:t>
+      </w:r>
+      <w:r>
+        <w:t xml:space="preserve"> </w:t>
+      </w:r>
+      <w:r>
+        <w:t xml:space="preserve">fails, on one machine</w:t>
+      </w:r>
+      <w:r>
+        <w:t xml:space="preserve">”</w:t>
+      </w:r>
+      <w:r>
+        <w:t xml:space="preserve"> </w:t>
+      </w:r>
+      <w:r>
+        <w:t xml:space="preserve">points straight at the proxy stack.</w:t>
       </w:r>
     </w:p>
     <w:p>
@@ -1854,51 +2970,6 @@
         <w:rPr>
           <w:b/>
         </w:rPr>
-        <w:t xml:space="preserve">Diagnose:</w:t>
-      </w:r>
-    </w:p>
-    <w:p>
-      <w:pPr>
-        <w:pStyle w:val="SourceCode"/>
-      </w:pPr>
-      <w:r>
-        <w:rPr>
-          <w:rStyle w:val="VerbatimChar"/>
-        </w:rPr>
-        <w:t xml:space="preserve">reg query "HKLM\SYSTEM\CurrentControlSet\Control\Lsa\Kerberos\Parameters" /v CloudKerberosTicketRetrievalEnabled</w:t>
-      </w:r>
-      <w:r>
-        <w:br/>
-      </w:r>
-      <w:r>
-        <w:rPr>
-          <w:rStyle w:val="VerbatimChar"/>
-        </w:rPr>
-        <w:t xml:space="preserve">dsregcmd /status</w:t>
-      </w:r>
-    </w:p>
-    <w:p>
-      <w:pPr>
-        <w:pStyle w:val="FirstParagraph"/>
-      </w:pPr>
-      <w:r>
-        <w:t xml:space="preserve">The device is still joined, but the registry value is off, so Windows never</w:t>
-      </w:r>
-      <w:r>
-        <w:t xml:space="preserve"> </w:t>
-      </w:r>
-      <w:r>
-        <w:t xml:space="preserve">requests a cloud TGT.</w:t>
-      </w:r>
-    </w:p>
-    <w:p>
-      <w:pPr>
-        <w:pStyle w:val="BodyText"/>
-      </w:pPr>
-      <w:r>
-        <w:rPr>
-          <w:b/>
-        </w:rPr>
         <w:t xml:space="preserve">Fix:</w:t>
       </w:r>
       <w:r>
@@ -1908,45 +2979,76 @@
         <w:rPr>
           <w:rStyle w:val="VerbatimChar"/>
         </w:rPr>
-        <w:t xml:space="preserve">-Fault NoCloudTgt -Repair</w:t>
-      </w:r>
-      <w:r>
-        <w:t xml:space="preserve">, then sign out and back in.</w:t>
-      </w:r>
-    </w:p>
-    <w:p>
-      <w:pPr>
-        <w:pStyle w:val="BodyText"/>
-      </w:pPr>
-      <w:r>
-        <w:rPr>
-          <w:b/>
-        </w:rPr>
-        <w:t xml:space="preserve">Why:</w:t>
-      </w:r>
-      <w:r>
-        <w:t xml:space="preserve"> </w:t>
-      </w:r>
-      <w:r>
-        <w:t xml:space="preserve">this registry/GPO value is required and is off by default — a classic</w:t>
-      </w:r>
-      <w:r>
-        <w:t xml:space="preserve"> </w:t>
-      </w:r>
-      <w:r>
-        <w:t xml:space="preserve">“</w:t>
-      </w:r>
-      <w:r>
-        <w:t xml:space="preserve">works on the pilot VM, fails at scale</w:t>
-      </w:r>
-      <w:r>
-        <w:t xml:space="preserve">”</w:t>
-      </w:r>
-      <w:r>
-        <w:t xml:space="preserve"> </w:t>
-      </w:r>
-      <w:r>
-        <w:t xml:space="preserve">cause when a policy misses some devices.</w:t>
+        <w:t xml:space="preserve">-Fault ProxyMangled -Repair</w:t>
+      </w:r>
+      <w:r>
+        <w:t xml:space="preserve"> </w:t>
+      </w:r>
+      <w:r>
+        <w:t xml:space="preserve">(runs</w:t>
+      </w:r>
+      <w:r>
+        <w:t xml:space="preserve"> </w:t>
+      </w:r>
+      <w:r>
+        <w:rPr>
+          <w:rStyle w:val="VerbatimChar"/>
+        </w:rPr>
+        <w:t xml:space="preserve">netsh winhttp reset proxy</w:t>
+      </w:r>
+      <w:r>
+        <w:t xml:space="preserve">, resets</w:t>
+      </w:r>
+      <w:r>
+        <w:t xml:space="preserve"> </w:t>
+      </w:r>
+      <w:r>
+        <w:t xml:space="preserve">autoproxy, and clears the</w:t>
+      </w:r>
+      <w:r>
+        <w:t xml:space="preserve"> </w:t>
+      </w:r>
+      <w:r>
+        <w:rPr>
+          <w:rStyle w:val="VerbatimChar"/>
+        </w:rPr>
+        <w:t xml:space="preserve">iphlpsvc\ProxyMgr</w:t>
+      </w:r>
+      <w:r>
+        <w:t xml:space="preserve"> </w:t>
+      </w:r>
+      <w:r>
+        <w:rPr>
+          <w:rStyle w:val="VerbatimChar"/>
+        </w:rPr>
+        <w:t xml:space="preserve">:8888</w:t>
+      </w:r>
+      <w:r>
+        <w:t xml:space="preserve"> </w:t>
+      </w:r>
+      <w:r>
+        <w:t xml:space="preserve">leftovers per the Fiddler</w:t>
+      </w:r>
+      <w:r>
+        <w:t xml:space="preserve"> </w:t>
+      </w:r>
+      <w:r>
+        <w:t xml:space="preserve">TSG), then</w:t>
+      </w:r>
+      <w:r>
+        <w:t xml:space="preserve"> </w:t>
+      </w:r>
+      <w:r>
+        <w:rPr>
+          <w:rStyle w:val="VerbatimChar"/>
+        </w:rPr>
+        <w:t xml:space="preserve">klist purge</w:t>
+      </w:r>
+      <w:r>
+        <w:t xml:space="preserve"> </w:t>
+      </w:r>
+      <w:r>
+        <w:t xml:space="preserve">and retry.</w:t>
       </w:r>
     </w:p>
     <w:p>
@@ -1960,21 +3062,119 @@
       <w:pPr>
         <w:pStyle w:val="Heading1"/>
       </w:pPr>
-      <w:bookmarkStart w:id="29" w:name="lab-5-fix-revoked-admin-consent"/>
-      <w:r>
-        <w:t xml:space="preserve">Lab 5 · Fix revoked admin consent</w:t>
-      </w:r>
-      <w:bookmarkEnd w:id="29"/>
+      <w:bookmarkStart w:id="30" w:name="X62e143c4974cf11cd6dd7ed044dbf4032eb39ef"/>
+      <w:r>
+        <w:t xml:space="preserve">Lab D · Three doors that all say</w:t>
+      </w:r>
+      <w:r>
+        <w:t xml:space="preserve"> </w:t>
+      </w:r>
+      <w:r>
+        <w:t xml:space="preserve">“</w:t>
+      </w:r>
+      <w:r>
+        <w:t xml:space="preserve">Access denied</w:t>
+      </w:r>
+      <w:r>
+        <w:t xml:space="preserve">”</w:t>
+      </w:r>
+      <w:r>
+        <w:t xml:space="preserve"> </w:t>
+      </w:r>
+      <w:r>
+        <w:t xml:space="preserve">(explicit authorization)</w:t>
+      </w:r>
+      <w:bookmarkEnd w:id="30"/>
     </w:p>
     <w:p>
       <w:pPr>
         <w:pStyle w:val="FirstParagraph"/>
       </w:pPr>
       <w:r>
-        <w:rPr>
-          <w:b/>
-        </w:rPr>
-        <w:t xml:space="preserve">Break it:</w:t>
+        <w:t xml:space="preserve">Session 1 used</w:t>
+      </w:r>
+      <w:r>
+        <w:t xml:space="preserve"> </w:t>
+      </w:r>
+      <w:r>
+        <w:rPr>
+          <w:rStyle w:val="VerbatimChar"/>
+        </w:rPr>
+        <w:t xml:space="preserve">DefaultSharePermission</w:t>
+      </w:r>
+      <w:r>
+        <w:t xml:space="preserve"> </w:t>
+      </w:r>
+      <w:r>
+        <w:t xml:space="preserve">so</w:t>
+      </w:r>
+      <w:r>
+        <w:t xml:space="preserve"> </w:t>
+      </w:r>
+      <w:r>
+        <w:rPr>
+          <w:i/>
+        </w:rPr>
+        <w:t xml:space="preserve">everyone</w:t>
+      </w:r>
+      <w:r>
+        <w:t xml:space="preserve"> </w:t>
+      </w:r>
+      <w:r>
+        <w:t xml:space="preserve">who authenticated got</w:t>
+      </w:r>
+      <w:r>
+        <w:t xml:space="preserve"> </w:t>
+      </w:r>
+      <w:r>
+        <w:t xml:space="preserve">Contributor. Now that</w:t>
+      </w:r>
+      <w:r>
+        <w:t xml:space="preserve"> </w:t>
+      </w:r>
+      <w:r>
+        <w:rPr>
+          <w:rStyle w:val="VerbatimChar"/>
+        </w:rPr>
+        <w:t xml:space="preserve">labuser1</w:t>
+      </w:r>
+      <w:r>
+        <w:t xml:space="preserve"> </w:t>
+      </w:r>
+      <w:r>
+        <w:t xml:space="preserve">is a real synced Entra identity, we can do</w:t>
+      </w:r>
+      <w:r>
+        <w:t xml:space="preserve"> </w:t>
+      </w:r>
+      <w:r>
+        <w:t xml:space="preserve">authorization properly — and see how three different layers produce the</w:t>
+      </w:r>
+      <w:r>
+        <w:t xml:space="preserve"> </w:t>
+      </w:r>
+      <w:r>
+        <w:rPr>
+          <w:i/>
+        </w:rPr>
+        <w:t xml:space="preserve">same</w:t>
+      </w:r>
+      <w:r>
+        <w:t xml:space="preserve"> </w:t>
+      </w:r>
+      <w:r>
+        <w:t xml:space="preserve">error text.</w:t>
+      </w:r>
+    </w:p>
+    <w:p>
+      <w:pPr>
+        <w:pStyle w:val="BodyText"/>
+      </w:pPr>
+      <w:r>
+        <w:rPr>
+          <w:b/>
+        </w:rPr>
+        <w:t xml:space="preserve">Set the baseline — remove the blanket permission, grant the user explicitly:</w:t>
       </w:r>
     </w:p>
     <w:p>
@@ -1983,21 +3183,120 @@
       </w:pPr>
       <w:r>
         <w:rPr>
+          <w:rStyle w:val="CommentTok"/>
+        </w:rPr>
+        <w:t xml:space="preserve"># Remove the "everyone" default so the layers below actually gate access</w:t>
+      </w:r>
+      <w:r>
+        <w:br/>
+      </w:r>
+      <w:r>
+        <w:rPr>
           <w:rStyle w:val="NormalTok"/>
         </w:rPr>
-        <w:t xml:space="preserve">.\faults\Invoke-Fault.</w:t>
+        <w:t xml:space="preserve">Set-AzStorageAccount -ResourceGroupName azfiles-lab -Name &lt;sa&gt; -DefaultSharePermission None</w:t>
+      </w:r>
+      <w:r>
+        <w:br/>
+      </w:r>
+      <w:r>
+        <w:br/>
+      </w:r>
+      <w:r>
+        <w:rPr>
+          <w:rStyle w:val="CommentTok"/>
+        </w:rPr>
+        <w:t xml:space="preserve"># Grant labuser1 (its Entra object) the share-level RBAC role</w:t>
+      </w:r>
+      <w:r>
+        <w:br/>
+      </w:r>
+      <w:r>
+        <w:rPr>
+          <w:rStyle w:val="VariableTok"/>
+        </w:rPr>
+        <w:t xml:space="preserve">$uid</w:t>
+      </w:r>
+      <w:r>
+        <w:rPr>
+          <w:rStyle w:val="NormalTok"/>
+        </w:rPr>
+        <w:t xml:space="preserve"> = (Get-MgUser -Filter </w:t>
+      </w:r>
+      <w:r>
+        <w:rPr>
+          <w:rStyle w:val="StringTok"/>
+        </w:rPr>
+        <w:t xml:space="preserve">"startsWith(userPrincipalName,'labuser1')"</w:t>
+      </w:r>
+      <w:r>
+        <w:rPr>
+          <w:rStyle w:val="NormalTok"/>
+        </w:rPr>
+        <w:t xml:space="preserve">).</w:t>
       </w:r>
       <w:r>
         <w:rPr>
           <w:rStyle w:val="FunctionTok"/>
         </w:rPr>
-        <w:t xml:space="preserve">ps1</w:t>
+        <w:t xml:space="preserve">Id</w:t>
+      </w:r>
+      <w:r>
+        <w:br/>
       </w:r>
       <w:r>
         <w:rPr>
           <w:rStyle w:val="NormalTok"/>
         </w:rPr>
-        <w:t xml:space="preserve"> -ResourceGroupName azfiles-lab -Fault ConsentRevoked</w:t>
+        <w:t xml:space="preserve">New-AzRoleAssignment -ObjectId </w:t>
+      </w:r>
+      <w:r>
+        <w:rPr>
+          <w:rStyle w:val="VariableTok"/>
+        </w:rPr>
+        <w:t xml:space="preserve">$uid</w:t>
+      </w:r>
+      <w:r>
+        <w:rPr>
+          <w:rStyle w:val="NormalTok"/>
+        </w:rPr>
+        <w:t xml:space="preserve"> `</w:t>
+      </w:r>
+      <w:r>
+        <w:br/>
+      </w:r>
+      <w:r>
+        <w:rPr>
+          <w:rStyle w:val="NormalTok"/>
+        </w:rPr>
+        <w:t xml:space="preserve">  -RoleDefinitionName </w:t>
+      </w:r>
+      <w:r>
+        <w:rPr>
+          <w:rStyle w:val="StringTok"/>
+        </w:rPr>
+        <w:t xml:space="preserve">"Storage File Data SMB Share Contributor"</w:t>
+      </w:r>
+      <w:r>
+        <w:rPr>
+          <w:rStyle w:val="NormalTok"/>
+        </w:rPr>
+        <w:t xml:space="preserve"> `</w:t>
+      </w:r>
+      <w:r>
+        <w:br/>
+      </w:r>
+      <w:r>
+        <w:rPr>
+          <w:rStyle w:val="NormalTok"/>
+        </w:rPr>
+        <w:t xml:space="preserve">  -Scope (Get-AzStorageAccount -ResourceGroupName azfiles-lab -Name &lt;sa&gt;).</w:t>
+      </w:r>
+      <w:r>
+        <w:rPr>
+          <w:rStyle w:val="FunctionTok"/>
+        </w:rPr>
+        <w:t xml:space="preserve">Id</w:t>
       </w:r>
     </w:p>
     <w:p>
@@ -2005,28 +3304,115 @@
         <w:pStyle w:val="FirstParagraph"/>
       </w:pPr>
       <w:r>
-        <w:rPr>
-          <w:b/>
-        </w:rPr>
-        <w:t xml:space="preserve">Reproduce</w:t>
-      </w:r>
-      <w:r>
-        <w:t xml:space="preserve"> </w:t>
-      </w:r>
-      <w:r>
-        <w:t xml:space="preserve">(Client VM):</w:t>
-      </w:r>
-      <w:r>
-        <w:t xml:space="preserve"> </w:t>
-      </w:r>
-      <w:r>
-        <w:rPr>
-          <w:rStyle w:val="VerbatimChar"/>
-        </w:rPr>
-        <w:t xml:space="preserve">klist purge</w:t>
-      </w:r>
-      <w:r>
-        <w:t xml:space="preserve">, then mount — it fails.</w:t>
+        <w:t xml:space="preserve">Remount as</w:t>
+      </w:r>
+      <w:r>
+        <w:t xml:space="preserve"> </w:t>
+      </w:r>
+      <w:r>
+        <w:rPr>
+          <w:rStyle w:val="VerbatimChar"/>
+        </w:rPr>
+        <w:t xml:space="preserve">labuser1</w:t>
+      </w:r>
+      <w:r>
+        <w:t xml:space="preserve">. It should now work</w:t>
+      </w:r>
+      <w:r>
+        <w:t xml:space="preserve"> </w:t>
+      </w:r>
+      <w:r>
+        <w:rPr>
+          <w:b/>
+        </w:rPr>
+        <w:t xml:space="preserve">through an explicit assignment</w:t>
+      </w:r>
+      <w:r>
+        <w:t xml:space="preserve">, not</w:t>
+      </w:r>
+      <w:r>
+        <w:t xml:space="preserve"> </w:t>
+      </w:r>
+      <w:r>
+        <w:t xml:space="preserve">the default — and this is the moment</w:t>
+      </w:r>
+      <w:r>
+        <w:t xml:space="preserve"> </w:t>
+      </w:r>
+      <w:r>
+        <w:rPr>
+          <w:rStyle w:val="VerbatimChar"/>
+        </w:rPr>
+        <w:t xml:space="preserve">Debug-AzStorageAccountAuth</w:t>
+      </w:r>
+      <w:r>
+        <w:t xml:space="preserve">’s</w:t>
+      </w:r>
+      <w:r>
+        <w:t xml:space="preserve"> </w:t>
+      </w:r>
+      <w:r>
+        <w:rPr>
+          <w:rStyle w:val="VerbatimChar"/>
+        </w:rPr>
+        <w:t xml:space="preserve">CheckSidHasAadUser</w:t>
+      </w:r>
+      <w:r>
+        <w:t xml:space="preserve"> </w:t>
+      </w:r>
+      <w:r>
+        <w:t xml:space="preserve">/</w:t>
+      </w:r>
+      <w:r>
+        <w:t xml:space="preserve"> </w:t>
+      </w:r>
+      <w:r>
+        <w:rPr>
+          <w:rStyle w:val="VerbatimChar"/>
+        </w:rPr>
+        <w:t xml:space="preserve">CheckUserRbacAssignment</w:t>
+      </w:r>
+      <w:r>
+        <w:t xml:space="preserve"> </w:t>
+      </w:r>
+      <w:r>
+        <w:t xml:space="preserve">finally</w:t>
+      </w:r>
+      <w:r>
+        <w:t xml:space="preserve"> </w:t>
+      </w:r>
+      <w:r>
+        <w:rPr>
+          <w:b/>
+        </w:rPr>
+        <w:t xml:space="preserve">pass</w:t>
+      </w:r>
+      <w:r>
+        <w:t xml:space="preserve"> </w:t>
+      </w:r>
+      <w:r>
+        <w:t xml:space="preserve">(they were</w:t>
+      </w:r>
+      <w:r>
+        <w:t xml:space="preserve"> </w:t>
+      </w:r>
+      <w:r>
+        <w:rPr>
+          <w:i/>
+        </w:rPr>
+        <w:t xml:space="preserve">expected</w:t>
+      </w:r>
+      <w:r>
+        <w:t xml:space="preserve"> </w:t>
+      </w:r>
+      <w:r>
+        <w:t xml:space="preserve">failures in Session 1 by design). Run Debug now and see them flip to</w:t>
+      </w:r>
+      <w:r>
+        <w:t xml:space="preserve"> </w:t>
+      </w:r>
+      <w:r>
+        <w:t xml:space="preserve">Passed — that contrast is the point.</w:t>
       </w:r>
     </w:p>
     <w:p>
@@ -2037,61 +3423,326 @@
         <w:rPr>
           <w:b/>
         </w:rPr>
-        <w:t xml:space="preserve">Diagnose:</w:t>
-      </w:r>
-      <w:r>
-        <w:t xml:space="preserve"> </w:t>
-      </w:r>
-      <w:r>
-        <w:t xml:space="preserve">in the portal,</w:t>
-      </w:r>
-      <w:r>
-        <w:t xml:space="preserve"> </w:t>
-      </w:r>
-      <w:r>
-        <w:rPr>
-          <w:b/>
-        </w:rPr>
-        <w:t xml:space="preserve">Entra ID → Enterprise applications → [Storage</w:t>
-      </w:r>
-      <w:r>
-        <w:rPr>
-          <w:b/>
-        </w:rPr>
-        <w:t xml:space="preserve"> </w:t>
-      </w:r>
-      <w:r>
-        <w:rPr>
-          <w:b/>
-        </w:rPr>
-        <w:t xml:space="preserve">Account]</w:t>
-      </w:r>
-      <w:r>
-        <w:rPr>
-          <w:b/>
-        </w:rPr>
-        <w:t xml:space="preserve"> </w:t>
-      </w:r>
-      <w:r>
-        <w:rPr>
-          <w:rStyle w:val="VerbatimChar"/>
-          <w:b/>
-        </w:rPr>
-        <w:t xml:space="preserve">&lt;sa&gt;</w:t>
-      </w:r>
-      <w:r>
-        <w:rPr>
-          <w:b/>
-        </w:rPr>
-        <w:t xml:space="preserve">.file.core.windows.net → Permissions</w:t>
-      </w:r>
-      <w:r>
-        <w:t xml:space="preserve"> </w:t>
-      </w:r>
-      <w:r>
-        <w:t xml:space="preserve">— the grant is gone.</w:t>
-      </w:r>
-    </w:p>
+        <w:t xml:space="preserve">Now walk the three doors.</w:t>
+      </w:r>
+      <w:r>
+        <w:t xml:space="preserve"> </w:t>
+      </w:r>
+      <w:r>
+        <w:t xml:space="preserve">Each of these produces</w:t>
+      </w:r>
+      <w:r>
+        <w:t xml:space="preserve"> </w:t>
+      </w:r>
+      <w:r>
+        <w:t xml:space="preserve">“</w:t>
+      </w:r>
+      <w:r>
+        <w:t xml:space="preserve">Access is denied,</w:t>
+      </w:r>
+      <w:r>
+        <w:t xml:space="preserve">”</w:t>
+      </w:r>
+      <w:r>
+        <w:t xml:space="preserve"> </w:t>
+      </w:r>
+      <w:r>
+        <w:t xml:space="preserve">and only</w:t>
+      </w:r>
+      <w:r>
+        <w:t xml:space="preserve"> </w:t>
+      </w:r>
+      <w:r>
+        <w:t xml:space="preserve">evidence tells them apart:</w:t>
+      </w:r>
+    </w:p>
+    <w:tbl>
+      <w:tblPr>
+        <w:tblStyle w:val="Table"/>
+        <w:tblW w:type="pct" w:w="5000.0"/>
+        <w:tblLook w:firstRow="1"/>
+      </w:tblPr>
+      <w:tblGrid>
+        <w:gridCol w:w="2640"/>
+        <w:gridCol w:w="2640"/>
+        <w:gridCol w:w="2640"/>
+      </w:tblGrid>
+      <w:tr>
+        <w:trPr>
+          <w:cnfStyle w:firstRow="1"/>
+        </w:trPr>
+        <w:tc>
+          <w:tcPr>
+            <w:tcBorders>
+              <w:bottom w:val="single"/>
+            </w:tcBorders>
+            <w:vAlign w:val="bottom"/>
+          </w:tcPr>
+          <w:p>
+            <w:pPr>
+              <w:pStyle w:val="Compact"/>
+              <w:jc w:val="left"/>
+            </w:pPr>
+            <w:r>
+              <w:t xml:space="preserve">Break</w:t>
+            </w:r>
+          </w:p>
+        </w:tc>
+        <w:tc>
+          <w:tcPr>
+            <w:tcBorders>
+              <w:bottom w:val="single"/>
+            </w:tcBorders>
+            <w:vAlign w:val="bottom"/>
+          </w:tcPr>
+          <w:p>
+            <w:pPr>
+              <w:pStyle w:val="Compact"/>
+              <w:jc w:val="left"/>
+            </w:pPr>
+            <w:r>
+              <w:t xml:space="preserve">How</w:t>
+            </w:r>
+          </w:p>
+        </w:tc>
+        <w:tc>
+          <w:tcPr>
+            <w:tcBorders>
+              <w:bottom w:val="single"/>
+            </w:tcBorders>
+            <w:vAlign w:val="bottom"/>
+          </w:tcPr>
+          <w:p>
+            <w:pPr>
+              <w:pStyle w:val="Compact"/>
+              <w:jc w:val="left"/>
+            </w:pPr>
+            <w:r>
+              <w:t xml:space="preserve">Distinguishing evidence</w:t>
+            </w:r>
+          </w:p>
+        </w:tc>
+      </w:tr>
+      <w:tr>
+        <w:tc>
+          <w:p>
+            <w:pPr>
+              <w:pStyle w:val="Compact"/>
+              <w:jc w:val="left"/>
+            </w:pPr>
+            <w:r>
+              <w:rPr>
+                <w:b/>
+              </w:rPr>
+              <w:t xml:space="preserve">Storage firewall / network</w:t>
+            </w:r>
+          </w:p>
+        </w:tc>
+        <w:tc>
+          <w:p>
+            <w:pPr>
+              <w:pStyle w:val="Compact"/>
+              <w:jc w:val="left"/>
+            </w:pPr>
+            <w:r>
+              <w:t xml:space="preserve">portal: Networking →</w:t>
+            </w:r>
+            <w:r>
+              <w:t xml:space="preserve"> </w:t>
+            </w:r>
+            <w:r>
+              <w:rPr>
+                <w:i/>
+              </w:rPr>
+              <w:t xml:space="preserve">Enabled from selected networks</w:t>
+            </w:r>
+            <w:r>
+              <w:t xml:space="preserve">, don’t add the client</w:t>
+            </w:r>
+          </w:p>
+        </w:tc>
+        <w:tc>
+          <w:p>
+            <w:pPr>
+              <w:pStyle w:val="Compact"/>
+              <w:jc w:val="left"/>
+            </w:pPr>
+            <w:r>
+              <w:rPr>
+                <w:rStyle w:val="VerbatimChar"/>
+              </w:rPr>
+              <w:t xml:space="preserve">net use</w:t>
+            </w:r>
+            <w:r>
+              <w:t xml:space="preserve"> </w:t>
+            </w:r>
+            <w:r>
+              <w:t xml:space="preserve">times out or</w:t>
+            </w:r>
+            <w:r>
+              <w:t xml:space="preserve"> </w:t>
+            </w:r>
+            <w:r>
+              <w:rPr>
+                <w:rStyle w:val="VerbatimChar"/>
+              </w:rPr>
+              <w:t xml:space="preserve">System error 53/67</w:t>
+            </w:r>
+            <w:r>
+              <w:t xml:space="preserve">;</w:t>
+            </w:r>
+            <w:r>
+              <w:t xml:space="preserve"> </w:t>
+            </w:r>
+            <w:r>
+              <w:rPr>
+                <w:rStyle w:val="VerbatimChar"/>
+              </w:rPr>
+              <w:t xml:space="preserve">Test-NetConnection &lt;sa&gt;.file.core.windows.net -Port 445</w:t>
+            </w:r>
+            <w:r>
+              <w:t xml:space="preserve"> </w:t>
+            </w:r>
+            <w:r>
+              <w:t xml:space="preserve">fails</w:t>
+            </w:r>
+          </w:p>
+        </w:tc>
+      </w:tr>
+      <w:tr>
+        <w:tc>
+          <w:p>
+            <w:pPr>
+              <w:pStyle w:val="Compact"/>
+              <w:jc w:val="left"/>
+            </w:pPr>
+            <w:r>
+              <w:rPr>
+                <w:b/>
+              </w:rPr>
+              <w:t xml:space="preserve">Share-level RBAC</w:t>
+            </w:r>
+          </w:p>
+        </w:tc>
+        <w:tc>
+          <w:p>
+            <w:pPr>
+              <w:pStyle w:val="Compact"/>
+              <w:jc w:val="left"/>
+            </w:pPr>
+            <w:r>
+              <w:t xml:space="preserve">remove the role assignment above</w:t>
+            </w:r>
+          </w:p>
+        </w:tc>
+        <w:tc>
+          <w:p>
+            <w:pPr>
+              <w:pStyle w:val="Compact"/>
+              <w:jc w:val="left"/>
+            </w:pPr>
+            <w:r>
+              <w:t xml:space="preserve">mount fails immediately;</w:t>
+            </w:r>
+            <w:r>
+              <w:t xml:space="preserve"> </w:t>
+            </w:r>
+            <w:r>
+              <w:rPr>
+                <w:rStyle w:val="VerbatimChar"/>
+              </w:rPr>
+              <w:t xml:space="preserve">Debug-AzStorageAccountAuth</w:t>
+            </w:r>
+            <w:r>
+              <w:t xml:space="preserve"> </w:t>
+            </w:r>
+            <w:r>
+              <w:t xml:space="preserve">→</w:t>
+            </w:r>
+            <w:r>
+              <w:t xml:space="preserve"> </w:t>
+            </w:r>
+            <w:r>
+              <w:rPr>
+                <w:rStyle w:val="VerbatimChar"/>
+              </w:rPr>
+              <w:t xml:space="preserve">CheckUserRbacAssignment</w:t>
+            </w:r>
+            <w:r>
+              <w:t xml:space="preserve"> </w:t>
+            </w:r>
+            <w:r>
+              <w:t xml:space="preserve">FAILED; Kerberos tickets are all healthy</w:t>
+            </w:r>
+          </w:p>
+        </w:tc>
+      </w:tr>
+      <w:tr>
+        <w:tc>
+          <w:p>
+            <w:pPr>
+              <w:pStyle w:val="Compact"/>
+              <w:jc w:val="left"/>
+            </w:pPr>
+            <w:r>
+              <w:rPr>
+                <w:b/>
+              </w:rPr>
+              <w:t xml:space="preserve">NTFS ACL</w:t>
+            </w:r>
+          </w:p>
+        </w:tc>
+        <w:tc>
+          <w:p>
+            <w:pPr>
+              <w:pStyle w:val="Compact"/>
+              <w:jc w:val="left"/>
+            </w:pPr>
+            <w:r>
+              <w:t xml:space="preserve">(on a mounted share)</w:t>
+            </w:r>
+            <w:r>
+              <w:t xml:space="preserve"> </w:t>
+            </w:r>
+            <w:r>
+              <w:rPr>
+                <w:rStyle w:val="VerbatimChar"/>
+              </w:rPr>
+              <w:t xml:space="preserve">icacls</w:t>
+            </w:r>
+            <w:r>
+              <w:t xml:space="preserve"> </w:t>
+            </w:r>
+            <w:r>
+              <w:t xml:space="preserve">deny for the user on a subfolder</w:t>
+            </w:r>
+          </w:p>
+        </w:tc>
+        <w:tc>
+          <w:p>
+            <w:pPr>
+              <w:pStyle w:val="Compact"/>
+              <w:jc w:val="left"/>
+            </w:pPr>
+            <w:r>
+              <w:t xml:space="preserve">mount and share access</w:t>
+            </w:r>
+            <w:r>
+              <w:t xml:space="preserve"> </w:t>
+            </w:r>
+            <w:r>
+              <w:rPr>
+                <w:b/>
+              </w:rPr>
+              <w:t xml:space="preserve">succeed</w:t>
+            </w:r>
+            <w:r>
+              <w:t xml:space="preserve">; only the file/folder open is denied — deepest layer</w:t>
+            </w:r>
+          </w:p>
+        </w:tc>
+      </w:tr>
+    </w:tbl>
     <w:p>
       <w:pPr>
         <w:pStyle w:val="BodyText"/>
@@ -2100,19 +3751,46 @@
         <w:rPr>
           <w:b/>
         </w:rPr>
-        <w:t xml:space="preserve">Fix:</w:t>
-      </w:r>
-      <w:r>
-        <w:t xml:space="preserve"> </w:t>
-      </w:r>
-      <w:r>
-        <w:rPr>
-          <w:rStyle w:val="VerbatimChar"/>
-        </w:rPr>
-        <w:t xml:space="preserve">-Fault ConsentRevoked -Repair</w:t>
-      </w:r>
-      <w:r>
-        <w:t xml:space="preserve">, then remount.</w:t>
+        <w:t xml:space="preserve">Diagnostic order that saves time:</w:t>
+      </w:r>
+      <w:r>
+        <w:t xml:space="preserve"> </w:t>
+      </w:r>
+      <w:r>
+        <w:t xml:space="preserve">network (can I even reach 445?) → share</w:t>
+      </w:r>
+      <w:r>
+        <w:t xml:space="preserve"> </w:t>
+      </w:r>
+      <w:r>
+        <w:t xml:space="preserve">RBAC (am I allowed onto the share?) → NTFS (am I allowed this file?). The error</w:t>
+      </w:r>
+      <w:r>
+        <w:t xml:space="preserve"> </w:t>
+      </w:r>
+      <w:r>
+        <w:t xml:space="preserve">text is identical; the layer that’s actually blocking is not. Effective access is</w:t>
+      </w:r>
+      <w:r>
+        <w:t xml:space="preserve"> </w:t>
+      </w:r>
+      <w:r>
+        <w:t xml:space="preserve">always the</w:t>
+      </w:r>
+      <w:r>
+        <w:t xml:space="preserve"> </w:t>
+      </w:r>
+      <w:r>
+        <w:rPr>
+          <w:b/>
+        </w:rPr>
+        <w:t xml:space="preserve">most restrictive</w:t>
+      </w:r>
+      <w:r>
+        <w:t xml:space="preserve"> </w:t>
+      </w:r>
+      <w:r>
+        <w:t xml:space="preserve">of the three.</w:t>
       </w:r>
     </w:p>
     <w:p>
@@ -2120,82 +3798,28 @@
         <w:pStyle w:val="BodyText"/>
       </w:pPr>
       <w:r>
-        <w:rPr>
-          <w:b/>
-        </w:rPr>
-        <w:t xml:space="preserve">Why:</w:t>
-      </w:r>
-      <w:r>
-        <w:t xml:space="preserve"> </w:t>
-      </w:r>
-      <w:r>
-        <w:t xml:space="preserve">enabling Entra Kerberos creates an app for the storage account that</w:t>
-      </w:r>
-      <w:r>
-        <w:t xml:space="preserve"> </w:t>
-      </w:r>
-      <w:r>
-        <w:t xml:space="preserve">needs consented</w:t>
-      </w:r>
-      <w:r>
-        <w:t xml:space="preserve"> </w:t>
-      </w:r>
-      <w:r>
-        <w:rPr>
-          <w:rStyle w:val="VerbatimChar"/>
-        </w:rPr>
-        <w:t xml:space="preserve">openid</w:t>
-      </w:r>
-      <w:r>
-        <w:t xml:space="preserve"> </w:t>
-      </w:r>
-      <w:r>
-        <w:t xml:space="preserve">/</w:t>
-      </w:r>
-      <w:r>
-        <w:t xml:space="preserve"> </w:t>
-      </w:r>
-      <w:r>
-        <w:rPr>
-          <w:rStyle w:val="VerbatimChar"/>
-        </w:rPr>
-        <w:t xml:space="preserve">profile</w:t>
-      </w:r>
-      <w:r>
-        <w:t xml:space="preserve"> </w:t>
-      </w:r>
-      <w:r>
-        <w:t xml:space="preserve">/</w:t>
-      </w:r>
-      <w:r>
-        <w:t xml:space="preserve"> </w:t>
-      </w:r>
-      <w:r>
-        <w:rPr>
-          <w:rStyle w:val="VerbatimChar"/>
-        </w:rPr>
-        <w:t xml:space="preserve">User.Read</w:t>
-      </w:r>
-      <w:r>
-        <w:t xml:space="preserve">. Removing it (e.g. a security</w:t>
-      </w:r>
-      <w:r>
-        <w:t xml:space="preserve"> </w:t>
-      </w:r>
-      <w:r>
-        <w:t xml:space="preserve">“</w:t>
-      </w:r>
-      <w:r>
-        <w:t xml:space="preserve">unused app</w:t>
-      </w:r>
-      <w:r>
-        <w:t xml:space="preserve">”</w:t>
-      </w:r>
-      <w:r>
-        <w:t xml:space="preserve"> </w:t>
-      </w:r>
-      <w:r>
-        <w:t xml:space="preserve">cleanup) stops ticket issuance.</w:t>
+        <w:t xml:space="preserve">Restore afterwards: re-add the RBAC role (or set</w:t>
+      </w:r>
+      <w:r>
+        <w:t xml:space="preserve"> </w:t>
+      </w:r>
+      <w:r>
+        <w:rPr>
+          <w:rStyle w:val="VerbatimChar"/>
+        </w:rPr>
+        <w:t xml:space="preserve">DefaultSharePermission</w:t>
+      </w:r>
+      <w:r>
+        <w:t xml:space="preserve"> </w:t>
+      </w:r>
+      <w:r>
+        <w:t xml:space="preserve">back),</w:t>
+      </w:r>
+      <w:r>
+        <w:t xml:space="preserve"> </w:t>
+      </w:r>
+      <w:r>
+        <w:t xml:space="preserve">re-open the firewall, clear the NTFS deny.</w:t>
       </w:r>
     </w:p>
     <w:p>
@@ -2209,21 +3833,33 @@
       <w:pPr>
         <w:pStyle w:val="Heading1"/>
       </w:pPr>
-      <w:bookmarkStart w:id="30" w:name="lab-6-fix-a-device-that-left-entra"/>
-      <w:r>
-        <w:t xml:space="preserve">Lab 6 · Fix a device that left Entra</w:t>
-      </w:r>
-      <w:bookmarkEnd w:id="30"/>
+      <w:bookmarkStart w:id="31" w:name="X4ccd80cc2c51968cbab53f0854e98db21a23528"/>
+      <w:r>
+        <w:t xml:space="preserve">Capstone · Root-cause a failure from evidence only</w:t>
+      </w:r>
+      <w:bookmarkEnd w:id="31"/>
     </w:p>
     <w:p>
       <w:pPr>
         <w:pStyle w:val="FirstParagraph"/>
       </w:pPr>
       <w:r>
-        <w:rPr>
-          <w:b/>
-        </w:rPr>
-        <w:t xml:space="preserve">Break it:</w:t>
+        <w:t xml:space="preserve">Minimal information, TSG method. Have a partner (or the facilitator) inject</w:t>
+      </w:r>
+      <w:r>
+        <w:t xml:space="preserve"> </w:t>
+      </w:r>
+      <w:r>
+        <w:rPr>
+          <w:b/>
+        </w:rPr>
+        <w:t xml:space="preserve">one</w:t>
+      </w:r>
+      <w:r>
+        <w:t xml:space="preserve"> </w:t>
+      </w:r>
+      <w:r>
+        <w:t xml:space="preserve">fault without telling you which:</w:t>
       </w:r>
     </w:p>
     <w:p>
@@ -2234,7 +3870,7 @@
         <w:rPr>
           <w:rStyle w:val="NormalTok"/>
         </w:rPr>
-        <w:t xml:space="preserve">.\faults\Invoke-Fault.</w:t>
+        <w:t xml:space="preserve">./faults/Invoke-Fault.</w:t>
       </w:r>
       <w:r>
         <w:rPr>
@@ -2246,7 +3882,7 @@
         <w:rPr>
           <w:rStyle w:val="NormalTok"/>
         </w:rPr>
-        <w:t xml:space="preserve"> -ResourceGroupName azfiles-lab -Fault NotHybridJoined</w:t>
+        <w:t xml:space="preserve"> -ResourceGroupName azfiles-lab -Fault ConsentRevoked</w:t>
       </w:r>
     </w:p>
     <w:p>
@@ -2254,36 +3890,242 @@
         <w:pStyle w:val="FirstParagraph"/>
       </w:pPr>
       <w:r>
-        <w:rPr>
-          <w:b/>
-        </w:rPr>
-        <w:t xml:space="preserve">Reproduce</w:t>
-      </w:r>
-      <w:r>
-        <w:t xml:space="preserve"> </w:t>
-      </w:r>
-      <w:r>
-        <w:t xml:space="preserve">(Client VM):</w:t>
-      </w:r>
-    </w:p>
-    <w:p>
-      <w:pPr>
-        <w:pStyle w:val="SourceCode"/>
-      </w:pPr>
-      <w:r>
-        <w:rPr>
-          <w:rStyle w:val="VerbatimChar"/>
-        </w:rPr>
-        <w:t xml:space="preserve">dsregcmd /status</w:t>
-      </w:r>
-      <w:r>
-        <w:br/>
-      </w:r>
-      <w:r>
-        <w:rPr>
-          <w:rStyle w:val="VerbatimChar"/>
-        </w:rPr>
-        <w:t xml:space="preserve">klist cloud_debug</w:t>
+        <w:t xml:space="preserve">You get only:</w:t>
+      </w:r>
+      <w:r>
+        <w:t xml:space="preserve"> </w:t>
+      </w:r>
+      <w:r>
+        <w:rPr>
+          <w:i/>
+        </w:rPr>
+        <w:t xml:space="preserve">“</w:t>
+      </w:r>
+      <w:r>
+        <w:rPr>
+          <w:i/>
+        </w:rPr>
+        <w:t xml:space="preserve">labuser1 can’t mount the share; it worked an hour ago.</w:t>
+      </w:r>
+      <w:r>
+        <w:rPr>
+          <w:i/>
+        </w:rPr>
+        <w:t xml:space="preserve">”</w:t>
+      </w:r>
+      <w:r>
+        <w:t xml:space="preserve"> </w:t>
+      </w:r>
+      <w:r>
+        <w:t xml:space="preserve">Find the</w:t>
+      </w:r>
+      <w:r>
+        <w:t xml:space="preserve"> </w:t>
+      </w:r>
+      <w:r>
+        <w:t xml:space="preserve">cause using the evidence chain, ending in a</w:t>
+      </w:r>
+      <w:r>
+        <w:t xml:space="preserve"> </w:t>
+      </w:r>
+      <w:r>
+        <w:rPr>
+          <w:b/>
+        </w:rPr>
+        <w:t xml:space="preserve">Fiddler capture</w:t>
+      </w:r>
+      <w:r>
+        <w:t xml:space="preserve">:</w:t>
+      </w:r>
+    </w:p>
+    <w:p>
+      <w:pPr>
+        <w:numPr>
+          <w:ilvl w:val="0"/>
+          <w:numId w:val="1005"/>
+        </w:numPr>
+        <w:pStyle w:val="Compact"/>
+      </w:pPr>
+      <w:r>
+        <w:t xml:space="preserve">Walk steps 1–4. Where does the chain first break? (Here: step 4 fails while</w:t>
+      </w:r>
+      <w:r>
+        <w:t xml:space="preserve"> </w:t>
+      </w:r>
+      <w:r>
+        <w:t xml:space="preserve">1–3 are healthy — the device, PRT and cloud TGT are all fine, so it’s</w:t>
+      </w:r>
+      <w:r>
+        <w:t xml:space="preserve"> </w:t>
+      </w:r>
+      <w:r>
+        <w:rPr>
+          <w:b/>
+        </w:rPr>
+        <w:t xml:space="preserve">not</w:t>
+      </w:r>
+      <w:r>
+        <w:t xml:space="preserve"> </w:t>
+      </w:r>
+      <w:r>
+        <w:t xml:space="preserve">a client/device problem.)</w:t>
+      </w:r>
+    </w:p>
+    <w:p>
+      <w:pPr>
+        <w:numPr>
+          <w:ilvl w:val="0"/>
+          <w:numId w:val="1005"/>
+        </w:numPr>
+        <w:pStyle w:val="Compact"/>
+      </w:pPr>
+      <w:r>
+        <w:t xml:space="preserve">Capture step 4 in</w:t>
+      </w:r>
+      <w:r>
+        <w:t xml:space="preserve"> </w:t>
+      </w:r>
+      <w:r>
+        <w:rPr>
+          <w:b/>
+        </w:rPr>
+        <w:t xml:space="preserve">Fiddler</w:t>
+      </w:r>
+      <w:r>
+        <w:t xml:space="preserve">. Open the failing request to</w:t>
+      </w:r>
+      <w:r>
+        <w:t xml:space="preserve"> </w:t>
+      </w:r>
+      <w:r>
+        <w:rPr>
+          <w:rStyle w:val="VerbatimChar"/>
+        </w:rPr>
+        <w:t xml:space="preserve">login.microsoftonline.com</w:t>
+      </w:r>
+      <w:r>
+        <w:t xml:space="preserve"> </w:t>
+      </w:r>
+      <w:r>
+        <w:t xml:space="preserve">→</w:t>
+      </w:r>
+      <w:r>
+        <w:t xml:space="preserve"> </w:t>
+      </w:r>
+      <w:r>
+        <w:rPr>
+          <w:b/>
+        </w:rPr>
+        <w:t xml:space="preserve">Kerberos</w:t>
+      </w:r>
+      <w:r>
+        <w:t xml:space="preserve"> </w:t>
+      </w:r>
+      <w:r>
+        <w:t xml:space="preserve">tab →</w:t>
+      </w:r>
+      <w:r>
+        <w:t xml:space="preserve"> </w:t>
+      </w:r>
+      <w:r>
+        <w:rPr>
+          <w:b/>
+        </w:rPr>
+        <w:t xml:space="preserve">response</w:t>
+      </w:r>
+      <w:r>
+        <w:t xml:space="preserve">. Read the</w:t>
+      </w:r>
+      <w:r>
+        <w:t xml:space="preserve"> </w:t>
+      </w:r>
+      <w:r>
+        <w:rPr>
+          <w:b/>
+        </w:rPr>
+        <w:t xml:space="preserve">ErrorCode</w:t>
+      </w:r>
+      <w:r>
+        <w:t xml:space="preserve">, and note the</w:t>
+      </w:r>
+      <w:r>
+        <w:t xml:space="preserve"> </w:t>
+      </w:r>
+      <w:r>
+        <w:rPr>
+          <w:b/>
+        </w:rPr>
+        <w:t xml:space="preserve">Entra Request ID + timestamp</w:t>
+      </w:r>
+      <w:r>
+        <w:t xml:space="preserve"> </w:t>
+      </w:r>
+      <w:r>
+        <w:t xml:space="preserve">in the response —</w:t>
+      </w:r>
+      <w:r>
+        <w:t xml:space="preserve"> </w:t>
+      </w:r>
+      <w:r>
+        <w:t xml:space="preserve">that’s what you’d hand to the Entra ID team to pull the server-side trace.</w:t>
+      </w:r>
+    </w:p>
+    <w:p>
+      <w:pPr>
+        <w:numPr>
+          <w:ilvl w:val="0"/>
+          <w:numId w:val="1005"/>
+        </w:numPr>
+        <w:pStyle w:val="Compact"/>
+      </w:pPr>
+      <w:r>
+        <w:t xml:space="preserve">Confirm your hypothesis in the portal:</w:t>
+      </w:r>
+      <w:r>
+        <w:t xml:space="preserve"> </w:t>
+      </w:r>
+      <w:r>
+        <w:rPr>
+          <w:b/>
+        </w:rPr>
+        <w:t xml:space="preserve">Entra ID → Enterprise applications →</w:t>
+      </w:r>
+      <w:r>
+        <w:rPr>
+          <w:b/>
+        </w:rPr>
+        <w:t xml:space="preserve"> </w:t>
+      </w:r>
+      <w:r>
+        <w:rPr>
+          <w:b/>
+        </w:rPr>
+        <w:t xml:space="preserve">[Storage Account]</w:t>
+      </w:r>
+      <w:r>
+        <w:rPr>
+          <w:b/>
+        </w:rPr>
+        <w:t xml:space="preserve"> </w:t>
+      </w:r>
+      <w:r>
+        <w:rPr>
+          <w:rStyle w:val="VerbatimChar"/>
+          <w:b/>
+        </w:rPr>
+        <w:t xml:space="preserve">&lt;sa&gt;</w:t>
+      </w:r>
+      <w:r>
+        <w:rPr>
+          <w:b/>
+        </w:rPr>
+        <w:t xml:space="preserve">… → Permissions</w:t>
+      </w:r>
+      <w:r>
+        <w:t xml:space="preserve"> </w:t>
+      </w:r>
+      <w:r>
+        <w:t xml:space="preserve">— the grant is gone.</w:t>
       </w:r>
     </w:p>
     <w:p>
@@ -2294,22 +4136,25 @@
         <w:rPr>
           <w:b/>
         </w:rPr>
-        <w:t xml:space="preserve">Expected:</w:t>
-      </w:r>
-      <w:r>
-        <w:t xml:space="preserve"> </w:t>
-      </w:r>
-      <w:r>
-        <w:rPr>
-          <w:rStyle w:val="VerbatimChar"/>
-        </w:rPr>
-        <w:t xml:space="preserve">AzureAdJoined : NO</w:t>
-      </w:r>
-      <w:r>
-        <w:t xml:space="preserve"> </w:t>
-      </w:r>
-      <w:r>
-        <w:t xml:space="preserve">→ no PRT → no cloud TGT → mount fails.</w:t>
+        <w:t xml:space="preserve">Fix:</w:t>
+      </w:r>
+      <w:r>
+        <w:t xml:space="preserve"> </w:t>
+      </w:r>
+      <w:r>
+        <w:rPr>
+          <w:rStyle w:val="VerbatimChar"/>
+        </w:rPr>
+        <w:t xml:space="preserve">-Fault ConsentRevoked -Repair</w:t>
+      </w:r>
+      <w:r>
+        <w:t xml:space="preserve">, remount, re-capture — ErrorCode back to</w:t>
+      </w:r>
+      <w:r>
+        <w:t xml:space="preserve"> </w:t>
+      </w:r>
+      <w:r>
+        <w:t xml:space="preserve">0.</w:t>
       </w:r>
     </w:p>
     <w:p>
@@ -2320,63 +4165,31 @@
         <w:rPr>
           <w:b/>
         </w:rPr>
-        <w:t xml:space="preserve">Fix:</w:t>
-      </w:r>
-      <w:r>
-        <w:t xml:space="preserve"> </w:t>
-      </w:r>
-      <w:r>
-        <w:rPr>
-          <w:rStyle w:val="VerbatimChar"/>
-        </w:rPr>
-        <w:t xml:space="preserve">-Fault NotHybridJoined -Repair</w:t>
-      </w:r>
-      <w:r>
-        <w:t xml:space="preserve"> </w:t>
-      </w:r>
-      <w:r>
-        <w:t xml:space="preserve">(re-joins and reboots; registration</w:t>
-      </w:r>
-      <w:r>
-        <w:t xml:space="preserve"> </w:t>
-      </w:r>
-      <w:r>
-        <w:t xml:space="preserve">takes a few minutes — confirm in</w:t>
-      </w:r>
-      <w:r>
-        <w:t xml:space="preserve"> </w:t>
-      </w:r>
-      <w:r>
-        <w:rPr>
-          <w:b/>
-        </w:rPr>
-        <w:t xml:space="preserve">Entra → Devices</w:t>
-      </w:r>
-      <w:r>
-        <w:t xml:space="preserve">), then remount.</w:t>
-      </w:r>
-    </w:p>
-    <w:p>
-      <w:pPr>
-        <w:pStyle w:val="BodyText"/>
-      </w:pPr>
-      <w:r>
-        <w:rPr>
-          <w:b/>
-        </w:rPr>
-        <w:t xml:space="preserve">Why:</w:t>
-      </w:r>
-      <w:r>
-        <w:t xml:space="preserve"> </w:t>
-      </w:r>
-      <w:r>
-        <w:t xml:space="preserve">every downstream step depends on the device being joined, so this one</w:t>
-      </w:r>
-      <w:r>
-        <w:t xml:space="preserve"> </w:t>
-      </w:r>
-      <w:r>
-        <w:t xml:space="preserve">break takes out the whole chain.</w:t>
+        <w:t xml:space="preserve">Why this is the capstone:</w:t>
+      </w:r>
+      <w:r>
+        <w:t xml:space="preserve"> </w:t>
+      </w:r>
+      <w:r>
+        <w:t xml:space="preserve">it forces the full method — chain first to localise</w:t>
+      </w:r>
+      <w:r>
+        <w:t xml:space="preserve"> </w:t>
+      </w:r>
+      <w:r>
+        <w:t xml:space="preserve">(client vs service), Fiddler to read the actual KDC Proxy error, portal to</w:t>
+      </w:r>
+      <w:r>
+        <w:t xml:space="preserve"> </w:t>
+      </w:r>
+      <w:r>
+        <w:t xml:space="preserve">confirm, and the Request ID to hand off. That’s the Entra Kerberos support loop</w:t>
+      </w:r>
+      <w:r>
+        <w:t xml:space="preserve"> </w:t>
+      </w:r>
+      <w:r>
+        <w:t xml:space="preserve">end to end.</w:t>
       </w:r>
     </w:p>
     <w:p>
@@ -2387,46 +4200,143 @@
         <w:rPr>
           <w:b/>
         </w:rPr>
-        <w:t xml:space="preserve">Note (discussion, not a lab):</w:t>
-      </w:r>
-      <w:r>
-        <w:t xml:space="preserve"> </w:t>
-      </w:r>
-      <w:r>
-        <w:t xml:space="preserve">if a Conditional Access policy requires MFA</w:t>
-      </w:r>
-      <w:r>
-        <w:t xml:space="preserve"> </w:t>
-      </w:r>
-      <w:r>
-        <w:t xml:space="preserve">on the storage app, SMB can’t satisfy it and mounts fail with a generic access</w:t>
-      </w:r>
-      <w:r>
-        <w:t xml:space="preserve"> </w:t>
-      </w:r>
-      <w:r>
-        <w:t xml:space="preserve">denial. The fix is to exclude the</w:t>
-      </w:r>
-      <w:r>
-        <w:t xml:space="preserve"> </w:t>
-      </w:r>
-      <w:r>
-        <w:rPr>
-          <w:rStyle w:val="VerbatimChar"/>
-        </w:rPr>
-        <w:t xml:space="preserve">[Storage Account]</w:t>
-      </w:r>
-      <w:r>
-        <w:t xml:space="preserve"> </w:t>
-      </w:r>
-      <w:r>
-        <w:t xml:space="preserve">app from that policy —</w:t>
-      </w:r>
-      <w:r>
-        <w:t xml:space="preserve"> </w:t>
-      </w:r>
-      <w:r>
-        <w:t xml:space="preserve">never disable MFA tenant-wide. You’d spot it in the Entra sign-in logs.</w:t>
+        <w:t xml:space="preserve">Discussion (not scripted): MFA Conditional Access → error 1327/86.</w:t>
+      </w:r>
+      <w:r>
+        <w:t xml:space="preserve"> </w:t>
+      </w:r>
+      <w:r>
+        <w:t xml:space="preserve">If a CA</w:t>
+      </w:r>
+      <w:r>
+        <w:t xml:space="preserve"> </w:t>
+      </w:r>
+      <w:r>
+        <w:t xml:space="preserve">policy requires MFA on the storage account’s app, SMB can’t perform an</w:t>
+      </w:r>
+      <w:r>
+        <w:t xml:space="preserve"> </w:t>
+      </w:r>
+      <w:r>
+        <w:t xml:space="preserve">interactive MFA, and</w:t>
+      </w:r>
+      <w:r>
+        <w:t xml:space="preserve"> </w:t>
+      </w:r>
+      <w:r>
+        <w:rPr>
+          <w:rStyle w:val="VerbatimChar"/>
+        </w:rPr>
+        <w:t xml:space="preserve">net use</w:t>
+      </w:r>
+      <w:r>
+        <w:t xml:space="preserve"> </w:t>
+      </w:r>
+      <w:r>
+        <w:t xml:space="preserve">returns</w:t>
+      </w:r>
+      <w:r>
+        <w:t xml:space="preserve"> </w:t>
+      </w:r>
+      <w:r>
+        <w:rPr>
+          <w:b/>
+        </w:rPr>
+        <w:t xml:space="preserve">System error 1327</w:t>
+      </w:r>
+      <w:r>
+        <w:t xml:space="preserve"> </w:t>
+      </w:r>
+      <w:r>
+        <w:t xml:space="preserve">(</w:t>
+      </w:r>
+      <w:r>
+        <w:t xml:space="preserve">“</w:t>
+      </w:r>
+      <w:r>
+        <w:t xml:space="preserve">Account</w:t>
+      </w:r>
+      <w:r>
+        <w:t xml:space="preserve"> </w:t>
+      </w:r>
+      <w:r>
+        <w:t xml:space="preserve">restrictions are preventing this user from signing in</w:t>
+      </w:r>
+      <w:r>
+        <w:t xml:space="preserve">”</w:t>
+      </w:r>
+      <w:r>
+        <w:t xml:space="preserve">) — or 86. The fix is to</w:t>
+      </w:r>
+      <w:r>
+        <w:t xml:space="preserve"> </w:t>
+      </w:r>
+      <w:r>
+        <w:rPr>
+          <w:b/>
+        </w:rPr>
+        <w:t xml:space="preserve">exclude the</w:t>
+      </w:r>
+      <w:r>
+        <w:rPr>
+          <w:b/>
+        </w:rPr>
+        <w:t xml:space="preserve"> </w:t>
+      </w:r>
+      <w:r>
+        <w:rPr>
+          <w:rStyle w:val="VerbatimChar"/>
+          <w:b/>
+        </w:rPr>
+        <w:t xml:space="preserve">[Storage Account] &lt;sa&gt;.file.core.windows.net</w:t>
+      </w:r>
+      <w:r>
+        <w:rPr>
+          <w:b/>
+        </w:rPr>
+        <w:t xml:space="preserve"> </w:t>
+      </w:r>
+      <w:r>
+        <w:rPr>
+          <w:b/>
+        </w:rPr>
+        <w:t xml:space="preserve">app</w:t>
+      </w:r>
+      <w:r>
+        <w:t xml:space="preserve"> </w:t>
+      </w:r>
+      <w:r>
+        <w:t xml:space="preserve">from that CA</w:t>
+      </w:r>
+      <w:r>
+        <w:t xml:space="preserve"> </w:t>
+      </w:r>
+      <w:r>
+        <w:t xml:space="preserve">policy, never to weaken MFA tenant-wide. You’d confirm it in the Entra sign-in</w:t>
+      </w:r>
+      <w:r>
+        <w:t xml:space="preserve"> </w:t>
+      </w:r>
+      <w:r>
+        <w:t xml:space="preserve">logs (look for the storage app + a blocked MFA requirement). This is documented</w:t>
+      </w:r>
+      <w:r>
+        <w:t xml:space="preserve"> </w:t>
+      </w:r>
+      <w:r>
+        <w:t xml:space="preserve">publicly in</w:t>
+      </w:r>
+      <w:r>
+        <w:t xml:space="preserve"> </w:t>
+      </w:r>
+      <w:r>
+        <w:rPr>
+          <w:i/>
+        </w:rPr>
+        <w:t xml:space="preserve">storage-files-identity-auth-hybrid-identities-enable</w:t>
+      </w:r>
+      <w:r>
+        <w:t xml:space="preserve">.</w:t>
       </w:r>
     </w:p>
     <w:p>
@@ -2440,63 +4350,144 @@
       <w:pPr>
         <w:pStyle w:val="Heading1"/>
       </w:pPr>
-      <w:bookmarkStart w:id="31" w:name="tracing-tip"/>
-      <w:r>
-        <w:t xml:space="preserve">Tracing tip</w:t>
-      </w:r>
-      <w:bookmarkEnd w:id="31"/>
+      <w:bookmarkStart w:id="32" w:name="deeper-faults-kept-for-reference"/>
+      <w:r>
+        <w:t xml:space="preserve">Deeper faults kept for reference</w:t>
+      </w:r>
+      <w:bookmarkEnd w:id="32"/>
     </w:p>
     <w:p>
       <w:pPr>
         <w:pStyle w:val="FirstParagraph"/>
       </w:pPr>
       <w:r>
-        <w:t xml:space="preserve">For AD DS you’d use netsh/Wireshark, but Entra Kerberos rides over HTTPS (</w:t>
+        <w:t xml:space="preserve">Still available via</w:t>
+      </w:r>
+      <w:r>
+        <w:t xml:space="preserve"> </w:t>
+      </w:r>
+      <w:r>
+        <w:rPr>
+          <w:rStyle w:val="VerbatimChar"/>
+        </w:rPr>
+        <w:t xml:space="preserve">Invoke-Fault.ps1</w:t>
+      </w:r>
+      <w:r>
+        <w:t xml:space="preserve">, for self-study or a longer session:</w:t>
+      </w:r>
+    </w:p>
+    <w:p>
+      <w:pPr>
+        <w:numPr>
+          <w:ilvl w:val="0"/>
+          <w:numId w:val="1006"/>
+        </w:numPr>
+        <w:pStyle w:val="Compact"/>
+      </w:pPr>
+      <w:r>
+        <w:rPr>
+          <w:b/>
+        </w:rPr>
+        <w:t xml:space="preserve">NotHybridJoined</w:t>
+      </w:r>
+      <w:r>
+        <w:t xml:space="preserve"> </w:t>
+      </w:r>
+      <w:r>
+        <w:t xml:space="preserve">—</w:t>
+      </w:r>
+      <w:r>
+        <w:t xml:space="preserve"> </w:t>
+      </w:r>
+      <w:r>
+        <w:rPr>
+          <w:rStyle w:val="VerbatimChar"/>
+        </w:rPr>
+        <w:t xml:space="preserve">dsregcmd /leave</w:t>
+      </w:r>
+      <w:r>
+        <w:t xml:space="preserve">;</w:t>
+      </w:r>
+      <w:r>
+        <w:t xml:space="preserve"> </w:t>
+      </w:r>
+      <w:r>
+        <w:rPr>
+          <w:rStyle w:val="VerbatimChar"/>
+        </w:rPr>
+        <w:t xml:space="preserve">AzureAdJoined : NO</w:t>
+      </w:r>
+      <w:r>
+        <w:t xml:space="preserve"> </w:t>
+      </w:r>
+      <w:r>
+        <w:t xml:space="preserve">→ no PRT → no</w:t>
+      </w:r>
+      <w:r>
+        <w:t xml:space="preserve"> </w:t>
+      </w:r>
+      <w:r>
+        <w:t xml:space="preserve">cloud TGT. Cuts the earliest arrow in the flow, so the whole chain drops.</w:t>
+      </w:r>
+    </w:p>
+    <w:p>
+      <w:pPr>
+        <w:numPr>
+          <w:ilvl w:val="0"/>
+          <w:numId w:val="1006"/>
+        </w:numPr>
+        <w:pStyle w:val="Compact"/>
+      </w:pPr>
+      <w:r>
+        <w:rPr>
+          <w:b/>
+        </w:rPr>
+        <w:t xml:space="preserve">NoShareAccess</w:t>
+      </w:r>
+      <w:r>
+        <w:t xml:space="preserve"> </w:t>
+      </w:r>
+      <w:r>
+        <w:t xml:space="preserve">—</w:t>
+      </w:r>
+      <w:r>
+        <w:t xml:space="preserve"> </w:t>
+      </w:r>
+      <w:r>
+        <w:rPr>
+          <w:rStyle w:val="VerbatimChar"/>
+        </w:rPr>
+        <w:t xml:space="preserve">DefaultSharePermission None</w:t>
+      </w:r>
+      <w:r>
+        <w:t xml:space="preserve"> </w:t>
+      </w:r>
+      <w:r>
+        <w:t xml:space="preserve">with no explicit grant; the</w:t>
+      </w:r>
+      <w:r>
+        <w:t xml:space="preserve"> </w:t>
+      </w:r>
+      <w:r>
+        <w:t xml:space="preserve">simplest of the three</w:t>
+      </w:r>
+      <w:r>
+        <w:t xml:space="preserve"> </w:t>
       </w:r>
       <w:r>
         <w:t xml:space="preserve">“</w:t>
       </w:r>
       <w:r>
-        <w:t xml:space="preserve">KDC</w:t>
-      </w:r>
-      <w:r>
-        <w:t xml:space="preserve"> </w:t>
-      </w:r>
-      <w:r>
-        <w:t xml:space="preserve">Proxy</w:t>
+        <w:t xml:space="preserve">Access denied</w:t>
       </w:r>
       <w:r>
         <w:t xml:space="preserve">”</w:t>
       </w:r>
       <w:r>
-        <w:t xml:space="preserve">), so those only show encrypted TCP. To read the ticket exchange, use</w:t>
-      </w:r>
-      <w:r>
-        <w:t xml:space="preserve"> </w:t>
-      </w:r>
-      <w:r>
-        <w:rPr>
-          <w:b/>
-        </w:rPr>
-        <w:t xml:space="preserve">Fiddler + the Kerberos.NET extension</w:t>
-      </w:r>
-      <w:r>
-        <w:t xml:space="preserve"> </w:t>
-      </w:r>
-      <w:r>
-        <w:t xml:space="preserve">(enable Decrypt HTTPS, reboot, run</w:t>
-      </w:r>
-      <w:r>
-        <w:t xml:space="preserve"> </w:t>
-      </w:r>
-      <w:r>
-        <w:rPr>
-          <w:rStyle w:val="VerbatimChar"/>
-        </w:rPr>
-        <w:t xml:space="preserve">klist get cifs/&lt;sa&gt;…</w:t>
-      </w:r>
-      <w:r>
-        <w:t xml:space="preserve">).</w:t>
+        <w:t xml:space="preserve"> </w:t>
+      </w:r>
+      <w:r>
+        <w:t xml:space="preserve">doors.</w:t>
       </w:r>
     </w:p>
     <w:p>
@@ -2510,11 +4501,25 @@
       <w:pPr>
         <w:pStyle w:val="Heading1"/>
       </w:pPr>
-      <w:bookmarkStart w:id="32" w:name="clean-up"/>
-      <w:r>
-        <w:t xml:space="preserve">Clean up</w:t>
-      </w:r>
-      <w:bookmarkEnd w:id="32"/>
+      <w:bookmarkStart w:id="33" w:name="advanced-tracing-reference"/>
+      <w:r>
+        <w:t xml:space="preserve">Advanced tracing reference</w:t>
+      </w:r>
+      <w:bookmarkEnd w:id="33"/>
+    </w:p>
+    <w:p>
+      <w:pPr>
+        <w:pStyle w:val="FirstParagraph"/>
+      </w:pPr>
+      <w:r>
+        <w:t xml:space="preserve">For the rare escalation, the hybrid-flow TSG’s Kerberos ETW capture (survives a</w:t>
+      </w:r>
+      <w:r>
+        <w:t xml:space="preserve"> </w:t>
+      </w:r>
+      <w:r>
+        <w:t xml:space="preserve">disconnect; run for a few minutes around ticket expiry, ~1 hour after issue):</w:t>
+      </w:r>
     </w:p>
     <w:p>
       <w:pPr>
@@ -2522,21 +4527,45 @@
       </w:pPr>
       <w:r>
         <w:rPr>
-          <w:rStyle w:val="NormalTok"/>
-        </w:rPr>
-        <w:t xml:space="preserve">.\cleanup.</w:t>
-      </w:r>
-      <w:r>
-        <w:rPr>
-          <w:rStyle w:val="FunctionTok"/>
-        </w:rPr>
-        <w:t xml:space="preserve">ps1</w:t>
-      </w:r>
-      <w:r>
-        <w:rPr>
-          <w:rStyle w:val="NormalTok"/>
-        </w:rPr>
-        <w:t xml:space="preserve"> -ResourceGroupName azfiles-lab -IncludeEntra</w:t>
+          <w:rStyle w:val="VerbatimChar"/>
+        </w:rPr>
+        <w:t xml:space="preserve">logman start auth_kerberos -ow -o kerberos.etl -nb 16 16 -bs 1024 -max 8192 -ets</w:t>
+      </w:r>
+      <w:r>
+        <w:br/>
+      </w:r>
+      <w:r>
+        <w:rPr>
+          <w:rStyle w:val="VerbatimChar"/>
+        </w:rPr>
+        <w:t xml:space="preserve">logman update trace auth_kerberos -p "{6B510852-3583-4e2d-AFFE-A67F9F223438}" 0x7ffffff 0xff -ets</w:t>
+      </w:r>
+      <w:r>
+        <w:br/>
+      </w:r>
+      <w:r>
+        <w:rPr>
+          <w:rStyle w:val="VerbatimChar"/>
+        </w:rPr>
+        <w:t xml:space="preserve"># ... (see the TSG for the full provider list) ...</w:t>
+      </w:r>
+      <w:r>
+        <w:br/>
+      </w:r>
+      <w:r>
+        <w:rPr>
+          <w:rStyle w:val="VerbatimChar"/>
+        </w:rPr>
+        <w:t xml:space="preserve"># reproduce the issue</w:t>
+      </w:r>
+      <w:r>
+        <w:br/>
+      </w:r>
+      <w:r>
+        <w:rPr>
+          <w:rStyle w:val="VerbatimChar"/>
+        </w:rPr>
+        <w:t xml:space="preserve">logman stop auth_kerberos -ets</w:t>
       </w:r>
     </w:p>
     <w:p>
@@ -2544,13 +4573,28 @@
         <w:pStyle w:val="FirstParagraph"/>
       </w:pPr>
       <w:r>
-        <w:t xml:space="preserve">Then delete the Cloud Sync configuration and provisioning agent in the Entra</w:t>
-      </w:r>
-      <w:r>
-        <w:t xml:space="preserve"> </w:t>
-      </w:r>
-      <w:r>
-        <w:t xml:space="preserve">portal (the script reminds you).</w:t>
+        <w:t xml:space="preserve">Always record a</w:t>
+      </w:r>
+      <w:r>
+        <w:t xml:space="preserve"> </w:t>
+      </w:r>
+      <w:r>
+        <w:rPr>
+          <w:b/>
+        </w:rPr>
+        <w:t xml:space="preserve">UTC timestamp</w:t>
+      </w:r>
+      <w:r>
+        <w:t xml:space="preserve"> </w:t>
+      </w:r>
+      <w:r>
+        <w:t xml:space="preserve">with any capture — Fiddler, Wireshark, or ETW —</w:t>
+      </w:r>
+      <w:r>
+        <w:t xml:space="preserve"> </w:t>
+      </w:r>
+      <w:r>
+        <w:t xml:space="preserve">so it can be correlated with Entra server-side logs by Request ID.</w:t>
       </w:r>
     </w:p>
     <w:p>
@@ -2564,11 +4608,65 @@
       <w:pPr>
         <w:pStyle w:val="Heading1"/>
       </w:pPr>
-      <w:bookmarkStart w:id="33" w:name="command-reference"/>
+      <w:bookmarkStart w:id="34" w:name="clean-up"/>
+      <w:r>
+        <w:t xml:space="preserve">Clean up</w:t>
+      </w:r>
+      <w:bookmarkEnd w:id="34"/>
+    </w:p>
+    <w:p>
+      <w:pPr>
+        <w:pStyle w:val="SourceCode"/>
+      </w:pPr>
+      <w:r>
+        <w:rPr>
+          <w:rStyle w:val="NormalTok"/>
+        </w:rPr>
+        <w:t xml:space="preserve">./cleanup.</w:t>
+      </w:r>
+      <w:r>
+        <w:rPr>
+          <w:rStyle w:val="FunctionTok"/>
+        </w:rPr>
+        <w:t xml:space="preserve">ps1</w:t>
+      </w:r>
+      <w:r>
+        <w:rPr>
+          <w:rStyle w:val="NormalTok"/>
+        </w:rPr>
+        <w:t xml:space="preserve"> -ResourceGroupName azfiles-lab -IncludeEntra</w:t>
+      </w:r>
+    </w:p>
+    <w:p>
+      <w:pPr>
+        <w:pStyle w:val="FirstParagraph"/>
+      </w:pPr>
+      <w:r>
+        <w:t xml:space="preserve">Then delete the Cloud Sync configuration and provisioning agent in the Entra</w:t>
+      </w:r>
+      <w:r>
+        <w:t xml:space="preserve"> </w:t>
+      </w:r>
+      <w:r>
+        <w:t xml:space="preserve">portal (the script reminds you).</w:t>
+      </w:r>
+    </w:p>
+    <w:p>
+      <w:r>
+        <w:pict>
+          <v:rect style="width:0;height:1.5pt" o:hralign="center" o:hrstd="t" o:hr="t"/>
+        </w:pict>
+      </w:r>
+    </w:p>
+    <w:p>
+      <w:pPr>
+        <w:pStyle w:val="Heading1"/>
+      </w:pPr>
+      <w:bookmarkStart w:id="35" w:name="command-reference"/>
       <w:r>
         <w:t xml:space="preserve">Command reference</w:t>
       </w:r>
-      <w:bookmarkEnd w:id="33"/>
+      <w:bookmarkEnd w:id="35"/>
     </w:p>
     <w:p>
       <w:pPr>
@@ -2596,7 +4694,7 @@
         <w:rPr>
           <w:rStyle w:val="VerbatimChar"/>
         </w:rPr>
-        <w:t xml:space="preserve">klist cloud_debug                   cloud TGT diagnostics</w:t>
+        <w:t xml:space="preserve">klist cloud_debug                   EFFECTIVE cloud-TGT policy value (trust this)</w:t>
       </w:r>
       <w:r>
         <w:br/>
@@ -2605,18 +4703,45 @@
         <w:rPr>
           <w:rStyle w:val="VerbatimChar"/>
         </w:rPr>
+        <w:t xml:space="preserve">klist get krbtgt                    force a cloud TGT</w:t>
+      </w:r>
+      <w:r>
+        <w:br/>
+      </w:r>
+      <w:r>
+        <w:rPr>
+          <w:rStyle w:val="VerbatimChar"/>
+        </w:rPr>
+        <w:t xml:space="preserve">klist get cifs/&lt;sa&gt;...              force a service ticket (shows KdcProxy)</w:t>
+      </w:r>
+      <w:r>
+        <w:br/>
+      </w:r>
+      <w:r>
+        <w:rPr>
+          <w:rStyle w:val="VerbatimChar"/>
+        </w:rPr>
         <w:t xml:space="preserve">klist                               cached tickets (note the two realms)</w:t>
       </w:r>
+      <w:r>
+        <w:br/>
+      </w:r>
+      <w:r>
+        <w:rPr>
+          <w:rStyle w:val="VerbatimChar"/>
+        </w:rPr>
+        <w:t xml:space="preserve">netsh winhttp show proxy            proxy stack (part of the Entra path)</w:t>
+      </w:r>
     </w:p>
     <w:p>
       <w:pPr>
         <w:pStyle w:val="Heading1"/>
       </w:pPr>
-      <w:bookmarkStart w:id="34" w:name="error-cause-quick-map"/>
-      <w:r>
-        <w:t xml:space="preserve">Error → cause quick map</w:t>
-      </w:r>
-      <w:bookmarkEnd w:id="34"/>
+      <w:bookmarkStart w:id="36" w:name="error-first-move-quick-map"/>
+      <w:r>
+        <w:t xml:space="preserve">Error → first move quick map</w:t>
+      </w:r>
+      <w:bookmarkEnd w:id="36"/>
     </w:p>
     <w:tbl>
       <w:tblPr>
@@ -2662,7 +4787,7 @@
               <w:jc w:val="left"/>
             </w:pPr>
             <w:r>
-              <w:t xml:space="preserve">Likely cause</w:t>
+              <w:t xml:space="preserve">First move</w:t>
             </w:r>
           </w:p>
         </w:tc>
@@ -2675,7 +4800,7 @@
               <w:jc w:val="left"/>
             </w:pPr>
             <w:r>
-              <w:t xml:space="preserve">System error 1327 / no cloud TGT</w:t>
+              <w:t xml:space="preserve">No cloud TGT, but reg looks set</w:t>
             </w:r>
           </w:p>
         </w:tc>
@@ -2686,7 +4811,31 @@
               <w:jc w:val="left"/>
             </w:pPr>
             <w:r>
-              <w:t xml:space="preserve">CloudKerberosTicketRetrievalEnabled not set</w:t>
+              <w:rPr>
+                <w:rStyle w:val="VerbatimChar"/>
+              </w:rPr>
+              <w:t xml:space="preserve">klist cloud_debug</w:t>
+            </w:r>
+            <w:r>
+              <w:t xml:space="preserve"> </w:t>
+            </w:r>
+            <w:r>
+              <w:t xml:space="preserve">+ check the</w:t>
+            </w:r>
+            <w:r>
+              <w:t xml:space="preserve"> </w:t>
+            </w:r>
+            <w:r>
+              <w:rPr>
+                <w:b/>
+              </w:rPr>
+              <w:t xml:space="preserve">Policies</w:t>
+            </w:r>
+            <w:r>
+              <w:t xml:space="preserve"> </w:t>
+            </w:r>
+            <w:r>
+              <w:t xml:space="preserve">path (Lab B)</w:t>
             </w:r>
           </w:p>
         </w:tc>
@@ -2699,7 +4848,25 @@
               <w:jc w:val="left"/>
             </w:pPr>
             <w:r>
-              <w:t xml:space="preserve">AzureAdJoined: NO</w:t>
+              <w:rPr>
+                <w:rStyle w:val="VerbatimChar"/>
+              </w:rPr>
+              <w:t xml:space="preserve">LsaCallAuthenticationPackage 0x51f</w:t>
+            </w:r>
+            <w:r>
+              <w:t xml:space="preserve"> </w:t>
+            </w:r>
+            <w:r>
+              <w:t xml:space="preserve">/</w:t>
+            </w:r>
+            <w:r>
+              <w:t xml:space="preserve"> </w:t>
+            </w:r>
+            <w:r>
+              <w:rPr>
+                <w:rStyle w:val="VerbatimChar"/>
+              </w:rPr>
+              <w:t xml:space="preserve">0xc000005e</w:t>
             </w:r>
           </w:p>
         </w:tc>
@@ -2710,7 +4877,16 @@
               <w:jc w:val="left"/>
             </w:pPr>
             <w:r>
-              <w:t xml:space="preserve">device not hybrid joined / registration</w:t>
+              <w:rPr>
+                <w:rStyle w:val="VerbatimChar"/>
+              </w:rPr>
+              <w:t xml:space="preserve">netsh winhttp show proxy</w:t>
+            </w:r>
+            <w:r>
+              <w:t xml:space="preserve"> </w:t>
+            </w:r>
+            <w:r>
+              <w:t xml:space="preserve">(Lab C)</w:t>
             </w:r>
           </w:p>
         </w:tc>
@@ -2723,7 +4899,16 @@
               <w:jc w:val="left"/>
             </w:pPr>
             <w:r>
-              <w:t xml:space="preserve">Generic access denied</w:t>
+              <w:rPr>
+                <w:rStyle w:val="VerbatimChar"/>
+              </w:rPr>
+              <w:t xml:space="preserve">System error 1327</w:t>
+            </w:r>
+            <w:r>
+              <w:t xml:space="preserve"> </w:t>
+            </w:r>
+            <w:r>
+              <w:t xml:space="preserve">/ 86</w:t>
             </w:r>
           </w:p>
         </w:tc>
@@ -2734,7 +4919,7 @@
               <w:jc w:val="left"/>
             </w:pPr>
             <w:r>
-              <w:t xml:space="preserve">admin consent missing, or CA/MFA on the app</w:t>
+              <w:t xml:space="preserve">CA/MFA on the storage app — check sign-in logs (capstone note)</w:t>
             </w:r>
           </w:p>
         </w:tc>
@@ -2747,7 +4932,10 @@
               <w:jc w:val="left"/>
             </w:pPr>
             <w:r>
-              <w:t xml:space="preserve">Works for some users only</w:t>
+              <w:rPr>
+                <w:rStyle w:val="VerbatimChar"/>
+              </w:rPr>
+              <w:t xml:space="preserve">AzureAdJoined : NO</w:t>
             </w:r>
           </w:p>
         </w:tc>
@@ -2758,7 +4946,7 @@
               <w:jc w:val="left"/>
             </w:pPr>
             <w:r>
-              <w:t xml:space="preserve">user is cloud-only (not a hybrid identity)</w:t>
+              <w:t xml:space="preserve">device registration (NotHybridJoined)</w:t>
             </w:r>
           </w:p>
         </w:tc>
@@ -2771,7 +4959,7 @@
               <w:jc w:val="left"/>
             </w:pPr>
             <w:r>
-              <w:t xml:space="preserve">System error 53 / 67 / timeout</w:t>
+              <w:t xml:space="preserve">Access denied, tickets all healthy</w:t>
             </w:r>
           </w:p>
         </w:tc>
@@ -2782,7 +4970,55 @@
               <w:jc w:val="left"/>
             </w:pPr>
             <w:r>
-              <w:t xml:space="preserve">port 445 blocked or DNS</w:t>
+              <w:t xml:space="preserve">authorization layers: network → RBAC → NTFS (Lab D)</w:t>
+            </w:r>
+          </w:p>
+        </w:tc>
+      </w:tr>
+      <w:tr>
+        <w:tc>
+          <w:p>
+            <w:pPr>
+              <w:pStyle w:val="Compact"/>
+              <w:jc w:val="left"/>
+            </w:pPr>
+            <w:r>
+              <w:t xml:space="preserve">Works for some users only</w:t>
+            </w:r>
+          </w:p>
+        </w:tc>
+        <w:tc>
+          <w:p>
+            <w:pPr>
+              <w:pStyle w:val="Compact"/>
+              <w:jc w:val="left"/>
+            </w:pPr>
+            <w:r>
+              <w:t xml:space="preserve">those users are cloud-only, not synced hybrid</w:t>
+            </w:r>
+          </w:p>
+        </w:tc>
+      </w:tr>
+      <w:tr>
+        <w:tc>
+          <w:p>
+            <w:pPr>
+              <w:pStyle w:val="Compact"/>
+              <w:jc w:val="left"/>
+            </w:pPr>
+            <w:r>
+              <w:t xml:space="preserve">Chain breaks at step 4 only</w:t>
+            </w:r>
+          </w:p>
+        </w:tc>
+        <w:tc>
+          <w:p>
+            <w:pPr>
+              <w:pStyle w:val="Compact"/>
+              <w:jc w:val="left"/>
+            </w:pPr>
+            <w:r>
+              <w:t xml:space="preserve">service-side: admin consent / app — capture in Fiddler</w:t>
             </w:r>
           </w:p>
         </w:tc>
@@ -3146,6 +5382,9 @@
     <w:abstractNumId w:val="991"/>
   </w:num>
   <w:num w:numId="1003">
+    <w:abstractNumId w:val="991"/>
+  </w:num>
+  <w:num w:numId="1004">
     <w:abstractNumId w:val="99411"/>
     <w:lvlOverride w:ilvl="0">
       <w:startOverride w:val="1"/>
@@ -3175,6 +5414,39 @@
       <w:startOverride w:val="1"/>
     </w:lvlOverride>
   </w:num>
+  <w:num w:numId="1005">
+    <w:abstractNumId w:val="99411"/>
+    <w:lvlOverride w:ilvl="0">
+      <w:startOverride w:val="1"/>
+    </w:lvlOverride>
+    <w:lvlOverride w:ilvl="1">
+      <w:startOverride w:val="1"/>
+    </w:lvlOverride>
+    <w:lvlOverride w:ilvl="2">
+      <w:startOverride w:val="1"/>
+    </w:lvlOverride>
+    <w:lvlOverride w:ilvl="3">
+      <w:startOverride w:val="1"/>
+    </w:lvlOverride>
+    <w:lvlOverride w:ilvl="4">
+      <w:startOverride w:val="1"/>
+    </w:lvlOverride>
+    <w:lvlOverride w:ilvl="5">
+      <w:startOverride w:val="1"/>
+    </w:lvlOverride>
+    <w:lvlOverride w:ilvl="6">
+      <w:startOverride w:val="1"/>
+    </w:lvlOverride>
+    <w:lvlOverride w:ilvl="7">
+      <w:startOverride w:val="1"/>
+    </w:lvlOverride>
+    <w:lvlOverride w:ilvl="8">
+      <w:startOverride w:val="1"/>
+    </w:lvlOverride>
+  </w:num>
+  <w:num w:numId="1006">
+    <w:abstractNumId w:val="991"/>
+  </w:num>
 </w:numbering>
 </file>
 
@@ -3186,7 +5458,7 @@
         <w:rFonts w:asciiTheme="minorHAnsi" w:eastAsiaTheme="minorHAnsi" w:hAnsiTheme="minorHAnsi" w:cstheme="minorBidi"/>
         <w:sz w:val="24"/>
         <w:szCs w:val="24"/>
-        <w:lang w:val="en" w:eastAsia="en-US" w:bidi="ar-SA"/>
+        <w:lang w:val="en-US" w:eastAsia="en-US" w:bidi="ar-SA"/>
       </w:rPr>
     </w:rPrDefault>
     <w:pPrDefault>

--- a/docs/participant-workbook-session2.docx
+++ b/docs/participant-workbook-session2.docx
@@ -212,7 +212,7 @@
         <w:t xml:space="preserve"> </w:t>
       </w:r>
       <w:r>
-        <w:t xml:space="preserve">cloud TGT, to the service ticket, to the KDC Proxy exchange on the wire — and</w:t>
+        <w:t xml:space="preserve">cloud TGT, to the service ticket, to the KDC Proxy exchange in the network trace — and</w:t>
       </w:r>
       <w:r>
         <w:t xml:space="preserve"> </w:t>

--- a/docs/participant-workbook-session2.docx
+++ b/docs/participant-workbook-session2.docx
@@ -2718,9 +2718,9 @@
       <w:pPr>
         <w:pStyle w:val="Heading1"/>
       </w:pPr>
-      <w:bookmarkStart w:id="29" w:name="Xda7060a29cdd14cb79fcd234840234f4a3bc484"/>
-      <w:r>
-        <w:t xml:space="preserve">Lab C · When the diagnostic tool causes the outage (KDC Proxy path)</w:t>
+      <w:bookmarkStart w:id="29" w:name="Xdb69e1e18f654d0e4d1a01d681fc221fe57169e"/>
+      <w:r>
+        <w:t xml:space="preserve">Concept · Cloud or on-prem? — flags vs ground truth</w:t>
       </w:r>
       <w:bookmarkEnd w:id="29"/>
     </w:p>
@@ -2729,55 +2729,55 @@
         <w:pStyle w:val="FirstParagraph"/>
       </w:pPr>
       <w:r>
-        <w:t xml:space="preserve">Entra Kerberos rides over HTTPS, which means the machine’s</w:t>
-      </w:r>
-      <w:r>
-        <w:t xml:space="preserve"> </w:t>
-      </w:r>
-      <w:r>
-        <w:rPr>
-          <w:b/>
-        </w:rPr>
-        <w:t xml:space="preserve">proxy stack is now</w:t>
-      </w:r>
-      <w:r>
-        <w:rPr>
-          <w:b/>
-        </w:rPr>
-        <w:t xml:space="preserve"> </w:t>
-      </w:r>
-      <w:r>
-        <w:rPr>
-          <w:b/>
-        </w:rPr>
-        <w:t xml:space="preserve">part of the authentication path</w:t>
-      </w:r>
-      <w:r>
-        <w:t xml:space="preserve"> </w:t>
-      </w:r>
-      <w:r>
-        <w:t xml:space="preserve">— something that never mattered with AD DS</w:t>
-      </w:r>
-      <w:r>
-        <w:t xml:space="preserve"> </w:t>
-      </w:r>
-      <w:r>
-        <w:t xml:space="preserve">Kerberos on port 88. Fiddler is notorious for leaving a proxy pointed at</w:t>
-      </w:r>
-      <w:r>
-        <w:t xml:space="preserve"> </w:t>
-      </w:r>
-      <w:r>
-        <w:rPr>
-          <w:rStyle w:val="VerbatimChar"/>
-        </w:rPr>
-        <w:t xml:space="preserve">127.0.0.1:8888</w:t>
-      </w:r>
-      <w:r>
-        <w:t xml:space="preserve"> </w:t>
-      </w:r>
-      <w:r>
-        <w:t xml:space="preserve">when it exits uncleanly. This lab reproduces that residue.</w:t>
+        <w:t xml:space="preserve">This is the trap that costs the most hours on a real Sev A. A hybrid-joined</w:t>
+      </w:r>
+      <w:r>
+        <w:t xml:space="preserve"> </w:t>
+      </w:r>
+      <w:r>
+        <w:t xml:space="preserve">machine is covered in</w:t>
+      </w:r>
+      <w:r>
+        <w:t xml:space="preserve"> </w:t>
+      </w:r>
+      <w:r>
+        <w:rPr>
+          <w:b/>
+        </w:rPr>
+        <w:t xml:space="preserve">cloud-looking flags</w:t>
+      </w:r>
+      <w:r>
+        <w:t xml:space="preserve"> </w:t>
+      </w:r>
+      <w:r>
+        <w:t xml:space="preserve">— and none of them tell you</w:t>
+      </w:r>
+      <w:r>
+        <w:t xml:space="preserve"> </w:t>
+      </w:r>
+      <w:r>
+        <w:t xml:space="preserve">whether a given SPN request actually went to Entra. Here is a real impacted</w:t>
+      </w:r>
+      <w:r>
+        <w:t xml:space="preserve"> </w:t>
+      </w:r>
+      <w:r>
+        <w:t xml:space="preserve">machine whose</w:t>
+      </w:r>
+      <w:r>
+        <w:t xml:space="preserve"> </w:t>
+      </w:r>
+      <w:r>
+        <w:rPr>
+          <w:rStyle w:val="VerbatimChar"/>
+        </w:rPr>
+        <w:t xml:space="preserve">cifs/…file.core.windows.net</w:t>
+      </w:r>
+      <w:r>
+        <w:t xml:space="preserve"> </w:t>
+      </w:r>
+      <w:r>
+        <w:t xml:space="preserve">mount failed:</w:t>
       </w:r>
     </w:p>
     <w:p>
@@ -2788,672 +2788,43 @@
         <w:rPr>
           <w:b/>
         </w:rPr>
-        <w:t xml:space="preserve">Break it:</w:t>
-      </w:r>
-    </w:p>
-    <w:p>
-      <w:pPr>
-        <w:pStyle w:val="SourceCode"/>
-      </w:pPr>
-      <w:r>
-        <w:rPr>
-          <w:rStyle w:val="NormalTok"/>
-        </w:rPr>
-        <w:t xml:space="preserve">./faults/Invoke-Fault.</w:t>
-      </w:r>
-      <w:r>
-        <w:rPr>
-          <w:rStyle w:val="FunctionTok"/>
-        </w:rPr>
-        <w:t xml:space="preserve">ps1</w:t>
-      </w:r>
-      <w:r>
-        <w:rPr>
-          <w:rStyle w:val="NormalTok"/>
-        </w:rPr>
-        <w:t xml:space="preserve"> -ResourceGroupName azfiles-lab -Fault ProxyMangled</w:t>
-      </w:r>
-    </w:p>
-    <w:p>
-      <w:pPr>
-        <w:pStyle w:val="FirstParagraph"/>
-      </w:pPr>
-      <w:r>
-        <w:rPr>
-          <w:b/>
-        </w:rPr>
-        <w:t xml:space="preserve">Reproduce</w:t>
-      </w:r>
-      <w:r>
-        <w:t xml:space="preserve"> </w:t>
-      </w:r>
-      <w:r>
-        <w:t xml:space="preserve">(Client VM, as the lab user):</w:t>
-      </w:r>
-    </w:p>
-    <w:p>
-      <w:pPr>
-        <w:pStyle w:val="SourceCode"/>
-      </w:pPr>
-      <w:r>
-        <w:rPr>
-          <w:rStyle w:val="VerbatimChar"/>
-        </w:rPr>
-        <w:t xml:space="preserve">klist purge</w:t>
-      </w:r>
-      <w:r>
-        <w:br/>
-      </w:r>
-      <w:r>
-        <w:rPr>
-          <w:rStyle w:val="VerbatimChar"/>
-        </w:rPr>
-        <w:t xml:space="preserve">klist get cifs/&lt;sa&gt;.file.core.windows.net</w:t>
-      </w:r>
-      <w:r>
-        <w:br/>
-      </w:r>
-      <w:r>
-        <w:rPr>
-          <w:rStyle w:val="VerbatimChar"/>
-        </w:rPr>
-        <w:t xml:space="preserve">    Error calling API LsaCallAuthenticationPackage (GetTicket substatus): 0x51f</w:t>
-      </w:r>
-      <w:r>
-        <w:br/>
-      </w:r>
-      <w:r>
-        <w:rPr>
-          <w:rStyle w:val="VerbatimChar"/>
-        </w:rPr>
-        <w:t xml:space="preserve">    klist failed with 0xc000005e/-1073741730</w:t>
-      </w:r>
-    </w:p>
-    <w:p>
-      <w:pPr>
-        <w:pStyle w:val="FirstParagraph"/>
-      </w:pPr>
-      <w:r>
-        <w:rPr>
-          <w:b/>
-        </w:rPr>
-        <w:t xml:space="preserve">Diagnose — 30 seconds:</w:t>
-      </w:r>
-    </w:p>
-    <w:p>
-      <w:pPr>
-        <w:pStyle w:val="SourceCode"/>
-      </w:pPr>
-      <w:r>
-        <w:rPr>
-          <w:rStyle w:val="VerbatimChar"/>
-        </w:rPr>
-        <w:t xml:space="preserve">netsh winhttp show proxy</w:t>
-      </w:r>
-      <w:r>
-        <w:br/>
-      </w:r>
-      <w:r>
-        <w:rPr>
-          <w:rStyle w:val="VerbatimChar"/>
-        </w:rPr>
-        <w:t xml:space="preserve">    Proxy Server(s) :  127.0.0.1:8888        &lt;- nothing is listening there</w:t>
-      </w:r>
-    </w:p>
-    <w:p>
-      <w:pPr>
-        <w:pStyle w:val="FirstParagraph"/>
-      </w:pPr>
-      <w:r>
-        <w:rPr>
-          <w:b/>
-        </w:rPr>
-        <w:t xml:space="preserve">The tell that isolates it:</w:t>
-      </w:r>
-      <w:r>
-        <w:t xml:space="preserve"> </w:t>
-      </w:r>
-      <w:r>
-        <w:rPr>
-          <w:i/>
-        </w:rPr>
-        <w:t xml:space="preserve">only the cloud path breaks.</w:t>
-      </w:r>
-      <w:r>
-        <w:t xml:space="preserve"> </w:t>
-      </w:r>
-      <w:r>
-        <w:t xml:space="preserve">An AD DS mount (port</w:t>
-      </w:r>
-      <w:r>
-        <w:t xml:space="preserve"> </w:t>
-      </w:r>
-      <w:r>
-        <w:t xml:space="preserve">88/445) from the same machine would still work — because it doesn’t traverse the</w:t>
-      </w:r>
-      <w:r>
-        <w:t xml:space="preserve"> </w:t>
-      </w:r>
-      <w:r>
-        <w:t xml:space="preserve">HTTP proxy. So</w:t>
-      </w:r>
-      <w:r>
-        <w:t xml:space="preserve"> </w:t>
-      </w:r>
-      <w:r>
+        <w:t xml:space="preserve">Flags that look</w:t>
+      </w:r>
+      <w:r>
+        <w:rPr>
+          <w:b/>
+        </w:rPr>
+        <w:t xml:space="preserve"> </w:t>
+      </w:r>
+      <w:r>
+        <w:rPr>
+          <w:b/>
+        </w:rPr>
         <w:t xml:space="preserve">“</w:t>
       </w:r>
       <w:r>
-        <w:t xml:space="preserve">Windows auth to on-prem works, Entra Kerberos to Azure Files</w:t>
-      </w:r>
-      <w:r>
-        <w:t xml:space="preserve"> </w:t>
-      </w:r>
-      <w:r>
-        <w:t xml:space="preserve">fails, on one machine</w:t>
-      </w:r>
-      <w:r>
+        <w:rPr>
+          <w:b/>
+        </w:rPr>
+        <w:t xml:space="preserve">cloud</w:t>
+      </w:r>
+      <w:r>
+        <w:rPr>
+          <w:b/>
+        </w:rPr>
         <w:t xml:space="preserve">”</w:t>
       </w:r>
       <w:r>
-        <w:t xml:space="preserve"> </w:t>
-      </w:r>
-      <w:r>
-        <w:t xml:space="preserve">points straight at the proxy stack.</w:t>
-      </w:r>
-    </w:p>
-    <w:p>
-      <w:pPr>
-        <w:pStyle w:val="BodyText"/>
-      </w:pPr>
-      <w:r>
-        <w:rPr>
-          <w:b/>
-        </w:rPr>
-        <w:t xml:space="preserve">Fix:</w:t>
-      </w:r>
-      <w:r>
-        <w:t xml:space="preserve"> </w:t>
-      </w:r>
-      <w:r>
-        <w:rPr>
-          <w:rStyle w:val="VerbatimChar"/>
-        </w:rPr>
-        <w:t xml:space="preserve">-Fault ProxyMangled -Repair</w:t>
-      </w:r>
-      <w:r>
-        <w:t xml:space="preserve"> </w:t>
-      </w:r>
-      <w:r>
-        <w:t xml:space="preserve">(runs</w:t>
-      </w:r>
-      <w:r>
-        <w:t xml:space="preserve"> </w:t>
-      </w:r>
-      <w:r>
-        <w:rPr>
-          <w:rStyle w:val="VerbatimChar"/>
-        </w:rPr>
-        <w:t xml:space="preserve">netsh winhttp reset proxy</w:t>
-      </w:r>
-      <w:r>
-        <w:t xml:space="preserve">, resets</w:t>
-      </w:r>
-      <w:r>
-        <w:t xml:space="preserve"> </w:t>
-      </w:r>
-      <w:r>
-        <w:t xml:space="preserve">autoproxy, and clears the</w:t>
-      </w:r>
-      <w:r>
-        <w:t xml:space="preserve"> </w:t>
-      </w:r>
-      <w:r>
-        <w:rPr>
-          <w:rStyle w:val="VerbatimChar"/>
-        </w:rPr>
-        <w:t xml:space="preserve">iphlpsvc\ProxyMgr</w:t>
-      </w:r>
-      <w:r>
-        <w:t xml:space="preserve"> </w:t>
-      </w:r>
-      <w:r>
-        <w:rPr>
-          <w:rStyle w:val="VerbatimChar"/>
-        </w:rPr>
-        <w:t xml:space="preserve">:8888</w:t>
-      </w:r>
-      <w:r>
-        <w:t xml:space="preserve"> </w:t>
-      </w:r>
-      <w:r>
-        <w:t xml:space="preserve">leftovers per the Fiddler</w:t>
-      </w:r>
-      <w:r>
-        <w:t xml:space="preserve"> </w:t>
-      </w:r>
-      <w:r>
-        <w:t xml:space="preserve">TSG), then</w:t>
-      </w:r>
-      <w:r>
-        <w:t xml:space="preserve"> </w:t>
-      </w:r>
-      <w:r>
-        <w:rPr>
-          <w:rStyle w:val="VerbatimChar"/>
-        </w:rPr>
-        <w:t xml:space="preserve">klist purge</w:t>
-      </w:r>
-      <w:r>
-        <w:t xml:space="preserve"> </w:t>
-      </w:r>
-      <w:r>
-        <w:t xml:space="preserve">and retry.</w:t>
-      </w:r>
-    </w:p>
-    <w:p>
-      <w:r>
-        <w:pict>
-          <v:rect style="width:0;height:1.5pt" o:hralign="center" o:hrstd="t" o:hr="t"/>
-        </w:pict>
-      </w:r>
-    </w:p>
-    <w:p>
-      <w:pPr>
-        <w:pStyle w:val="Heading1"/>
-      </w:pPr>
-      <w:bookmarkStart w:id="30" w:name="X62e143c4974cf11cd6dd7ed044dbf4032eb39ef"/>
-      <w:r>
-        <w:t xml:space="preserve">Lab D · Three doors that all say</w:t>
-      </w:r>
-      <w:r>
-        <w:t xml:space="preserve"> </w:t>
-      </w:r>
-      <w:r>
-        <w:t xml:space="preserve">“</w:t>
-      </w:r>
-      <w:r>
-        <w:t xml:space="preserve">Access denied</w:t>
-      </w:r>
-      <w:r>
-        <w:t xml:space="preserve">”</w:t>
-      </w:r>
-      <w:r>
-        <w:t xml:space="preserve"> </w:t>
-      </w:r>
-      <w:r>
-        <w:t xml:space="preserve">(explicit authorization)</w:t>
-      </w:r>
-      <w:bookmarkEnd w:id="30"/>
-    </w:p>
-    <w:p>
-      <w:pPr>
-        <w:pStyle w:val="FirstParagraph"/>
-      </w:pPr>
-      <w:r>
-        <w:t xml:space="preserve">Session 1 used</w:t>
-      </w:r>
-      <w:r>
-        <w:t xml:space="preserve"> </w:t>
-      </w:r>
-      <w:r>
-        <w:rPr>
-          <w:rStyle w:val="VerbatimChar"/>
-        </w:rPr>
-        <w:t xml:space="preserve">DefaultSharePermission</w:t>
-      </w:r>
-      <w:r>
-        <w:t xml:space="preserve"> </w:t>
-      </w:r>
-      <w:r>
-        <w:t xml:space="preserve">so</w:t>
-      </w:r>
-      <w:r>
-        <w:t xml:space="preserve"> </w:t>
-      </w:r>
-      <w:r>
-        <w:rPr>
-          <w:i/>
-        </w:rPr>
-        <w:t xml:space="preserve">everyone</w:t>
-      </w:r>
-      <w:r>
-        <w:t xml:space="preserve"> </w:t>
-      </w:r>
-      <w:r>
-        <w:t xml:space="preserve">who authenticated got</w:t>
-      </w:r>
-      <w:r>
-        <w:t xml:space="preserve"> </w:t>
-      </w:r>
-      <w:r>
-        <w:t xml:space="preserve">Contributor. Now that</w:t>
-      </w:r>
-      <w:r>
-        <w:t xml:space="preserve"> </w:t>
-      </w:r>
-      <w:r>
-        <w:rPr>
-          <w:rStyle w:val="VerbatimChar"/>
-        </w:rPr>
-        <w:t xml:space="preserve">labuser1</w:t>
-      </w:r>
-      <w:r>
-        <w:t xml:space="preserve"> </w:t>
-      </w:r>
-      <w:r>
-        <w:t xml:space="preserve">is a real synced Entra identity, we can do</w:t>
-      </w:r>
-      <w:r>
-        <w:t xml:space="preserve"> </w:t>
-      </w:r>
-      <w:r>
-        <w:t xml:space="preserve">authorization properly — and see how three different layers produce the</w:t>
-      </w:r>
-      <w:r>
-        <w:t xml:space="preserve"> </w:t>
-      </w:r>
-      <w:r>
-        <w:rPr>
-          <w:i/>
-        </w:rPr>
-        <w:t xml:space="preserve">same</w:t>
-      </w:r>
-      <w:r>
-        <w:t xml:space="preserve"> </w:t>
-      </w:r>
-      <w:r>
-        <w:t xml:space="preserve">error text.</w:t>
-      </w:r>
-    </w:p>
-    <w:p>
-      <w:pPr>
-        <w:pStyle w:val="BodyText"/>
-      </w:pPr>
-      <w:r>
-        <w:rPr>
-          <w:b/>
-        </w:rPr>
-        <w:t xml:space="preserve">Set the baseline — remove the blanket permission, grant the user explicitly:</w:t>
-      </w:r>
-    </w:p>
-    <w:p>
-      <w:pPr>
-        <w:pStyle w:val="SourceCode"/>
-      </w:pPr>
-      <w:r>
-        <w:rPr>
-          <w:rStyle w:val="CommentTok"/>
-        </w:rPr>
-        <w:t xml:space="preserve"># Remove the "everyone" default so the layers below actually gate access</w:t>
-      </w:r>
-      <w:r>
-        <w:br/>
-      </w:r>
-      <w:r>
-        <w:rPr>
-          <w:rStyle w:val="NormalTok"/>
-        </w:rPr>
-        <w:t xml:space="preserve">Set-AzStorageAccount -ResourceGroupName azfiles-lab -Name &lt;sa&gt; -DefaultSharePermission None</w:t>
-      </w:r>
-      <w:r>
-        <w:br/>
-      </w:r>
-      <w:r>
-        <w:br/>
-      </w:r>
-      <w:r>
-        <w:rPr>
-          <w:rStyle w:val="CommentTok"/>
-        </w:rPr>
-        <w:t xml:space="preserve"># Grant labuser1 (its Entra object) the share-level RBAC role</w:t>
-      </w:r>
-      <w:r>
-        <w:br/>
-      </w:r>
-      <w:r>
-        <w:rPr>
-          <w:rStyle w:val="VariableTok"/>
-        </w:rPr>
-        <w:t xml:space="preserve">$uid</w:t>
-      </w:r>
-      <w:r>
-        <w:rPr>
-          <w:rStyle w:val="NormalTok"/>
-        </w:rPr>
-        <w:t xml:space="preserve"> = (Get-MgUser -Filter </w:t>
-      </w:r>
-      <w:r>
-        <w:rPr>
-          <w:rStyle w:val="StringTok"/>
-        </w:rPr>
-        <w:t xml:space="preserve">"startsWith(userPrincipalName,'labuser1')"</w:t>
-      </w:r>
-      <w:r>
-        <w:rPr>
-          <w:rStyle w:val="NormalTok"/>
-        </w:rPr>
-        <w:t xml:space="preserve">).</w:t>
-      </w:r>
-      <w:r>
-        <w:rPr>
-          <w:rStyle w:val="FunctionTok"/>
-        </w:rPr>
-        <w:t xml:space="preserve">Id</w:t>
-      </w:r>
-      <w:r>
-        <w:br/>
-      </w:r>
-      <w:r>
-        <w:rPr>
-          <w:rStyle w:val="NormalTok"/>
-        </w:rPr>
-        <w:t xml:space="preserve">New-AzRoleAssignment -ObjectId </w:t>
-      </w:r>
-      <w:r>
-        <w:rPr>
-          <w:rStyle w:val="VariableTok"/>
-        </w:rPr>
-        <w:t xml:space="preserve">$uid</w:t>
-      </w:r>
-      <w:r>
-        <w:rPr>
-          <w:rStyle w:val="NormalTok"/>
-        </w:rPr>
-        <w:t xml:space="preserve"> `</w:t>
-      </w:r>
-      <w:r>
-        <w:br/>
-      </w:r>
-      <w:r>
-        <w:rPr>
-          <w:rStyle w:val="NormalTok"/>
-        </w:rPr>
-        <w:t xml:space="preserve">  -RoleDefinitionName </w:t>
-      </w:r>
-      <w:r>
-        <w:rPr>
-          <w:rStyle w:val="StringTok"/>
-        </w:rPr>
-        <w:t xml:space="preserve">"Storage File Data SMB Share Contributor"</w:t>
-      </w:r>
-      <w:r>
-        <w:rPr>
-          <w:rStyle w:val="NormalTok"/>
-        </w:rPr>
-        <w:t xml:space="preserve"> `</w:t>
-      </w:r>
-      <w:r>
-        <w:br/>
-      </w:r>
-      <w:r>
-        <w:rPr>
-          <w:rStyle w:val="NormalTok"/>
-        </w:rPr>
-        <w:t xml:space="preserve">  -Scope (Get-AzStorageAccount -ResourceGroupName azfiles-lab -Name &lt;sa&gt;).</w:t>
-      </w:r>
-      <w:r>
-        <w:rPr>
-          <w:rStyle w:val="FunctionTok"/>
-        </w:rPr>
-        <w:t xml:space="preserve">Id</w:t>
-      </w:r>
-    </w:p>
-    <w:p>
-      <w:pPr>
-        <w:pStyle w:val="FirstParagraph"/>
-      </w:pPr>
-      <w:r>
-        <w:t xml:space="preserve">Remount as</w:t>
-      </w:r>
-      <w:r>
-        <w:t xml:space="preserve"> </w:t>
-      </w:r>
-      <w:r>
-        <w:rPr>
-          <w:rStyle w:val="VerbatimChar"/>
-        </w:rPr>
-        <w:t xml:space="preserve">labuser1</w:t>
-      </w:r>
-      <w:r>
-        <w:t xml:space="preserve">. It should now work</w:t>
-      </w:r>
-      <w:r>
-        <w:t xml:space="preserve"> </w:t>
-      </w:r>
-      <w:r>
-        <w:rPr>
-          <w:b/>
-        </w:rPr>
-        <w:t xml:space="preserve">through an explicit assignment</w:t>
-      </w:r>
-      <w:r>
-        <w:t xml:space="preserve">, not</w:t>
-      </w:r>
-      <w:r>
-        <w:t xml:space="preserve"> </w:t>
-      </w:r>
-      <w:r>
-        <w:t xml:space="preserve">the default — and this is the moment</w:t>
-      </w:r>
-      <w:r>
-        <w:t xml:space="preserve"> </w:t>
-      </w:r>
-      <w:r>
-        <w:rPr>
-          <w:rStyle w:val="VerbatimChar"/>
-        </w:rPr>
-        <w:t xml:space="preserve">Debug-AzStorageAccountAuth</w:t>
-      </w:r>
-      <w:r>
-        <w:t xml:space="preserve">’s</w:t>
-      </w:r>
-      <w:r>
-        <w:t xml:space="preserve"> </w:t>
-      </w:r>
-      <w:r>
-        <w:rPr>
-          <w:rStyle w:val="VerbatimChar"/>
-        </w:rPr>
-        <w:t xml:space="preserve">CheckSidHasAadUser</w:t>
-      </w:r>
-      <w:r>
-        <w:t xml:space="preserve"> </w:t>
-      </w:r>
-      <w:r>
-        <w:t xml:space="preserve">/</w:t>
-      </w:r>
-      <w:r>
-        <w:t xml:space="preserve"> </w:t>
-      </w:r>
-      <w:r>
-        <w:rPr>
-          <w:rStyle w:val="VerbatimChar"/>
-        </w:rPr>
-        <w:t xml:space="preserve">CheckUserRbacAssignment</w:t>
-      </w:r>
-      <w:r>
-        <w:t xml:space="preserve"> </w:t>
-      </w:r>
-      <w:r>
-        <w:t xml:space="preserve">finally</w:t>
-      </w:r>
-      <w:r>
-        <w:t xml:space="preserve"> </w:t>
-      </w:r>
-      <w:r>
-        <w:rPr>
-          <w:b/>
-        </w:rPr>
-        <w:t xml:space="preserve">pass</w:t>
-      </w:r>
-      <w:r>
-        <w:t xml:space="preserve"> </w:t>
-      </w:r>
-      <w:r>
-        <w:t xml:space="preserve">(they were</w:t>
-      </w:r>
-      <w:r>
-        <w:t xml:space="preserve"> </w:t>
-      </w:r>
-      <w:r>
-        <w:rPr>
-          <w:i/>
-        </w:rPr>
-        <w:t xml:space="preserve">expected</w:t>
-      </w:r>
-      <w:r>
-        <w:t xml:space="preserve"> </w:t>
-      </w:r>
-      <w:r>
-        <w:t xml:space="preserve">failures in Session 1 by design). Run Debug now and see them flip to</w:t>
-      </w:r>
-      <w:r>
-        <w:t xml:space="preserve"> </w:t>
-      </w:r>
-      <w:r>
-        <w:t xml:space="preserve">Passed — that contrast is the point.</w:t>
-      </w:r>
-    </w:p>
-    <w:p>
-      <w:pPr>
-        <w:pStyle w:val="BodyText"/>
-      </w:pPr>
-      <w:r>
-        <w:rPr>
-          <w:b/>
-        </w:rPr>
-        <w:t xml:space="preserve">Now walk the three doors.</w:t>
-      </w:r>
-      <w:r>
-        <w:t xml:space="preserve"> </w:t>
-      </w:r>
-      <w:r>
-        <w:t xml:space="preserve">Each of these produces</w:t>
-      </w:r>
-      <w:r>
-        <w:t xml:space="preserve"> </w:t>
-      </w:r>
-      <w:r>
-        <w:t xml:space="preserve">“</w:t>
-      </w:r>
-      <w:r>
-        <w:t xml:space="preserve">Access is denied,</w:t>
-      </w:r>
-      <w:r>
-        <w:t xml:space="preserve">”</w:t>
-      </w:r>
-      <w:r>
-        <w:t xml:space="preserve"> </w:t>
-      </w:r>
-      <w:r>
-        <w:t xml:space="preserve">and only</w:t>
-      </w:r>
-      <w:r>
-        <w:t xml:space="preserve"> </w:t>
-      </w:r>
-      <w:r>
-        <w:t xml:space="preserve">evidence tells them apart:</w:t>
+        <w:rPr>
+          <w:b/>
+        </w:rPr>
+        <w:t xml:space="preserve"> </w:t>
+      </w:r>
+      <w:r>
+        <w:rPr>
+          <w:b/>
+        </w:rPr>
+        <w:t xml:space="preserve">but do NOT decide routing:</w:t>
       </w:r>
     </w:p>
     <w:tbl>
@@ -3484,7 +2855,7 @@
               <w:jc w:val="left"/>
             </w:pPr>
             <w:r>
-              <w:t xml:space="preserve">Break</w:t>
+              <w:t xml:space="preserve">Signal</w:t>
             </w:r>
           </w:p>
         </w:tc>
@@ -3501,7 +2872,7 @@
               <w:jc w:val="left"/>
             </w:pPr>
             <w:r>
-              <w:t xml:space="preserve">How</w:t>
+              <w:t xml:space="preserve">Impacted machine</w:t>
             </w:r>
           </w:p>
         </w:tc>
@@ -3518,7 +2889,7 @@
               <w:jc w:val="left"/>
             </w:pPr>
             <w:r>
-              <w:t xml:space="preserve">Distinguishing evidence</w:t>
+              <w:t xml:space="preserve">What it actually means</w:t>
             </w:r>
           </w:p>
         </w:tc>
@@ -3530,22 +2901,92 @@
               <w:pStyle w:val="Compact"/>
               <w:jc w:val="left"/>
             </w:pPr>
+            <w:r>
+              <w:rPr>
+                <w:rStyle w:val="VerbatimChar"/>
+              </w:rPr>
+              <w:t xml:space="preserve">AzureAdPrt : YES</w:t>
+            </w:r>
+          </w:p>
+        </w:tc>
+        <w:tc>
+          <w:p>
+            <w:pPr>
+              <w:pStyle w:val="Compact"/>
+              <w:jc w:val="left"/>
+            </w:pPr>
+            <w:r>
+              <w:t xml:space="preserve">YES</w:t>
+            </w:r>
+          </w:p>
+        </w:tc>
+        <w:tc>
+          <w:p>
+            <w:pPr>
+              <w:pStyle w:val="Compact"/>
+              <w:jc w:val="left"/>
+            </w:pPr>
+            <w:r>
+              <w:t xml:space="preserve">the device holds an Entra PRT — for web/app SSO. Normal on any hybrid-joined box.</w:t>
+            </w:r>
+          </w:p>
+        </w:tc>
+      </w:tr>
+      <w:tr>
+        <w:tc>
+          <w:p>
+            <w:pPr>
+              <w:pStyle w:val="Compact"/>
+              <w:jc w:val="left"/>
+            </w:pPr>
+            <w:r>
+              <w:rPr>
+                <w:rStyle w:val="VerbatimChar"/>
+              </w:rPr>
+              <w:t xml:space="preserve">CloudTgt : YES</w:t>
+            </w:r>
+            <w:r>
+              <w:t xml:space="preserve"> </w:t>
+            </w:r>
+            <w:r>
+              <w:t xml:space="preserve">(SSO State)</w:t>
+            </w:r>
+          </w:p>
+        </w:tc>
+        <w:tc>
+          <w:p>
+            <w:pPr>
+              <w:pStyle w:val="Compact"/>
+              <w:jc w:val="left"/>
+            </w:pPr>
+            <w:r>
+              <w:t xml:space="preserve">YES</w:t>
+            </w:r>
+          </w:p>
+        </w:tc>
+        <w:tc>
+          <w:p>
+            <w:pPr>
+              <w:pStyle w:val="Compact"/>
+              <w:jc w:val="left"/>
+            </w:pPr>
+            <w:r>
+              <w:t xml:space="preserve">a cloud-assisted</w:t>
+            </w:r>
+            <w:r>
+              <w:t xml:space="preserve"> </w:t>
+            </w:r>
             <w:r>
               <w:rPr>
                 <w:b/>
               </w:rPr>
-              <w:t xml:space="preserve">Storage firewall / network</w:t>
-            </w:r>
-          </w:p>
-        </w:tc>
-        <w:tc>
-          <w:p>
-            <w:pPr>
-              <w:pStyle w:val="Compact"/>
-              <w:jc w:val="left"/>
-            </w:pPr>
-            <w:r>
-              <w:t xml:space="preserve">portal: Networking →</w:t>
+              <w:t xml:space="preserve">on-prem</w:t>
+            </w:r>
+            <w:r>
+              <w:t xml:space="preserve"> </w:t>
+            </w:r>
+            <w:r>
+              <w:t xml:space="preserve">TGT at logon (Windows Hello / cloud trust). It’s about</w:t>
             </w:r>
             <w:r>
               <w:t xml:space="preserve"> </w:t>
@@ -3554,13 +2995,15 @@
               <w:rPr>
                 <w:i/>
               </w:rPr>
-              <w:t xml:space="preserve">Enabled from selected networks</w:t>
-            </w:r>
-            <w:r>
-              <w:t xml:space="preserve">, don’t add the client</w:t>
-            </w:r>
-          </w:p>
-        </w:tc>
+              <w:t xml:space="preserve">getting an on-prem TGT</w:t>
+            </w:r>
+            <w:r>
+              <w:t xml:space="preserve">, not routing SPNs to Entra.</w:t>
+            </w:r>
+          </w:p>
+        </w:tc>
+      </w:tr>
+      <w:tr>
         <w:tc>
           <w:p>
             <w:pPr>
@@ -3571,13 +3014,13 @@
               <w:rPr>
                 <w:rStyle w:val="VerbatimChar"/>
               </w:rPr>
-              <w:t xml:space="preserve">net use</w:t>
+              <w:t xml:space="preserve">KerbTopLevelNames</w:t>
             </w:r>
             <w:r>
               <w:t xml:space="preserve"> </w:t>
             </w:r>
             <w:r>
-              <w:t xml:space="preserve">times out or</w:t>
+              <w:t xml:space="preserve">has</w:t>
             </w:r>
             <w:r>
               <w:t xml:space="preserve"> </w:t>
@@ -3586,30 +3029,172 @@
               <w:rPr>
                 <w:rStyle w:val="VerbatimChar"/>
               </w:rPr>
-              <w:t xml:space="preserve">System error 53/67</w:t>
-            </w:r>
-            <w:r>
-              <w:t xml:space="preserve">;</w:t>
+              <w:t xml:space="preserve">.windows.net</w:t>
+            </w:r>
+          </w:p>
+        </w:tc>
+        <w:tc>
+          <w:p>
+            <w:pPr>
+              <w:pStyle w:val="Compact"/>
+              <w:jc w:val="left"/>
+            </w:pPr>
+            <w:r>
+              <w:t xml:space="preserve">YES</w:t>
+            </w:r>
+          </w:p>
+        </w:tc>
+        <w:tc>
+          <w:p>
+            <w:pPr>
+              <w:pStyle w:val="Compact"/>
+              <w:jc w:val="left"/>
+            </w:pPr>
+            <w:r>
+              <w:t xml:space="preserve">the suffix list the client</w:t>
             </w:r>
             <w:r>
               <w:t xml:space="preserve"> </w:t>
             </w:r>
+            <w:r>
+              <w:rPr>
+                <w:i/>
+              </w:rPr>
+              <w:t xml:space="preserve">would</w:t>
+            </w:r>
+            <w:r>
+              <w:t xml:space="preserve"> </w:t>
+            </w:r>
+            <w:r>
+              <w:t xml:space="preserve">use</w:t>
+            </w:r>
+            <w:r>
+              <w:t xml:space="preserve"> </w:t>
+            </w:r>
+            <w:r>
+              <w:rPr>
+                <w:b/>
+              </w:rPr>
+              <w:t xml:space="preserve">if</w:t>
+            </w:r>
+            <w:r>
+              <w:t xml:space="preserve"> </w:t>
+            </w:r>
+            <w:r>
+              <w:t xml:space="preserve">cloud Kerberos were enabled. Necessary, not sufficient.</w:t>
+            </w:r>
+          </w:p>
+        </w:tc>
+      </w:tr>
+    </w:tbl>
+    <w:p>
+      <w:pPr>
+        <w:pStyle w:val="BodyText"/>
+      </w:pPr>
+      <w:r>
+        <w:rPr>
+          <w:b/>
+        </w:rPr>
+        <w:t xml:space="preserve">The two signals that actually decide it — both point on-prem here:</w:t>
+      </w:r>
+    </w:p>
+    <w:tbl>
+      <w:tblPr>
+        <w:tblStyle w:val="Table"/>
+        <w:tblW w:type="pct" w:w="5000.0"/>
+        <w:tblLook w:firstRow="1"/>
+      </w:tblPr>
+      <w:tblGrid>
+        <w:gridCol w:w="2640"/>
+        <w:gridCol w:w="2640"/>
+        <w:gridCol w:w="2640"/>
+      </w:tblGrid>
+      <w:tr>
+        <w:trPr>
+          <w:cnfStyle w:firstRow="1"/>
+        </w:trPr>
+        <w:tc>
+          <w:tcPr>
+            <w:tcBorders>
+              <w:bottom w:val="single"/>
+            </w:tcBorders>
+            <w:vAlign w:val="bottom"/>
+          </w:tcPr>
+          <w:p>
+            <w:pPr>
+              <w:pStyle w:val="Compact"/>
+              <w:jc w:val="left"/>
+            </w:pPr>
+            <w:r>
+              <w:t xml:space="preserve">Signal</w:t>
+            </w:r>
+          </w:p>
+        </w:tc>
+        <w:tc>
+          <w:tcPr>
+            <w:tcBorders>
+              <w:bottom w:val="single"/>
+            </w:tcBorders>
+            <w:vAlign w:val="bottom"/>
+          </w:tcPr>
+          <w:p>
+            <w:pPr>
+              <w:pStyle w:val="Compact"/>
+              <w:jc w:val="left"/>
+            </w:pPr>
+            <w:r>
+              <w:t xml:space="preserve">Impacted machine</w:t>
+            </w:r>
+          </w:p>
+        </w:tc>
+        <w:tc>
+          <w:tcPr>
+            <w:tcBorders>
+              <w:bottom w:val="single"/>
+            </w:tcBorders>
+            <w:vAlign w:val="bottom"/>
+          </w:tcPr>
+          <w:p>
+            <w:pPr>
+              <w:pStyle w:val="Compact"/>
+              <w:jc w:val="left"/>
+            </w:pPr>
+            <w:r>
+              <w:t xml:space="preserve">Meaning</w:t>
+            </w:r>
+          </w:p>
+        </w:tc>
+      </w:tr>
+      <w:tr>
+        <w:tc>
+          <w:p>
+            <w:pPr>
+              <w:pStyle w:val="Compact"/>
+              <w:jc w:val="left"/>
+            </w:pPr>
             <w:r>
               <w:rPr>
                 <w:rStyle w:val="VerbatimChar"/>
               </w:rPr>
-              <w:t xml:space="preserve">Test-NetConnection &lt;sa&gt;.file.core.windows.net -Port 445</w:t>
+              <w:t xml:space="preserve">klist cloud_debug</w:t>
             </w:r>
             <w:r>
               <w:t xml:space="preserve"> </w:t>
             </w:r>
             <w:r>
-              <w:t xml:space="preserve">fails</w:t>
-            </w:r>
-          </w:p>
-        </w:tc>
-      </w:tr>
-      <w:tr>
+              <w:t xml:space="preserve">→</w:t>
+            </w:r>
+            <w:r>
+              <w:t xml:space="preserve"> </w:t>
+            </w:r>
+            <w:r>
+              <w:rPr>
+                <w:rStyle w:val="VerbatimChar"/>
+              </w:rPr>
+              <w:t xml:space="preserve">enabled by policy</w:t>
+            </w:r>
+          </w:p>
+        </w:tc>
         <w:tc>
           <w:p>
             <w:pPr>
@@ -3620,44 +3205,65 @@
               <w:rPr>
                 <w:b/>
               </w:rPr>
-              <w:t xml:space="preserve">Share-level RBAC</w:t>
-            </w:r>
-          </w:p>
-        </w:tc>
-        <w:tc>
-          <w:p>
-            <w:pPr>
-              <w:pStyle w:val="Compact"/>
-              <w:jc w:val="left"/>
-            </w:pPr>
-            <w:r>
-              <w:t xml:space="preserve">remove the role assignment above</w:t>
-            </w:r>
-          </w:p>
-        </w:tc>
-        <w:tc>
-          <w:p>
-            <w:pPr>
-              <w:pStyle w:val="Compact"/>
-              <w:jc w:val="left"/>
-            </w:pPr>
-            <w:r>
-              <w:t xml:space="preserve">mount fails immediately;</w:t>
-            </w:r>
-            <w:r>
-              <w:t xml:space="preserve"> </w:t>
+              <w:t xml:space="preserve">0</w:t>
+            </w:r>
+          </w:p>
+        </w:tc>
+        <w:tc>
+          <w:p>
+            <w:pPr>
+              <w:pStyle w:val="Compact"/>
+              <w:jc w:val="left"/>
+            </w:pPr>
+            <w:r>
+              <w:t xml:space="preserve">the master switch (</w:t>
             </w:r>
             <w:r>
               <w:rPr>
                 <w:rStyle w:val="VerbatimChar"/>
               </w:rPr>
-              <w:t xml:space="preserve">Debug-AzStorageAccountAuth</w:t>
-            </w:r>
-            <w:r>
-              <w:t xml:space="preserve"> </w:t>
-            </w:r>
-            <w:r>
-              <w:t xml:space="preserve">→</w:t>
+              <w:t xml:space="preserve">CloudKerberosTicketRetrievalEnabled</w:t>
+            </w:r>
+            <w:r>
+              <w:t xml:space="preserve">) is off — confirmed by the registry having no such value</w:t>
+            </w:r>
+          </w:p>
+        </w:tc>
+      </w:tr>
+      <w:tr>
+        <w:tc>
+          <w:p>
+            <w:pPr>
+              <w:pStyle w:val="Compact"/>
+              <w:jc w:val="left"/>
+            </w:pPr>
+            <w:r>
+              <w:t xml:space="preserve">ticket cache realms</w:t>
+            </w:r>
+          </w:p>
+        </w:tc>
+        <w:tc>
+          <w:p>
+            <w:pPr>
+              <w:pStyle w:val="Compact"/>
+              <w:jc w:val="left"/>
+            </w:pPr>
+            <w:r>
+              <w:rPr>
+                <w:b/>
+              </w:rPr>
+              <w:t xml:space="preserve">all on-prem</w:t>
+            </w:r>
+          </w:p>
+        </w:tc>
+        <w:tc>
+          <w:p>
+            <w:pPr>
+              <w:pStyle w:val="Compact"/>
+              <w:jc w:val="left"/>
+            </w:pPr>
+            <w:r>
+              <w:t xml:space="preserve">12 tickets, every</w:t>
             </w:r>
             <w:r>
               <w:t xml:space="preserve"> </w:t>
@@ -3666,40 +3272,22 @@
               <w:rPr>
                 <w:rStyle w:val="VerbatimChar"/>
               </w:rPr>
-              <w:t xml:space="preserve">CheckUserRbacAssignment</w:t>
+              <w:t xml:space="preserve">Kdc Called</w:t>
             </w:r>
             <w:r>
               <w:t xml:space="preserve"> </w:t>
             </w:r>
             <w:r>
-              <w:t xml:space="preserve">FAILED; Kerberos tickets are all healthy</w:t>
-            </w:r>
-          </w:p>
-        </w:tc>
-      </w:tr>
-      <w:tr>
-        <w:tc>
-          <w:p>
-            <w:pPr>
-              <w:pStyle w:val="Compact"/>
-              <w:jc w:val="left"/>
-            </w:pPr>
+              <w:t xml:space="preserve">is an on-prem DC;</w:t>
+            </w:r>
+            <w:r>
+              <w:t xml:space="preserve"> </w:t>
+            </w:r>
             <w:r>
               <w:rPr>
                 <w:b/>
               </w:rPr>
-              <w:t xml:space="preserve">NTFS ACL</w:t>
-            </w:r>
-          </w:p>
-        </w:tc>
-        <w:tc>
-          <w:p>
-            <w:pPr>
-              <w:pStyle w:val="Compact"/>
-              <w:jc w:val="left"/>
-            </w:pPr>
-            <w:r>
-              <w:t xml:space="preserve">(on a mounted share)</w:t>
+              <w:t xml:space="preserve">not one</w:t>
             </w:r>
             <w:r>
               <w:t xml:space="preserve"> </w:t>
@@ -3708,36 +3296,31 @@
               <w:rPr>
                 <w:rStyle w:val="VerbatimChar"/>
               </w:rPr>
-              <w:t xml:space="preserve">icacls</w:t>
+              <w:t xml:space="preserve">krbtgt @ KERBEROS.MICROSOFTONLINE.COM</w:t>
+            </w:r>
+            <w:r>
+              <w:t xml:space="preserve">, no</w:t>
             </w:r>
             <w:r>
               <w:t xml:space="preserve"> </w:t>
             </w:r>
             <w:r>
-              <w:t xml:space="preserve">deny for the user on a subfolder</w:t>
-            </w:r>
-          </w:p>
-        </w:tc>
-        <w:tc>
-          <w:p>
-            <w:pPr>
-              <w:pStyle w:val="Compact"/>
-              <w:jc w:val="left"/>
-            </w:pPr>
-            <w:r>
-              <w:t xml:space="preserve">mount and share access</w:t>
+              <w:rPr>
+                <w:rStyle w:val="VerbatimChar"/>
+              </w:rPr>
+              <w:t xml:space="preserve">KdcProxy</w:t>
+            </w:r>
+            <w:r>
+              <w:t xml:space="preserve">,</w:t>
             </w:r>
             <w:r>
               <w:t xml:space="preserve"> </w:t>
             </w:r>
             <w:r>
               <w:rPr>
-                <w:b/>
+                <w:rStyle w:val="VerbatimChar"/>
               </w:rPr>
-              <w:t xml:space="preserve">succeed</w:t>
-            </w:r>
-            <w:r>
-              <w:t xml:space="preserve">; only the file/folder open is denied — deepest layer</w:t>
+              <w:t xml:space="preserve">Cloud Referral TGT present: 0</w:t>
             </w:r>
           </w:p>
         </w:tc>
@@ -3748,78 +3331,329 @@
         <w:pStyle w:val="BodyText"/>
       </w:pPr>
       <w:r>
-        <w:rPr>
-          <w:b/>
-        </w:rPr>
-        <w:t xml:space="preserve">Diagnostic order that saves time:</w:t>
-      </w:r>
-      <w:r>
-        <w:t xml:space="preserve"> </w:t>
-      </w:r>
-      <w:r>
-        <w:t xml:space="preserve">network (can I even reach 445?) → share</w:t>
-      </w:r>
-      <w:r>
-        <w:t xml:space="preserve"> </w:t>
-      </w:r>
-      <w:r>
-        <w:t xml:space="preserve">RBAC (am I allowed onto the share?) → NTFS (am I allowed this file?). The error</w:t>
-      </w:r>
-      <w:r>
-        <w:t xml:space="preserve"> </w:t>
-      </w:r>
-      <w:r>
-        <w:t xml:space="preserve">text is identical; the layer that’s actually blocking is not. Effective access is</w:t>
-      </w:r>
-      <w:r>
-        <w:t xml:space="preserve"> </w:t>
-      </w:r>
-      <w:r>
-        <w:t xml:space="preserve">always the</w:t>
-      </w:r>
-      <w:r>
-        <w:t xml:space="preserve"> </w:t>
-      </w:r>
-      <w:r>
-        <w:rPr>
-          <w:b/>
-        </w:rPr>
-        <w:t xml:space="preserve">most restrictive</w:t>
-      </w:r>
-      <w:r>
-        <w:t xml:space="preserve"> </w:t>
-      </w:r>
-      <w:r>
-        <w:t xml:space="preserve">of the three.</w:t>
-      </w:r>
-    </w:p>
-    <w:p>
-      <w:pPr>
-        <w:pStyle w:val="BodyText"/>
-      </w:pPr>
-      <w:r>
-        <w:t xml:space="preserve">Restore afterwards: re-add the RBAC role (or set</w:t>
-      </w:r>
-      <w:r>
-        <w:t xml:space="preserve"> </w:t>
-      </w:r>
-      <w:r>
-        <w:rPr>
-          <w:rStyle w:val="VerbatimChar"/>
-        </w:rPr>
-        <w:t xml:space="preserve">DefaultSharePermission</w:t>
-      </w:r>
-      <w:r>
-        <w:t xml:space="preserve"> </w:t>
-      </w:r>
-      <w:r>
-        <w:t xml:space="preserve">back),</w:t>
-      </w:r>
-      <w:r>
-        <w:t xml:space="preserve"> </w:t>
-      </w:r>
-      <w:r>
-        <w:t xml:space="preserve">re-open the firewall, clear the NTFS deny.</w:t>
+        <w:t xml:space="preserve">So despite</w:t>
+      </w:r>
+      <w:r>
+        <w:t xml:space="preserve"> </w:t>
+      </w:r>
+      <w:r>
+        <w:rPr>
+          <w:rStyle w:val="VerbatimChar"/>
+        </w:rPr>
+        <w:t xml:space="preserve">.windows.net</w:t>
+      </w:r>
+      <w:r>
+        <w:t xml:space="preserve"> </w:t>
+      </w:r>
+      <w:r>
+        <w:t xml:space="preserve">being in the list, the switch is</w:t>
+      </w:r>
+      <w:r>
+        <w:t xml:space="preserve"> </w:t>
+      </w:r>
+      <w:r>
+        <w:rPr>
+          <w:rStyle w:val="VerbatimChar"/>
+        </w:rPr>
+        <w:t xml:space="preserve">0</w:t>
+      </w:r>
+      <w:r>
+        <w:t xml:space="preserve"> </w:t>
+      </w:r>
+      <w:r>
+        <w:t xml:space="preserve">→ the SPN was</w:t>
+      </w:r>
+      <w:r>
+        <w:t xml:space="preserve"> </w:t>
+      </w:r>
+      <w:r>
+        <w:rPr>
+          <w:b/>
+        </w:rPr>
+        <w:t xml:space="preserve">never routed to Entra</w:t>
+      </w:r>
+      <w:r>
+        <w:t xml:space="preserve">. The failure (</w:t>
+      </w:r>
+      <w:r>
+        <w:rPr>
+          <w:rStyle w:val="VerbatimChar"/>
+        </w:rPr>
+        <w:t xml:space="preserve">0xc00002fd</w:t>
+      </w:r>
+      <w:r>
+        <w:t xml:space="preserve"> </w:t>
+      </w:r>
+      <w:r>
+        <w:t xml:space="preserve">/ KDC_ERR_ETYPE_NOSUPP) came</w:t>
+      </w:r>
+      <w:r>
+        <w:t xml:space="preserve"> </w:t>
+      </w:r>
+      <w:r>
+        <w:t xml:space="preserve">from an</w:t>
+      </w:r>
+      <w:r>
+        <w:t xml:space="preserve"> </w:t>
+      </w:r>
+      <w:r>
+        <w:rPr>
+          <w:b/>
+        </w:rPr>
+        <w:t xml:space="preserve">on-prem DC</w:t>
+      </w:r>
+      <w:r>
+        <w:t xml:space="preserve">. Chasing Entra here is hours down the drain.</w:t>
+      </w:r>
+    </w:p>
+    <w:p>
+      <w:pPr>
+        <w:pStyle w:val="BlockText"/>
+      </w:pPr>
+      <w:r>
+        <w:rPr>
+          <w:b/>
+        </w:rPr>
+        <w:t xml:space="preserve">Two different</w:t>
+      </w:r>
+      <w:r>
+        <w:rPr>
+          <w:b/>
+        </w:rPr>
+        <w:t xml:space="preserve"> </w:t>
+      </w:r>
+      <w:r>
+        <w:rPr>
+          <w:b/>
+        </w:rPr>
+        <w:t xml:space="preserve">“</w:t>
+      </w:r>
+      <w:r>
+        <w:rPr>
+          <w:b/>
+        </w:rPr>
+        <w:t xml:space="preserve">cloud TGTs</w:t>
+      </w:r>
+      <w:r>
+        <w:rPr>
+          <w:b/>
+        </w:rPr>
+        <w:t xml:space="preserve">”</w:t>
+      </w:r>
+      <w:r>
+        <w:rPr>
+          <w:b/>
+        </w:rPr>
+        <w:t xml:space="preserve"> </w:t>
+      </w:r>
+      <w:r>
+        <w:rPr>
+          <w:b/>
+        </w:rPr>
+        <w:t xml:space="preserve">— do not conflate them.</w:t>
+      </w:r>
+      <w:r>
+        <w:t xml:space="preserve"> </w:t>
+      </w:r>
+      <w:r>
+        <w:rPr>
+          <w:rStyle w:val="VerbatimChar"/>
+        </w:rPr>
+        <w:t xml:space="preserve">CloudTgt : YES</w:t>
+      </w:r>
+      <w:r>
+        <w:t xml:space="preserve"> </w:t>
+      </w:r>
+      <w:r>
+        <w:t xml:space="preserve">in SSO</w:t>
+      </w:r>
+      <w:r>
+        <w:t xml:space="preserve"> </w:t>
+      </w:r>
+      <w:r>
+        <w:t xml:space="preserve">State is the Windows-Hello / cloud-trust TGT for</w:t>
+      </w:r>
+      <w:r>
+        <w:t xml:space="preserve"> </w:t>
+      </w:r>
+      <w:r>
+        <w:rPr>
+          <w:b/>
+        </w:rPr>
+        <w:t xml:space="preserve">on-prem</w:t>
+      </w:r>
+      <w:r>
+        <w:t xml:space="preserve"> </w:t>
+      </w:r>
+      <w:r>
+        <w:t xml:space="preserve">realms. The Azure</w:t>
+      </w:r>
+      <w:r>
+        <w:t xml:space="preserve"> </w:t>
+      </w:r>
+      <w:r>
+        <w:t xml:space="preserve">Files</w:t>
+      </w:r>
+      <w:r>
+        <w:t xml:space="preserve"> </w:t>
+      </w:r>
+      <w:r>
+        <w:t xml:space="preserve">“</w:t>
+      </w:r>
+      <w:r>
+        <w:t xml:space="preserve">cloud TGT</w:t>
+      </w:r>
+      <w:r>
+        <w:t xml:space="preserve">”</w:t>
+      </w:r>
+      <w:r>
+        <w:t xml:space="preserve"> </w:t>
+      </w:r>
+      <w:r>
+        <w:t xml:space="preserve">is a ticket in the</w:t>
+      </w:r>
+      <w:r>
+        <w:t xml:space="preserve"> </w:t>
+      </w:r>
+      <w:r>
+        <w:rPr>
+          <w:rStyle w:val="VerbatimChar"/>
+          <w:b/>
+        </w:rPr>
+        <w:t xml:space="preserve">KERBEROS.MICROSOFTONLINE.COM</w:t>
+      </w:r>
+      <w:r>
+        <w:t xml:space="preserve"> </w:t>
+      </w:r>
+      <w:r>
+        <w:t xml:space="preserve">realm,</w:t>
+      </w:r>
+      <w:r>
+        <w:t xml:space="preserve"> </w:t>
+      </w:r>
+      <w:r>
+        <w:t xml:space="preserve">which only appears when the master switch is on. Same words, different realms.</w:t>
+      </w:r>
+    </w:p>
+    <w:p>
+      <w:pPr>
+        <w:pStyle w:val="FirstParagraph"/>
+      </w:pPr>
+      <w:r>
+        <w:rPr>
+          <w:b/>
+        </w:rPr>
+        <w:t xml:space="preserve">The rule of thumb:</w:t>
+      </w:r>
+    </w:p>
+    <w:p>
+      <w:pPr>
+        <w:pStyle w:val="BlockText"/>
+      </w:pPr>
+      <w:r>
+        <w:t xml:space="preserve">Flags describe</w:t>
+      </w:r>
+      <w:r>
+        <w:t xml:space="preserve"> </w:t>
+      </w:r>
+      <w:r>
+        <w:rPr>
+          <w:b/>
+        </w:rPr>
+        <w:t xml:space="preserve">capability</w:t>
+      </w:r>
+      <w:r>
+        <w:t xml:space="preserve">; the ticket cache describes</w:t>
+      </w:r>
+      <w:r>
+        <w:t xml:space="preserve"> </w:t>
+      </w:r>
+      <w:r>
+        <w:rPr>
+          <w:b/>
+        </w:rPr>
+        <w:t xml:space="preserve">what happened</w:t>
+      </w:r>
+      <w:r>
+        <w:t xml:space="preserve">.</w:t>
+      </w:r>
+      <w:r>
+        <w:t xml:space="preserve"> </w:t>
+      </w:r>
+      <w:r>
+        <w:t xml:space="preserve">PRT + CloudTgt + KerbTopLevelNames =</w:t>
+      </w:r>
+      <w:r>
+        <w:t xml:space="preserve"> </w:t>
+      </w:r>
+      <w:r>
+        <w:t xml:space="preserve">“</w:t>
+      </w:r>
+      <w:r>
+        <w:t xml:space="preserve">the car has cloud features installed.</w:t>
+      </w:r>
+      <w:r>
+        <w:t xml:space="preserve">”</w:t>
+      </w:r>
+      <w:r>
+        <w:t xml:space="preserve"> </w:t>
+      </w:r>
+      <w:r>
+        <w:rPr>
+          <w:rStyle w:val="VerbatimChar"/>
+        </w:rPr>
+        <w:t xml:space="preserve">CloudKerberosTicketRetrievalEnabled</w:t>
+      </w:r>
+      <w:r>
+        <w:t xml:space="preserve"> </w:t>
+      </w:r>
+      <w:r>
+        <w:t xml:space="preserve">=</w:t>
+      </w:r>
+      <w:r>
+        <w:t xml:space="preserve"> </w:t>
+      </w:r>
+      <w:r>
+        <w:t xml:space="preserve">“</w:t>
+      </w:r>
+      <w:r>
+        <w:t xml:space="preserve">is the ignition on.</w:t>
+      </w:r>
+      <w:r>
+        <w:t xml:space="preserve">”</w:t>
+      </w:r>
+      <w:r>
+        <w:t xml:space="preserve"> </w:t>
+      </w:r>
+      <w:r>
+        <w:t xml:space="preserve">The ticket</w:t>
+      </w:r>
+      <w:r>
+        <w:t xml:space="preserve"> </w:t>
+      </w:r>
+      <w:r>
+        <w:t xml:space="preserve">cache =</w:t>
+      </w:r>
+      <w:r>
+        <w:t xml:space="preserve"> </w:t>
+      </w:r>
+      <w:r>
+        <w:t xml:space="preserve">“</w:t>
+      </w:r>
+      <w:r>
+        <w:t xml:space="preserve">where it actually drove.</w:t>
+      </w:r>
+      <w:r>
+        <w:t xml:space="preserve">”</w:t>
+      </w:r>
+      <w:r>
+        <w:t xml:space="preserve"> </w:t>
+      </w:r>
+      <w:r>
+        <w:rPr>
+          <w:b/>
+        </w:rPr>
+        <w:t xml:space="preserve">Trust the cache.</w:t>
       </w:r>
     </w:p>
     <w:p>
@@ -3833,33 +3667,62 @@
       <w:pPr>
         <w:pStyle w:val="Heading1"/>
       </w:pPr>
-      <w:bookmarkStart w:id="31" w:name="X4ccd80cc2c51968cbab53f0854e98db21a23528"/>
-      <w:r>
-        <w:t xml:space="preserve">Capstone · Root-cause a failure from evidence only</w:t>
-      </w:r>
-      <w:bookmarkEnd w:id="31"/>
+      <w:bookmarkStart w:id="30" w:name="X39d30109a5ef72aaec00bb0d5ab861574f52030"/>
+      <w:r>
+        <w:t xml:space="preserve">Lab B+ · Prove the flags don’t move (routing vs flags)</w:t>
+      </w:r>
+      <w:bookmarkEnd w:id="30"/>
     </w:p>
     <w:p>
       <w:pPr>
         <w:pStyle w:val="FirstParagraph"/>
       </w:pPr>
       <w:r>
-        <w:t xml:space="preserve">Minimal information, TSG method. Have a partner (or the facilitator) inject</w:t>
-      </w:r>
-      <w:r>
-        <w:t xml:space="preserve"> </w:t>
-      </w:r>
-      <w:r>
-        <w:rPr>
-          <w:b/>
-        </w:rPr>
-        <w:t xml:space="preserve">one</w:t>
-      </w:r>
-      <w:r>
-        <w:t xml:space="preserve"> </w:t>
-      </w:r>
-      <w:r>
-        <w:t xml:space="preserve">fault without telling you which:</w:t>
+        <w:t xml:space="preserve">You already toggled the master switch in Lab B. Now watch what the</w:t>
+      </w:r>
+      <w:r>
+        <w:t xml:space="preserve"> </w:t>
+      </w:r>
+      <w:r>
+        <w:rPr>
+          <w:i/>
+        </w:rPr>
+        <w:t xml:space="preserve">cloud flags</w:t>
+      </w:r>
+      <w:r>
+        <w:t xml:space="preserve"> </w:t>
+      </w:r>
+      <w:r>
+        <w:t xml:space="preserve">do while you do it — the answer is</w:t>
+      </w:r>
+      <w:r>
+        <w:t xml:space="preserve"> </w:t>
+      </w:r>
+      <w:r>
+        <w:rPr>
+          <w:b/>
+        </w:rPr>
+        <w:t xml:space="preserve">nothing</w:t>
+      </w:r>
+      <w:r>
+        <w:t xml:space="preserve">, and that’s the whole lesson.</w:t>
+      </w:r>
+    </w:p>
+    <w:p>
+      <w:pPr>
+        <w:pStyle w:val="BodyText"/>
+      </w:pPr>
+      <w:r>
+        <w:rPr>
+          <w:b/>
+        </w:rPr>
+        <w:t xml:space="preserve">With the switch ON</w:t>
+      </w:r>
+      <w:r>
+        <w:t xml:space="preserve"> </w:t>
+      </w:r>
+      <w:r>
+        <w:t xml:space="preserve">(healthy state), record:</w:t>
       </w:r>
     </w:p>
     <w:p>
@@ -3868,21 +3731,36 @@
       </w:pPr>
       <w:r>
         <w:rPr>
-          <w:rStyle w:val="NormalTok"/>
-        </w:rPr>
-        <w:t xml:space="preserve">./faults/Invoke-Fault.</w:t>
-      </w:r>
-      <w:r>
-        <w:rPr>
-          <w:rStyle w:val="FunctionTok"/>
-        </w:rPr>
-        <w:t xml:space="preserve">ps1</w:t>
-      </w:r>
-      <w:r>
-        <w:rPr>
-          <w:rStyle w:val="NormalTok"/>
-        </w:rPr>
-        <w:t xml:space="preserve"> -ResourceGroupName azfiles-lab -Fault ConsentRevoked</w:t>
+          <w:rStyle w:val="VerbatimChar"/>
+        </w:rPr>
+        <w:t xml:space="preserve">klist cloud_debug        | note "enabled by policy: true"</w:t>
+      </w:r>
+      <w:r>
+        <w:br/>
+      </w:r>
+      <w:r>
+        <w:rPr>
+          <w:rStyle w:val="VerbatimChar"/>
+        </w:rPr>
+        <w:t xml:space="preserve">klist get cifs/&lt;sa&gt;.file.core.windows.net</w:t>
+      </w:r>
+      <w:r>
+        <w:br/>
+      </w:r>
+      <w:r>
+        <w:rPr>
+          <w:rStyle w:val="VerbatimChar"/>
+        </w:rPr>
+        <w:t xml:space="preserve">klist                    | a KERBEROS.MICROSOFTONLINE.COM ticket via KdcProxy</w:t>
+      </w:r>
+      <w:r>
+        <w:br/>
+      </w:r>
+      <w:r>
+        <w:rPr>
+          <w:rStyle w:val="VerbatimChar"/>
+        </w:rPr>
+        <w:t xml:space="preserve">dsregcmd /status         | AzureAdPrt: YES · CloudTgt: YES · KerbTopLevelNames has .windows.net</w:t>
       </w:r>
     </w:p>
     <w:p>
@@ -3890,242 +3768,27 @@
         <w:pStyle w:val="FirstParagraph"/>
       </w:pPr>
       <w:r>
-        <w:t xml:space="preserve">You get only:</w:t>
-      </w:r>
-      <w:r>
-        <w:t xml:space="preserve"> </w:t>
-      </w:r>
-      <w:r>
-        <w:rPr>
-          <w:i/>
-        </w:rPr>
-        <w:t xml:space="preserve">“</w:t>
-      </w:r>
-      <w:r>
-        <w:rPr>
-          <w:i/>
-        </w:rPr>
-        <w:t xml:space="preserve">labuser1 can’t mount the share; it worked an hour ago.</w:t>
-      </w:r>
-      <w:r>
-        <w:rPr>
-          <w:i/>
-        </w:rPr>
-        <w:t xml:space="preserve">”</w:t>
-      </w:r>
-      <w:r>
-        <w:t xml:space="preserve"> </w:t>
-      </w:r>
-      <w:r>
-        <w:t xml:space="preserve">Find the</w:t>
-      </w:r>
-      <w:r>
-        <w:t xml:space="preserve"> </w:t>
-      </w:r>
-      <w:r>
-        <w:t xml:space="preserve">cause using the evidence chain, ending in a</w:t>
-      </w:r>
-      <w:r>
-        <w:t xml:space="preserve"> </w:t>
-      </w:r>
-      <w:r>
-        <w:rPr>
-          <w:b/>
-        </w:rPr>
-        <w:t xml:space="preserve">Fiddler capture</w:t>
-      </w:r>
-      <w:r>
-        <w:t xml:space="preserve">:</w:t>
-      </w:r>
-    </w:p>
-    <w:p>
-      <w:pPr>
-        <w:numPr>
-          <w:ilvl w:val="0"/>
-          <w:numId w:val="1005"/>
-        </w:numPr>
-        <w:pStyle w:val="Compact"/>
-      </w:pPr>
-      <w:r>
-        <w:t xml:space="preserve">Walk steps 1–4. Where does the chain first break? (Here: step 4 fails while</w:t>
-      </w:r>
-      <w:r>
-        <w:t xml:space="preserve"> </w:t>
-      </w:r>
-      <w:r>
-        <w:t xml:space="preserve">1–3 are healthy — the device, PRT and cloud TGT are all fine, so it’s</w:t>
-      </w:r>
-      <w:r>
-        <w:t xml:space="preserve"> </w:t>
-      </w:r>
-      <w:r>
-        <w:rPr>
-          <w:b/>
-        </w:rPr>
-        <w:t xml:space="preserve">not</w:t>
-      </w:r>
-      <w:r>
-        <w:t xml:space="preserve"> </w:t>
-      </w:r>
-      <w:r>
-        <w:t xml:space="preserve">a client/device problem.)</w:t>
-      </w:r>
-    </w:p>
-    <w:p>
-      <w:pPr>
-        <w:numPr>
-          <w:ilvl w:val="0"/>
-          <w:numId w:val="1005"/>
-        </w:numPr>
-        <w:pStyle w:val="Compact"/>
-      </w:pPr>
-      <w:r>
-        <w:t xml:space="preserve">Capture step 4 in</w:t>
-      </w:r>
-      <w:r>
-        <w:t xml:space="preserve"> </w:t>
-      </w:r>
-      <w:r>
-        <w:rPr>
-          <w:b/>
-        </w:rPr>
-        <w:t xml:space="preserve">Fiddler</w:t>
-      </w:r>
-      <w:r>
-        <w:t xml:space="preserve">. Open the failing request to</w:t>
-      </w:r>
-      <w:r>
-        <w:t xml:space="preserve"> </w:t>
-      </w:r>
-      <w:r>
-        <w:rPr>
-          <w:rStyle w:val="VerbatimChar"/>
-        </w:rPr>
-        <w:t xml:space="preserve">login.microsoftonline.com</w:t>
-      </w:r>
-      <w:r>
-        <w:t xml:space="preserve"> </w:t>
-      </w:r>
-      <w:r>
-        <w:t xml:space="preserve">→</w:t>
-      </w:r>
-      <w:r>
-        <w:t xml:space="preserve"> </w:t>
-      </w:r>
-      <w:r>
-        <w:rPr>
-          <w:b/>
-        </w:rPr>
-        <w:t xml:space="preserve">Kerberos</w:t>
-      </w:r>
-      <w:r>
-        <w:t xml:space="preserve"> </w:t>
-      </w:r>
-      <w:r>
-        <w:t xml:space="preserve">tab →</w:t>
-      </w:r>
-      <w:r>
-        <w:t xml:space="preserve"> </w:t>
-      </w:r>
-      <w:r>
-        <w:rPr>
-          <w:b/>
-        </w:rPr>
-        <w:t xml:space="preserve">response</w:t>
-      </w:r>
-      <w:r>
-        <w:t xml:space="preserve">. Read the</w:t>
-      </w:r>
-      <w:r>
-        <w:t xml:space="preserve"> </w:t>
-      </w:r>
-      <w:r>
-        <w:rPr>
-          <w:b/>
-        </w:rPr>
-        <w:t xml:space="preserve">ErrorCode</w:t>
-      </w:r>
-      <w:r>
-        <w:t xml:space="preserve">, and note the</w:t>
-      </w:r>
-      <w:r>
-        <w:t xml:space="preserve"> </w:t>
-      </w:r>
-      <w:r>
-        <w:rPr>
-          <w:b/>
-        </w:rPr>
-        <w:t xml:space="preserve">Entra Request ID + timestamp</w:t>
-      </w:r>
-      <w:r>
-        <w:t xml:space="preserve"> </w:t>
-      </w:r>
-      <w:r>
-        <w:t xml:space="preserve">in the response —</w:t>
-      </w:r>
-      <w:r>
-        <w:t xml:space="preserve"> </w:t>
-      </w:r>
-      <w:r>
-        <w:t xml:space="preserve">that’s what you’d hand to the Entra ID team to pull the server-side trace.</w:t>
-      </w:r>
-    </w:p>
-    <w:p>
-      <w:pPr>
-        <w:numPr>
-          <w:ilvl w:val="0"/>
-          <w:numId w:val="1005"/>
-        </w:numPr>
-        <w:pStyle w:val="Compact"/>
-      </w:pPr>
-      <w:r>
-        <w:t xml:space="preserve">Confirm your hypothesis in the portal:</w:t>
-      </w:r>
-      <w:r>
-        <w:t xml:space="preserve"> </w:t>
-      </w:r>
-      <w:r>
-        <w:rPr>
-          <w:b/>
-        </w:rPr>
-        <w:t xml:space="preserve">Entra ID → Enterprise applications →</w:t>
-      </w:r>
-      <w:r>
-        <w:rPr>
-          <w:b/>
-        </w:rPr>
-        <w:t xml:space="preserve"> </w:t>
-      </w:r>
-      <w:r>
-        <w:rPr>
-          <w:b/>
-        </w:rPr>
-        <w:t xml:space="preserve">[Storage Account]</w:t>
-      </w:r>
-      <w:r>
-        <w:rPr>
-          <w:b/>
-        </w:rPr>
-        <w:t xml:space="preserve"> </w:t>
-      </w:r>
-      <w:r>
-        <w:rPr>
-          <w:rStyle w:val="VerbatimChar"/>
-          <w:b/>
-        </w:rPr>
-        <w:t xml:space="preserve">&lt;sa&gt;</w:t>
-      </w:r>
-      <w:r>
-        <w:rPr>
-          <w:b/>
-        </w:rPr>
-        <w:t xml:space="preserve">… → Permissions</w:t>
-      </w:r>
-      <w:r>
-        <w:t xml:space="preserve"> </w:t>
-      </w:r>
-      <w:r>
-        <w:t xml:space="preserve">— the grant is gone.</w:t>
+        <w:rPr>
+          <w:b/>
+        </w:rPr>
+        <w:t xml:space="preserve">Now break it</w:t>
+      </w:r>
+      <w:r>
+        <w:t xml:space="preserve"> </w:t>
+      </w:r>
+      <w:r>
+        <w:t xml:space="preserve">(Lab B’s fault), sign out/in, and re-run the SAME four:</w:t>
+      </w:r>
+    </w:p>
+    <w:p>
+      <w:pPr>
+        <w:pStyle w:val="SourceCode"/>
+      </w:pPr>
+      <w:r>
+        <w:rPr>
+          <w:rStyle w:val="VerbatimChar"/>
+        </w:rPr>
+        <w:t xml:space="preserve">./faults/Invoke-Fault.ps1 -ResourceGroupName azfiles-lab -Fault NoCloudTgt</w:t>
       </w:r>
     </w:p>
     <w:p>
@@ -4136,612 +3799,8 @@
         <w:rPr>
           <w:b/>
         </w:rPr>
-        <w:t xml:space="preserve">Fix:</w:t>
-      </w:r>
-      <w:r>
-        <w:t xml:space="preserve"> </w:t>
-      </w:r>
-      <w:r>
-        <w:rPr>
-          <w:rStyle w:val="VerbatimChar"/>
-        </w:rPr>
-        <w:t xml:space="preserve">-Fault ConsentRevoked -Repair</w:t>
-      </w:r>
-      <w:r>
-        <w:t xml:space="preserve">, remount, re-capture — ErrorCode back to</w:t>
-      </w:r>
-      <w:r>
-        <w:t xml:space="preserve"> </w:t>
-      </w:r>
-      <w:r>
-        <w:t xml:space="preserve">0.</w:t>
-      </w:r>
-    </w:p>
-    <w:p>
-      <w:pPr>
-        <w:pStyle w:val="BodyText"/>
-      </w:pPr>
-      <w:r>
-        <w:rPr>
-          <w:b/>
-        </w:rPr>
-        <w:t xml:space="preserve">Why this is the capstone:</w:t>
-      </w:r>
-      <w:r>
-        <w:t xml:space="preserve"> </w:t>
-      </w:r>
-      <w:r>
-        <w:t xml:space="preserve">it forces the full method — chain first to localise</w:t>
-      </w:r>
-      <w:r>
-        <w:t xml:space="preserve"> </w:t>
-      </w:r>
-      <w:r>
-        <w:t xml:space="preserve">(client vs service), Fiddler to read the actual KDC Proxy error, portal to</w:t>
-      </w:r>
-      <w:r>
-        <w:t xml:space="preserve"> </w:t>
-      </w:r>
-      <w:r>
-        <w:t xml:space="preserve">confirm, and the Request ID to hand off. That’s the Entra Kerberos support loop</w:t>
-      </w:r>
-      <w:r>
-        <w:t xml:space="preserve"> </w:t>
-      </w:r>
-      <w:r>
-        <w:t xml:space="preserve">end to end.</w:t>
-      </w:r>
-    </w:p>
-    <w:p>
-      <w:pPr>
-        <w:pStyle w:val="BlockText"/>
-      </w:pPr>
-      <w:r>
-        <w:rPr>
-          <w:b/>
-        </w:rPr>
-        <w:t xml:space="preserve">Discussion (not scripted): MFA Conditional Access → error 1327/86.</w:t>
-      </w:r>
-      <w:r>
-        <w:t xml:space="preserve"> </w:t>
-      </w:r>
-      <w:r>
-        <w:t xml:space="preserve">If a CA</w:t>
-      </w:r>
-      <w:r>
-        <w:t xml:space="preserve"> </w:t>
-      </w:r>
-      <w:r>
-        <w:t xml:space="preserve">policy requires MFA on the storage account’s app, SMB can’t perform an</w:t>
-      </w:r>
-      <w:r>
-        <w:t xml:space="preserve"> </w:t>
-      </w:r>
-      <w:r>
-        <w:t xml:space="preserve">interactive MFA, and</w:t>
-      </w:r>
-      <w:r>
-        <w:t xml:space="preserve"> </w:t>
-      </w:r>
-      <w:r>
-        <w:rPr>
-          <w:rStyle w:val="VerbatimChar"/>
-        </w:rPr>
-        <w:t xml:space="preserve">net use</w:t>
-      </w:r>
-      <w:r>
-        <w:t xml:space="preserve"> </w:t>
-      </w:r>
-      <w:r>
-        <w:t xml:space="preserve">returns</w:t>
-      </w:r>
-      <w:r>
-        <w:t xml:space="preserve"> </w:t>
-      </w:r>
-      <w:r>
-        <w:rPr>
-          <w:b/>
-        </w:rPr>
-        <w:t xml:space="preserve">System error 1327</w:t>
-      </w:r>
-      <w:r>
-        <w:t xml:space="preserve"> </w:t>
-      </w:r>
-      <w:r>
-        <w:t xml:space="preserve">(</w:t>
-      </w:r>
-      <w:r>
-        <w:t xml:space="preserve">“</w:t>
-      </w:r>
-      <w:r>
-        <w:t xml:space="preserve">Account</w:t>
-      </w:r>
-      <w:r>
-        <w:t xml:space="preserve"> </w:t>
-      </w:r>
-      <w:r>
-        <w:t xml:space="preserve">restrictions are preventing this user from signing in</w:t>
-      </w:r>
-      <w:r>
-        <w:t xml:space="preserve">”</w:t>
-      </w:r>
-      <w:r>
-        <w:t xml:space="preserve">) — or 86. The fix is to</w:t>
-      </w:r>
-      <w:r>
-        <w:t xml:space="preserve"> </w:t>
-      </w:r>
-      <w:r>
-        <w:rPr>
-          <w:b/>
-        </w:rPr>
-        <w:t xml:space="preserve">exclude the</w:t>
-      </w:r>
-      <w:r>
-        <w:rPr>
-          <w:b/>
-        </w:rPr>
-        <w:t xml:space="preserve"> </w:t>
-      </w:r>
-      <w:r>
-        <w:rPr>
-          <w:rStyle w:val="VerbatimChar"/>
-          <w:b/>
-        </w:rPr>
-        <w:t xml:space="preserve">[Storage Account] &lt;sa&gt;.file.core.windows.net</w:t>
-      </w:r>
-      <w:r>
-        <w:rPr>
-          <w:b/>
-        </w:rPr>
-        <w:t xml:space="preserve"> </w:t>
-      </w:r>
-      <w:r>
-        <w:rPr>
-          <w:b/>
-        </w:rPr>
-        <w:t xml:space="preserve">app</w:t>
-      </w:r>
-      <w:r>
-        <w:t xml:space="preserve"> </w:t>
-      </w:r>
-      <w:r>
-        <w:t xml:space="preserve">from that CA</w:t>
-      </w:r>
-      <w:r>
-        <w:t xml:space="preserve"> </w:t>
-      </w:r>
-      <w:r>
-        <w:t xml:space="preserve">policy, never to weaken MFA tenant-wide. You’d confirm it in the Entra sign-in</w:t>
-      </w:r>
-      <w:r>
-        <w:t xml:space="preserve"> </w:t>
-      </w:r>
-      <w:r>
-        <w:t xml:space="preserve">logs (look for the storage app + a blocked MFA requirement). This is documented</w:t>
-      </w:r>
-      <w:r>
-        <w:t xml:space="preserve"> </w:t>
-      </w:r>
-      <w:r>
-        <w:t xml:space="preserve">publicly in</w:t>
-      </w:r>
-      <w:r>
-        <w:t xml:space="preserve"> </w:t>
-      </w:r>
-      <w:r>
-        <w:rPr>
-          <w:i/>
-        </w:rPr>
-        <w:t xml:space="preserve">storage-files-identity-auth-hybrid-identities-enable</w:t>
-      </w:r>
-      <w:r>
-        <w:t xml:space="preserve">.</w:t>
-      </w:r>
-    </w:p>
-    <w:p>
-      <w:r>
-        <w:pict>
-          <v:rect style="width:0;height:1.5pt" o:hralign="center" o:hrstd="t" o:hr="t"/>
-        </w:pict>
-      </w:r>
-    </w:p>
-    <w:p>
-      <w:pPr>
-        <w:pStyle w:val="Heading1"/>
-      </w:pPr>
-      <w:bookmarkStart w:id="32" w:name="deeper-faults-kept-for-reference"/>
-      <w:r>
-        <w:t xml:space="preserve">Deeper faults kept for reference</w:t>
-      </w:r>
-      <w:bookmarkEnd w:id="32"/>
-    </w:p>
-    <w:p>
-      <w:pPr>
-        <w:pStyle w:val="FirstParagraph"/>
-      </w:pPr>
-      <w:r>
-        <w:t xml:space="preserve">Still available via</w:t>
-      </w:r>
-      <w:r>
-        <w:t xml:space="preserve"> </w:t>
-      </w:r>
-      <w:r>
-        <w:rPr>
-          <w:rStyle w:val="VerbatimChar"/>
-        </w:rPr>
-        <w:t xml:space="preserve">Invoke-Fault.ps1</w:t>
-      </w:r>
-      <w:r>
-        <w:t xml:space="preserve">, for self-study or a longer session:</w:t>
-      </w:r>
-    </w:p>
-    <w:p>
-      <w:pPr>
-        <w:numPr>
-          <w:ilvl w:val="0"/>
-          <w:numId w:val="1006"/>
-        </w:numPr>
-        <w:pStyle w:val="Compact"/>
-      </w:pPr>
-      <w:r>
-        <w:rPr>
-          <w:b/>
-        </w:rPr>
-        <w:t xml:space="preserve">NotHybridJoined</w:t>
-      </w:r>
-      <w:r>
-        <w:t xml:space="preserve"> </w:t>
-      </w:r>
-      <w:r>
-        <w:t xml:space="preserve">—</w:t>
-      </w:r>
-      <w:r>
-        <w:t xml:space="preserve"> </w:t>
-      </w:r>
-      <w:r>
-        <w:rPr>
-          <w:rStyle w:val="VerbatimChar"/>
-        </w:rPr>
-        <w:t xml:space="preserve">dsregcmd /leave</w:t>
-      </w:r>
-      <w:r>
-        <w:t xml:space="preserve">;</w:t>
-      </w:r>
-      <w:r>
-        <w:t xml:space="preserve"> </w:t>
-      </w:r>
-      <w:r>
-        <w:rPr>
-          <w:rStyle w:val="VerbatimChar"/>
-        </w:rPr>
-        <w:t xml:space="preserve">AzureAdJoined : NO</w:t>
-      </w:r>
-      <w:r>
-        <w:t xml:space="preserve"> </w:t>
-      </w:r>
-      <w:r>
-        <w:t xml:space="preserve">→ no PRT → no</w:t>
-      </w:r>
-      <w:r>
-        <w:t xml:space="preserve"> </w:t>
-      </w:r>
-      <w:r>
-        <w:t xml:space="preserve">cloud TGT. Cuts the earliest arrow in the flow, so the whole chain drops.</w:t>
-      </w:r>
-    </w:p>
-    <w:p>
-      <w:pPr>
-        <w:numPr>
-          <w:ilvl w:val="0"/>
-          <w:numId w:val="1006"/>
-        </w:numPr>
-        <w:pStyle w:val="Compact"/>
-      </w:pPr>
-      <w:r>
-        <w:rPr>
-          <w:b/>
-        </w:rPr>
-        <w:t xml:space="preserve">NoShareAccess</w:t>
-      </w:r>
-      <w:r>
-        <w:t xml:space="preserve"> </w:t>
-      </w:r>
-      <w:r>
-        <w:t xml:space="preserve">—</w:t>
-      </w:r>
-      <w:r>
-        <w:t xml:space="preserve"> </w:t>
-      </w:r>
-      <w:r>
-        <w:rPr>
-          <w:rStyle w:val="VerbatimChar"/>
-        </w:rPr>
-        <w:t xml:space="preserve">DefaultSharePermission None</w:t>
-      </w:r>
-      <w:r>
-        <w:t xml:space="preserve"> </w:t>
-      </w:r>
-      <w:r>
-        <w:t xml:space="preserve">with no explicit grant; the</w:t>
-      </w:r>
-      <w:r>
-        <w:t xml:space="preserve"> </w:t>
-      </w:r>
-      <w:r>
-        <w:t xml:space="preserve">simplest of the three</w:t>
-      </w:r>
-      <w:r>
-        <w:t xml:space="preserve"> </w:t>
-      </w:r>
-      <w:r>
-        <w:t xml:space="preserve">“</w:t>
-      </w:r>
-      <w:r>
-        <w:t xml:space="preserve">Access denied</w:t>
-      </w:r>
-      <w:r>
-        <w:t xml:space="preserve">”</w:t>
-      </w:r>
-      <w:r>
-        <w:t xml:space="preserve"> </w:t>
-      </w:r>
-      <w:r>
-        <w:t xml:space="preserve">doors.</w:t>
-      </w:r>
-    </w:p>
-    <w:p>
-      <w:r>
-        <w:pict>
-          <v:rect style="width:0;height:1.5pt" o:hralign="center" o:hrstd="t" o:hr="t"/>
-        </w:pict>
-      </w:r>
-    </w:p>
-    <w:p>
-      <w:pPr>
-        <w:pStyle w:val="Heading1"/>
-      </w:pPr>
-      <w:bookmarkStart w:id="33" w:name="advanced-tracing-reference"/>
-      <w:r>
-        <w:t xml:space="preserve">Advanced tracing reference</w:t>
-      </w:r>
-      <w:bookmarkEnd w:id="33"/>
-    </w:p>
-    <w:p>
-      <w:pPr>
-        <w:pStyle w:val="FirstParagraph"/>
-      </w:pPr>
-      <w:r>
-        <w:t xml:space="preserve">For the rare escalation, the hybrid-flow TSG’s Kerberos ETW capture (survives a</w:t>
-      </w:r>
-      <w:r>
-        <w:t xml:space="preserve"> </w:t>
-      </w:r>
-      <w:r>
-        <w:t xml:space="preserve">disconnect; run for a few minutes around ticket expiry, ~1 hour after issue):</w:t>
-      </w:r>
-    </w:p>
-    <w:p>
-      <w:pPr>
-        <w:pStyle w:val="SourceCode"/>
-      </w:pPr>
-      <w:r>
-        <w:rPr>
-          <w:rStyle w:val="VerbatimChar"/>
-        </w:rPr>
-        <w:t xml:space="preserve">logman start auth_kerberos -ow -o kerberos.etl -nb 16 16 -bs 1024 -max 8192 -ets</w:t>
-      </w:r>
-      <w:r>
-        <w:br/>
-      </w:r>
-      <w:r>
-        <w:rPr>
-          <w:rStyle w:val="VerbatimChar"/>
-        </w:rPr>
-        <w:t xml:space="preserve">logman update trace auth_kerberos -p "{6B510852-3583-4e2d-AFFE-A67F9F223438}" 0x7ffffff 0xff -ets</w:t>
-      </w:r>
-      <w:r>
-        <w:br/>
-      </w:r>
-      <w:r>
-        <w:rPr>
-          <w:rStyle w:val="VerbatimChar"/>
-        </w:rPr>
-        <w:t xml:space="preserve"># ... (see the TSG for the full provider list) ...</w:t>
-      </w:r>
-      <w:r>
-        <w:br/>
-      </w:r>
-      <w:r>
-        <w:rPr>
-          <w:rStyle w:val="VerbatimChar"/>
-        </w:rPr>
-        <w:t xml:space="preserve"># reproduce the issue</w:t>
-      </w:r>
-      <w:r>
-        <w:br/>
-      </w:r>
-      <w:r>
-        <w:rPr>
-          <w:rStyle w:val="VerbatimChar"/>
-        </w:rPr>
-        <w:t xml:space="preserve">logman stop auth_kerberos -ets</w:t>
-      </w:r>
-    </w:p>
-    <w:p>
-      <w:pPr>
-        <w:pStyle w:val="FirstParagraph"/>
-      </w:pPr>
-      <w:r>
-        <w:t xml:space="preserve">Always record a</w:t>
-      </w:r>
-      <w:r>
-        <w:t xml:space="preserve"> </w:t>
-      </w:r>
-      <w:r>
-        <w:rPr>
-          <w:b/>
-        </w:rPr>
-        <w:t xml:space="preserve">UTC timestamp</w:t>
-      </w:r>
-      <w:r>
-        <w:t xml:space="preserve"> </w:t>
-      </w:r>
-      <w:r>
-        <w:t xml:space="preserve">with any capture — Fiddler, Wireshark, or ETW —</w:t>
-      </w:r>
-      <w:r>
-        <w:t xml:space="preserve"> </w:t>
-      </w:r>
-      <w:r>
-        <w:t xml:space="preserve">so it can be correlated with Entra server-side logs by Request ID.</w:t>
-      </w:r>
-    </w:p>
-    <w:p>
-      <w:r>
-        <w:pict>
-          <v:rect style="width:0;height:1.5pt" o:hralign="center" o:hrstd="t" o:hr="t"/>
-        </w:pict>
-      </w:r>
-    </w:p>
-    <w:p>
-      <w:pPr>
-        <w:pStyle w:val="Heading1"/>
-      </w:pPr>
-      <w:bookmarkStart w:id="34" w:name="clean-up"/>
-      <w:r>
-        <w:t xml:space="preserve">Clean up</w:t>
-      </w:r>
-      <w:bookmarkEnd w:id="34"/>
-    </w:p>
-    <w:p>
-      <w:pPr>
-        <w:pStyle w:val="SourceCode"/>
-      </w:pPr>
-      <w:r>
-        <w:rPr>
-          <w:rStyle w:val="NormalTok"/>
-        </w:rPr>
-        <w:t xml:space="preserve">./cleanup.</w:t>
-      </w:r>
-      <w:r>
-        <w:rPr>
-          <w:rStyle w:val="FunctionTok"/>
-        </w:rPr>
-        <w:t xml:space="preserve">ps1</w:t>
-      </w:r>
-      <w:r>
-        <w:rPr>
-          <w:rStyle w:val="NormalTok"/>
-        </w:rPr>
-        <w:t xml:space="preserve"> -ResourceGroupName azfiles-lab -IncludeEntra</w:t>
-      </w:r>
-    </w:p>
-    <w:p>
-      <w:pPr>
-        <w:pStyle w:val="FirstParagraph"/>
-      </w:pPr>
-      <w:r>
-        <w:t xml:space="preserve">Then delete the Cloud Sync configuration and provisioning agent in the Entra</w:t>
-      </w:r>
-      <w:r>
-        <w:t xml:space="preserve"> </w:t>
-      </w:r>
-      <w:r>
-        <w:t xml:space="preserve">portal (the script reminds you).</w:t>
-      </w:r>
-    </w:p>
-    <w:p>
-      <w:r>
-        <w:pict>
-          <v:rect style="width:0;height:1.5pt" o:hralign="center" o:hrstd="t" o:hr="t"/>
-        </w:pict>
-      </w:r>
-    </w:p>
-    <w:p>
-      <w:pPr>
-        <w:pStyle w:val="Heading1"/>
-      </w:pPr>
-      <w:bookmarkStart w:id="35" w:name="command-reference"/>
-      <w:r>
-        <w:t xml:space="preserve">Command reference</w:t>
-      </w:r>
-      <w:bookmarkEnd w:id="35"/>
-    </w:p>
-    <w:p>
-      <w:pPr>
-        <w:pStyle w:val="SourceCode"/>
-      </w:pPr>
-      <w:r>
-        <w:rPr>
-          <w:rStyle w:val="VerbatimChar"/>
-        </w:rPr>
-        <w:t xml:space="preserve">dsregcmd /status                    device &amp; PRT / join state</w:t>
-      </w:r>
-      <w:r>
-        <w:br/>
-      </w:r>
-      <w:r>
-        <w:rPr>
-          <w:rStyle w:val="VerbatimChar"/>
-        </w:rPr>
-        <w:t xml:space="preserve">dsregcmd /refreshprt                refresh the Primary Refresh Token</w:t>
-      </w:r>
-      <w:r>
-        <w:br/>
-      </w:r>
-      <w:r>
-        <w:rPr>
-          <w:rStyle w:val="VerbatimChar"/>
-        </w:rPr>
-        <w:t xml:space="preserve">klist cloud_debug                   EFFECTIVE cloud-TGT policy value (trust this)</w:t>
-      </w:r>
-      <w:r>
-        <w:br/>
-      </w:r>
-      <w:r>
-        <w:rPr>
-          <w:rStyle w:val="VerbatimChar"/>
-        </w:rPr>
-        <w:t xml:space="preserve">klist get krbtgt                    force a cloud TGT</w:t>
-      </w:r>
-      <w:r>
-        <w:br/>
-      </w:r>
-      <w:r>
-        <w:rPr>
-          <w:rStyle w:val="VerbatimChar"/>
-        </w:rPr>
-        <w:t xml:space="preserve">klist get cifs/&lt;sa&gt;...              force a service ticket (shows KdcProxy)</w:t>
-      </w:r>
-      <w:r>
-        <w:br/>
-      </w:r>
-      <w:r>
-        <w:rPr>
-          <w:rStyle w:val="VerbatimChar"/>
-        </w:rPr>
-        <w:t xml:space="preserve">klist                               cached tickets (note the two realms)</w:t>
-      </w:r>
-      <w:r>
-        <w:br/>
-      </w:r>
-      <w:r>
-        <w:rPr>
-          <w:rStyle w:val="VerbatimChar"/>
-        </w:rPr>
-        <w:t xml:space="preserve">netsh winhttp show proxy            proxy stack (part of the Entra path)</w:t>
-      </w:r>
-    </w:p>
-    <w:p>
-      <w:pPr>
-        <w:pStyle w:val="Heading1"/>
-      </w:pPr>
-      <w:bookmarkStart w:id="36" w:name="error-first-move-quick-map"/>
-      <w:r>
-        <w:t xml:space="preserve">Error → first move quick map</w:t>
-      </w:r>
-      <w:bookmarkEnd w:id="36"/>
+        <w:t xml:space="preserve">What changed vs what didn’t:</w:t>
+      </w:r>
     </w:p>
     <w:tbl>
       <w:tblPr>
@@ -4770,7 +3829,7 @@
               <w:jc w:val="left"/>
             </w:pPr>
             <w:r>
-              <w:t xml:space="preserve">You see</w:t>
+              <w:t xml:space="preserve">Command</w:t>
             </w:r>
           </w:p>
         </w:tc>
@@ -4787,23 +3846,12 @@
               <w:jc w:val="left"/>
             </w:pPr>
             <w:r>
-              <w:t xml:space="preserve">First move</w:t>
+              <w:t xml:space="preserve">After the fault</w:t>
             </w:r>
           </w:p>
         </w:tc>
       </w:tr>
       <w:tr>
-        <w:tc>
-          <w:p>
-            <w:pPr>
-              <w:pStyle w:val="Compact"/>
-              <w:jc w:val="left"/>
-            </w:pPr>
-            <w:r>
-              <w:t xml:space="preserve">No cloud TGT, but reg looks set</w:t>
-            </w:r>
-          </w:p>
-        </w:tc>
         <w:tc>
           <w:p>
             <w:pPr>
@@ -4816,6 +3864,2529 @@
               </w:rPr>
               <w:t xml:space="preserve">klist cloud_debug</w:t>
             </w:r>
+          </w:p>
+        </w:tc>
+        <w:tc>
+          <w:p>
+            <w:pPr>
+              <w:pStyle w:val="Compact"/>
+              <w:jc w:val="left"/>
+            </w:pPr>
+            <w:r>
+              <w:rPr>
+                <w:rStyle w:val="VerbatimChar"/>
+              </w:rPr>
+              <w:t xml:space="preserve">enabled by policy: false</w:t>
+            </w:r>
+            <w:r>
+              <w:t xml:space="preserve"> </w:t>
+            </w:r>
+            <w:r>
+              <w:t xml:space="preserve">—</w:t>
+            </w:r>
+            <w:r>
+              <w:t xml:space="preserve"> </w:t>
+            </w:r>
+            <w:r>
+              <w:rPr>
+                <w:b/>
+              </w:rPr>
+              <w:t xml:space="preserve">changed</w:t>
+            </w:r>
+          </w:p>
+        </w:tc>
+      </w:tr>
+      <w:tr>
+        <w:tc>
+          <w:p>
+            <w:pPr>
+              <w:pStyle w:val="Compact"/>
+              <w:jc w:val="left"/>
+            </w:pPr>
+            <w:r>
+              <w:rPr>
+                <w:rStyle w:val="VerbatimChar"/>
+              </w:rPr>
+              <w:t xml:space="preserve">klist get cifs/&lt;sa&gt;</w:t>
+            </w:r>
+            <w:r>
+              <w:t xml:space="preserve"> </w:t>
+            </w:r>
+            <w:r>
+              <w:t xml:space="preserve">+</w:t>
+            </w:r>
+            <w:r>
+              <w:t xml:space="preserve"> </w:t>
+            </w:r>
+            <w:r>
+              <w:rPr>
+                <w:rStyle w:val="VerbatimChar"/>
+              </w:rPr>
+              <w:t xml:space="preserve">klist</w:t>
+            </w:r>
+          </w:p>
+        </w:tc>
+        <w:tc>
+          <w:p>
+            <w:pPr>
+              <w:pStyle w:val="Compact"/>
+              <w:jc w:val="left"/>
+            </w:pPr>
+            <w:r>
+              <w:t xml:space="preserve">no cloud-realm ticket; the request no longer goes to Entra —</w:t>
+            </w:r>
+            <w:r>
+              <w:t xml:space="preserve"> </w:t>
+            </w:r>
+            <w:r>
+              <w:rPr>
+                <w:b/>
+              </w:rPr>
+              <w:t xml:space="preserve">changed</w:t>
+            </w:r>
+          </w:p>
+        </w:tc>
+      </w:tr>
+      <w:tr>
+        <w:tc>
+          <w:p>
+            <w:pPr>
+              <w:pStyle w:val="Compact"/>
+              <w:jc w:val="left"/>
+            </w:pPr>
+            <w:r>
+              <w:rPr>
+                <w:rStyle w:val="VerbatimChar"/>
+              </w:rPr>
+              <w:t xml:space="preserve">dsregcmd /status</w:t>
+            </w:r>
+          </w:p>
+        </w:tc>
+        <w:tc>
+          <w:p>
+            <w:pPr>
+              <w:pStyle w:val="Compact"/>
+              <w:jc w:val="left"/>
+            </w:pPr>
+            <w:r>
+              <w:rPr>
+                <w:rStyle w:val="VerbatimChar"/>
+              </w:rPr>
+              <w:t xml:space="preserve">AzureAdPrt</w:t>
+            </w:r>
+            <w:r>
+              <w:t xml:space="preserve">,</w:t>
+            </w:r>
+            <w:r>
+              <w:t xml:space="preserve"> </w:t>
+            </w:r>
+            <w:r>
+              <w:rPr>
+                <w:rStyle w:val="VerbatimChar"/>
+              </w:rPr>
+              <w:t xml:space="preserve">CloudTgt</w:t>
+            </w:r>
+            <w:r>
+              <w:t xml:space="preserve">,</w:t>
+            </w:r>
+            <w:r>
+              <w:t xml:space="preserve"> </w:t>
+            </w:r>
+            <w:r>
+              <w:rPr>
+                <w:rStyle w:val="VerbatimChar"/>
+              </w:rPr>
+              <w:t xml:space="preserve">KerbTopLevelNames</w:t>
+            </w:r>
+            <w:r>
+              <w:t xml:space="preserve"> </w:t>
+            </w:r>
+            <w:r>
+              <w:t xml:space="preserve">—</w:t>
+            </w:r>
+            <w:r>
+              <w:t xml:space="preserve"> </w:t>
+            </w:r>
+            <w:r>
+              <w:rPr>
+                <w:b/>
+              </w:rPr>
+              <w:t xml:space="preserve">all identical</w:t>
+            </w:r>
+          </w:p>
+        </w:tc>
+      </w:tr>
+    </w:tbl>
+    <w:p>
+      <w:pPr>
+        <w:pStyle w:val="BodyText"/>
+      </w:pPr>
+      <w:r>
+        <w:t xml:space="preserve">That is the trap in one screen:</w:t>
+      </w:r>
+      <w:r>
+        <w:t xml:space="preserve"> </w:t>
+      </w:r>
+      <w:r>
+        <w:rPr>
+          <w:b/>
+        </w:rPr>
+        <w:t xml:space="preserve">the routing changed, the flags did not.</w:t>
+      </w:r>
+      <w:r>
+        <w:t xml:space="preserve"> </w:t>
+      </w:r>
+      <w:r>
+        <w:t xml:space="preserve">If</w:t>
+      </w:r>
+      <w:r>
+        <w:t xml:space="preserve"> </w:t>
+      </w:r>
+      <w:r>
+        <w:t xml:space="preserve">you had diagnosed from</w:t>
+      </w:r>
+      <w:r>
+        <w:t xml:space="preserve"> </w:t>
+      </w:r>
+      <w:r>
+        <w:rPr>
+          <w:rStyle w:val="VerbatimChar"/>
+        </w:rPr>
+        <w:t xml:space="preserve">dsregcmd</w:t>
+      </w:r>
+      <w:r>
+        <w:t xml:space="preserve"> </w:t>
+      </w:r>
+      <w:r>
+        <w:t xml:space="preserve">alone you’d have concluded</w:t>
+      </w:r>
+      <w:r>
+        <w:t xml:space="preserve"> </w:t>
+      </w:r>
+      <w:r>
+        <w:t xml:space="preserve">“</w:t>
+      </w:r>
+      <w:r>
+        <w:t xml:space="preserve">still cloud</w:t>
+      </w:r>
+      <w:r>
+        <w:t xml:space="preserve">”</w:t>
+      </w:r>
+      <w:r>
+        <w:t xml:space="preserve"> </w:t>
+      </w:r>
+      <w:r>
+        <w:t xml:space="preserve">and</w:t>
+      </w:r>
+      <w:r>
+        <w:t xml:space="preserve"> </w:t>
+      </w:r>
+      <w:r>
+        <w:t xml:space="preserve">looked in the wrong place. Only</w:t>
+      </w:r>
+      <w:r>
+        <w:t xml:space="preserve"> </w:t>
+      </w:r>
+      <w:r>
+        <w:rPr>
+          <w:rStyle w:val="VerbatimChar"/>
+        </w:rPr>
+        <w:t xml:space="preserve">cloud_debug</w:t>
+      </w:r>
+      <w:r>
+        <w:t xml:space="preserve"> </w:t>
+      </w:r>
+      <w:r>
+        <w:t xml:space="preserve">and the cache told the truth.</w:t>
+      </w:r>
+    </w:p>
+    <w:p>
+      <w:pPr>
+        <w:pStyle w:val="BodyText"/>
+      </w:pPr>
+      <w:r>
+        <w:rPr>
+          <w:b/>
+        </w:rPr>
+        <w:t xml:space="preserve">Fix:</w:t>
+      </w:r>
+      <w:r>
+        <w:t xml:space="preserve"> </w:t>
+      </w:r>
+      <w:r>
+        <w:rPr>
+          <w:rStyle w:val="VerbatimChar"/>
+        </w:rPr>
+        <w:t xml:space="preserve">-Fault NoCloudTgt -Repair</w:t>
+      </w:r>
+      <w:r>
+        <w:t xml:space="preserve">, sign out/in, confirm the cloud-realm ticket</w:t>
+      </w:r>
+      <w:r>
+        <w:t xml:space="preserve"> </w:t>
+      </w:r>
+      <w:r>
+        <w:t xml:space="preserve">returns.</w:t>
+      </w:r>
+    </w:p>
+    <w:p>
+      <w:pPr>
+        <w:pStyle w:val="BlockText"/>
+      </w:pPr>
+      <w:r>
+        <w:rPr>
+          <w:b/>
+        </w:rPr>
+        <w:t xml:space="preserve">Real-case corollary (AD DS side).</w:t>
+      </w:r>
+      <w:r>
+        <w:t xml:space="preserve"> </w:t>
+      </w:r>
+      <w:r>
+        <w:t xml:space="preserve">On an AD DS-joined storage account, the</w:t>
+      </w:r>
+      <w:r>
+        <w:t xml:space="preserve"> </w:t>
+      </w:r>
+      <w:r>
+        <w:t xml:space="preserve">opposite bug also exists: with the switch</w:t>
+      </w:r>
+      <w:r>
+        <w:t xml:space="preserve"> </w:t>
+      </w:r>
+      <w:r>
+        <w:rPr>
+          <w:b/>
+        </w:rPr>
+        <w:t xml:space="preserve">ON</w:t>
+      </w:r>
+      <w:r>
+        <w:t xml:space="preserve">,</w:t>
+      </w:r>
+      <w:r>
+        <w:t xml:space="preserve"> </w:t>
+      </w:r>
+      <w:r>
+        <w:rPr>
+          <w:rStyle w:val="VerbatimChar"/>
+        </w:rPr>
+        <w:t xml:space="preserve">.windows.net</w:t>
+      </w:r>
+      <w:r>
+        <w:t xml:space="preserve"> </w:t>
+      </w:r>
+      <w:r>
+        <w:t xml:space="preserve">matches</w:t>
+      </w:r>
+      <w:r>
+        <w:t xml:space="preserve"> </w:t>
+      </w:r>
+      <w:r>
+        <w:rPr>
+          <w:rStyle w:val="VerbatimChar"/>
+        </w:rPr>
+        <w:t xml:space="preserve">KerbTopLevelNames</w:t>
+      </w:r>
+      <w:r>
+        <w:t xml:space="preserve"> </w:t>
+      </w:r>
+      <w:r>
+        <w:t xml:space="preserve">and the client wrongly routes</w:t>
+      </w:r>
+      <w:r>
+        <w:t xml:space="preserve"> </w:t>
+      </w:r>
+      <w:r>
+        <w:rPr>
+          <w:rStyle w:val="VerbatimChar"/>
+        </w:rPr>
+        <w:t xml:space="preserve">cifs/&lt;sa&gt;</w:t>
+      </w:r>
+      <w:r>
+        <w:t xml:space="preserve"> </w:t>
+      </w:r>
+      <w:r>
+        <w:t xml:space="preserve">to the</w:t>
+      </w:r>
+      <w:r>
+        <w:t xml:space="preserve"> </w:t>
+      </w:r>
+      <w:r>
+        <w:rPr>
+          <w:b/>
+        </w:rPr>
+        <w:t xml:space="preserve">cloud</w:t>
+      </w:r>
+      <w:r>
+        <w:t xml:space="preserve"> </w:t>
+      </w:r>
+      <w:r>
+        <w:t xml:space="preserve">realm — which can’t issue for an AD DS account →</w:t>
+      </w:r>
+      <w:r>
+        <w:t xml:space="preserve"> </w:t>
+      </w:r>
+      <w:r>
+        <w:rPr>
+          <w:rStyle w:val="VerbatimChar"/>
+        </w:rPr>
+        <w:t xml:space="preserve">0xc000018b</w:t>
+      </w:r>
+      <w:r>
+        <w:t xml:space="preserve">. The fix there is</w:t>
+      </w:r>
+      <w:r>
+        <w:t xml:space="preserve"> </w:t>
+      </w:r>
+      <w:r>
+        <w:t xml:space="preserve">a</w:t>
+      </w:r>
+      <w:r>
+        <w:t xml:space="preserve"> </w:t>
+      </w:r>
+      <w:r>
+        <w:rPr>
+          <w:rStyle w:val="VerbatimChar"/>
+        </w:rPr>
+        <w:t xml:space="preserve">HostToRealm</w:t>
+      </w:r>
+      <w:r>
+        <w:t xml:space="preserve">/</w:t>
+      </w:r>
+      <w:r>
+        <w:rPr>
+          <w:rStyle w:val="VerbatimChar"/>
+        </w:rPr>
+        <w:t xml:space="preserve">SpnMappings</w:t>
+      </w:r>
+      <w:r>
+        <w:t xml:space="preserve"> </w:t>
+      </w:r>
+      <w:r>
+        <w:t xml:space="preserve">entry (LSA path) that pins the suffix back to the</w:t>
+      </w:r>
+      <w:r>
+        <w:t xml:space="preserve"> </w:t>
+      </w:r>
+      <w:r>
+        <w:t xml:space="preserve">on-prem realm. Same root skill: confirm the realm from the cache before</w:t>
+      </w:r>
+      <w:r>
+        <w:t xml:space="preserve"> </w:t>
+      </w:r>
+      <w:r>
+        <w:t xml:space="preserve">theorising.</w:t>
+      </w:r>
+    </w:p>
+    <w:p>
+      <w:r>
+        <w:pict>
+          <v:rect style="width:0;height:1.5pt" o:hralign="center" o:hrstd="t" o:hr="t"/>
+        </w:pict>
+      </w:r>
+    </w:p>
+    <w:p>
+      <w:pPr>
+        <w:pStyle w:val="Heading1"/>
+      </w:pPr>
+      <w:bookmarkStart w:id="31" w:name="Xda7060a29cdd14cb79fcd234840234f4a3bc484"/>
+      <w:r>
+        <w:t xml:space="preserve">Lab C · When the diagnostic tool causes the outage (KDC Proxy path)</w:t>
+      </w:r>
+      <w:bookmarkEnd w:id="31"/>
+    </w:p>
+    <w:p>
+      <w:pPr>
+        <w:pStyle w:val="FirstParagraph"/>
+      </w:pPr>
+      <w:r>
+        <w:t xml:space="preserve">Entra Kerberos rides over HTTPS, which means the machine’s</w:t>
+      </w:r>
+      <w:r>
+        <w:t xml:space="preserve"> </w:t>
+      </w:r>
+      <w:r>
+        <w:rPr>
+          <w:b/>
+        </w:rPr>
+        <w:t xml:space="preserve">proxy stack is now</w:t>
+      </w:r>
+      <w:r>
+        <w:rPr>
+          <w:b/>
+        </w:rPr>
+        <w:t xml:space="preserve"> </w:t>
+      </w:r>
+      <w:r>
+        <w:rPr>
+          <w:b/>
+        </w:rPr>
+        <w:t xml:space="preserve">part of the authentication path</w:t>
+      </w:r>
+      <w:r>
+        <w:t xml:space="preserve"> </w:t>
+      </w:r>
+      <w:r>
+        <w:t xml:space="preserve">— something that never mattered with AD DS</w:t>
+      </w:r>
+      <w:r>
+        <w:t xml:space="preserve"> </w:t>
+      </w:r>
+      <w:r>
+        <w:t xml:space="preserve">Kerberos on port 88. Fiddler is notorious for leaving a proxy pointed at</w:t>
+      </w:r>
+      <w:r>
+        <w:t xml:space="preserve"> </w:t>
+      </w:r>
+      <w:r>
+        <w:rPr>
+          <w:rStyle w:val="VerbatimChar"/>
+        </w:rPr>
+        <w:t xml:space="preserve">127.0.0.1:8888</w:t>
+      </w:r>
+      <w:r>
+        <w:t xml:space="preserve"> </w:t>
+      </w:r>
+      <w:r>
+        <w:t xml:space="preserve">when it exits uncleanly. This lab reproduces that residue.</w:t>
+      </w:r>
+    </w:p>
+    <w:p>
+      <w:pPr>
+        <w:pStyle w:val="BodyText"/>
+      </w:pPr>
+      <w:r>
+        <w:rPr>
+          <w:b/>
+        </w:rPr>
+        <w:t xml:space="preserve">Break it:</w:t>
+      </w:r>
+    </w:p>
+    <w:p>
+      <w:pPr>
+        <w:pStyle w:val="SourceCode"/>
+      </w:pPr>
+      <w:r>
+        <w:rPr>
+          <w:rStyle w:val="NormalTok"/>
+        </w:rPr>
+        <w:t xml:space="preserve">./faults/Invoke-Fault.</w:t>
+      </w:r>
+      <w:r>
+        <w:rPr>
+          <w:rStyle w:val="FunctionTok"/>
+        </w:rPr>
+        <w:t xml:space="preserve">ps1</w:t>
+      </w:r>
+      <w:r>
+        <w:rPr>
+          <w:rStyle w:val="NormalTok"/>
+        </w:rPr>
+        <w:t xml:space="preserve"> -ResourceGroupName azfiles-lab -Fault ProxyMangled</w:t>
+      </w:r>
+    </w:p>
+    <w:p>
+      <w:pPr>
+        <w:pStyle w:val="FirstParagraph"/>
+      </w:pPr>
+      <w:r>
+        <w:rPr>
+          <w:b/>
+        </w:rPr>
+        <w:t xml:space="preserve">Reproduce</w:t>
+      </w:r>
+      <w:r>
+        <w:t xml:space="preserve"> </w:t>
+      </w:r>
+      <w:r>
+        <w:t xml:space="preserve">(Client VM, as the lab user):</w:t>
+      </w:r>
+    </w:p>
+    <w:p>
+      <w:pPr>
+        <w:pStyle w:val="SourceCode"/>
+      </w:pPr>
+      <w:r>
+        <w:rPr>
+          <w:rStyle w:val="VerbatimChar"/>
+        </w:rPr>
+        <w:t xml:space="preserve">klist purge</w:t>
+      </w:r>
+      <w:r>
+        <w:br/>
+      </w:r>
+      <w:r>
+        <w:rPr>
+          <w:rStyle w:val="VerbatimChar"/>
+        </w:rPr>
+        <w:t xml:space="preserve">klist get cifs/&lt;sa&gt;.file.core.windows.net</w:t>
+      </w:r>
+      <w:r>
+        <w:br/>
+      </w:r>
+      <w:r>
+        <w:rPr>
+          <w:rStyle w:val="VerbatimChar"/>
+        </w:rPr>
+        <w:t xml:space="preserve">    Error calling API LsaCallAuthenticationPackage (GetTicket substatus): 0x51f</w:t>
+      </w:r>
+      <w:r>
+        <w:br/>
+      </w:r>
+      <w:r>
+        <w:rPr>
+          <w:rStyle w:val="VerbatimChar"/>
+        </w:rPr>
+        <w:t xml:space="preserve">    klist failed with 0xc000005e/-1073741730</w:t>
+      </w:r>
+    </w:p>
+    <w:p>
+      <w:pPr>
+        <w:pStyle w:val="FirstParagraph"/>
+      </w:pPr>
+      <w:r>
+        <w:rPr>
+          <w:b/>
+        </w:rPr>
+        <w:t xml:space="preserve">Diagnose — 30 seconds:</w:t>
+      </w:r>
+    </w:p>
+    <w:p>
+      <w:pPr>
+        <w:pStyle w:val="SourceCode"/>
+      </w:pPr>
+      <w:r>
+        <w:rPr>
+          <w:rStyle w:val="VerbatimChar"/>
+        </w:rPr>
+        <w:t xml:space="preserve">netsh winhttp show proxy</w:t>
+      </w:r>
+      <w:r>
+        <w:br/>
+      </w:r>
+      <w:r>
+        <w:rPr>
+          <w:rStyle w:val="VerbatimChar"/>
+        </w:rPr>
+        <w:t xml:space="preserve">    Proxy Server(s) :  127.0.0.1:8888        &lt;- nothing is listening there</w:t>
+      </w:r>
+    </w:p>
+    <w:p>
+      <w:pPr>
+        <w:pStyle w:val="FirstParagraph"/>
+      </w:pPr>
+      <w:r>
+        <w:rPr>
+          <w:b/>
+        </w:rPr>
+        <w:t xml:space="preserve">The tell that isolates it:</w:t>
+      </w:r>
+      <w:r>
+        <w:t xml:space="preserve"> </w:t>
+      </w:r>
+      <w:r>
+        <w:rPr>
+          <w:i/>
+        </w:rPr>
+        <w:t xml:space="preserve">only the cloud path breaks.</w:t>
+      </w:r>
+      <w:r>
+        <w:t xml:space="preserve"> </w:t>
+      </w:r>
+      <w:r>
+        <w:t xml:space="preserve">An AD DS mount (port</w:t>
+      </w:r>
+      <w:r>
+        <w:t xml:space="preserve"> </w:t>
+      </w:r>
+      <w:r>
+        <w:t xml:space="preserve">88/445) from the same machine would still work — because it doesn’t traverse the</w:t>
+      </w:r>
+      <w:r>
+        <w:t xml:space="preserve"> </w:t>
+      </w:r>
+      <w:r>
+        <w:t xml:space="preserve">HTTP proxy. So</w:t>
+      </w:r>
+      <w:r>
+        <w:t xml:space="preserve"> </w:t>
+      </w:r>
+      <w:r>
+        <w:t xml:space="preserve">“</w:t>
+      </w:r>
+      <w:r>
+        <w:t xml:space="preserve">Windows auth to on-prem works, Entra Kerberos to Azure Files</w:t>
+      </w:r>
+      <w:r>
+        <w:t xml:space="preserve"> </w:t>
+      </w:r>
+      <w:r>
+        <w:t xml:space="preserve">fails, on one machine</w:t>
+      </w:r>
+      <w:r>
+        <w:t xml:space="preserve">”</w:t>
+      </w:r>
+      <w:r>
+        <w:t xml:space="preserve"> </w:t>
+      </w:r>
+      <w:r>
+        <w:t xml:space="preserve">points straight at the proxy stack.</w:t>
+      </w:r>
+    </w:p>
+    <w:p>
+      <w:pPr>
+        <w:pStyle w:val="BodyText"/>
+      </w:pPr>
+      <w:r>
+        <w:rPr>
+          <w:b/>
+        </w:rPr>
+        <w:t xml:space="preserve">Fix:</w:t>
+      </w:r>
+      <w:r>
+        <w:t xml:space="preserve"> </w:t>
+      </w:r>
+      <w:r>
+        <w:rPr>
+          <w:rStyle w:val="VerbatimChar"/>
+        </w:rPr>
+        <w:t xml:space="preserve">-Fault ProxyMangled -Repair</w:t>
+      </w:r>
+      <w:r>
+        <w:t xml:space="preserve"> </w:t>
+      </w:r>
+      <w:r>
+        <w:t xml:space="preserve">(runs</w:t>
+      </w:r>
+      <w:r>
+        <w:t xml:space="preserve"> </w:t>
+      </w:r>
+      <w:r>
+        <w:rPr>
+          <w:rStyle w:val="VerbatimChar"/>
+        </w:rPr>
+        <w:t xml:space="preserve">netsh winhttp reset proxy</w:t>
+      </w:r>
+      <w:r>
+        <w:t xml:space="preserve">, resets</w:t>
+      </w:r>
+      <w:r>
+        <w:t xml:space="preserve"> </w:t>
+      </w:r>
+      <w:r>
+        <w:t xml:space="preserve">autoproxy, and clears the</w:t>
+      </w:r>
+      <w:r>
+        <w:t xml:space="preserve"> </w:t>
+      </w:r>
+      <w:r>
+        <w:rPr>
+          <w:rStyle w:val="VerbatimChar"/>
+        </w:rPr>
+        <w:t xml:space="preserve">iphlpsvc\ProxyMgr</w:t>
+      </w:r>
+      <w:r>
+        <w:t xml:space="preserve"> </w:t>
+      </w:r>
+      <w:r>
+        <w:rPr>
+          <w:rStyle w:val="VerbatimChar"/>
+        </w:rPr>
+        <w:t xml:space="preserve">:8888</w:t>
+      </w:r>
+      <w:r>
+        <w:t xml:space="preserve"> </w:t>
+      </w:r>
+      <w:r>
+        <w:t xml:space="preserve">leftovers per the Fiddler</w:t>
+      </w:r>
+      <w:r>
+        <w:t xml:space="preserve"> </w:t>
+      </w:r>
+      <w:r>
+        <w:t xml:space="preserve">TSG), then</w:t>
+      </w:r>
+      <w:r>
+        <w:t xml:space="preserve"> </w:t>
+      </w:r>
+      <w:r>
+        <w:rPr>
+          <w:rStyle w:val="VerbatimChar"/>
+        </w:rPr>
+        <w:t xml:space="preserve">klist purge</w:t>
+      </w:r>
+      <w:r>
+        <w:t xml:space="preserve"> </w:t>
+      </w:r>
+      <w:r>
+        <w:t xml:space="preserve">and retry.</w:t>
+      </w:r>
+    </w:p>
+    <w:p>
+      <w:r>
+        <w:pict>
+          <v:rect style="width:0;height:1.5pt" o:hralign="center" o:hrstd="t" o:hr="t"/>
+        </w:pict>
+      </w:r>
+    </w:p>
+    <w:p>
+      <w:pPr>
+        <w:pStyle w:val="Heading1"/>
+      </w:pPr>
+      <w:bookmarkStart w:id="32" w:name="X62e143c4974cf11cd6dd7ed044dbf4032eb39ef"/>
+      <w:r>
+        <w:t xml:space="preserve">Lab D · Three doors that all say</w:t>
+      </w:r>
+      <w:r>
+        <w:t xml:space="preserve"> </w:t>
+      </w:r>
+      <w:r>
+        <w:t xml:space="preserve">“</w:t>
+      </w:r>
+      <w:r>
+        <w:t xml:space="preserve">Access denied</w:t>
+      </w:r>
+      <w:r>
+        <w:t xml:space="preserve">”</w:t>
+      </w:r>
+      <w:r>
+        <w:t xml:space="preserve"> </w:t>
+      </w:r>
+      <w:r>
+        <w:t xml:space="preserve">(explicit authorization)</w:t>
+      </w:r>
+      <w:bookmarkEnd w:id="32"/>
+    </w:p>
+    <w:p>
+      <w:pPr>
+        <w:pStyle w:val="FirstParagraph"/>
+      </w:pPr>
+      <w:r>
+        <w:t xml:space="preserve">Session 1 used</w:t>
+      </w:r>
+      <w:r>
+        <w:t xml:space="preserve"> </w:t>
+      </w:r>
+      <w:r>
+        <w:rPr>
+          <w:rStyle w:val="VerbatimChar"/>
+        </w:rPr>
+        <w:t xml:space="preserve">DefaultSharePermission</w:t>
+      </w:r>
+      <w:r>
+        <w:t xml:space="preserve"> </w:t>
+      </w:r>
+      <w:r>
+        <w:t xml:space="preserve">so</w:t>
+      </w:r>
+      <w:r>
+        <w:t xml:space="preserve"> </w:t>
+      </w:r>
+      <w:r>
+        <w:rPr>
+          <w:i/>
+        </w:rPr>
+        <w:t xml:space="preserve">everyone</w:t>
+      </w:r>
+      <w:r>
+        <w:t xml:space="preserve"> </w:t>
+      </w:r>
+      <w:r>
+        <w:t xml:space="preserve">who authenticated got</w:t>
+      </w:r>
+      <w:r>
+        <w:t xml:space="preserve"> </w:t>
+      </w:r>
+      <w:r>
+        <w:t xml:space="preserve">Contributor. Now that</w:t>
+      </w:r>
+      <w:r>
+        <w:t xml:space="preserve"> </w:t>
+      </w:r>
+      <w:r>
+        <w:rPr>
+          <w:rStyle w:val="VerbatimChar"/>
+        </w:rPr>
+        <w:t xml:space="preserve">labuser1</w:t>
+      </w:r>
+      <w:r>
+        <w:t xml:space="preserve"> </w:t>
+      </w:r>
+      <w:r>
+        <w:t xml:space="preserve">is a real synced Entra identity, we can do</w:t>
+      </w:r>
+      <w:r>
+        <w:t xml:space="preserve"> </w:t>
+      </w:r>
+      <w:r>
+        <w:t xml:space="preserve">authorization properly — and see how three different layers produce the</w:t>
+      </w:r>
+      <w:r>
+        <w:t xml:space="preserve"> </w:t>
+      </w:r>
+      <w:r>
+        <w:rPr>
+          <w:i/>
+        </w:rPr>
+        <w:t xml:space="preserve">same</w:t>
+      </w:r>
+      <w:r>
+        <w:t xml:space="preserve"> </w:t>
+      </w:r>
+      <w:r>
+        <w:t xml:space="preserve">error text.</w:t>
+      </w:r>
+    </w:p>
+    <w:p>
+      <w:pPr>
+        <w:pStyle w:val="BodyText"/>
+      </w:pPr>
+      <w:r>
+        <w:rPr>
+          <w:b/>
+        </w:rPr>
+        <w:t xml:space="preserve">Set the baseline — remove the blanket permission, grant the user explicitly:</w:t>
+      </w:r>
+    </w:p>
+    <w:p>
+      <w:pPr>
+        <w:pStyle w:val="SourceCode"/>
+      </w:pPr>
+      <w:r>
+        <w:rPr>
+          <w:rStyle w:val="CommentTok"/>
+        </w:rPr>
+        <w:t xml:space="preserve"># Remove the "everyone" default so the layers below actually gate access</w:t>
+      </w:r>
+      <w:r>
+        <w:br/>
+      </w:r>
+      <w:r>
+        <w:rPr>
+          <w:rStyle w:val="NormalTok"/>
+        </w:rPr>
+        <w:t xml:space="preserve">Set-AzStorageAccount -ResourceGroupName azfiles-lab -Name &lt;sa&gt; -DefaultSharePermission None</w:t>
+      </w:r>
+      <w:r>
+        <w:br/>
+      </w:r>
+      <w:r>
+        <w:br/>
+      </w:r>
+      <w:r>
+        <w:rPr>
+          <w:rStyle w:val="CommentTok"/>
+        </w:rPr>
+        <w:t xml:space="preserve"># Grant labuser1 (its Entra object) the share-level RBAC role</w:t>
+      </w:r>
+      <w:r>
+        <w:br/>
+      </w:r>
+      <w:r>
+        <w:rPr>
+          <w:rStyle w:val="VariableTok"/>
+        </w:rPr>
+        <w:t xml:space="preserve">$uid</w:t>
+      </w:r>
+      <w:r>
+        <w:rPr>
+          <w:rStyle w:val="NormalTok"/>
+        </w:rPr>
+        <w:t xml:space="preserve"> = (Get-MgUser -Filter </w:t>
+      </w:r>
+      <w:r>
+        <w:rPr>
+          <w:rStyle w:val="StringTok"/>
+        </w:rPr>
+        <w:t xml:space="preserve">"startsWith(userPrincipalName,'labuser1')"</w:t>
+      </w:r>
+      <w:r>
+        <w:rPr>
+          <w:rStyle w:val="NormalTok"/>
+        </w:rPr>
+        <w:t xml:space="preserve">).</w:t>
+      </w:r>
+      <w:r>
+        <w:rPr>
+          <w:rStyle w:val="FunctionTok"/>
+        </w:rPr>
+        <w:t xml:space="preserve">Id</w:t>
+      </w:r>
+      <w:r>
+        <w:br/>
+      </w:r>
+      <w:r>
+        <w:rPr>
+          <w:rStyle w:val="NormalTok"/>
+        </w:rPr>
+        <w:t xml:space="preserve">New-AzRoleAssignment -ObjectId </w:t>
+      </w:r>
+      <w:r>
+        <w:rPr>
+          <w:rStyle w:val="VariableTok"/>
+        </w:rPr>
+        <w:t xml:space="preserve">$uid</w:t>
+      </w:r>
+      <w:r>
+        <w:rPr>
+          <w:rStyle w:val="NormalTok"/>
+        </w:rPr>
+        <w:t xml:space="preserve"> `</w:t>
+      </w:r>
+      <w:r>
+        <w:br/>
+      </w:r>
+      <w:r>
+        <w:rPr>
+          <w:rStyle w:val="NormalTok"/>
+        </w:rPr>
+        <w:t xml:space="preserve">  -RoleDefinitionName </w:t>
+      </w:r>
+      <w:r>
+        <w:rPr>
+          <w:rStyle w:val="StringTok"/>
+        </w:rPr>
+        <w:t xml:space="preserve">"Storage File Data SMB Share Contributor"</w:t>
+      </w:r>
+      <w:r>
+        <w:rPr>
+          <w:rStyle w:val="NormalTok"/>
+        </w:rPr>
+        <w:t xml:space="preserve"> `</w:t>
+      </w:r>
+      <w:r>
+        <w:br/>
+      </w:r>
+      <w:r>
+        <w:rPr>
+          <w:rStyle w:val="NormalTok"/>
+        </w:rPr>
+        <w:t xml:space="preserve">  -Scope (Get-AzStorageAccount -ResourceGroupName azfiles-lab -Name &lt;sa&gt;).</w:t>
+      </w:r>
+      <w:r>
+        <w:rPr>
+          <w:rStyle w:val="FunctionTok"/>
+        </w:rPr>
+        <w:t xml:space="preserve">Id</w:t>
+      </w:r>
+    </w:p>
+    <w:p>
+      <w:pPr>
+        <w:pStyle w:val="FirstParagraph"/>
+      </w:pPr>
+      <w:r>
+        <w:t xml:space="preserve">Remount as</w:t>
+      </w:r>
+      <w:r>
+        <w:t xml:space="preserve"> </w:t>
+      </w:r>
+      <w:r>
+        <w:rPr>
+          <w:rStyle w:val="VerbatimChar"/>
+        </w:rPr>
+        <w:t xml:space="preserve">labuser1</w:t>
+      </w:r>
+      <w:r>
+        <w:t xml:space="preserve">. It should now work</w:t>
+      </w:r>
+      <w:r>
+        <w:t xml:space="preserve"> </w:t>
+      </w:r>
+      <w:r>
+        <w:rPr>
+          <w:b/>
+        </w:rPr>
+        <w:t xml:space="preserve">through an explicit assignment</w:t>
+      </w:r>
+      <w:r>
+        <w:t xml:space="preserve">, not</w:t>
+      </w:r>
+      <w:r>
+        <w:t xml:space="preserve"> </w:t>
+      </w:r>
+      <w:r>
+        <w:t xml:space="preserve">the default — and this is the moment</w:t>
+      </w:r>
+      <w:r>
+        <w:t xml:space="preserve"> </w:t>
+      </w:r>
+      <w:r>
+        <w:rPr>
+          <w:rStyle w:val="VerbatimChar"/>
+        </w:rPr>
+        <w:t xml:space="preserve">Debug-AzStorageAccountAuth</w:t>
+      </w:r>
+      <w:r>
+        <w:t xml:space="preserve">’s</w:t>
+      </w:r>
+      <w:r>
+        <w:t xml:space="preserve"> </w:t>
+      </w:r>
+      <w:r>
+        <w:rPr>
+          <w:rStyle w:val="VerbatimChar"/>
+        </w:rPr>
+        <w:t xml:space="preserve">CheckSidHasAadUser</w:t>
+      </w:r>
+      <w:r>
+        <w:t xml:space="preserve"> </w:t>
+      </w:r>
+      <w:r>
+        <w:t xml:space="preserve">/</w:t>
+      </w:r>
+      <w:r>
+        <w:t xml:space="preserve"> </w:t>
+      </w:r>
+      <w:r>
+        <w:rPr>
+          <w:rStyle w:val="VerbatimChar"/>
+        </w:rPr>
+        <w:t xml:space="preserve">CheckUserRbacAssignment</w:t>
+      </w:r>
+      <w:r>
+        <w:t xml:space="preserve"> </w:t>
+      </w:r>
+      <w:r>
+        <w:t xml:space="preserve">finally</w:t>
+      </w:r>
+      <w:r>
+        <w:t xml:space="preserve"> </w:t>
+      </w:r>
+      <w:r>
+        <w:rPr>
+          <w:b/>
+        </w:rPr>
+        <w:t xml:space="preserve">pass</w:t>
+      </w:r>
+      <w:r>
+        <w:t xml:space="preserve"> </w:t>
+      </w:r>
+      <w:r>
+        <w:t xml:space="preserve">(they were</w:t>
+      </w:r>
+      <w:r>
+        <w:t xml:space="preserve"> </w:t>
+      </w:r>
+      <w:r>
+        <w:rPr>
+          <w:i/>
+        </w:rPr>
+        <w:t xml:space="preserve">expected</w:t>
+      </w:r>
+      <w:r>
+        <w:t xml:space="preserve"> </w:t>
+      </w:r>
+      <w:r>
+        <w:t xml:space="preserve">failures in Session 1 by design). Run Debug now and see them flip to</w:t>
+      </w:r>
+      <w:r>
+        <w:t xml:space="preserve"> </w:t>
+      </w:r>
+      <w:r>
+        <w:t xml:space="preserve">Passed — that contrast is the point.</w:t>
+      </w:r>
+    </w:p>
+    <w:p>
+      <w:pPr>
+        <w:pStyle w:val="BodyText"/>
+      </w:pPr>
+      <w:r>
+        <w:rPr>
+          <w:b/>
+        </w:rPr>
+        <w:t xml:space="preserve">Now walk the three doors.</w:t>
+      </w:r>
+      <w:r>
+        <w:t xml:space="preserve"> </w:t>
+      </w:r>
+      <w:r>
+        <w:t xml:space="preserve">Each of these produces</w:t>
+      </w:r>
+      <w:r>
+        <w:t xml:space="preserve"> </w:t>
+      </w:r>
+      <w:r>
+        <w:t xml:space="preserve">“</w:t>
+      </w:r>
+      <w:r>
+        <w:t xml:space="preserve">Access is denied,</w:t>
+      </w:r>
+      <w:r>
+        <w:t xml:space="preserve">”</w:t>
+      </w:r>
+      <w:r>
+        <w:t xml:space="preserve"> </w:t>
+      </w:r>
+      <w:r>
+        <w:t xml:space="preserve">and only</w:t>
+      </w:r>
+      <w:r>
+        <w:t xml:space="preserve"> </w:t>
+      </w:r>
+      <w:r>
+        <w:t xml:space="preserve">evidence tells them apart:</w:t>
+      </w:r>
+    </w:p>
+    <w:tbl>
+      <w:tblPr>
+        <w:tblStyle w:val="Table"/>
+        <w:tblW w:type="pct" w:w="5000.0"/>
+        <w:tblLook w:firstRow="1"/>
+      </w:tblPr>
+      <w:tblGrid>
+        <w:gridCol w:w="2640"/>
+        <w:gridCol w:w="2640"/>
+        <w:gridCol w:w="2640"/>
+      </w:tblGrid>
+      <w:tr>
+        <w:trPr>
+          <w:cnfStyle w:firstRow="1"/>
+        </w:trPr>
+        <w:tc>
+          <w:tcPr>
+            <w:tcBorders>
+              <w:bottom w:val="single"/>
+            </w:tcBorders>
+            <w:vAlign w:val="bottom"/>
+          </w:tcPr>
+          <w:p>
+            <w:pPr>
+              <w:pStyle w:val="Compact"/>
+              <w:jc w:val="left"/>
+            </w:pPr>
+            <w:r>
+              <w:t xml:space="preserve">Break</w:t>
+            </w:r>
+          </w:p>
+        </w:tc>
+        <w:tc>
+          <w:tcPr>
+            <w:tcBorders>
+              <w:bottom w:val="single"/>
+            </w:tcBorders>
+            <w:vAlign w:val="bottom"/>
+          </w:tcPr>
+          <w:p>
+            <w:pPr>
+              <w:pStyle w:val="Compact"/>
+              <w:jc w:val="left"/>
+            </w:pPr>
+            <w:r>
+              <w:t xml:space="preserve">How</w:t>
+            </w:r>
+          </w:p>
+        </w:tc>
+        <w:tc>
+          <w:tcPr>
+            <w:tcBorders>
+              <w:bottom w:val="single"/>
+            </w:tcBorders>
+            <w:vAlign w:val="bottom"/>
+          </w:tcPr>
+          <w:p>
+            <w:pPr>
+              <w:pStyle w:val="Compact"/>
+              <w:jc w:val="left"/>
+            </w:pPr>
+            <w:r>
+              <w:t xml:space="preserve">Distinguishing evidence</w:t>
+            </w:r>
+          </w:p>
+        </w:tc>
+      </w:tr>
+      <w:tr>
+        <w:tc>
+          <w:p>
+            <w:pPr>
+              <w:pStyle w:val="Compact"/>
+              <w:jc w:val="left"/>
+            </w:pPr>
+            <w:r>
+              <w:rPr>
+                <w:b/>
+              </w:rPr>
+              <w:t xml:space="preserve">Storage firewall / network</w:t>
+            </w:r>
+          </w:p>
+        </w:tc>
+        <w:tc>
+          <w:p>
+            <w:pPr>
+              <w:pStyle w:val="Compact"/>
+              <w:jc w:val="left"/>
+            </w:pPr>
+            <w:r>
+              <w:t xml:space="preserve">portal: Networking →</w:t>
+            </w:r>
+            <w:r>
+              <w:t xml:space="preserve"> </w:t>
+            </w:r>
+            <w:r>
+              <w:rPr>
+                <w:i/>
+              </w:rPr>
+              <w:t xml:space="preserve">Enabled from selected networks</w:t>
+            </w:r>
+            <w:r>
+              <w:t xml:space="preserve">, don’t add the client</w:t>
+            </w:r>
+          </w:p>
+        </w:tc>
+        <w:tc>
+          <w:p>
+            <w:pPr>
+              <w:pStyle w:val="Compact"/>
+              <w:jc w:val="left"/>
+            </w:pPr>
+            <w:r>
+              <w:rPr>
+                <w:rStyle w:val="VerbatimChar"/>
+              </w:rPr>
+              <w:t xml:space="preserve">net use</w:t>
+            </w:r>
+            <w:r>
+              <w:t xml:space="preserve"> </w:t>
+            </w:r>
+            <w:r>
+              <w:t xml:space="preserve">times out or</w:t>
+            </w:r>
+            <w:r>
+              <w:t xml:space="preserve"> </w:t>
+            </w:r>
+            <w:r>
+              <w:rPr>
+                <w:rStyle w:val="VerbatimChar"/>
+              </w:rPr>
+              <w:t xml:space="preserve">System error 53/67</w:t>
+            </w:r>
+            <w:r>
+              <w:t xml:space="preserve">;</w:t>
+            </w:r>
+            <w:r>
+              <w:t xml:space="preserve"> </w:t>
+            </w:r>
+            <w:r>
+              <w:rPr>
+                <w:rStyle w:val="VerbatimChar"/>
+              </w:rPr>
+              <w:t xml:space="preserve">Test-NetConnection &lt;sa&gt;.file.core.windows.net -Port 445</w:t>
+            </w:r>
+            <w:r>
+              <w:t xml:space="preserve"> </w:t>
+            </w:r>
+            <w:r>
+              <w:t xml:space="preserve">fails</w:t>
+            </w:r>
+          </w:p>
+        </w:tc>
+      </w:tr>
+      <w:tr>
+        <w:tc>
+          <w:p>
+            <w:pPr>
+              <w:pStyle w:val="Compact"/>
+              <w:jc w:val="left"/>
+            </w:pPr>
+            <w:r>
+              <w:rPr>
+                <w:b/>
+              </w:rPr>
+              <w:t xml:space="preserve">Share-level RBAC</w:t>
+            </w:r>
+          </w:p>
+        </w:tc>
+        <w:tc>
+          <w:p>
+            <w:pPr>
+              <w:pStyle w:val="Compact"/>
+              <w:jc w:val="left"/>
+            </w:pPr>
+            <w:r>
+              <w:t xml:space="preserve">remove the role assignment above</w:t>
+            </w:r>
+          </w:p>
+        </w:tc>
+        <w:tc>
+          <w:p>
+            <w:pPr>
+              <w:pStyle w:val="Compact"/>
+              <w:jc w:val="left"/>
+            </w:pPr>
+            <w:r>
+              <w:t xml:space="preserve">mount fails immediately;</w:t>
+            </w:r>
+            <w:r>
+              <w:t xml:space="preserve"> </w:t>
+            </w:r>
+            <w:r>
+              <w:rPr>
+                <w:rStyle w:val="VerbatimChar"/>
+              </w:rPr>
+              <w:t xml:space="preserve">Debug-AzStorageAccountAuth</w:t>
+            </w:r>
+            <w:r>
+              <w:t xml:space="preserve"> </w:t>
+            </w:r>
+            <w:r>
+              <w:t xml:space="preserve">→</w:t>
+            </w:r>
+            <w:r>
+              <w:t xml:space="preserve"> </w:t>
+            </w:r>
+            <w:r>
+              <w:rPr>
+                <w:rStyle w:val="VerbatimChar"/>
+              </w:rPr>
+              <w:t xml:space="preserve">CheckUserRbacAssignment</w:t>
+            </w:r>
+            <w:r>
+              <w:t xml:space="preserve"> </w:t>
+            </w:r>
+            <w:r>
+              <w:t xml:space="preserve">FAILED; Kerberos tickets are all healthy</w:t>
+            </w:r>
+          </w:p>
+        </w:tc>
+      </w:tr>
+      <w:tr>
+        <w:tc>
+          <w:p>
+            <w:pPr>
+              <w:pStyle w:val="Compact"/>
+              <w:jc w:val="left"/>
+            </w:pPr>
+            <w:r>
+              <w:rPr>
+                <w:b/>
+              </w:rPr>
+              <w:t xml:space="preserve">NTFS ACL</w:t>
+            </w:r>
+          </w:p>
+        </w:tc>
+        <w:tc>
+          <w:p>
+            <w:pPr>
+              <w:pStyle w:val="Compact"/>
+              <w:jc w:val="left"/>
+            </w:pPr>
+            <w:r>
+              <w:t xml:space="preserve">(on a mounted share)</w:t>
+            </w:r>
+            <w:r>
+              <w:t xml:space="preserve"> </w:t>
+            </w:r>
+            <w:r>
+              <w:rPr>
+                <w:rStyle w:val="VerbatimChar"/>
+              </w:rPr>
+              <w:t xml:space="preserve">icacls</w:t>
+            </w:r>
+            <w:r>
+              <w:t xml:space="preserve"> </w:t>
+            </w:r>
+            <w:r>
+              <w:t xml:space="preserve">deny for the user on a subfolder</w:t>
+            </w:r>
+          </w:p>
+        </w:tc>
+        <w:tc>
+          <w:p>
+            <w:pPr>
+              <w:pStyle w:val="Compact"/>
+              <w:jc w:val="left"/>
+            </w:pPr>
+            <w:r>
+              <w:t xml:space="preserve">mount and share access</w:t>
+            </w:r>
+            <w:r>
+              <w:t xml:space="preserve"> </w:t>
+            </w:r>
+            <w:r>
+              <w:rPr>
+                <w:b/>
+              </w:rPr>
+              <w:t xml:space="preserve">succeed</w:t>
+            </w:r>
+            <w:r>
+              <w:t xml:space="preserve">; only the file/folder open is denied — deepest layer</w:t>
+            </w:r>
+          </w:p>
+        </w:tc>
+      </w:tr>
+    </w:tbl>
+    <w:p>
+      <w:pPr>
+        <w:pStyle w:val="BodyText"/>
+      </w:pPr>
+      <w:r>
+        <w:rPr>
+          <w:b/>
+        </w:rPr>
+        <w:t xml:space="preserve">Diagnostic order that saves time:</w:t>
+      </w:r>
+      <w:r>
+        <w:t xml:space="preserve"> </w:t>
+      </w:r>
+      <w:r>
+        <w:t xml:space="preserve">network (can I even reach 445?) → share</w:t>
+      </w:r>
+      <w:r>
+        <w:t xml:space="preserve"> </w:t>
+      </w:r>
+      <w:r>
+        <w:t xml:space="preserve">RBAC (am I allowed onto the share?) → NTFS (am I allowed this file?). The error</w:t>
+      </w:r>
+      <w:r>
+        <w:t xml:space="preserve"> </w:t>
+      </w:r>
+      <w:r>
+        <w:t xml:space="preserve">text is identical; the layer that’s actually blocking is not. Effective access is</w:t>
+      </w:r>
+      <w:r>
+        <w:t xml:space="preserve"> </w:t>
+      </w:r>
+      <w:r>
+        <w:t xml:space="preserve">always the</w:t>
+      </w:r>
+      <w:r>
+        <w:t xml:space="preserve"> </w:t>
+      </w:r>
+      <w:r>
+        <w:rPr>
+          <w:b/>
+        </w:rPr>
+        <w:t xml:space="preserve">most restrictive</w:t>
+      </w:r>
+      <w:r>
+        <w:t xml:space="preserve"> </w:t>
+      </w:r>
+      <w:r>
+        <w:t xml:space="preserve">of the three.</w:t>
+      </w:r>
+    </w:p>
+    <w:p>
+      <w:pPr>
+        <w:pStyle w:val="BodyText"/>
+      </w:pPr>
+      <w:r>
+        <w:t xml:space="preserve">Restore afterwards: re-add the RBAC role (or set</w:t>
+      </w:r>
+      <w:r>
+        <w:t xml:space="preserve"> </w:t>
+      </w:r>
+      <w:r>
+        <w:rPr>
+          <w:rStyle w:val="VerbatimChar"/>
+        </w:rPr>
+        <w:t xml:space="preserve">DefaultSharePermission</w:t>
+      </w:r>
+      <w:r>
+        <w:t xml:space="preserve"> </w:t>
+      </w:r>
+      <w:r>
+        <w:t xml:space="preserve">back),</w:t>
+      </w:r>
+      <w:r>
+        <w:t xml:space="preserve"> </w:t>
+      </w:r>
+      <w:r>
+        <w:t xml:space="preserve">re-open the firewall, clear the NTFS deny.</w:t>
+      </w:r>
+    </w:p>
+    <w:p>
+      <w:r>
+        <w:pict>
+          <v:rect style="width:0;height:1.5pt" o:hralign="center" o:hrstd="t" o:hr="t"/>
+        </w:pict>
+      </w:r>
+    </w:p>
+    <w:p>
+      <w:pPr>
+        <w:pStyle w:val="Heading1"/>
+      </w:pPr>
+      <w:bookmarkStart w:id="33" w:name="X4ccd80cc2c51968cbab53f0854e98db21a23528"/>
+      <w:r>
+        <w:t xml:space="preserve">Capstone · Root-cause a failure from evidence only</w:t>
+      </w:r>
+      <w:bookmarkEnd w:id="33"/>
+    </w:p>
+    <w:p>
+      <w:pPr>
+        <w:pStyle w:val="FirstParagraph"/>
+      </w:pPr>
+      <w:r>
+        <w:t xml:space="preserve">Minimal information, TSG method. Have a partner (or the facilitator) inject</w:t>
+      </w:r>
+      <w:r>
+        <w:t xml:space="preserve"> </w:t>
+      </w:r>
+      <w:r>
+        <w:rPr>
+          <w:b/>
+        </w:rPr>
+        <w:t xml:space="preserve">one</w:t>
+      </w:r>
+      <w:r>
+        <w:t xml:space="preserve"> </w:t>
+      </w:r>
+      <w:r>
+        <w:t xml:space="preserve">fault without telling you which:</w:t>
+      </w:r>
+    </w:p>
+    <w:p>
+      <w:pPr>
+        <w:pStyle w:val="SourceCode"/>
+      </w:pPr>
+      <w:r>
+        <w:rPr>
+          <w:rStyle w:val="NormalTok"/>
+        </w:rPr>
+        <w:t xml:space="preserve">./faults/Invoke-Fault.</w:t>
+      </w:r>
+      <w:r>
+        <w:rPr>
+          <w:rStyle w:val="FunctionTok"/>
+        </w:rPr>
+        <w:t xml:space="preserve">ps1</w:t>
+      </w:r>
+      <w:r>
+        <w:rPr>
+          <w:rStyle w:val="NormalTok"/>
+        </w:rPr>
+        <w:t xml:space="preserve"> -ResourceGroupName azfiles-lab -Fault ConsentRevoked</w:t>
+      </w:r>
+    </w:p>
+    <w:p>
+      <w:pPr>
+        <w:pStyle w:val="FirstParagraph"/>
+      </w:pPr>
+      <w:r>
+        <w:t xml:space="preserve">You get only:</w:t>
+      </w:r>
+      <w:r>
+        <w:t xml:space="preserve"> </w:t>
+      </w:r>
+      <w:r>
+        <w:rPr>
+          <w:i/>
+        </w:rPr>
+        <w:t xml:space="preserve">“</w:t>
+      </w:r>
+      <w:r>
+        <w:rPr>
+          <w:i/>
+        </w:rPr>
+        <w:t xml:space="preserve">labuser1 can’t mount the share; it worked an hour ago.</w:t>
+      </w:r>
+      <w:r>
+        <w:rPr>
+          <w:i/>
+        </w:rPr>
+        <w:t xml:space="preserve">”</w:t>
+      </w:r>
+      <w:r>
+        <w:t xml:space="preserve"> </w:t>
+      </w:r>
+      <w:r>
+        <w:t xml:space="preserve">Find the</w:t>
+      </w:r>
+      <w:r>
+        <w:t xml:space="preserve"> </w:t>
+      </w:r>
+      <w:r>
+        <w:t xml:space="preserve">cause using the evidence chain, ending in a</w:t>
+      </w:r>
+      <w:r>
+        <w:t xml:space="preserve"> </w:t>
+      </w:r>
+      <w:r>
+        <w:rPr>
+          <w:b/>
+        </w:rPr>
+        <w:t xml:space="preserve">Fiddler capture</w:t>
+      </w:r>
+      <w:r>
+        <w:t xml:space="preserve">:</w:t>
+      </w:r>
+    </w:p>
+    <w:p>
+      <w:pPr>
+        <w:numPr>
+          <w:ilvl w:val="0"/>
+          <w:numId w:val="1005"/>
+        </w:numPr>
+        <w:pStyle w:val="Compact"/>
+      </w:pPr>
+      <w:r>
+        <w:t xml:space="preserve">Walk steps 1–4. Where does the chain first break? (Here: step 4 fails while</w:t>
+      </w:r>
+      <w:r>
+        <w:t xml:space="preserve"> </w:t>
+      </w:r>
+      <w:r>
+        <w:t xml:space="preserve">1–3 are healthy — the device, PRT and cloud TGT are all fine, so it’s</w:t>
+      </w:r>
+      <w:r>
+        <w:t xml:space="preserve"> </w:t>
+      </w:r>
+      <w:r>
+        <w:rPr>
+          <w:b/>
+        </w:rPr>
+        <w:t xml:space="preserve">not</w:t>
+      </w:r>
+      <w:r>
+        <w:t xml:space="preserve"> </w:t>
+      </w:r>
+      <w:r>
+        <w:t xml:space="preserve">a client/device problem.)</w:t>
+      </w:r>
+    </w:p>
+    <w:p>
+      <w:pPr>
+        <w:numPr>
+          <w:ilvl w:val="0"/>
+          <w:numId w:val="1005"/>
+        </w:numPr>
+        <w:pStyle w:val="Compact"/>
+      </w:pPr>
+      <w:r>
+        <w:t xml:space="preserve">Capture step 4 in</w:t>
+      </w:r>
+      <w:r>
+        <w:t xml:space="preserve"> </w:t>
+      </w:r>
+      <w:r>
+        <w:rPr>
+          <w:b/>
+        </w:rPr>
+        <w:t xml:space="preserve">Fiddler</w:t>
+      </w:r>
+      <w:r>
+        <w:t xml:space="preserve">. Open the failing request to</w:t>
+      </w:r>
+      <w:r>
+        <w:t xml:space="preserve"> </w:t>
+      </w:r>
+      <w:r>
+        <w:rPr>
+          <w:rStyle w:val="VerbatimChar"/>
+        </w:rPr>
+        <w:t xml:space="preserve">login.microsoftonline.com</w:t>
+      </w:r>
+      <w:r>
+        <w:t xml:space="preserve"> </w:t>
+      </w:r>
+      <w:r>
+        <w:t xml:space="preserve">→</w:t>
+      </w:r>
+      <w:r>
+        <w:t xml:space="preserve"> </w:t>
+      </w:r>
+      <w:r>
+        <w:rPr>
+          <w:b/>
+        </w:rPr>
+        <w:t xml:space="preserve">Kerberos</w:t>
+      </w:r>
+      <w:r>
+        <w:t xml:space="preserve"> </w:t>
+      </w:r>
+      <w:r>
+        <w:t xml:space="preserve">tab →</w:t>
+      </w:r>
+      <w:r>
+        <w:t xml:space="preserve"> </w:t>
+      </w:r>
+      <w:r>
+        <w:rPr>
+          <w:b/>
+        </w:rPr>
+        <w:t xml:space="preserve">response</w:t>
+      </w:r>
+      <w:r>
+        <w:t xml:space="preserve">. Read the</w:t>
+      </w:r>
+      <w:r>
+        <w:t xml:space="preserve"> </w:t>
+      </w:r>
+      <w:r>
+        <w:rPr>
+          <w:b/>
+        </w:rPr>
+        <w:t xml:space="preserve">ErrorCode</w:t>
+      </w:r>
+      <w:r>
+        <w:t xml:space="preserve">, and note the</w:t>
+      </w:r>
+      <w:r>
+        <w:t xml:space="preserve"> </w:t>
+      </w:r>
+      <w:r>
+        <w:rPr>
+          <w:b/>
+        </w:rPr>
+        <w:t xml:space="preserve">Entra Request ID + timestamp</w:t>
+      </w:r>
+      <w:r>
+        <w:t xml:space="preserve"> </w:t>
+      </w:r>
+      <w:r>
+        <w:t xml:space="preserve">in the response —</w:t>
+      </w:r>
+      <w:r>
+        <w:t xml:space="preserve"> </w:t>
+      </w:r>
+      <w:r>
+        <w:t xml:space="preserve">that’s what you’d hand to the Entra ID team to pull the server-side trace.</w:t>
+      </w:r>
+    </w:p>
+    <w:p>
+      <w:pPr>
+        <w:numPr>
+          <w:ilvl w:val="0"/>
+          <w:numId w:val="1005"/>
+        </w:numPr>
+        <w:pStyle w:val="Compact"/>
+      </w:pPr>
+      <w:r>
+        <w:t xml:space="preserve">Confirm your hypothesis in the portal:</w:t>
+      </w:r>
+      <w:r>
+        <w:t xml:space="preserve"> </w:t>
+      </w:r>
+      <w:r>
+        <w:rPr>
+          <w:b/>
+        </w:rPr>
+        <w:t xml:space="preserve">Entra ID → Enterprise applications →</w:t>
+      </w:r>
+      <w:r>
+        <w:rPr>
+          <w:b/>
+        </w:rPr>
+        <w:t xml:space="preserve"> </w:t>
+      </w:r>
+      <w:r>
+        <w:rPr>
+          <w:b/>
+        </w:rPr>
+        <w:t xml:space="preserve">[Storage Account]</w:t>
+      </w:r>
+      <w:r>
+        <w:rPr>
+          <w:b/>
+        </w:rPr>
+        <w:t xml:space="preserve"> </w:t>
+      </w:r>
+      <w:r>
+        <w:rPr>
+          <w:rStyle w:val="VerbatimChar"/>
+          <w:b/>
+        </w:rPr>
+        <w:t xml:space="preserve">&lt;sa&gt;</w:t>
+      </w:r>
+      <w:r>
+        <w:rPr>
+          <w:b/>
+        </w:rPr>
+        <w:t xml:space="preserve">… → Permissions</w:t>
+      </w:r>
+      <w:r>
+        <w:t xml:space="preserve"> </w:t>
+      </w:r>
+      <w:r>
+        <w:t xml:space="preserve">— the grant is gone.</w:t>
+      </w:r>
+    </w:p>
+    <w:p>
+      <w:pPr>
+        <w:pStyle w:val="FirstParagraph"/>
+      </w:pPr>
+      <w:r>
+        <w:rPr>
+          <w:b/>
+        </w:rPr>
+        <w:t xml:space="preserve">Fix:</w:t>
+      </w:r>
+      <w:r>
+        <w:t xml:space="preserve"> </w:t>
+      </w:r>
+      <w:r>
+        <w:rPr>
+          <w:rStyle w:val="VerbatimChar"/>
+        </w:rPr>
+        <w:t xml:space="preserve">-Fault ConsentRevoked -Repair</w:t>
+      </w:r>
+      <w:r>
+        <w:t xml:space="preserve">, remount, re-capture — ErrorCode back to</w:t>
+      </w:r>
+      <w:r>
+        <w:t xml:space="preserve"> </w:t>
+      </w:r>
+      <w:r>
+        <w:t xml:space="preserve">0.</w:t>
+      </w:r>
+    </w:p>
+    <w:p>
+      <w:pPr>
+        <w:pStyle w:val="BodyText"/>
+      </w:pPr>
+      <w:r>
+        <w:rPr>
+          <w:b/>
+        </w:rPr>
+        <w:t xml:space="preserve">Why this is the capstone:</w:t>
+      </w:r>
+      <w:r>
+        <w:t xml:space="preserve"> </w:t>
+      </w:r>
+      <w:r>
+        <w:t xml:space="preserve">it forces the full method — chain first to localise</w:t>
+      </w:r>
+      <w:r>
+        <w:t xml:space="preserve"> </w:t>
+      </w:r>
+      <w:r>
+        <w:t xml:space="preserve">(client vs service), Fiddler to read the actual KDC Proxy error, portal to</w:t>
+      </w:r>
+      <w:r>
+        <w:t xml:space="preserve"> </w:t>
+      </w:r>
+      <w:r>
+        <w:t xml:space="preserve">confirm, and the Request ID to hand off. That’s the Entra Kerberos support loop</w:t>
+      </w:r>
+      <w:r>
+        <w:t xml:space="preserve"> </w:t>
+      </w:r>
+      <w:r>
+        <w:t xml:space="preserve">end to end.</w:t>
+      </w:r>
+    </w:p>
+    <w:p>
+      <w:pPr>
+        <w:pStyle w:val="BlockText"/>
+      </w:pPr>
+      <w:r>
+        <w:rPr>
+          <w:b/>
+        </w:rPr>
+        <w:t xml:space="preserve">Discussion (not scripted): MFA Conditional Access → error 1327/86.</w:t>
+      </w:r>
+      <w:r>
+        <w:t xml:space="preserve"> </w:t>
+      </w:r>
+      <w:r>
+        <w:t xml:space="preserve">If a CA</w:t>
+      </w:r>
+      <w:r>
+        <w:t xml:space="preserve"> </w:t>
+      </w:r>
+      <w:r>
+        <w:t xml:space="preserve">policy requires MFA on the storage account’s app, SMB can’t perform an</w:t>
+      </w:r>
+      <w:r>
+        <w:t xml:space="preserve"> </w:t>
+      </w:r>
+      <w:r>
+        <w:t xml:space="preserve">interactive MFA, and</w:t>
+      </w:r>
+      <w:r>
+        <w:t xml:space="preserve"> </w:t>
+      </w:r>
+      <w:r>
+        <w:rPr>
+          <w:rStyle w:val="VerbatimChar"/>
+        </w:rPr>
+        <w:t xml:space="preserve">net use</w:t>
+      </w:r>
+      <w:r>
+        <w:t xml:space="preserve"> </w:t>
+      </w:r>
+      <w:r>
+        <w:t xml:space="preserve">returns</w:t>
+      </w:r>
+      <w:r>
+        <w:t xml:space="preserve"> </w:t>
+      </w:r>
+      <w:r>
+        <w:rPr>
+          <w:b/>
+        </w:rPr>
+        <w:t xml:space="preserve">System error 1327</w:t>
+      </w:r>
+      <w:r>
+        <w:t xml:space="preserve"> </w:t>
+      </w:r>
+      <w:r>
+        <w:t xml:space="preserve">(</w:t>
+      </w:r>
+      <w:r>
+        <w:t xml:space="preserve">“</w:t>
+      </w:r>
+      <w:r>
+        <w:t xml:space="preserve">Account</w:t>
+      </w:r>
+      <w:r>
+        <w:t xml:space="preserve"> </w:t>
+      </w:r>
+      <w:r>
+        <w:t xml:space="preserve">restrictions are preventing this user from signing in</w:t>
+      </w:r>
+      <w:r>
+        <w:t xml:space="preserve">”</w:t>
+      </w:r>
+      <w:r>
+        <w:t xml:space="preserve">) — or 86. The fix is to</w:t>
+      </w:r>
+      <w:r>
+        <w:t xml:space="preserve"> </w:t>
+      </w:r>
+      <w:r>
+        <w:rPr>
+          <w:b/>
+        </w:rPr>
+        <w:t xml:space="preserve">exclude the</w:t>
+      </w:r>
+      <w:r>
+        <w:rPr>
+          <w:b/>
+        </w:rPr>
+        <w:t xml:space="preserve"> </w:t>
+      </w:r>
+      <w:r>
+        <w:rPr>
+          <w:rStyle w:val="VerbatimChar"/>
+          <w:b/>
+        </w:rPr>
+        <w:t xml:space="preserve">[Storage Account] &lt;sa&gt;.file.core.windows.net</w:t>
+      </w:r>
+      <w:r>
+        <w:rPr>
+          <w:b/>
+        </w:rPr>
+        <w:t xml:space="preserve"> </w:t>
+      </w:r>
+      <w:r>
+        <w:rPr>
+          <w:b/>
+        </w:rPr>
+        <w:t xml:space="preserve">app</w:t>
+      </w:r>
+      <w:r>
+        <w:t xml:space="preserve"> </w:t>
+      </w:r>
+      <w:r>
+        <w:t xml:space="preserve">from that CA</w:t>
+      </w:r>
+      <w:r>
+        <w:t xml:space="preserve"> </w:t>
+      </w:r>
+      <w:r>
+        <w:t xml:space="preserve">policy, never to weaken MFA tenant-wide. You’d confirm it in the Entra sign-in</w:t>
+      </w:r>
+      <w:r>
+        <w:t xml:space="preserve"> </w:t>
+      </w:r>
+      <w:r>
+        <w:t xml:space="preserve">logs (look for the storage app + a blocked MFA requirement). This is documented</w:t>
+      </w:r>
+      <w:r>
+        <w:t xml:space="preserve"> </w:t>
+      </w:r>
+      <w:r>
+        <w:t xml:space="preserve">publicly in</w:t>
+      </w:r>
+      <w:r>
+        <w:t xml:space="preserve"> </w:t>
+      </w:r>
+      <w:r>
+        <w:rPr>
+          <w:i/>
+        </w:rPr>
+        <w:t xml:space="preserve">storage-files-identity-auth-hybrid-identities-enable</w:t>
+      </w:r>
+      <w:r>
+        <w:t xml:space="preserve">.</w:t>
+      </w:r>
+    </w:p>
+    <w:p>
+      <w:r>
+        <w:pict>
+          <v:rect style="width:0;height:1.5pt" o:hralign="center" o:hrstd="t" o:hr="t"/>
+        </w:pict>
+      </w:r>
+    </w:p>
+    <w:p>
+      <w:pPr>
+        <w:pStyle w:val="Heading1"/>
+      </w:pPr>
+      <w:bookmarkStart w:id="34" w:name="deeper-faults-kept-for-reference"/>
+      <w:r>
+        <w:t xml:space="preserve">Deeper faults kept for reference</w:t>
+      </w:r>
+      <w:bookmarkEnd w:id="34"/>
+    </w:p>
+    <w:p>
+      <w:pPr>
+        <w:pStyle w:val="FirstParagraph"/>
+      </w:pPr>
+      <w:r>
+        <w:t xml:space="preserve">Still available via</w:t>
+      </w:r>
+      <w:r>
+        <w:t xml:space="preserve"> </w:t>
+      </w:r>
+      <w:r>
+        <w:rPr>
+          <w:rStyle w:val="VerbatimChar"/>
+        </w:rPr>
+        <w:t xml:space="preserve">Invoke-Fault.ps1</w:t>
+      </w:r>
+      <w:r>
+        <w:t xml:space="preserve">, for self-study or a longer session:</w:t>
+      </w:r>
+    </w:p>
+    <w:p>
+      <w:pPr>
+        <w:numPr>
+          <w:ilvl w:val="0"/>
+          <w:numId w:val="1006"/>
+        </w:numPr>
+        <w:pStyle w:val="Compact"/>
+      </w:pPr>
+      <w:r>
+        <w:rPr>
+          <w:b/>
+        </w:rPr>
+        <w:t xml:space="preserve">NotHybridJoined</w:t>
+      </w:r>
+      <w:r>
+        <w:t xml:space="preserve"> </w:t>
+      </w:r>
+      <w:r>
+        <w:t xml:space="preserve">—</w:t>
+      </w:r>
+      <w:r>
+        <w:t xml:space="preserve"> </w:t>
+      </w:r>
+      <w:r>
+        <w:rPr>
+          <w:rStyle w:val="VerbatimChar"/>
+        </w:rPr>
+        <w:t xml:space="preserve">dsregcmd /leave</w:t>
+      </w:r>
+      <w:r>
+        <w:t xml:space="preserve">;</w:t>
+      </w:r>
+      <w:r>
+        <w:t xml:space="preserve"> </w:t>
+      </w:r>
+      <w:r>
+        <w:rPr>
+          <w:rStyle w:val="VerbatimChar"/>
+        </w:rPr>
+        <w:t xml:space="preserve">AzureAdJoined : NO</w:t>
+      </w:r>
+      <w:r>
+        <w:t xml:space="preserve"> </w:t>
+      </w:r>
+      <w:r>
+        <w:t xml:space="preserve">→ no PRT → no</w:t>
+      </w:r>
+      <w:r>
+        <w:t xml:space="preserve"> </w:t>
+      </w:r>
+      <w:r>
+        <w:t xml:space="preserve">cloud TGT. Cuts the earliest arrow in the flow, so the whole chain drops.</w:t>
+      </w:r>
+    </w:p>
+    <w:p>
+      <w:pPr>
+        <w:numPr>
+          <w:ilvl w:val="0"/>
+          <w:numId w:val="1006"/>
+        </w:numPr>
+        <w:pStyle w:val="Compact"/>
+      </w:pPr>
+      <w:r>
+        <w:rPr>
+          <w:b/>
+        </w:rPr>
+        <w:t xml:space="preserve">NoShareAccess</w:t>
+      </w:r>
+      <w:r>
+        <w:t xml:space="preserve"> </w:t>
+      </w:r>
+      <w:r>
+        <w:t xml:space="preserve">—</w:t>
+      </w:r>
+      <w:r>
+        <w:t xml:space="preserve"> </w:t>
+      </w:r>
+      <w:r>
+        <w:rPr>
+          <w:rStyle w:val="VerbatimChar"/>
+        </w:rPr>
+        <w:t xml:space="preserve">DefaultSharePermission None</w:t>
+      </w:r>
+      <w:r>
+        <w:t xml:space="preserve"> </w:t>
+      </w:r>
+      <w:r>
+        <w:t xml:space="preserve">with no explicit grant; the</w:t>
+      </w:r>
+      <w:r>
+        <w:t xml:space="preserve"> </w:t>
+      </w:r>
+      <w:r>
+        <w:t xml:space="preserve">simplest of the three</w:t>
+      </w:r>
+      <w:r>
+        <w:t xml:space="preserve"> </w:t>
+      </w:r>
+      <w:r>
+        <w:t xml:space="preserve">“</w:t>
+      </w:r>
+      <w:r>
+        <w:t xml:space="preserve">Access denied</w:t>
+      </w:r>
+      <w:r>
+        <w:t xml:space="preserve">”</w:t>
+      </w:r>
+      <w:r>
+        <w:t xml:space="preserve"> </w:t>
+      </w:r>
+      <w:r>
+        <w:t xml:space="preserve">doors.</w:t>
+      </w:r>
+    </w:p>
+    <w:p>
+      <w:r>
+        <w:pict>
+          <v:rect style="width:0;height:1.5pt" o:hralign="center" o:hrstd="t" o:hr="t"/>
+        </w:pict>
+      </w:r>
+    </w:p>
+    <w:p>
+      <w:pPr>
+        <w:pStyle w:val="Heading1"/>
+      </w:pPr>
+      <w:bookmarkStart w:id="35" w:name="advanced-tracing-reference"/>
+      <w:r>
+        <w:t xml:space="preserve">Advanced tracing reference</w:t>
+      </w:r>
+      <w:bookmarkEnd w:id="35"/>
+    </w:p>
+    <w:p>
+      <w:pPr>
+        <w:pStyle w:val="FirstParagraph"/>
+      </w:pPr>
+      <w:r>
+        <w:t xml:space="preserve">For the rare escalation, the hybrid-flow TSG’s Kerberos ETW capture (survives a</w:t>
+      </w:r>
+      <w:r>
+        <w:t xml:space="preserve"> </w:t>
+      </w:r>
+      <w:r>
+        <w:t xml:space="preserve">disconnect; run for a few minutes around ticket expiry, ~1 hour after issue):</w:t>
+      </w:r>
+    </w:p>
+    <w:p>
+      <w:pPr>
+        <w:pStyle w:val="SourceCode"/>
+      </w:pPr>
+      <w:r>
+        <w:rPr>
+          <w:rStyle w:val="VerbatimChar"/>
+        </w:rPr>
+        <w:t xml:space="preserve">logman start auth_kerberos -ow -o kerberos.etl -nb 16 16 -bs 1024 -max 8192 -ets</w:t>
+      </w:r>
+      <w:r>
+        <w:br/>
+      </w:r>
+      <w:r>
+        <w:rPr>
+          <w:rStyle w:val="VerbatimChar"/>
+        </w:rPr>
+        <w:t xml:space="preserve">logman update trace auth_kerberos -p "{6B510852-3583-4e2d-AFFE-A67F9F223438}" 0x7ffffff 0xff -ets</w:t>
+      </w:r>
+      <w:r>
+        <w:br/>
+      </w:r>
+      <w:r>
+        <w:rPr>
+          <w:rStyle w:val="VerbatimChar"/>
+        </w:rPr>
+        <w:t xml:space="preserve"># ... (see the TSG for the full provider list) ...</w:t>
+      </w:r>
+      <w:r>
+        <w:br/>
+      </w:r>
+      <w:r>
+        <w:rPr>
+          <w:rStyle w:val="VerbatimChar"/>
+        </w:rPr>
+        <w:t xml:space="preserve"># reproduce the issue</w:t>
+      </w:r>
+      <w:r>
+        <w:br/>
+      </w:r>
+      <w:r>
+        <w:rPr>
+          <w:rStyle w:val="VerbatimChar"/>
+        </w:rPr>
+        <w:t xml:space="preserve">logman stop auth_kerberos -ets</w:t>
+      </w:r>
+    </w:p>
+    <w:p>
+      <w:pPr>
+        <w:pStyle w:val="FirstParagraph"/>
+      </w:pPr>
+      <w:r>
+        <w:t xml:space="preserve">Always record a</w:t>
+      </w:r>
+      <w:r>
+        <w:t xml:space="preserve"> </w:t>
+      </w:r>
+      <w:r>
+        <w:rPr>
+          <w:b/>
+        </w:rPr>
+        <w:t xml:space="preserve">UTC timestamp</w:t>
+      </w:r>
+      <w:r>
+        <w:t xml:space="preserve"> </w:t>
+      </w:r>
+      <w:r>
+        <w:t xml:space="preserve">with any capture — Fiddler, Wireshark, or ETW —</w:t>
+      </w:r>
+      <w:r>
+        <w:t xml:space="preserve"> </w:t>
+      </w:r>
+      <w:r>
+        <w:t xml:space="preserve">so it can be correlated with Entra server-side logs by Request ID.</w:t>
+      </w:r>
+    </w:p>
+    <w:p>
+      <w:r>
+        <w:pict>
+          <v:rect style="width:0;height:1.5pt" o:hralign="center" o:hrstd="t" o:hr="t"/>
+        </w:pict>
+      </w:r>
+    </w:p>
+    <w:p>
+      <w:pPr>
+        <w:pStyle w:val="Heading1"/>
+      </w:pPr>
+      <w:bookmarkStart w:id="36" w:name="clean-up"/>
+      <w:r>
+        <w:t xml:space="preserve">Clean up</w:t>
+      </w:r>
+      <w:bookmarkEnd w:id="36"/>
+    </w:p>
+    <w:p>
+      <w:pPr>
+        <w:pStyle w:val="SourceCode"/>
+      </w:pPr>
+      <w:r>
+        <w:rPr>
+          <w:rStyle w:val="NormalTok"/>
+        </w:rPr>
+        <w:t xml:space="preserve">./cleanup.</w:t>
+      </w:r>
+      <w:r>
+        <w:rPr>
+          <w:rStyle w:val="FunctionTok"/>
+        </w:rPr>
+        <w:t xml:space="preserve">ps1</w:t>
+      </w:r>
+      <w:r>
+        <w:rPr>
+          <w:rStyle w:val="NormalTok"/>
+        </w:rPr>
+        <w:t xml:space="preserve"> -ResourceGroupName azfiles-lab -IncludeEntra</w:t>
+      </w:r>
+    </w:p>
+    <w:p>
+      <w:pPr>
+        <w:pStyle w:val="FirstParagraph"/>
+      </w:pPr>
+      <w:r>
+        <w:t xml:space="preserve">Then delete the Cloud Sync configuration and provisioning agent in the Entra</w:t>
+      </w:r>
+      <w:r>
+        <w:t xml:space="preserve"> </w:t>
+      </w:r>
+      <w:r>
+        <w:t xml:space="preserve">portal (the script reminds you).</w:t>
+      </w:r>
+    </w:p>
+    <w:p>
+      <w:r>
+        <w:pict>
+          <v:rect style="width:0;height:1.5pt" o:hralign="center" o:hrstd="t" o:hr="t"/>
+        </w:pict>
+      </w:r>
+    </w:p>
+    <w:p>
+      <w:pPr>
+        <w:pStyle w:val="Heading1"/>
+      </w:pPr>
+      <w:bookmarkStart w:id="37" w:name="command-reference"/>
+      <w:r>
+        <w:t xml:space="preserve">Command reference</w:t>
+      </w:r>
+      <w:bookmarkEnd w:id="37"/>
+    </w:p>
+    <w:p>
+      <w:pPr>
+        <w:pStyle w:val="SourceCode"/>
+      </w:pPr>
+      <w:r>
+        <w:rPr>
+          <w:rStyle w:val="VerbatimChar"/>
+        </w:rPr>
+        <w:t xml:space="preserve">dsregcmd /status                    device &amp; PRT / join state</w:t>
+      </w:r>
+      <w:r>
+        <w:br/>
+      </w:r>
+      <w:r>
+        <w:rPr>
+          <w:rStyle w:val="VerbatimChar"/>
+        </w:rPr>
+        <w:t xml:space="preserve">dsregcmd /refreshprt                refresh the Primary Refresh Token</w:t>
+      </w:r>
+      <w:r>
+        <w:br/>
+      </w:r>
+      <w:r>
+        <w:rPr>
+          <w:rStyle w:val="VerbatimChar"/>
+        </w:rPr>
+        <w:t xml:space="preserve">klist cloud_debug                   EFFECTIVE cloud-TGT policy value (trust this)</w:t>
+      </w:r>
+      <w:r>
+        <w:br/>
+      </w:r>
+      <w:r>
+        <w:rPr>
+          <w:rStyle w:val="VerbatimChar"/>
+        </w:rPr>
+        <w:t xml:space="preserve">klist get krbtgt                    force a cloud TGT</w:t>
+      </w:r>
+      <w:r>
+        <w:br/>
+      </w:r>
+      <w:r>
+        <w:rPr>
+          <w:rStyle w:val="VerbatimChar"/>
+        </w:rPr>
+        <w:t xml:space="preserve">klist get cifs/&lt;sa&gt;...              force a service ticket (shows KdcProxy)</w:t>
+      </w:r>
+      <w:r>
+        <w:br/>
+      </w:r>
+      <w:r>
+        <w:rPr>
+          <w:rStyle w:val="VerbatimChar"/>
+        </w:rPr>
+        <w:t xml:space="preserve">klist                               cached tickets (note the two realms)</w:t>
+      </w:r>
+      <w:r>
+        <w:br/>
+      </w:r>
+      <w:r>
+        <w:rPr>
+          <w:rStyle w:val="VerbatimChar"/>
+        </w:rPr>
+        <w:t xml:space="preserve">netsh winhttp show proxy            proxy stack (part of the Entra path)</w:t>
+      </w:r>
+    </w:p>
+    <w:p>
+      <w:pPr>
+        <w:pStyle w:val="Heading1"/>
+      </w:pPr>
+      <w:bookmarkStart w:id="38" w:name="error-first-move-quick-map"/>
+      <w:r>
+        <w:t xml:space="preserve">Error → first move quick map</w:t>
+      </w:r>
+      <w:bookmarkEnd w:id="38"/>
+    </w:p>
+    <w:tbl>
+      <w:tblPr>
+        <w:tblStyle w:val="Table"/>
+        <w:tblW w:type="pct" w:w="5000.0"/>
+        <w:tblLook w:firstRow="1"/>
+      </w:tblPr>
+      <w:tblGrid>
+        <w:gridCol w:w="3960"/>
+        <w:gridCol w:w="3960"/>
+      </w:tblGrid>
+      <w:tr>
+        <w:trPr>
+          <w:cnfStyle w:firstRow="1"/>
+        </w:trPr>
+        <w:tc>
+          <w:tcPr>
+            <w:tcBorders>
+              <w:bottom w:val="single"/>
+            </w:tcBorders>
+            <w:vAlign w:val="bottom"/>
+          </w:tcPr>
+          <w:p>
+            <w:pPr>
+              <w:pStyle w:val="Compact"/>
+              <w:jc w:val="left"/>
+            </w:pPr>
+            <w:r>
+              <w:t xml:space="preserve">You see</w:t>
+            </w:r>
+          </w:p>
+        </w:tc>
+        <w:tc>
+          <w:tcPr>
+            <w:tcBorders>
+              <w:bottom w:val="single"/>
+            </w:tcBorders>
+            <w:vAlign w:val="bottom"/>
+          </w:tcPr>
+          <w:p>
+            <w:pPr>
+              <w:pStyle w:val="Compact"/>
+              <w:jc w:val="left"/>
+            </w:pPr>
+            <w:r>
+              <w:t xml:space="preserve">First move</w:t>
+            </w:r>
+          </w:p>
+        </w:tc>
+      </w:tr>
+      <w:tr>
+        <w:tc>
+          <w:p>
+            <w:pPr>
+              <w:pStyle w:val="Compact"/>
+              <w:jc w:val="left"/>
+            </w:pPr>
+            <w:r>
+              <w:t xml:space="preserve">No cloud TGT, but reg looks set</w:t>
+            </w:r>
+          </w:p>
+        </w:tc>
+        <w:tc>
+          <w:p>
+            <w:pPr>
+              <w:pStyle w:val="Compact"/>
+              <w:jc w:val="left"/>
+            </w:pPr>
+            <w:r>
+              <w:rPr>
+                <w:rStyle w:val="VerbatimChar"/>
+              </w:rPr>
+              <w:t xml:space="preserve">klist cloud_debug</w:t>
+            </w:r>
             <w:r>
               <w:t xml:space="preserve"> </w:t>
             </w:r>
@@ -4836,6 +6407,57 @@
             </w:r>
             <w:r>
               <w:t xml:space="preserve">path (Lab B)</w:t>
+            </w:r>
+          </w:p>
+        </w:tc>
+      </w:tr>
+      <w:tr>
+        <w:tc>
+          <w:p>
+            <w:pPr>
+              <w:pStyle w:val="Compact"/>
+              <w:jc w:val="left"/>
+            </w:pPr>
+            <w:r>
+              <w:t xml:space="preserve">PRT/CloudTgt YES →</w:t>
+            </w:r>
+            <w:r>
+              <w:t xml:space="preserve"> </w:t>
+            </w:r>
+            <w:r>
+              <w:t xml:space="preserve">“</w:t>
+            </w:r>
+            <w:r>
+              <w:t xml:space="preserve">must be cloud</w:t>
+            </w:r>
+            <w:r>
+              <w:t xml:space="preserve">”</w:t>
+            </w:r>
+          </w:p>
+        </w:tc>
+        <w:tc>
+          <w:p>
+            <w:pPr>
+              <w:pStyle w:val="Compact"/>
+              <w:jc w:val="left"/>
+            </w:pPr>
+            <w:r>
+              <w:t xml:space="preserve">don’t infer routing from flags —</w:t>
+            </w:r>
+            <w:r>
+              <w:t xml:space="preserve"> </w:t>
+            </w:r>
+            <w:r>
+              <w:rPr>
+                <w:rStyle w:val="VerbatimChar"/>
+              </w:rPr>
+              <w:t xml:space="preserve">cloud_debug enabled by policy</w:t>
+            </w:r>
+            <w:r>
+              <w:t xml:space="preserve"> </w:t>
+            </w:r>
+            <w:r>
+              <w:t xml:space="preserve">+ cache realm decide it (Lab B+)</w:t>
             </w:r>
           </w:p>
         </w:tc>

--- a/docs/participant-workbook-session2.docx
+++ b/docs/participant-workbook-session2.docx
@@ -1164,55 +1164,34 @@
         <w:pStyle w:val="Compact"/>
       </w:pPr>
       <w:r>
-        <w:t xml:space="preserve">Where you run the Azure/Graph commands:</w:t>
-      </w:r>
-    </w:p>
-    <w:p>
-      <w:pPr>
-        <w:numPr>
-          <w:ilvl w:val="1"/>
-          <w:numId w:val="1002"/>
-        </w:numPr>
-        <w:pStyle w:val="Compact"/>
-      </w:pPr>
-      <w:r>
-        <w:rPr>
-          <w:b/>
-        </w:rPr>
-        <w:t xml:space="preserve">Azure Cloud Shell (easiest):</w:t>
-      </w:r>
-      <w:r>
-        <w:t xml:space="preserve"> </w:t>
-      </w:r>
-      <w:r>
-        <w:t xml:space="preserve">Az and Microsoft.Graph preinstalled.</w:t>
-      </w:r>
-    </w:p>
-    <w:p>
-      <w:pPr>
-        <w:numPr>
-          <w:ilvl w:val="1"/>
-          <w:numId w:val="1002"/>
-        </w:numPr>
-        <w:pStyle w:val="Compact"/>
-      </w:pPr>
-      <w:r>
-        <w:rPr>
-          <w:b/>
-        </w:rPr>
-        <w:t xml:space="preserve">Local PowerShell 7+:</w:t>
-      </w:r>
-      <w:r>
-        <w:t xml:space="preserve"> </w:t>
-      </w:r>
-      <w:r>
-        <w:rPr>
-          <w:rStyle w:val="VerbatimChar"/>
-        </w:rPr>
-        <w:t xml:space="preserve">Install-Module Az, Microsoft.Graph -Scope CurrentUser</w:t>
-      </w:r>
-      <w:r>
-        <w:t xml:space="preserve">.</w:t>
+        <w:rPr>
+          <w:b/>
+        </w:rPr>
+        <w:t xml:space="preserve">Azure Cloud Shell</w:t>
+      </w:r>
+      <w:r>
+        <w:t xml:space="preserve"> </w:t>
+      </w:r>
+      <w:r>
+        <w:t xml:space="preserve">for every Azure/Graph command — Az and Microsoft.Graph</w:t>
+      </w:r>
+      <w:r>
+        <w:t xml:space="preserve"> </w:t>
+      </w:r>
+      <w:r>
+        <w:t xml:space="preserve">are preinstalled and you are already signed in (no</w:t>
+      </w:r>
+      <w:r>
+        <w:t xml:space="preserve"> </w:t>
+      </w:r>
+      <w:r>
+        <w:rPr>
+          <w:rStyle w:val="VerbatimChar"/>
+        </w:rPr>
+        <w:t xml:space="preserve">Connect-AzAccount</w:t>
+      </w:r>
+      <w:r>
+        <w:t xml:space="preserve">).</w:t>
       </w:r>
     </w:p>
     <w:p>
@@ -1547,15 +1526,6 @@
         <w:rPr>
           <w:rStyle w:val="NormalTok"/>
         </w:rPr>
-        <w:t xml:space="preserve">Connect-AzAccount</w:t>
-      </w:r>
-      <w:r>
-        <w:br/>
-      </w:r>
-      <w:r>
-        <w:rPr>
-          <w:rStyle w:val="NormalTok"/>
-        </w:rPr>
         <w:t xml:space="preserve">./deploy.</w:t>
       </w:r>
       <w:r>
@@ -1982,6 +1952,119 @@
       </w:pPr>
       <w:r>
         <w:t xml:space="preserve">Confirm each against the table above. Two details worth pointing out on screen:</w:t>
+      </w:r>
+    </w:p>
+    <w:p>
+      <w:pPr>
+        <w:numPr>
+          <w:ilvl w:val="0"/>
+          <w:numId w:val="1002"/>
+        </w:numPr>
+        <w:pStyle w:val="Compact"/>
+      </w:pPr>
+      <w:r>
+        <w:t xml:space="preserve">the cloud TGT (</w:t>
+      </w:r>
+      <w:r>
+        <w:rPr>
+          <w:rStyle w:val="VerbatimChar"/>
+        </w:rPr>
+        <w:t xml:space="preserve">krbtgt/KERBEROS.MICROSOFTONLINE.COM</w:t>
+      </w:r>
+      <w:r>
+        <w:t xml:space="preserve">) shows</w:t>
+      </w:r>
+      <w:r>
+        <w:t xml:space="preserve"> </w:t>
+      </w:r>
+      <w:r>
+        <w:rPr>
+          <w:rStyle w:val="VerbatimChar"/>
+        </w:rPr>
+        <w:t xml:space="preserve">Kdc Called: TicketSuppliedAtLogon</w:t>
+      </w:r>
+      <w:r>
+        <w:t xml:space="preserve"> </w:t>
+      </w:r>
+      <w:r>
+        <w:t xml:space="preserve">and etype</w:t>
+      </w:r>
+      <w:r>
+        <w:t xml:space="preserve"> </w:t>
+      </w:r>
+      <w:r>
+        <w:rPr>
+          <w:rStyle w:val="VerbatimChar"/>
+        </w:rPr>
+        <w:t xml:space="preserve">Unknown (-1)</w:t>
+      </w:r>
+      <w:r>
+        <w:t xml:space="preserve"> </w:t>
+      </w:r>
+      <w:r>
+        <w:t xml:space="preserve">— it was handed to</w:t>
+      </w:r>
+      <w:r>
+        <w:t xml:space="preserve"> </w:t>
+      </w:r>
+      <w:r>
+        <w:t xml:space="preserve">you at logon via the PRT, not fetched on demand.</w:t>
+      </w:r>
+    </w:p>
+    <w:p>
+      <w:pPr>
+        <w:numPr>
+          <w:ilvl w:val="0"/>
+          <w:numId w:val="1002"/>
+        </w:numPr>
+        <w:pStyle w:val="Compact"/>
+      </w:pPr>
+      <w:r>
+        <w:t xml:space="preserve">the service ticket shows</w:t>
+      </w:r>
+      <w:r>
+        <w:t xml:space="preserve"> </w:t>
+      </w:r>
+      <w:r>
+        <w:rPr>
+          <w:rStyle w:val="VerbatimChar"/>
+        </w:rPr>
+        <w:t xml:space="preserve">Kdc Called: KdcProxy:login.microsoftonline.com</w:t>
+      </w:r>
+      <w:r>
+        <w:t xml:space="preserve"> </w:t>
+      </w:r>
+      <w:r>
+        <w:t xml:space="preserve">—</w:t>
+      </w:r>
+      <w:r>
+        <w:t xml:space="preserve"> </w:t>
+      </w:r>
+      <w:r>
+        <w:t xml:space="preserve">proof the KDC was reached over HTTPS, not port 88.</w:t>
+      </w:r>
+    </w:p>
+    <w:p>
+      <w:pPr>
+        <w:pStyle w:val="FirstParagraph"/>
+      </w:pPr>
+      <w:r>
+        <w:rPr>
+          <w:b/>
+        </w:rPr>
+        <w:t xml:space="preserve">Now see the KDC Proxy exchange itself.</w:t>
+      </w:r>
+      <w:r>
+        <w:t xml:space="preserve"> </w:t>
+      </w:r>
+      <w:r>
+        <w:t xml:space="preserve">Wireshark/netsh only show encrypted</w:t>
+      </w:r>
+      <w:r>
+        <w:t xml:space="preserve"> </w:t>
+      </w:r>
+      <w:r>
+        <w:t xml:space="preserve">TCP here — the whole point of KDC Proxy. Use Fiddler:</w:t>
       </w:r>
     </w:p>
     <w:p>
@@ -1993,52 +2076,55 @@
         <w:pStyle w:val="Compact"/>
       </w:pPr>
       <w:r>
-        <w:t xml:space="preserve">the cloud TGT (</w:t>
-      </w:r>
-      <w:r>
-        <w:rPr>
-          <w:rStyle w:val="VerbatimChar"/>
-        </w:rPr>
-        <w:t xml:space="preserve">krbtgt/KERBEROS.MICROSOFTONLINE.COM</w:t>
-      </w:r>
-      <w:r>
-        <w:t xml:space="preserve">) shows</w:t>
-      </w:r>
-      <w:r>
-        <w:t xml:space="preserve"> </w:t>
-      </w:r>
-      <w:r>
-        <w:rPr>
-          <w:rStyle w:val="VerbatimChar"/>
-        </w:rPr>
-        <w:t xml:space="preserve">Kdc Called: TicketSuppliedAtLogon</w:t>
-      </w:r>
-      <w:r>
-        <w:t xml:space="preserve"> </w:t>
-      </w:r>
-      <w:r>
-        <w:t xml:space="preserve">and etype</w:t>
-      </w:r>
-      <w:r>
-        <w:t xml:space="preserve"> </w:t>
-      </w:r>
-      <w:r>
-        <w:rPr>
-          <w:rStyle w:val="VerbatimChar"/>
-        </w:rPr>
-        <w:t xml:space="preserve">Unknown (-1)</w:t>
-      </w:r>
-      <w:r>
-        <w:t xml:space="preserve"> </w:t>
-      </w:r>
-      <w:r>
-        <w:t xml:space="preserve">— it was handed to</w:t>
-      </w:r>
-      <w:r>
-        <w:t xml:space="preserve"> </w:t>
-      </w:r>
-      <w:r>
-        <w:t xml:space="preserve">you at logon via the PRT, not fetched on demand.</w:t>
+        <w:t xml:space="preserve">Run</w:t>
+      </w:r>
+      <w:r>
+        <w:t xml:space="preserve"> </w:t>
+      </w:r>
+      <w:r>
+        <w:rPr>
+          <w:b/>
+        </w:rPr>
+        <w:t xml:space="preserve">Fiddler</w:t>
+      </w:r>
+      <w:r>
+        <w:t xml:space="preserve"> </w:t>
+      </w:r>
+      <w:r>
+        <w:t xml:space="preserve">(elevated). Tools → Options →</w:t>
+      </w:r>
+      <w:r>
+        <w:t xml:space="preserve"> </w:t>
+      </w:r>
+      <w:r>
+        <w:rPr>
+          <w:b/>
+        </w:rPr>
+        <w:t xml:space="preserve">Decrypt HTTPS traffic</w:t>
+      </w:r>
+      <w:r>
+        <w:t xml:space="preserve"> </w:t>
+      </w:r>
+      <w:r>
+        <w:t xml:space="preserve">and</w:t>
+      </w:r>
+      <w:r>
+        <w:t xml:space="preserve"> </w:t>
+      </w:r>
+      <w:r>
+        <w:rPr>
+          <w:b/>
+        </w:rPr>
+        <w:t xml:space="preserve">Ignore server certificate errors</w:t>
+      </w:r>
+      <w:r>
+        <w:t xml:space="preserve">; accept the cert prompts; restart if this</w:t>
+      </w:r>
+      <w:r>
+        <w:t xml:space="preserve"> </w:t>
+      </w:r>
+      <w:r>
+        <w:t xml:space="preserve">is the first run.</w:t>
       </w:r>
     </w:p>
     <w:p>
@@ -2050,148 +2136,32 @@
         <w:pStyle w:val="Compact"/>
       </w:pPr>
       <w:r>
-        <w:t xml:space="preserve">the service ticket shows</w:t>
-      </w:r>
-      <w:r>
-        <w:t xml:space="preserve"> </w:t>
-      </w:r>
-      <w:r>
-        <w:rPr>
-          <w:rStyle w:val="VerbatimChar"/>
-        </w:rPr>
-        <w:t xml:space="preserve">Kdc Called: KdcProxy:login.microsoftonline.com</w:t>
-      </w:r>
-      <w:r>
-        <w:t xml:space="preserve"> </w:t>
-      </w:r>
-      <w:r>
-        <w:t xml:space="preserve">—</w:t>
-      </w:r>
-      <w:r>
-        <w:t xml:space="preserve"> </w:t>
-      </w:r>
-      <w:r>
-        <w:t xml:space="preserve">proof the KDC was reached over HTTPS, not port 88.</w:t>
-      </w:r>
-    </w:p>
-    <w:p>
-      <w:pPr>
-        <w:pStyle w:val="FirstParagraph"/>
-      </w:pPr>
-      <w:r>
-        <w:rPr>
-          <w:b/>
-        </w:rPr>
-        <w:t xml:space="preserve">Now see the KDC Proxy exchange itself.</w:t>
-      </w:r>
-      <w:r>
-        <w:t xml:space="preserve"> </w:t>
-      </w:r>
-      <w:r>
-        <w:t xml:space="preserve">Wireshark/netsh only show encrypted</w:t>
-      </w:r>
-      <w:r>
-        <w:t xml:space="preserve"> </w:t>
-      </w:r>
-      <w:r>
-        <w:t xml:space="preserve">TCP here — the whole point of KDC Proxy. Use Fiddler:</w:t>
+        <w:rPr>
+          <w:rStyle w:val="VerbatimChar"/>
+        </w:rPr>
+        <w:t xml:space="preserve">klist purge</w:t>
+      </w:r>
+      <w:r>
+        <w:t xml:space="preserve">, then</w:t>
+      </w:r>
+      <w:r>
+        <w:t xml:space="preserve"> </w:t>
+      </w:r>
+      <w:r>
+        <w:rPr>
+          <w:rStyle w:val="VerbatimChar"/>
+        </w:rPr>
+        <w:t xml:space="preserve">klist get cifs/&lt;sa&gt;.file.core.windows.net</w:t>
+      </w:r>
+      <w:r>
+        <w:t xml:space="preserve">.</w:t>
       </w:r>
     </w:p>
     <w:p>
       <w:pPr>
         <w:numPr>
           <w:ilvl w:val="0"/>
-          <w:numId w:val="1004"/>
-        </w:numPr>
-        <w:pStyle w:val="Compact"/>
-      </w:pPr>
-      <w:r>
-        <w:t xml:space="preserve">Run</w:t>
-      </w:r>
-      <w:r>
-        <w:t xml:space="preserve"> </w:t>
-      </w:r>
-      <w:r>
-        <w:rPr>
-          <w:b/>
-        </w:rPr>
-        <w:t xml:space="preserve">Fiddler</w:t>
-      </w:r>
-      <w:r>
-        <w:t xml:space="preserve"> </w:t>
-      </w:r>
-      <w:r>
-        <w:t xml:space="preserve">(elevated). Tools → Options →</w:t>
-      </w:r>
-      <w:r>
-        <w:t xml:space="preserve"> </w:t>
-      </w:r>
-      <w:r>
-        <w:rPr>
-          <w:b/>
-        </w:rPr>
-        <w:t xml:space="preserve">Decrypt HTTPS traffic</w:t>
-      </w:r>
-      <w:r>
-        <w:t xml:space="preserve"> </w:t>
-      </w:r>
-      <w:r>
-        <w:t xml:space="preserve">and</w:t>
-      </w:r>
-      <w:r>
-        <w:t xml:space="preserve"> </w:t>
-      </w:r>
-      <w:r>
-        <w:rPr>
-          <w:b/>
-        </w:rPr>
-        <w:t xml:space="preserve">Ignore server certificate errors</w:t>
-      </w:r>
-      <w:r>
-        <w:t xml:space="preserve">; accept the cert prompts; restart if this</w:t>
-      </w:r>
-      <w:r>
-        <w:t xml:space="preserve"> </w:t>
-      </w:r>
-      <w:r>
-        <w:t xml:space="preserve">is the first run.</w:t>
-      </w:r>
-    </w:p>
-    <w:p>
-      <w:pPr>
-        <w:numPr>
-          <w:ilvl w:val="0"/>
-          <w:numId w:val="1004"/>
-        </w:numPr>
-        <w:pStyle w:val="Compact"/>
-      </w:pPr>
-      <w:r>
-        <w:rPr>
-          <w:rStyle w:val="VerbatimChar"/>
-        </w:rPr>
-        <w:t xml:space="preserve">klist purge</w:t>
-      </w:r>
-      <w:r>
-        <w:t xml:space="preserve">, then</w:t>
-      </w:r>
-      <w:r>
-        <w:t xml:space="preserve"> </w:t>
-      </w:r>
-      <w:r>
-        <w:rPr>
-          <w:rStyle w:val="VerbatimChar"/>
-        </w:rPr>
-        <w:t xml:space="preserve">klist get cifs/&lt;sa&gt;.file.core.windows.net</w:t>
-      </w:r>
-      <w:r>
-        <w:t xml:space="preserve">.</w:t>
-      </w:r>
-    </w:p>
-    <w:p>
-      <w:pPr>
-        <w:numPr>
-          <w:ilvl w:val="0"/>
-          <w:numId w:val="1004"/>
+          <w:numId w:val="1003"/>
         </w:numPr>
         <w:pStyle w:val="Compact"/>
       </w:pPr>
@@ -5513,7 +5483,7 @@
       <w:pPr>
         <w:numPr>
           <w:ilvl w:val="0"/>
-          <w:numId w:val="1005"/>
+          <w:numId w:val="1004"/>
         </w:numPr>
         <w:pStyle w:val="Compact"/>
       </w:pPr>
@@ -5540,6 +5510,411 @@
       </w:r>
       <w:r>
         <w:t xml:space="preserve">a client/device problem.)</w:t>
+      </w:r>
+    </w:p>
+    <w:p>
+      <w:pPr>
+        <w:numPr>
+          <w:ilvl w:val="0"/>
+          <w:numId w:val="1004"/>
+        </w:numPr>
+        <w:pStyle w:val="Compact"/>
+      </w:pPr>
+      <w:r>
+        <w:t xml:space="preserve">Capture step 4 in</w:t>
+      </w:r>
+      <w:r>
+        <w:t xml:space="preserve"> </w:t>
+      </w:r>
+      <w:r>
+        <w:rPr>
+          <w:b/>
+        </w:rPr>
+        <w:t xml:space="preserve">Fiddler</w:t>
+      </w:r>
+      <w:r>
+        <w:t xml:space="preserve">. Open the failing request to</w:t>
+      </w:r>
+      <w:r>
+        <w:t xml:space="preserve"> </w:t>
+      </w:r>
+      <w:r>
+        <w:rPr>
+          <w:rStyle w:val="VerbatimChar"/>
+        </w:rPr>
+        <w:t xml:space="preserve">login.microsoftonline.com</w:t>
+      </w:r>
+      <w:r>
+        <w:t xml:space="preserve"> </w:t>
+      </w:r>
+      <w:r>
+        <w:t xml:space="preserve">→</w:t>
+      </w:r>
+      <w:r>
+        <w:t xml:space="preserve"> </w:t>
+      </w:r>
+      <w:r>
+        <w:rPr>
+          <w:b/>
+        </w:rPr>
+        <w:t xml:space="preserve">Kerberos</w:t>
+      </w:r>
+      <w:r>
+        <w:t xml:space="preserve"> </w:t>
+      </w:r>
+      <w:r>
+        <w:t xml:space="preserve">tab →</w:t>
+      </w:r>
+      <w:r>
+        <w:t xml:space="preserve"> </w:t>
+      </w:r>
+      <w:r>
+        <w:rPr>
+          <w:b/>
+        </w:rPr>
+        <w:t xml:space="preserve">response</w:t>
+      </w:r>
+      <w:r>
+        <w:t xml:space="preserve">. Read the</w:t>
+      </w:r>
+      <w:r>
+        <w:t xml:space="preserve"> </w:t>
+      </w:r>
+      <w:r>
+        <w:rPr>
+          <w:b/>
+        </w:rPr>
+        <w:t xml:space="preserve">ErrorCode</w:t>
+      </w:r>
+      <w:r>
+        <w:t xml:space="preserve">, and note the</w:t>
+      </w:r>
+      <w:r>
+        <w:t xml:space="preserve"> </w:t>
+      </w:r>
+      <w:r>
+        <w:rPr>
+          <w:b/>
+        </w:rPr>
+        <w:t xml:space="preserve">Entra Request ID + timestamp</w:t>
+      </w:r>
+      <w:r>
+        <w:t xml:space="preserve"> </w:t>
+      </w:r>
+      <w:r>
+        <w:t xml:space="preserve">in the response —</w:t>
+      </w:r>
+      <w:r>
+        <w:t xml:space="preserve"> </w:t>
+      </w:r>
+      <w:r>
+        <w:t xml:space="preserve">that’s what you’d hand to the Entra ID team to pull the server-side trace.</w:t>
+      </w:r>
+    </w:p>
+    <w:p>
+      <w:pPr>
+        <w:numPr>
+          <w:ilvl w:val="0"/>
+          <w:numId w:val="1004"/>
+        </w:numPr>
+        <w:pStyle w:val="Compact"/>
+      </w:pPr>
+      <w:r>
+        <w:t xml:space="preserve">Confirm your hypothesis in the portal:</w:t>
+      </w:r>
+      <w:r>
+        <w:t xml:space="preserve"> </w:t>
+      </w:r>
+      <w:r>
+        <w:rPr>
+          <w:b/>
+        </w:rPr>
+        <w:t xml:space="preserve">Entra ID → Enterprise applications →</w:t>
+      </w:r>
+      <w:r>
+        <w:rPr>
+          <w:b/>
+        </w:rPr>
+        <w:t xml:space="preserve"> </w:t>
+      </w:r>
+      <w:r>
+        <w:rPr>
+          <w:b/>
+        </w:rPr>
+        <w:t xml:space="preserve">[Storage Account]</w:t>
+      </w:r>
+      <w:r>
+        <w:rPr>
+          <w:b/>
+        </w:rPr>
+        <w:t xml:space="preserve"> </w:t>
+      </w:r>
+      <w:r>
+        <w:rPr>
+          <w:rStyle w:val="VerbatimChar"/>
+          <w:b/>
+        </w:rPr>
+        <w:t xml:space="preserve">&lt;sa&gt;</w:t>
+      </w:r>
+      <w:r>
+        <w:rPr>
+          <w:b/>
+        </w:rPr>
+        <w:t xml:space="preserve">… → Permissions</w:t>
+      </w:r>
+      <w:r>
+        <w:t xml:space="preserve"> </w:t>
+      </w:r>
+      <w:r>
+        <w:t xml:space="preserve">— the grant is gone.</w:t>
+      </w:r>
+    </w:p>
+    <w:p>
+      <w:pPr>
+        <w:pStyle w:val="FirstParagraph"/>
+      </w:pPr>
+      <w:r>
+        <w:rPr>
+          <w:b/>
+        </w:rPr>
+        <w:t xml:space="preserve">Fix:</w:t>
+      </w:r>
+      <w:r>
+        <w:t xml:space="preserve"> </w:t>
+      </w:r>
+      <w:r>
+        <w:rPr>
+          <w:rStyle w:val="VerbatimChar"/>
+        </w:rPr>
+        <w:t xml:space="preserve">-Fault ConsentRevoked -Repair</w:t>
+      </w:r>
+      <w:r>
+        <w:t xml:space="preserve">, remount, re-capture — ErrorCode back to</w:t>
+      </w:r>
+      <w:r>
+        <w:t xml:space="preserve"> </w:t>
+      </w:r>
+      <w:r>
+        <w:t xml:space="preserve">0.</w:t>
+      </w:r>
+    </w:p>
+    <w:p>
+      <w:pPr>
+        <w:pStyle w:val="BodyText"/>
+      </w:pPr>
+      <w:r>
+        <w:rPr>
+          <w:b/>
+        </w:rPr>
+        <w:t xml:space="preserve">Why this is the capstone:</w:t>
+      </w:r>
+      <w:r>
+        <w:t xml:space="preserve"> </w:t>
+      </w:r>
+      <w:r>
+        <w:t xml:space="preserve">it forces the full method — chain first to localise</w:t>
+      </w:r>
+      <w:r>
+        <w:t xml:space="preserve"> </w:t>
+      </w:r>
+      <w:r>
+        <w:t xml:space="preserve">(client vs service), Fiddler to read the actual KDC Proxy error, portal to</w:t>
+      </w:r>
+      <w:r>
+        <w:t xml:space="preserve"> </w:t>
+      </w:r>
+      <w:r>
+        <w:t xml:space="preserve">confirm, and the Request ID to hand off. That’s the Entra Kerberos support loop</w:t>
+      </w:r>
+      <w:r>
+        <w:t xml:space="preserve"> </w:t>
+      </w:r>
+      <w:r>
+        <w:t xml:space="preserve">end to end.</w:t>
+      </w:r>
+    </w:p>
+    <w:p>
+      <w:pPr>
+        <w:pStyle w:val="BlockText"/>
+      </w:pPr>
+      <w:r>
+        <w:rPr>
+          <w:b/>
+        </w:rPr>
+        <w:t xml:space="preserve">Discussion (not scripted): MFA Conditional Access → error 1327/86.</w:t>
+      </w:r>
+      <w:r>
+        <w:t xml:space="preserve"> </w:t>
+      </w:r>
+      <w:r>
+        <w:t xml:space="preserve">If a CA</w:t>
+      </w:r>
+      <w:r>
+        <w:t xml:space="preserve"> </w:t>
+      </w:r>
+      <w:r>
+        <w:t xml:space="preserve">policy requires MFA on the storage account’s app, SMB can’t perform an</w:t>
+      </w:r>
+      <w:r>
+        <w:t xml:space="preserve"> </w:t>
+      </w:r>
+      <w:r>
+        <w:t xml:space="preserve">interactive MFA, and</w:t>
+      </w:r>
+      <w:r>
+        <w:t xml:space="preserve"> </w:t>
+      </w:r>
+      <w:r>
+        <w:rPr>
+          <w:rStyle w:val="VerbatimChar"/>
+        </w:rPr>
+        <w:t xml:space="preserve">net use</w:t>
+      </w:r>
+      <w:r>
+        <w:t xml:space="preserve"> </w:t>
+      </w:r>
+      <w:r>
+        <w:t xml:space="preserve">returns</w:t>
+      </w:r>
+      <w:r>
+        <w:t xml:space="preserve"> </w:t>
+      </w:r>
+      <w:r>
+        <w:rPr>
+          <w:b/>
+        </w:rPr>
+        <w:t xml:space="preserve">System error 1327</w:t>
+      </w:r>
+      <w:r>
+        <w:t xml:space="preserve"> </w:t>
+      </w:r>
+      <w:r>
+        <w:t xml:space="preserve">(</w:t>
+      </w:r>
+      <w:r>
+        <w:t xml:space="preserve">“</w:t>
+      </w:r>
+      <w:r>
+        <w:t xml:space="preserve">Account</w:t>
+      </w:r>
+      <w:r>
+        <w:t xml:space="preserve"> </w:t>
+      </w:r>
+      <w:r>
+        <w:t xml:space="preserve">restrictions are preventing this user from signing in</w:t>
+      </w:r>
+      <w:r>
+        <w:t xml:space="preserve">”</w:t>
+      </w:r>
+      <w:r>
+        <w:t xml:space="preserve">) — or 86. The fix is to</w:t>
+      </w:r>
+      <w:r>
+        <w:t xml:space="preserve"> </w:t>
+      </w:r>
+      <w:r>
+        <w:rPr>
+          <w:b/>
+        </w:rPr>
+        <w:t xml:space="preserve">exclude the</w:t>
+      </w:r>
+      <w:r>
+        <w:rPr>
+          <w:b/>
+        </w:rPr>
+        <w:t xml:space="preserve"> </w:t>
+      </w:r>
+      <w:r>
+        <w:rPr>
+          <w:rStyle w:val="VerbatimChar"/>
+          <w:b/>
+        </w:rPr>
+        <w:t xml:space="preserve">[Storage Account] &lt;sa&gt;.file.core.windows.net</w:t>
+      </w:r>
+      <w:r>
+        <w:rPr>
+          <w:b/>
+        </w:rPr>
+        <w:t xml:space="preserve"> </w:t>
+      </w:r>
+      <w:r>
+        <w:rPr>
+          <w:b/>
+        </w:rPr>
+        <w:t xml:space="preserve">app</w:t>
+      </w:r>
+      <w:r>
+        <w:t xml:space="preserve"> </w:t>
+      </w:r>
+      <w:r>
+        <w:t xml:space="preserve">from that CA</w:t>
+      </w:r>
+      <w:r>
+        <w:t xml:space="preserve"> </w:t>
+      </w:r>
+      <w:r>
+        <w:t xml:space="preserve">policy, never to weaken MFA tenant-wide. You’d confirm it in the Entra sign-in</w:t>
+      </w:r>
+      <w:r>
+        <w:t xml:space="preserve"> </w:t>
+      </w:r>
+      <w:r>
+        <w:t xml:space="preserve">logs (look for the storage app + a blocked MFA requirement). This is documented</w:t>
+      </w:r>
+      <w:r>
+        <w:t xml:space="preserve"> </w:t>
+      </w:r>
+      <w:r>
+        <w:t xml:space="preserve">publicly in</w:t>
+      </w:r>
+      <w:r>
+        <w:t xml:space="preserve"> </w:t>
+      </w:r>
+      <w:r>
+        <w:rPr>
+          <w:i/>
+        </w:rPr>
+        <w:t xml:space="preserve">storage-files-identity-auth-hybrid-identities-enable</w:t>
+      </w:r>
+      <w:r>
+        <w:t xml:space="preserve">.</w:t>
+      </w:r>
+    </w:p>
+    <w:p>
+      <w:r>
+        <w:pict>
+          <v:rect style="width:0;height:1.5pt" o:hralign="center" o:hrstd="t" o:hr="t"/>
+        </w:pict>
+      </w:r>
+    </w:p>
+    <w:p>
+      <w:pPr>
+        <w:pStyle w:val="Heading1"/>
+      </w:pPr>
+      <w:bookmarkStart w:id="34" w:name="deeper-faults-kept-for-reference"/>
+      <w:r>
+        <w:t xml:space="preserve">Deeper faults kept for reference</w:t>
+      </w:r>
+      <w:bookmarkEnd w:id="34"/>
+    </w:p>
+    <w:p>
+      <w:pPr>
+        <w:pStyle w:val="FirstParagraph"/>
+      </w:pPr>
+      <w:r>
+        <w:t xml:space="preserve">Still available via</w:t>
+      </w:r>
+      <w:r>
+        <w:t xml:space="preserve"> </w:t>
+      </w:r>
+      <w:r>
+        <w:rPr>
+          <w:rStyle w:val="VerbatimChar"/>
+        </w:rPr>
+        <w:t xml:space="preserve">Invoke-Fault.ps1</w:t>
+      </w:r>
+      <w:r>
+        <w:t xml:space="preserve">, for self-study or a longer session:</w:t>
       </w:r>
     </w:p>
     <w:p>
@@ -5551,94 +5926,49 @@
         <w:pStyle w:val="Compact"/>
       </w:pPr>
       <w:r>
-        <w:t xml:space="preserve">Capture step 4 in</w:t>
-      </w:r>
-      <w:r>
-        <w:t xml:space="preserve"> </w:t>
-      </w:r>
-      <w:r>
-        <w:rPr>
-          <w:b/>
-        </w:rPr>
-        <w:t xml:space="preserve">Fiddler</w:t>
-      </w:r>
-      <w:r>
-        <w:t xml:space="preserve">. Open the failing request to</w:t>
-      </w:r>
-      <w:r>
-        <w:t xml:space="preserve"> </w:t>
-      </w:r>
-      <w:r>
-        <w:rPr>
-          <w:rStyle w:val="VerbatimChar"/>
-        </w:rPr>
-        <w:t xml:space="preserve">login.microsoftonline.com</w:t>
-      </w:r>
-      <w:r>
-        <w:t xml:space="preserve"> </w:t>
-      </w:r>
-      <w:r>
-        <w:t xml:space="preserve">→</w:t>
-      </w:r>
-      <w:r>
-        <w:t xml:space="preserve"> </w:t>
-      </w:r>
-      <w:r>
-        <w:rPr>
-          <w:b/>
-        </w:rPr>
-        <w:t xml:space="preserve">Kerberos</w:t>
-      </w:r>
-      <w:r>
-        <w:t xml:space="preserve"> </w:t>
-      </w:r>
-      <w:r>
-        <w:t xml:space="preserve">tab →</w:t>
-      </w:r>
-      <w:r>
-        <w:t xml:space="preserve"> </w:t>
-      </w:r>
-      <w:r>
-        <w:rPr>
-          <w:b/>
-        </w:rPr>
-        <w:t xml:space="preserve">response</w:t>
-      </w:r>
-      <w:r>
-        <w:t xml:space="preserve">. Read the</w:t>
-      </w:r>
-      <w:r>
-        <w:t xml:space="preserve"> </w:t>
-      </w:r>
-      <w:r>
-        <w:rPr>
-          <w:b/>
-        </w:rPr>
-        <w:t xml:space="preserve">ErrorCode</w:t>
-      </w:r>
-      <w:r>
-        <w:t xml:space="preserve">, and note the</w:t>
-      </w:r>
-      <w:r>
-        <w:t xml:space="preserve"> </w:t>
-      </w:r>
-      <w:r>
-        <w:rPr>
-          <w:b/>
-        </w:rPr>
-        <w:t xml:space="preserve">Entra Request ID + timestamp</w:t>
-      </w:r>
-      <w:r>
-        <w:t xml:space="preserve"> </w:t>
-      </w:r>
-      <w:r>
-        <w:t xml:space="preserve">in the response —</w:t>
-      </w:r>
-      <w:r>
-        <w:t xml:space="preserve"> </w:t>
-      </w:r>
-      <w:r>
-        <w:t xml:space="preserve">that’s what you’d hand to the Entra ID team to pull the server-side trace.</w:t>
+        <w:rPr>
+          <w:b/>
+        </w:rPr>
+        <w:t xml:space="preserve">NotHybridJoined</w:t>
+      </w:r>
+      <w:r>
+        <w:t xml:space="preserve"> </w:t>
+      </w:r>
+      <w:r>
+        <w:t xml:space="preserve">—</w:t>
+      </w:r>
+      <w:r>
+        <w:t xml:space="preserve"> </w:t>
+      </w:r>
+      <w:r>
+        <w:rPr>
+          <w:rStyle w:val="VerbatimChar"/>
+        </w:rPr>
+        <w:t xml:space="preserve">dsregcmd /leave</w:t>
+      </w:r>
+      <w:r>
+        <w:t xml:space="preserve">;</w:t>
+      </w:r>
+      <w:r>
+        <w:t xml:space="preserve"> </w:t>
+      </w:r>
+      <w:r>
+        <w:rPr>
+          <w:rStyle w:val="VerbatimChar"/>
+        </w:rPr>
+        <w:t xml:space="preserve">AzureAdJoined : NO</w:t>
+      </w:r>
+      <w:r>
+        <w:t xml:space="preserve"> </w:t>
+      </w:r>
+      <w:r>
+        <w:t xml:space="preserve">→ no PRT → no</w:t>
+      </w:r>
+      <w:r>
+        <w:t xml:space="preserve"> </w:t>
+      </w:r>
+      <w:r>
+        <w:t xml:space="preserve">cloud TGT. Cuts the earliest arrow in the flow, so the whole chain drops.</w:t>
       </w:r>
     </w:p>
     <w:p>
@@ -5646,366 +5976,6 @@
         <w:numPr>
           <w:ilvl w:val="0"/>
           <w:numId w:val="1005"/>
-        </w:numPr>
-        <w:pStyle w:val="Compact"/>
-      </w:pPr>
-      <w:r>
-        <w:t xml:space="preserve">Confirm your hypothesis in the portal:</w:t>
-      </w:r>
-      <w:r>
-        <w:t xml:space="preserve"> </w:t>
-      </w:r>
-      <w:r>
-        <w:rPr>
-          <w:b/>
-        </w:rPr>
-        <w:t xml:space="preserve">Entra ID → Enterprise applications →</w:t>
-      </w:r>
-      <w:r>
-        <w:rPr>
-          <w:b/>
-        </w:rPr>
-        <w:t xml:space="preserve"> </w:t>
-      </w:r>
-      <w:r>
-        <w:rPr>
-          <w:b/>
-        </w:rPr>
-        <w:t xml:space="preserve">[Storage Account]</w:t>
-      </w:r>
-      <w:r>
-        <w:rPr>
-          <w:b/>
-        </w:rPr>
-        <w:t xml:space="preserve"> </w:t>
-      </w:r>
-      <w:r>
-        <w:rPr>
-          <w:rStyle w:val="VerbatimChar"/>
-          <w:b/>
-        </w:rPr>
-        <w:t xml:space="preserve">&lt;sa&gt;</w:t>
-      </w:r>
-      <w:r>
-        <w:rPr>
-          <w:b/>
-        </w:rPr>
-        <w:t xml:space="preserve">… → Permissions</w:t>
-      </w:r>
-      <w:r>
-        <w:t xml:space="preserve"> </w:t>
-      </w:r>
-      <w:r>
-        <w:t xml:space="preserve">— the grant is gone.</w:t>
-      </w:r>
-    </w:p>
-    <w:p>
-      <w:pPr>
-        <w:pStyle w:val="FirstParagraph"/>
-      </w:pPr>
-      <w:r>
-        <w:rPr>
-          <w:b/>
-        </w:rPr>
-        <w:t xml:space="preserve">Fix:</w:t>
-      </w:r>
-      <w:r>
-        <w:t xml:space="preserve"> </w:t>
-      </w:r>
-      <w:r>
-        <w:rPr>
-          <w:rStyle w:val="VerbatimChar"/>
-        </w:rPr>
-        <w:t xml:space="preserve">-Fault ConsentRevoked -Repair</w:t>
-      </w:r>
-      <w:r>
-        <w:t xml:space="preserve">, remount, re-capture — ErrorCode back to</w:t>
-      </w:r>
-      <w:r>
-        <w:t xml:space="preserve"> </w:t>
-      </w:r>
-      <w:r>
-        <w:t xml:space="preserve">0.</w:t>
-      </w:r>
-    </w:p>
-    <w:p>
-      <w:pPr>
-        <w:pStyle w:val="BodyText"/>
-      </w:pPr>
-      <w:r>
-        <w:rPr>
-          <w:b/>
-        </w:rPr>
-        <w:t xml:space="preserve">Why this is the capstone:</w:t>
-      </w:r>
-      <w:r>
-        <w:t xml:space="preserve"> </w:t>
-      </w:r>
-      <w:r>
-        <w:t xml:space="preserve">it forces the full method — chain first to localise</w:t>
-      </w:r>
-      <w:r>
-        <w:t xml:space="preserve"> </w:t>
-      </w:r>
-      <w:r>
-        <w:t xml:space="preserve">(client vs service), Fiddler to read the actual KDC Proxy error, portal to</w:t>
-      </w:r>
-      <w:r>
-        <w:t xml:space="preserve"> </w:t>
-      </w:r>
-      <w:r>
-        <w:t xml:space="preserve">confirm, and the Request ID to hand off. That’s the Entra Kerberos support loop</w:t>
-      </w:r>
-      <w:r>
-        <w:t xml:space="preserve"> </w:t>
-      </w:r>
-      <w:r>
-        <w:t xml:space="preserve">end to end.</w:t>
-      </w:r>
-    </w:p>
-    <w:p>
-      <w:pPr>
-        <w:pStyle w:val="BlockText"/>
-      </w:pPr>
-      <w:r>
-        <w:rPr>
-          <w:b/>
-        </w:rPr>
-        <w:t xml:space="preserve">Discussion (not scripted): MFA Conditional Access → error 1327/86.</w:t>
-      </w:r>
-      <w:r>
-        <w:t xml:space="preserve"> </w:t>
-      </w:r>
-      <w:r>
-        <w:t xml:space="preserve">If a CA</w:t>
-      </w:r>
-      <w:r>
-        <w:t xml:space="preserve"> </w:t>
-      </w:r>
-      <w:r>
-        <w:t xml:space="preserve">policy requires MFA on the storage account’s app, SMB can’t perform an</w:t>
-      </w:r>
-      <w:r>
-        <w:t xml:space="preserve"> </w:t>
-      </w:r>
-      <w:r>
-        <w:t xml:space="preserve">interactive MFA, and</w:t>
-      </w:r>
-      <w:r>
-        <w:t xml:space="preserve"> </w:t>
-      </w:r>
-      <w:r>
-        <w:rPr>
-          <w:rStyle w:val="VerbatimChar"/>
-        </w:rPr>
-        <w:t xml:space="preserve">net use</w:t>
-      </w:r>
-      <w:r>
-        <w:t xml:space="preserve"> </w:t>
-      </w:r>
-      <w:r>
-        <w:t xml:space="preserve">returns</w:t>
-      </w:r>
-      <w:r>
-        <w:t xml:space="preserve"> </w:t>
-      </w:r>
-      <w:r>
-        <w:rPr>
-          <w:b/>
-        </w:rPr>
-        <w:t xml:space="preserve">System error 1327</w:t>
-      </w:r>
-      <w:r>
-        <w:t xml:space="preserve"> </w:t>
-      </w:r>
-      <w:r>
-        <w:t xml:space="preserve">(</w:t>
-      </w:r>
-      <w:r>
-        <w:t xml:space="preserve">“</w:t>
-      </w:r>
-      <w:r>
-        <w:t xml:space="preserve">Account</w:t>
-      </w:r>
-      <w:r>
-        <w:t xml:space="preserve"> </w:t>
-      </w:r>
-      <w:r>
-        <w:t xml:space="preserve">restrictions are preventing this user from signing in</w:t>
-      </w:r>
-      <w:r>
-        <w:t xml:space="preserve">”</w:t>
-      </w:r>
-      <w:r>
-        <w:t xml:space="preserve">) — or 86. The fix is to</w:t>
-      </w:r>
-      <w:r>
-        <w:t xml:space="preserve"> </w:t>
-      </w:r>
-      <w:r>
-        <w:rPr>
-          <w:b/>
-        </w:rPr>
-        <w:t xml:space="preserve">exclude the</w:t>
-      </w:r>
-      <w:r>
-        <w:rPr>
-          <w:b/>
-        </w:rPr>
-        <w:t xml:space="preserve"> </w:t>
-      </w:r>
-      <w:r>
-        <w:rPr>
-          <w:rStyle w:val="VerbatimChar"/>
-          <w:b/>
-        </w:rPr>
-        <w:t xml:space="preserve">[Storage Account] &lt;sa&gt;.file.core.windows.net</w:t>
-      </w:r>
-      <w:r>
-        <w:rPr>
-          <w:b/>
-        </w:rPr>
-        <w:t xml:space="preserve"> </w:t>
-      </w:r>
-      <w:r>
-        <w:rPr>
-          <w:b/>
-        </w:rPr>
-        <w:t xml:space="preserve">app</w:t>
-      </w:r>
-      <w:r>
-        <w:t xml:space="preserve"> </w:t>
-      </w:r>
-      <w:r>
-        <w:t xml:space="preserve">from that CA</w:t>
-      </w:r>
-      <w:r>
-        <w:t xml:space="preserve"> </w:t>
-      </w:r>
-      <w:r>
-        <w:t xml:space="preserve">policy, never to weaken MFA tenant-wide. You’d confirm it in the Entra sign-in</w:t>
-      </w:r>
-      <w:r>
-        <w:t xml:space="preserve"> </w:t>
-      </w:r>
-      <w:r>
-        <w:t xml:space="preserve">logs (look for the storage app + a blocked MFA requirement). This is documented</w:t>
-      </w:r>
-      <w:r>
-        <w:t xml:space="preserve"> </w:t>
-      </w:r>
-      <w:r>
-        <w:t xml:space="preserve">publicly in</w:t>
-      </w:r>
-      <w:r>
-        <w:t xml:space="preserve"> </w:t>
-      </w:r>
-      <w:r>
-        <w:rPr>
-          <w:i/>
-        </w:rPr>
-        <w:t xml:space="preserve">storage-files-identity-auth-hybrid-identities-enable</w:t>
-      </w:r>
-      <w:r>
-        <w:t xml:space="preserve">.</w:t>
-      </w:r>
-    </w:p>
-    <w:p>
-      <w:r>
-        <w:pict>
-          <v:rect style="width:0;height:1.5pt" o:hralign="center" o:hrstd="t" o:hr="t"/>
-        </w:pict>
-      </w:r>
-    </w:p>
-    <w:p>
-      <w:pPr>
-        <w:pStyle w:val="Heading1"/>
-      </w:pPr>
-      <w:bookmarkStart w:id="34" w:name="deeper-faults-kept-for-reference"/>
-      <w:r>
-        <w:t xml:space="preserve">Deeper faults kept for reference</w:t>
-      </w:r>
-      <w:bookmarkEnd w:id="34"/>
-    </w:p>
-    <w:p>
-      <w:pPr>
-        <w:pStyle w:val="FirstParagraph"/>
-      </w:pPr>
-      <w:r>
-        <w:t xml:space="preserve">Still available via</w:t>
-      </w:r>
-      <w:r>
-        <w:t xml:space="preserve"> </w:t>
-      </w:r>
-      <w:r>
-        <w:rPr>
-          <w:rStyle w:val="VerbatimChar"/>
-        </w:rPr>
-        <w:t xml:space="preserve">Invoke-Fault.ps1</w:t>
-      </w:r>
-      <w:r>
-        <w:t xml:space="preserve">, for self-study or a longer session:</w:t>
-      </w:r>
-    </w:p>
-    <w:p>
-      <w:pPr>
-        <w:numPr>
-          <w:ilvl w:val="0"/>
-          <w:numId w:val="1006"/>
-        </w:numPr>
-        <w:pStyle w:val="Compact"/>
-      </w:pPr>
-      <w:r>
-        <w:rPr>
-          <w:b/>
-        </w:rPr>
-        <w:t xml:space="preserve">NotHybridJoined</w:t>
-      </w:r>
-      <w:r>
-        <w:t xml:space="preserve"> </w:t>
-      </w:r>
-      <w:r>
-        <w:t xml:space="preserve">—</w:t>
-      </w:r>
-      <w:r>
-        <w:t xml:space="preserve"> </w:t>
-      </w:r>
-      <w:r>
-        <w:rPr>
-          <w:rStyle w:val="VerbatimChar"/>
-        </w:rPr>
-        <w:t xml:space="preserve">dsregcmd /leave</w:t>
-      </w:r>
-      <w:r>
-        <w:t xml:space="preserve">;</w:t>
-      </w:r>
-      <w:r>
-        <w:t xml:space="preserve"> </w:t>
-      </w:r>
-      <w:r>
-        <w:rPr>
-          <w:rStyle w:val="VerbatimChar"/>
-        </w:rPr>
-        <w:t xml:space="preserve">AzureAdJoined : NO</w:t>
-      </w:r>
-      <w:r>
-        <w:t xml:space="preserve"> </w:t>
-      </w:r>
-      <w:r>
-        <w:t xml:space="preserve">→ no PRT → no</w:t>
-      </w:r>
-      <w:r>
-        <w:t xml:space="preserve"> </w:t>
-      </w:r>
-      <w:r>
-        <w:t xml:space="preserve">cloud TGT. Cuts the earliest arrow in the flow, so the whole chain drops.</w:t>
-      </w:r>
-    </w:p>
-    <w:p>
-      <w:pPr>
-        <w:numPr>
-          <w:ilvl w:val="0"/>
-          <w:numId w:val="1006"/>
         </w:numPr>
         <w:pStyle w:val="Compact"/>
       </w:pPr>
@@ -7004,7 +6974,34 @@
     <w:abstractNumId w:val="991"/>
   </w:num>
   <w:num w:numId="1003">
-    <w:abstractNumId w:val="991"/>
+    <w:abstractNumId w:val="99411"/>
+    <w:lvlOverride w:ilvl="0">
+      <w:startOverride w:val="1"/>
+    </w:lvlOverride>
+    <w:lvlOverride w:ilvl="1">
+      <w:startOverride w:val="1"/>
+    </w:lvlOverride>
+    <w:lvlOverride w:ilvl="2">
+      <w:startOverride w:val="1"/>
+    </w:lvlOverride>
+    <w:lvlOverride w:ilvl="3">
+      <w:startOverride w:val="1"/>
+    </w:lvlOverride>
+    <w:lvlOverride w:ilvl="4">
+      <w:startOverride w:val="1"/>
+    </w:lvlOverride>
+    <w:lvlOverride w:ilvl="5">
+      <w:startOverride w:val="1"/>
+    </w:lvlOverride>
+    <w:lvlOverride w:ilvl="6">
+      <w:startOverride w:val="1"/>
+    </w:lvlOverride>
+    <w:lvlOverride w:ilvl="7">
+      <w:startOverride w:val="1"/>
+    </w:lvlOverride>
+    <w:lvlOverride w:ilvl="8">
+      <w:startOverride w:val="1"/>
+    </w:lvlOverride>
   </w:num>
   <w:num w:numId="1004">
     <w:abstractNumId w:val="99411"/>
@@ -7037,36 +7034,6 @@
     </w:lvlOverride>
   </w:num>
   <w:num w:numId="1005">
-    <w:abstractNumId w:val="99411"/>
-    <w:lvlOverride w:ilvl="0">
-      <w:startOverride w:val="1"/>
-    </w:lvlOverride>
-    <w:lvlOverride w:ilvl="1">
-      <w:startOverride w:val="1"/>
-    </w:lvlOverride>
-    <w:lvlOverride w:ilvl="2">
-      <w:startOverride w:val="1"/>
-    </w:lvlOverride>
-    <w:lvlOverride w:ilvl="3">
-      <w:startOverride w:val="1"/>
-    </w:lvlOverride>
-    <w:lvlOverride w:ilvl="4">
-      <w:startOverride w:val="1"/>
-    </w:lvlOverride>
-    <w:lvlOverride w:ilvl="5">
-      <w:startOverride w:val="1"/>
-    </w:lvlOverride>
-    <w:lvlOverride w:ilvl="6">
-      <w:startOverride w:val="1"/>
-    </w:lvlOverride>
-    <w:lvlOverride w:ilvl="7">
-      <w:startOverride w:val="1"/>
-    </w:lvlOverride>
-    <w:lvlOverride w:ilvl="8">
-      <w:startOverride w:val="1"/>
-    </w:lvlOverride>
-  </w:num>
-  <w:num w:numId="1006">
     <w:abstractNumId w:val="991"/>
   </w:num>
 </w:numbering>

--- a/docs/participant-workbook-session2.docx
+++ b/docs/participant-workbook-session2.docx
@@ -1366,7 +1366,34 @@
         <w:t xml:space="preserve"> </w:t>
       </w:r>
       <w:r>
-        <w:t xml:space="preserve">(AD users synced to Entra), the GA path. Entra Kerberos</w:t>
+        <w:t xml:space="preserve">(AD users synced to Entra), because that is what our lab environment has.</w:t>
+      </w:r>
+      <w:r>
+        <w:t xml:space="preserve"> </w:t>
+      </w:r>
+      <w:r>
+        <w:rPr>
+          <w:b/>
+        </w:rPr>
+        <w:t xml:space="preserve">Cloud-only (Entra-only) identities went GA in May 2026</w:t>
+      </w:r>
+      <w:r>
+        <w:t xml:space="preserve"> </w:t>
+      </w:r>
+      <w:r>
+        <w:t xml:space="preserve">— a separate</w:t>
+      </w:r>
+      <w:r>
+        <w:t xml:space="preserve"> </w:t>
+      </w:r>
+      <w:r>
+        <w:t xml:space="preserve">enablement path with no AD DS anywhere, and no domain controller needed for</w:t>
+      </w:r>
+      <w:r>
+        <w:t xml:space="preserve"> </w:t>
+      </w:r>
+      <w:r>
+        <w:t xml:space="preserve">authentication</w:t>
       </w:r>
       <w:r>
         <w:t xml:space="preserve"> </w:t>
@@ -1375,583 +1402,13 @@
         <w:rPr>
           <w:i/>
         </w:rPr>
-        <w:t xml:space="preserve">also</w:t>
-      </w:r>
-      <w:r>
-        <w:t xml:space="preserve"> </w:t>
-      </w:r>
-      <w:r>
-        <w:t xml:space="preserve">supports</w:t>
-      </w:r>
-      <w:r>
-        <w:t xml:space="preserve"> </w:t>
-      </w:r>
-      <w:r>
-        <w:rPr>
-          <w:b/>
-        </w:rPr>
-        <w:t xml:space="preserve">cloud-only (Entra-only)</w:t>
-      </w:r>
-      <w:r>
-        <w:t xml:space="preserve"> </w:t>
-      </w:r>
-      <w:r>
-        <w:t xml:space="preserve">identities in</w:t>
-      </w:r>
-      <w:r>
-        <w:t xml:space="preserve"> </w:t>
-      </w:r>
-      <w:r>
-        <w:rPr>
-          <w:b/>
-        </w:rPr>
-        <w:t xml:space="preserve">preview</w:t>
-      </w:r>
-      <w:r>
-        <w:t xml:space="preserve"> </w:t>
-      </w:r>
-      <w:r>
-        <w:t xml:space="preserve">— a separate enablement</w:t>
-      </w:r>
-      <w:r>
-        <w:t xml:space="preserve"> </w:t>
-      </w:r>
-      <w:r>
-        <w:t xml:space="preserve">path with no AD DS at all. Out of scope here, but know it exists: a customer</w:t>
-      </w:r>
-      <w:r>
-        <w:t xml:space="preserve"> </w:t>
-      </w:r>
-      <w:r>
-        <w:t xml:space="preserve">with no on-prem AD is not automatically unsupported. (Azure blog:</w:t>
-      </w:r>
-      <w:r>
-        <w:t xml:space="preserve"> </w:t>
-      </w:r>
-      <w:r>
-        <w:t xml:space="preserve">“</w:t>
-      </w:r>
-      <w:r>
-        <w:t xml:space="preserve">Azure Files</w:t>
-      </w:r>
-      <w:r>
-        <w:t xml:space="preserve"> </w:t>
-      </w:r>
-      <w:r>
-        <w:t xml:space="preserve">Entra-Only identities.</w:t>
-      </w:r>
-      <w:r>
-        <w:t xml:space="preserve">”</w:t>
-      </w:r>
-      <w:r>
-        <w:t xml:space="preserve">)</w:t>
-      </w:r>
-    </w:p>
-    <w:p>
-      <w:r>
-        <w:pict>
-          <v:rect style="width:0;height:1.5pt" o:hralign="center" o:hrstd="t" o:hr="t"/>
-        </w:pict>
-      </w:r>
-    </w:p>
-    <w:p>
-      <w:pPr>
-        <w:pStyle w:val="Heading1"/>
-      </w:pPr>
-      <w:bookmarkStart w:id="25" w:name="X2f814ea46b603e5a482b9a31d3a510b75a6ecab"/>
-      <w:r>
-        <w:t xml:space="preserve">Lab 0 · Redeploy Session 1 (do this BEFORE the session)</w:t>
-      </w:r>
-      <w:bookmarkEnd w:id="25"/>
-    </w:p>
-    <w:p>
-      <w:pPr>
-        <w:pStyle w:val="SourceCode"/>
-      </w:pPr>
-      <w:r>
-        <w:rPr>
-          <w:rStyle w:val="NormalTok"/>
-        </w:rPr>
-        <w:t xml:space="preserve">git clone https://github.</w:t>
-      </w:r>
-      <w:r>
-        <w:rPr>
-          <w:rStyle w:val="FunctionTok"/>
-        </w:rPr>
-        <w:t xml:space="preserve">com</w:t>
-      </w:r>
-      <w:r>
-        <w:rPr>
-          <w:rStyle w:val="NormalTok"/>
-        </w:rPr>
-        <w:t xml:space="preserve">/kmin1223/azfiles-lab.</w:t>
-      </w:r>
-      <w:r>
-        <w:rPr>
-          <w:rStyle w:val="FunctionTok"/>
-        </w:rPr>
-        <w:t xml:space="preserve">git</w:t>
-      </w:r>
-      <w:r>
-        <w:rPr>
-          <w:rStyle w:val="NormalTok"/>
-        </w:rPr>
-        <w:t xml:space="preserve">   </w:t>
-      </w:r>
-      <w:r>
-        <w:rPr>
-          <w:rStyle w:val="CommentTok"/>
-        </w:rPr>
-        <w:t xml:space="preserve"># if you don't have it</w:t>
-      </w:r>
-      <w:r>
-        <w:br/>
-      </w:r>
-      <w:r>
-        <w:rPr>
-          <w:rStyle w:val="FunctionTok"/>
-        </w:rPr>
-        <w:t xml:space="preserve">cd</w:t>
-      </w:r>
-      <w:r>
-        <w:rPr>
-          <w:rStyle w:val="NormalTok"/>
-        </w:rPr>
-        <w:t xml:space="preserve"> azfiles-lab/session1-adds</w:t>
-      </w:r>
-      <w:r>
-        <w:br/>
-      </w:r>
-      <w:r>
-        <w:rPr>
-          <w:rStyle w:val="NormalTok"/>
-        </w:rPr>
-        <w:t xml:space="preserve">./deploy.</w:t>
-      </w:r>
-      <w:r>
-        <w:rPr>
-          <w:rStyle w:val="FunctionTok"/>
-        </w:rPr>
-        <w:t xml:space="preserve">ps1</w:t>
-      </w:r>
-      <w:r>
-        <w:rPr>
-          <w:rStyle w:val="NormalTok"/>
-        </w:rPr>
-        <w:t xml:space="preserve"> -ResourceGroupName azfiles-lab -Location koreacentral</w:t>
-      </w:r>
-    </w:p>
-    <w:p>
-      <w:pPr>
-        <w:pStyle w:val="FirstParagraph"/>
-      </w:pPr>
-      <w:r>
-        <w:rPr>
-          <w:b/>
-        </w:rPr>
-        <w:t xml:space="preserve">Expected:</w:t>
-      </w:r>
-      <w:r>
-        <w:t xml:space="preserve"> </w:t>
-      </w:r>
-      <w:r>
-        <w:t xml:space="preserve">the green</w:t>
-      </w:r>
-      <w:r>
-        <w:t xml:space="preserve"> </w:t>
-      </w:r>
-      <w:r>
-        <w:rPr>
-          <w:b/>
-        </w:rPr>
-        <w:t xml:space="preserve">DEPLOYMENT COMPLETE</w:t>
-      </w:r>
-      <w:r>
-        <w:t xml:space="preserve"> </w:t>
-      </w:r>
-      <w:r>
-        <w:t xml:space="preserve">box. Note the new storage account</w:t>
-      </w:r>
-      <w:r>
-        <w:t xml:space="preserve"> </w:t>
-      </w:r>
-      <w:r>
-        <w:t xml:space="preserve">name and IPs.</w:t>
-      </w:r>
-    </w:p>
-    <w:p>
-      <w:r>
-        <w:pict>
-          <v:rect style="width:0;height:1.5pt" o:hralign="center" o:hrstd="t" o:hr="t"/>
-        </w:pict>
-      </w:r>
-    </w:p>
-    <w:p>
-      <w:pPr>
-        <w:pStyle w:val="Heading1"/>
-      </w:pPr>
-      <w:bookmarkStart w:id="26" w:name="Xf8c30a9b6599b9fc0a0af9cca86e936cb661733"/>
-      <w:r>
-        <w:t xml:space="preserve">Lab 1 · Enable Entra Kerberos + sync a hybrid identity</w:t>
-      </w:r>
-      <w:bookmarkEnd w:id="26"/>
-    </w:p>
-    <w:p>
-      <w:pPr>
-        <w:pStyle w:val="SourceCode"/>
-      </w:pPr>
-      <w:r>
-        <w:rPr>
-          <w:rStyle w:val="FunctionTok"/>
-        </w:rPr>
-        <w:t xml:space="preserve">cd</w:t>
-      </w:r>
-      <w:r>
-        <w:rPr>
-          <w:rStyle w:val="NormalTok"/>
-        </w:rPr>
-        <w:t xml:space="preserve"> ../session2-entra-kerberos</w:t>
-      </w:r>
-      <w:r>
-        <w:br/>
-      </w:r>
-      <w:r>
-        <w:rPr>
-          <w:rStyle w:val="NormalTok"/>
-        </w:rPr>
-        <w:t xml:space="preserve">./setup.</w:t>
-      </w:r>
-      <w:r>
-        <w:rPr>
-          <w:rStyle w:val="FunctionTok"/>
-        </w:rPr>
-        <w:t xml:space="preserve">ps1</w:t>
-      </w:r>
-      <w:r>
-        <w:rPr>
-          <w:rStyle w:val="NormalTok"/>
-        </w:rPr>
-        <w:t xml:space="preserve"> -ResourceGroupName azfiles-lab</w:t>
-      </w:r>
-    </w:p>
-    <w:p>
-      <w:pPr>
-        <w:pStyle w:val="FirstParagraph"/>
-      </w:pPr>
-      <w:r>
-        <w:rPr>
-          <w:rStyle w:val="VerbatimChar"/>
-        </w:rPr>
-        <w:t xml:space="preserve">setup.ps1</w:t>
-      </w:r>
-      <w:r>
-        <w:t xml:space="preserve"> </w:t>
-      </w:r>
-      <w:r>
-        <w:t xml:space="preserve">disables the Session 1 AD DS auth (a storage account has</w:t>
-      </w:r>
-      <w:r>
-        <w:t xml:space="preserve"> </w:t>
-      </w:r>
-      <w:r>
-        <w:rPr>
-          <w:b/>
-        </w:rPr>
-        <w:t xml:space="preserve">one</w:t>
-      </w:r>
-      <w:r>
-        <w:t xml:space="preserve"> </w:t>
-      </w:r>
-      <w:r>
-        <w:t xml:space="preserve">identity source at a time), enables Entra Kerberos (AADKERB), grants admin</w:t>
-      </w:r>
-      <w:r>
-        <w:t xml:space="preserve"> </w:t>
-      </w:r>
-      <w:r>
-        <w:t xml:space="preserve">consent to the storage account’s app, writes the hybrid-join SCP, installs</w:t>
-      </w:r>
-      <w:r>
-        <w:t xml:space="preserve"> </w:t>
-      </w:r>
-      <w:r>
-        <w:t xml:space="preserve">Fiddler + the Kerberos.NET extension on the client, and reboots it.</w:t>
-      </w:r>
-    </w:p>
-    <w:p>
-      <w:pPr>
-        <w:pStyle w:val="BodyText"/>
-      </w:pPr>
-      <w:r>
-        <w:t xml:space="preserve">Then the</w:t>
-      </w:r>
-      <w:r>
-        <w:t xml:space="preserve"> </w:t>
-      </w:r>
-      <w:r>
-        <w:rPr>
-          <w:b/>
-        </w:rPr>
-        <w:t xml:space="preserve">one interactive step</w:t>
-      </w:r>
-      <w:r>
-        <w:t xml:space="preserve"> </w:t>
-      </w:r>
-      <w:r>
-        <w:t xml:space="preserve">(~10 min, Global Admin) — follow</w:t>
-      </w:r>
-      <w:r>
-        <w:t xml:space="preserve"> </w:t>
-      </w:r>
-      <w:r>
-        <w:rPr>
-          <w:b/>
-        </w:rPr>
-        <w:t xml:space="preserve">MANUAL-STEP-cloud-sync.md</w:t>
-      </w:r>
-      <w:r>
-        <w:t xml:space="preserve">: install the Entra provisioning agent on the DC,</w:t>
-      </w:r>
-      <w:r>
-        <w:t xml:space="preserve"> </w:t>
-      </w:r>
-      <w:r>
-        <w:t xml:space="preserve">create a Cloud Sync config scoped to</w:t>
-      </w:r>
-      <w:r>
-        <w:t xml:space="preserve"> </w:t>
-      </w:r>
-      <w:r>
-        <w:rPr>
-          <w:rStyle w:val="VerbatimChar"/>
-        </w:rPr>
-        <w:t xml:space="preserve">OU=AzureFilesLab</w:t>
-      </w:r>
-      <w:r>
-        <w:t xml:space="preserve">, and wait until</w:t>
-      </w:r>
-      <w:r>
-        <w:t xml:space="preserve"> </w:t>
-      </w:r>
-      <w:r>
-        <w:rPr>
-          <w:rStyle w:val="VerbatimChar"/>
-        </w:rPr>
-        <w:t xml:space="preserve">labuser1</w:t>
-      </w:r>
-      <w:r>
-        <w:t xml:space="preserve"> </w:t>
-      </w:r>
-      <w:r>
-        <w:t xml:space="preserve">shows</w:t>
-      </w:r>
-      <w:r>
-        <w:t xml:space="preserve"> </w:t>
-      </w:r>
-      <w:r>
-        <w:rPr>
-          <w:b/>
-        </w:rPr>
-        <w:t xml:space="preserve">On-premises sync enabled = Yes</w:t>
-      </w:r>
-      <w:r>
-        <w:t xml:space="preserve">.</w:t>
-      </w:r>
-    </w:p>
-    <w:p>
-      <w:pPr>
-        <w:pStyle w:val="BodyText"/>
-      </w:pPr>
-      <w:r>
-        <w:rPr>
-          <w:b/>
-        </w:rPr>
-        <w:t xml:space="preserve">Why the sync matters:</w:t>
-      </w:r>
-      <w:r>
-        <w:t xml:space="preserve"> </w:t>
-      </w:r>
-      <w:r>
-        <w:t xml:space="preserve">Entra Kerberos issues a ticket only to an identity that</w:t>
-      </w:r>
-      <w:r>
-        <w:t xml:space="preserve"> </w:t>
-      </w:r>
-      <w:r>
-        <w:t xml:space="preserve">exists in Entra.</w:t>
-      </w:r>
-      <w:r>
-        <w:t xml:space="preserve"> </w:t>
-      </w:r>
-      <w:r>
-        <w:rPr>
-          <w:rStyle w:val="VerbatimChar"/>
-        </w:rPr>
-        <w:t xml:space="preserve">labuser1</w:t>
-      </w:r>
-      <w:r>
-        <w:t xml:space="preserve"> </w:t>
-      </w:r>
-      <w:r>
-        <w:t xml:space="preserve">lives in AD; Cloud Sync gives it an Entra twin. This</w:t>
-      </w:r>
-      <w:r>
-        <w:t xml:space="preserve"> </w:t>
-      </w:r>
-      <w:r>
-        <w:t xml:space="preserve">is the arrow labelled</w:t>
-      </w:r>
-      <w:r>
-        <w:t xml:space="preserve"> </w:t>
-      </w:r>
-      <w:r>
-        <w:rPr>
-          <w:i/>
-        </w:rPr>
-        <w:t xml:space="preserve">hybrid identity</w:t>
-      </w:r>
-      <w:r>
-        <w:t xml:space="preserve"> </w:t>
-      </w:r>
-      <w:r>
-        <w:t xml:space="preserve">in the flow.</w:t>
-      </w:r>
-    </w:p>
-    <w:p>
-      <w:r>
-        <w:pict>
-          <v:rect style="width:0;height:1.5pt" o:hralign="center" o:hrstd="t" o:hr="t"/>
-        </w:pict>
-      </w:r>
-    </w:p>
-    <w:p>
-      <w:pPr>
-        <w:pStyle w:val="Heading1"/>
-      </w:pPr>
-      <w:bookmarkStart w:id="27" w:name="Xf1ae331dd9677b6405470cde49ae1c01947b371"/>
-      <w:r>
-        <w:t xml:space="preserve">Lab A · Build the known-good evidence chain (the baseline)</w:t>
-      </w:r>
-      <w:bookmarkEnd w:id="27"/>
-    </w:p>
-    <w:p>
-      <w:pPr>
-        <w:pStyle w:val="FirstParagraph"/>
-      </w:pPr>
-      <w:r>
-        <w:t xml:space="preserve">Sign in fresh on the Client VM as</w:t>
-      </w:r>
-      <w:r>
-        <w:t xml:space="preserve"> </w:t>
-      </w:r>
-      <w:r>
-        <w:rPr>
-          <w:rStyle w:val="VerbatimChar"/>
-        </w:rPr>
-        <w:t xml:space="preserve">CONTOSO\labuser1</w:t>
-      </w:r>
-      <w:r>
-        <w:t xml:space="preserve">, then walk the whole chain</w:t>
-      </w:r>
-      <w:r>
-        <w:t xml:space="preserve"> </w:t>
-      </w:r>
-      <w:r>
-        <w:t xml:space="preserve">and</w:t>
-      </w:r>
-      <w:r>
-        <w:t xml:space="preserve"> </w:t>
-      </w:r>
-      <w:r>
-        <w:rPr>
-          <w:b/>
-        </w:rPr>
-        <w:t xml:space="preserve">record each healthy signature</w:t>
-      </w:r>
-      <w:r>
-        <w:t xml:space="preserve"> </w:t>
-      </w:r>
-      <w:r>
-        <w:t xml:space="preserve">— this is your reference for every fault</w:t>
-      </w:r>
-      <w:r>
-        <w:t xml:space="preserve"> </w:t>
-      </w:r>
-      <w:r>
-        <w:t xml:space="preserve">that follows. Spend real time here; the diagnosis labs are just deltas from it.</w:t>
-      </w:r>
-    </w:p>
-    <w:p>
-      <w:pPr>
-        <w:pStyle w:val="SourceCode"/>
-      </w:pPr>
-      <w:r>
-        <w:rPr>
-          <w:rStyle w:val="VerbatimChar"/>
-        </w:rPr>
-        <w:t xml:space="preserve">dsregcmd /status</w:t>
-      </w:r>
-      <w:r>
-        <w:br/>
-      </w:r>
-      <w:r>
-        <w:rPr>
-          <w:rStyle w:val="VerbatimChar"/>
-        </w:rPr>
-        <w:t xml:space="preserve">klist purge</w:t>
-      </w:r>
-      <w:r>
-        <w:br/>
-      </w:r>
-      <w:r>
-        <w:rPr>
-          <w:rStyle w:val="VerbatimChar"/>
-        </w:rPr>
-        <w:t xml:space="preserve">klist cloud_debug</w:t>
-      </w:r>
-      <w:r>
-        <w:br/>
-      </w:r>
-      <w:r>
-        <w:rPr>
-          <w:rStyle w:val="VerbatimChar"/>
-        </w:rPr>
-        <w:t xml:space="preserve">klist get krbtgt</w:t>
-      </w:r>
-      <w:r>
-        <w:br/>
-      </w:r>
-      <w:r>
-        <w:rPr>
-          <w:rStyle w:val="VerbatimChar"/>
-        </w:rPr>
-        <w:t xml:space="preserve">klist get cifs/&lt;sa&gt;.file.core.windows.net</w:t>
-      </w:r>
-      <w:r>
-        <w:br/>
-      </w:r>
-      <w:r>
-        <w:rPr>
-          <w:rStyle w:val="VerbatimChar"/>
-        </w:rPr>
-        <w:t xml:space="preserve">net use Z: \\&lt;sa&gt;.file.core.windows.net\labshare</w:t>
-      </w:r>
-      <w:r>
-        <w:br/>
-      </w:r>
-      <w:r>
-        <w:rPr>
-          <w:rStyle w:val="VerbatimChar"/>
-        </w:rPr>
-        <w:t xml:space="preserve">klist</w:t>
-      </w:r>
-    </w:p>
-    <w:p>
-      <w:pPr>
-        <w:pStyle w:val="FirstParagraph"/>
-      </w:pPr>
-      <w:r>
-        <w:t xml:space="preserve">Confirm each against the table above. Two details worth pointing out on screen:</w:t>
+        <w:t xml:space="preserve">or</w:t>
+      </w:r>
+      <w:r>
+        <w:t xml:space="preserve"> </w:t>
+      </w:r>
+      <w:r>
+        <w:t xml:space="preserve">authorization. Two things to carry out of here:</w:t>
       </w:r>
     </w:p>
     <w:p>
@@ -1963,52 +1420,19 @@
         <w:pStyle w:val="Compact"/>
       </w:pPr>
       <w:r>
-        <w:t xml:space="preserve">the cloud TGT (</w:t>
-      </w:r>
-      <w:r>
-        <w:rPr>
-          <w:rStyle w:val="VerbatimChar"/>
-        </w:rPr>
-        <w:t xml:space="preserve">krbtgt/KERBEROS.MICROSOFTONLINE.COM</w:t>
-      </w:r>
-      <w:r>
-        <w:t xml:space="preserve">) shows</w:t>
-      </w:r>
-      <w:r>
-        <w:t xml:space="preserve"> </w:t>
-      </w:r>
-      <w:r>
-        <w:rPr>
-          <w:rStyle w:val="VerbatimChar"/>
-        </w:rPr>
-        <w:t xml:space="preserve">Kdc Called: TicketSuppliedAtLogon</w:t>
-      </w:r>
-      <w:r>
-        <w:t xml:space="preserve"> </w:t>
-      </w:r>
-      <w:r>
-        <w:t xml:space="preserve">and etype</w:t>
-      </w:r>
-      <w:r>
-        <w:t xml:space="preserve"> </w:t>
-      </w:r>
-      <w:r>
-        <w:rPr>
-          <w:rStyle w:val="VerbatimChar"/>
-        </w:rPr>
-        <w:t xml:space="preserve">Unknown (-1)</w:t>
-      </w:r>
-      <w:r>
-        <w:t xml:space="preserve"> </w:t>
-      </w:r>
-      <w:r>
-        <w:t xml:space="preserve">— it was handed to</w:t>
-      </w:r>
-      <w:r>
-        <w:t xml:space="preserve"> </w:t>
-      </w:r>
-      <w:r>
-        <w:t xml:space="preserve">you at logon via the PRT, not fetched on demand.</w:t>
+        <w:t xml:space="preserve">a customer with no on-prem AD is</w:t>
+      </w:r>
+      <w:r>
+        <w:t xml:space="preserve"> </w:t>
+      </w:r>
+      <w:r>
+        <w:rPr>
+          <w:b/>
+        </w:rPr>
+        <w:t xml:space="preserve">fully supported</w:t>
+      </w:r>
+      <w:r>
+        <w:t xml:space="preserve">, not a workaround case;</w:t>
       </w:r>
     </w:p>
     <w:p>
@@ -2020,28 +1444,187 @@
         <w:pStyle w:val="Compact"/>
       </w:pPr>
       <w:r>
-        <w:t xml:space="preserve">the service ticket shows</w:t>
-      </w:r>
-      <w:r>
-        <w:t xml:space="preserve"> </w:t>
-      </w:r>
-      <w:r>
-        <w:rPr>
-          <w:rStyle w:val="VerbatimChar"/>
-        </w:rPr>
-        <w:t xml:space="preserve">Kdc Called: KdcProxy:login.microsoftonline.com</w:t>
-      </w:r>
-      <w:r>
-        <w:t xml:space="preserve"> </w:t>
-      </w:r>
-      <w:r>
-        <w:t xml:space="preserve">—</w:t>
-      </w:r>
-      <w:r>
-        <w:t xml:space="preserve"> </w:t>
-      </w:r>
-      <w:r>
-        <w:t xml:space="preserve">proof the KDC was reached over HTTPS, not port 88.</w:t>
+        <w:t xml:space="preserve">the client OS bar is</w:t>
+      </w:r>
+      <w:r>
+        <w:t xml:space="preserve"> </w:t>
+      </w:r>
+      <w:r>
+        <w:rPr>
+          <w:b/>
+        </w:rPr>
+        <w:t xml:space="preserve">higher</w:t>
+      </w:r>
+      <w:r>
+        <w:t xml:space="preserve"> </w:t>
+      </w:r>
+      <w:r>
+        <w:t xml:space="preserve">there — Windows 11 Enterprise/Pro or</w:t>
+      </w:r>
+      <w:r>
+        <w:t xml:space="preserve"> </w:t>
+      </w:r>
+      <w:r>
+        <w:rPr>
+          <w:b/>
+        </w:rPr>
+        <w:t xml:space="preserve">Windows Server 2025</w:t>
+      </w:r>
+      <w:r>
+        <w:t xml:space="preserve">. Windows 10 and Windows Server 2022 are fine for</w:t>
+      </w:r>
+      <w:r>
+        <w:t xml:space="preserve"> </w:t>
+      </w:r>
+      <w:r>
+        <w:t xml:space="preserve">hybrid identities but</w:t>
+      </w:r>
+      <w:r>
+        <w:t xml:space="preserve"> </w:t>
+      </w:r>
+      <w:r>
+        <w:rPr>
+          <w:b/>
+        </w:rPr>
+        <w:t xml:space="preserve">not</w:t>
+      </w:r>
+      <w:r>
+        <w:t xml:space="preserve"> </w:t>
+      </w:r>
+      <w:r>
+        <w:t xml:space="preserve">for cloud-only ones.</w:t>
+      </w:r>
+    </w:p>
+    <w:p>
+      <w:pPr>
+        <w:pStyle w:val="BlockText"/>
+      </w:pPr>
+      <w:r>
+        <w:t xml:space="preserve">Share-level RBAC for cloud-only identities was still rolling out by region at</w:t>
+      </w:r>
+      <w:r>
+        <w:t xml:space="preserve"> </w:t>
+      </w:r>
+      <w:r>
+        <w:t xml:space="preserve">GA, so confirm the customer’s region against the current enablement doc rather</w:t>
+      </w:r>
+      <w:r>
+        <w:t xml:space="preserve"> </w:t>
+      </w:r>
+      <w:r>
+        <w:t xml:space="preserve">than assuming. Our internal hybrid-flow TSG has not caught up and still reads</w:t>
+      </w:r>
+      <w:r>
+        <w:t xml:space="preserve"> </w:t>
+      </w:r>
+      <w:r>
+        <w:t xml:space="preserve">“</w:t>
+      </w:r>
+      <w:r>
+        <w:t xml:space="preserve">cloud-only identities are not currently supported</w:t>
+      </w:r>
+      <w:r>
+        <w:t xml:space="preserve">”</w:t>
+      </w:r>
+      <w:r>
+        <w:t xml:space="preserve"> </w:t>
+      </w:r>
+      <w:r>
+        <w:t xml:space="preserve">— do not quote it.</w:t>
+      </w:r>
+    </w:p>
+    <w:p>
+      <w:r>
+        <w:pict>
+          <v:rect style="width:0;height:1.5pt" o:hralign="center" o:hrstd="t" o:hr="t"/>
+        </w:pict>
+      </w:r>
+    </w:p>
+    <w:p>
+      <w:pPr>
+        <w:pStyle w:val="Heading1"/>
+      </w:pPr>
+      <w:bookmarkStart w:id="25" w:name="X2f814ea46b603e5a482b9a31d3a510b75a6ecab"/>
+      <w:r>
+        <w:t xml:space="preserve">Lab 0 · Redeploy Session 1 (do this BEFORE the session)</w:t>
+      </w:r>
+      <w:bookmarkEnd w:id="25"/>
+    </w:p>
+    <w:p>
+      <w:pPr>
+        <w:pStyle w:val="SourceCode"/>
+      </w:pPr>
+      <w:r>
+        <w:rPr>
+          <w:rStyle w:val="NormalTok"/>
+        </w:rPr>
+        <w:t xml:space="preserve">git clone https://github.</w:t>
+      </w:r>
+      <w:r>
+        <w:rPr>
+          <w:rStyle w:val="FunctionTok"/>
+        </w:rPr>
+        <w:t xml:space="preserve">com</w:t>
+      </w:r>
+      <w:r>
+        <w:rPr>
+          <w:rStyle w:val="NormalTok"/>
+        </w:rPr>
+        <w:t xml:space="preserve">/kmin1223/azfiles-lab.</w:t>
+      </w:r>
+      <w:r>
+        <w:rPr>
+          <w:rStyle w:val="FunctionTok"/>
+        </w:rPr>
+        <w:t xml:space="preserve">git</w:t>
+      </w:r>
+      <w:r>
+        <w:rPr>
+          <w:rStyle w:val="NormalTok"/>
+        </w:rPr>
+        <w:t xml:space="preserve">   </w:t>
+      </w:r>
+      <w:r>
+        <w:rPr>
+          <w:rStyle w:val="CommentTok"/>
+        </w:rPr>
+        <w:t xml:space="preserve"># if you don't have it</w:t>
+      </w:r>
+      <w:r>
+        <w:br/>
+      </w:r>
+      <w:r>
+        <w:rPr>
+          <w:rStyle w:val="FunctionTok"/>
+        </w:rPr>
+        <w:t xml:space="preserve">cd</w:t>
+      </w:r>
+      <w:r>
+        <w:rPr>
+          <w:rStyle w:val="NormalTok"/>
+        </w:rPr>
+        <w:t xml:space="preserve"> azfiles-lab/session1-adds</w:t>
+      </w:r>
+      <w:r>
+        <w:br/>
+      </w:r>
+      <w:r>
+        <w:rPr>
+          <w:rStyle w:val="NormalTok"/>
+        </w:rPr>
+        <w:t xml:space="preserve">./deploy.</w:t>
+      </w:r>
+      <w:r>
+        <w:rPr>
+          <w:rStyle w:val="FunctionTok"/>
+        </w:rPr>
+        <w:t xml:space="preserve">ps1</w:t>
+      </w:r>
+      <w:r>
+        <w:rPr>
+          <w:rStyle w:val="NormalTok"/>
+        </w:rPr>
+        <w:t xml:space="preserve"> -ResourceGroupName azfiles-lab -Location koreacentral</w:t>
       </w:r>
     </w:p>
     <w:p>
@@ -2052,19 +1635,409 @@
         <w:rPr>
           <w:b/>
         </w:rPr>
-        <w:t xml:space="preserve">Now see the KDC Proxy exchange itself.</w:t>
-      </w:r>
-      <w:r>
-        <w:t xml:space="preserve"> </w:t>
-      </w:r>
-      <w:r>
-        <w:t xml:space="preserve">Wireshark/netsh only show encrypted</w:t>
-      </w:r>
-      <w:r>
-        <w:t xml:space="preserve"> </w:t>
-      </w:r>
-      <w:r>
-        <w:t xml:space="preserve">TCP here — the whole point of KDC Proxy. Use Fiddler:</w:t>
+        <w:t xml:space="preserve">Expected:</w:t>
+      </w:r>
+      <w:r>
+        <w:t xml:space="preserve"> </w:t>
+      </w:r>
+      <w:r>
+        <w:t xml:space="preserve">the green</w:t>
+      </w:r>
+      <w:r>
+        <w:t xml:space="preserve"> </w:t>
+      </w:r>
+      <w:r>
+        <w:rPr>
+          <w:b/>
+        </w:rPr>
+        <w:t xml:space="preserve">DEPLOYMENT COMPLETE</w:t>
+      </w:r>
+      <w:r>
+        <w:t xml:space="preserve"> </w:t>
+      </w:r>
+      <w:r>
+        <w:t xml:space="preserve">box. Note the new storage account</w:t>
+      </w:r>
+      <w:r>
+        <w:t xml:space="preserve"> </w:t>
+      </w:r>
+      <w:r>
+        <w:t xml:space="preserve">name and IPs.</w:t>
+      </w:r>
+    </w:p>
+    <w:p>
+      <w:r>
+        <w:pict>
+          <v:rect style="width:0;height:1.5pt" o:hralign="center" o:hrstd="t" o:hr="t"/>
+        </w:pict>
+      </w:r>
+    </w:p>
+    <w:p>
+      <w:pPr>
+        <w:pStyle w:val="Heading1"/>
+      </w:pPr>
+      <w:bookmarkStart w:id="26" w:name="Xf8c30a9b6599b9fc0a0af9cca86e936cb661733"/>
+      <w:r>
+        <w:t xml:space="preserve">Lab 1 · Enable Entra Kerberos + sync a hybrid identity</w:t>
+      </w:r>
+      <w:bookmarkEnd w:id="26"/>
+    </w:p>
+    <w:p>
+      <w:pPr>
+        <w:pStyle w:val="SourceCode"/>
+      </w:pPr>
+      <w:r>
+        <w:rPr>
+          <w:rStyle w:val="FunctionTok"/>
+        </w:rPr>
+        <w:t xml:space="preserve">cd</w:t>
+      </w:r>
+      <w:r>
+        <w:rPr>
+          <w:rStyle w:val="NormalTok"/>
+        </w:rPr>
+        <w:t xml:space="preserve"> ../session2-entra-kerberos</w:t>
+      </w:r>
+      <w:r>
+        <w:br/>
+      </w:r>
+      <w:r>
+        <w:rPr>
+          <w:rStyle w:val="NormalTok"/>
+        </w:rPr>
+        <w:t xml:space="preserve">./setup.</w:t>
+      </w:r>
+      <w:r>
+        <w:rPr>
+          <w:rStyle w:val="FunctionTok"/>
+        </w:rPr>
+        <w:t xml:space="preserve">ps1</w:t>
+      </w:r>
+      <w:r>
+        <w:rPr>
+          <w:rStyle w:val="NormalTok"/>
+        </w:rPr>
+        <w:t xml:space="preserve"> -ResourceGroupName azfiles-lab</w:t>
+      </w:r>
+    </w:p>
+    <w:p>
+      <w:pPr>
+        <w:pStyle w:val="FirstParagraph"/>
+      </w:pPr>
+      <w:r>
+        <w:rPr>
+          <w:rStyle w:val="VerbatimChar"/>
+        </w:rPr>
+        <w:t xml:space="preserve">setup.ps1</w:t>
+      </w:r>
+      <w:r>
+        <w:t xml:space="preserve"> </w:t>
+      </w:r>
+      <w:r>
+        <w:t xml:space="preserve">disables the Session 1 AD DS auth (a storage account has</w:t>
+      </w:r>
+      <w:r>
+        <w:t xml:space="preserve"> </w:t>
+      </w:r>
+      <w:r>
+        <w:rPr>
+          <w:b/>
+        </w:rPr>
+        <w:t xml:space="preserve">one</w:t>
+      </w:r>
+      <w:r>
+        <w:t xml:space="preserve"> </w:t>
+      </w:r>
+      <w:r>
+        <w:t xml:space="preserve">identity source at a time), enables Entra Kerberos (AADKERB), grants admin</w:t>
+      </w:r>
+      <w:r>
+        <w:t xml:space="preserve"> </w:t>
+      </w:r>
+      <w:r>
+        <w:t xml:space="preserve">consent to the storage account’s app, writes the hybrid-join SCP, installs</w:t>
+      </w:r>
+      <w:r>
+        <w:t xml:space="preserve"> </w:t>
+      </w:r>
+      <w:r>
+        <w:t xml:space="preserve">Fiddler + the Kerberos.NET extension on the client, and reboots it.</w:t>
+      </w:r>
+    </w:p>
+    <w:p>
+      <w:pPr>
+        <w:pStyle w:val="BodyText"/>
+      </w:pPr>
+      <w:r>
+        <w:t xml:space="preserve">Then the</w:t>
+      </w:r>
+      <w:r>
+        <w:t xml:space="preserve"> </w:t>
+      </w:r>
+      <w:r>
+        <w:rPr>
+          <w:b/>
+        </w:rPr>
+        <w:t xml:space="preserve">one interactive step</w:t>
+      </w:r>
+      <w:r>
+        <w:t xml:space="preserve"> </w:t>
+      </w:r>
+      <w:r>
+        <w:t xml:space="preserve">(~10 min, Global Admin) — follow</w:t>
+      </w:r>
+      <w:r>
+        <w:t xml:space="preserve"> </w:t>
+      </w:r>
+      <w:r>
+        <w:rPr>
+          <w:b/>
+        </w:rPr>
+        <w:t xml:space="preserve">MANUAL-STEP-cloud-sync.md</w:t>
+      </w:r>
+      <w:r>
+        <w:t xml:space="preserve">: install the Entra provisioning agent on the DC,</w:t>
+      </w:r>
+      <w:r>
+        <w:t xml:space="preserve"> </w:t>
+      </w:r>
+      <w:r>
+        <w:t xml:space="preserve">create a Cloud Sync config scoped to</w:t>
+      </w:r>
+      <w:r>
+        <w:t xml:space="preserve"> </w:t>
+      </w:r>
+      <w:r>
+        <w:rPr>
+          <w:rStyle w:val="VerbatimChar"/>
+        </w:rPr>
+        <w:t xml:space="preserve">OU=AzureFilesLab</w:t>
+      </w:r>
+      <w:r>
+        <w:t xml:space="preserve">, and wait until</w:t>
+      </w:r>
+      <w:r>
+        <w:t xml:space="preserve"> </w:t>
+      </w:r>
+      <w:r>
+        <w:rPr>
+          <w:rStyle w:val="VerbatimChar"/>
+        </w:rPr>
+        <w:t xml:space="preserve">labuser1</w:t>
+      </w:r>
+      <w:r>
+        <w:t xml:space="preserve"> </w:t>
+      </w:r>
+      <w:r>
+        <w:t xml:space="preserve">shows</w:t>
+      </w:r>
+      <w:r>
+        <w:t xml:space="preserve"> </w:t>
+      </w:r>
+      <w:r>
+        <w:rPr>
+          <w:b/>
+        </w:rPr>
+        <w:t xml:space="preserve">On-premises sync enabled = Yes</w:t>
+      </w:r>
+      <w:r>
+        <w:t xml:space="preserve">.</w:t>
+      </w:r>
+    </w:p>
+    <w:p>
+      <w:pPr>
+        <w:pStyle w:val="BodyText"/>
+      </w:pPr>
+      <w:r>
+        <w:rPr>
+          <w:b/>
+        </w:rPr>
+        <w:t xml:space="preserve">Why the sync matters:</w:t>
+      </w:r>
+      <w:r>
+        <w:t xml:space="preserve"> </w:t>
+      </w:r>
+      <w:r>
+        <w:t xml:space="preserve">Entra Kerberos issues a ticket only to an identity that</w:t>
+      </w:r>
+      <w:r>
+        <w:t xml:space="preserve"> </w:t>
+      </w:r>
+      <w:r>
+        <w:t xml:space="preserve">exists in Entra.</w:t>
+      </w:r>
+      <w:r>
+        <w:t xml:space="preserve"> </w:t>
+      </w:r>
+      <w:r>
+        <w:rPr>
+          <w:rStyle w:val="VerbatimChar"/>
+        </w:rPr>
+        <w:t xml:space="preserve">labuser1</w:t>
+      </w:r>
+      <w:r>
+        <w:t xml:space="preserve"> </w:t>
+      </w:r>
+      <w:r>
+        <w:t xml:space="preserve">lives in AD; Cloud Sync gives it an Entra twin. This</w:t>
+      </w:r>
+      <w:r>
+        <w:t xml:space="preserve"> </w:t>
+      </w:r>
+      <w:r>
+        <w:t xml:space="preserve">is the arrow labelled</w:t>
+      </w:r>
+      <w:r>
+        <w:t xml:space="preserve"> </w:t>
+      </w:r>
+      <w:r>
+        <w:rPr>
+          <w:i/>
+        </w:rPr>
+        <w:t xml:space="preserve">hybrid identity</w:t>
+      </w:r>
+      <w:r>
+        <w:t xml:space="preserve"> </w:t>
+      </w:r>
+      <w:r>
+        <w:t xml:space="preserve">in the flow.</w:t>
+      </w:r>
+    </w:p>
+    <w:p>
+      <w:r>
+        <w:pict>
+          <v:rect style="width:0;height:1.5pt" o:hralign="center" o:hrstd="t" o:hr="t"/>
+        </w:pict>
+      </w:r>
+    </w:p>
+    <w:p>
+      <w:pPr>
+        <w:pStyle w:val="Heading1"/>
+      </w:pPr>
+      <w:bookmarkStart w:id="27" w:name="Xf1ae331dd9677b6405470cde49ae1c01947b371"/>
+      <w:r>
+        <w:t xml:space="preserve">Lab A · Build the known-good evidence chain (the baseline)</w:t>
+      </w:r>
+      <w:bookmarkEnd w:id="27"/>
+    </w:p>
+    <w:p>
+      <w:pPr>
+        <w:pStyle w:val="FirstParagraph"/>
+      </w:pPr>
+      <w:r>
+        <w:t xml:space="preserve">Sign in fresh on the Client VM as</w:t>
+      </w:r>
+      <w:r>
+        <w:t xml:space="preserve"> </w:t>
+      </w:r>
+      <w:r>
+        <w:rPr>
+          <w:rStyle w:val="VerbatimChar"/>
+        </w:rPr>
+        <w:t xml:space="preserve">CONTOSO\labuser1</w:t>
+      </w:r>
+      <w:r>
+        <w:t xml:space="preserve">, then walk the whole chain</w:t>
+      </w:r>
+      <w:r>
+        <w:t xml:space="preserve"> </w:t>
+      </w:r>
+      <w:r>
+        <w:t xml:space="preserve">and</w:t>
+      </w:r>
+      <w:r>
+        <w:t xml:space="preserve"> </w:t>
+      </w:r>
+      <w:r>
+        <w:rPr>
+          <w:b/>
+        </w:rPr>
+        <w:t xml:space="preserve">record each healthy signature</w:t>
+      </w:r>
+      <w:r>
+        <w:t xml:space="preserve"> </w:t>
+      </w:r>
+      <w:r>
+        <w:t xml:space="preserve">— this is your reference for every fault</w:t>
+      </w:r>
+      <w:r>
+        <w:t xml:space="preserve"> </w:t>
+      </w:r>
+      <w:r>
+        <w:t xml:space="preserve">that follows. Spend real time here; the diagnosis labs are just deltas from it.</w:t>
+      </w:r>
+    </w:p>
+    <w:p>
+      <w:pPr>
+        <w:pStyle w:val="SourceCode"/>
+      </w:pPr>
+      <w:r>
+        <w:rPr>
+          <w:rStyle w:val="VerbatimChar"/>
+        </w:rPr>
+        <w:t xml:space="preserve">dsregcmd /status</w:t>
+      </w:r>
+      <w:r>
+        <w:br/>
+      </w:r>
+      <w:r>
+        <w:rPr>
+          <w:rStyle w:val="VerbatimChar"/>
+        </w:rPr>
+        <w:t xml:space="preserve">klist purge</w:t>
+      </w:r>
+      <w:r>
+        <w:br/>
+      </w:r>
+      <w:r>
+        <w:rPr>
+          <w:rStyle w:val="VerbatimChar"/>
+        </w:rPr>
+        <w:t xml:space="preserve">klist cloud_debug</w:t>
+      </w:r>
+      <w:r>
+        <w:br/>
+      </w:r>
+      <w:r>
+        <w:rPr>
+          <w:rStyle w:val="VerbatimChar"/>
+        </w:rPr>
+        <w:t xml:space="preserve">klist get krbtgt</w:t>
+      </w:r>
+      <w:r>
+        <w:br/>
+      </w:r>
+      <w:r>
+        <w:rPr>
+          <w:rStyle w:val="VerbatimChar"/>
+        </w:rPr>
+        <w:t xml:space="preserve">klist get cifs/&lt;sa&gt;.file.core.windows.net</w:t>
+      </w:r>
+      <w:r>
+        <w:br/>
+      </w:r>
+      <w:r>
+        <w:rPr>
+          <w:rStyle w:val="VerbatimChar"/>
+        </w:rPr>
+        <w:t xml:space="preserve">net use Z: \\&lt;sa&gt;.file.core.windows.net\labshare</w:t>
+      </w:r>
+      <w:r>
+        <w:br/>
+      </w:r>
+      <w:r>
+        <w:rPr>
+          <w:rStyle w:val="VerbatimChar"/>
+        </w:rPr>
+        <w:t xml:space="preserve">klist</w:t>
+      </w:r>
+    </w:p>
+    <w:p>
+      <w:pPr>
+        <w:pStyle w:val="FirstParagraph"/>
+      </w:pPr>
+      <w:r>
+        <w:t xml:space="preserve">Confirm each against the table above. Two details worth pointing out on screen:</w:t>
       </w:r>
     </w:p>
     <w:p>
@@ -2076,55 +2049,52 @@
         <w:pStyle w:val="Compact"/>
       </w:pPr>
       <w:r>
-        <w:t xml:space="preserve">Run</w:t>
-      </w:r>
-      <w:r>
-        <w:t xml:space="preserve"> </w:t>
-      </w:r>
-      <w:r>
-        <w:rPr>
-          <w:b/>
-        </w:rPr>
-        <w:t xml:space="preserve">Fiddler</w:t>
-      </w:r>
-      <w:r>
-        <w:t xml:space="preserve"> </w:t>
-      </w:r>
-      <w:r>
-        <w:t xml:space="preserve">(elevated). Tools → Options →</w:t>
-      </w:r>
-      <w:r>
-        <w:t xml:space="preserve"> </w:t>
-      </w:r>
-      <w:r>
-        <w:rPr>
-          <w:b/>
-        </w:rPr>
-        <w:t xml:space="preserve">Decrypt HTTPS traffic</w:t>
-      </w:r>
-      <w:r>
-        <w:t xml:space="preserve"> </w:t>
-      </w:r>
-      <w:r>
-        <w:t xml:space="preserve">and</w:t>
-      </w:r>
-      <w:r>
-        <w:t xml:space="preserve"> </w:t>
-      </w:r>
-      <w:r>
-        <w:rPr>
-          <w:b/>
-        </w:rPr>
-        <w:t xml:space="preserve">Ignore server certificate errors</w:t>
-      </w:r>
-      <w:r>
-        <w:t xml:space="preserve">; accept the cert prompts; restart if this</w:t>
-      </w:r>
-      <w:r>
-        <w:t xml:space="preserve"> </w:t>
-      </w:r>
-      <w:r>
-        <w:t xml:space="preserve">is the first run.</w:t>
+        <w:t xml:space="preserve">the cloud TGT (</w:t>
+      </w:r>
+      <w:r>
+        <w:rPr>
+          <w:rStyle w:val="VerbatimChar"/>
+        </w:rPr>
+        <w:t xml:space="preserve">krbtgt/KERBEROS.MICROSOFTONLINE.COM</w:t>
+      </w:r>
+      <w:r>
+        <w:t xml:space="preserve">) shows</w:t>
+      </w:r>
+      <w:r>
+        <w:t xml:space="preserve"> </w:t>
+      </w:r>
+      <w:r>
+        <w:rPr>
+          <w:rStyle w:val="VerbatimChar"/>
+        </w:rPr>
+        <w:t xml:space="preserve">Kdc Called: TicketSuppliedAtLogon</w:t>
+      </w:r>
+      <w:r>
+        <w:t xml:space="preserve"> </w:t>
+      </w:r>
+      <w:r>
+        <w:t xml:space="preserve">and etype</w:t>
+      </w:r>
+      <w:r>
+        <w:t xml:space="preserve"> </w:t>
+      </w:r>
+      <w:r>
+        <w:rPr>
+          <w:rStyle w:val="VerbatimChar"/>
+        </w:rPr>
+        <w:t xml:space="preserve">Unknown (-1)</w:t>
+      </w:r>
+      <w:r>
+        <w:t xml:space="preserve"> </w:t>
+      </w:r>
+      <w:r>
+        <w:t xml:space="preserve">— it was handed to</w:t>
+      </w:r>
+      <w:r>
+        <w:t xml:space="preserve"> </w:t>
+      </w:r>
+      <w:r>
+        <w:t xml:space="preserve">you at logon via the PRT, not fetched on demand.</w:t>
       </w:r>
     </w:p>
     <w:p>
@@ -2136,32 +2106,148 @@
         <w:pStyle w:val="Compact"/>
       </w:pPr>
       <w:r>
-        <w:rPr>
-          <w:rStyle w:val="VerbatimChar"/>
-        </w:rPr>
-        <w:t xml:space="preserve">klist purge</w:t>
-      </w:r>
-      <w:r>
-        <w:t xml:space="preserve">, then</w:t>
-      </w:r>
-      <w:r>
-        <w:t xml:space="preserve"> </w:t>
-      </w:r>
-      <w:r>
-        <w:rPr>
-          <w:rStyle w:val="VerbatimChar"/>
-        </w:rPr>
-        <w:t xml:space="preserve">klist get cifs/&lt;sa&gt;.file.core.windows.net</w:t>
-      </w:r>
-      <w:r>
-        <w:t xml:space="preserve">.</w:t>
+        <w:t xml:space="preserve">the service ticket shows</w:t>
+      </w:r>
+      <w:r>
+        <w:t xml:space="preserve"> </w:t>
+      </w:r>
+      <w:r>
+        <w:rPr>
+          <w:rStyle w:val="VerbatimChar"/>
+        </w:rPr>
+        <w:t xml:space="preserve">Kdc Called: KdcProxy:login.microsoftonline.com</w:t>
+      </w:r>
+      <w:r>
+        <w:t xml:space="preserve"> </w:t>
+      </w:r>
+      <w:r>
+        <w:t xml:space="preserve">—</w:t>
+      </w:r>
+      <w:r>
+        <w:t xml:space="preserve"> </w:t>
+      </w:r>
+      <w:r>
+        <w:t xml:space="preserve">proof the KDC was reached over HTTPS, not port 88.</w:t>
+      </w:r>
+    </w:p>
+    <w:p>
+      <w:pPr>
+        <w:pStyle w:val="FirstParagraph"/>
+      </w:pPr>
+      <w:r>
+        <w:rPr>
+          <w:b/>
+        </w:rPr>
+        <w:t xml:space="preserve">Now see the KDC Proxy exchange itself.</w:t>
+      </w:r>
+      <w:r>
+        <w:t xml:space="preserve"> </w:t>
+      </w:r>
+      <w:r>
+        <w:t xml:space="preserve">Wireshark/netsh only show encrypted</w:t>
+      </w:r>
+      <w:r>
+        <w:t xml:space="preserve"> </w:t>
+      </w:r>
+      <w:r>
+        <w:t xml:space="preserve">TCP here — the whole point of KDC Proxy. Use Fiddler:</w:t>
       </w:r>
     </w:p>
     <w:p>
       <w:pPr>
         <w:numPr>
           <w:ilvl w:val="0"/>
-          <w:numId w:val="1003"/>
+          <w:numId w:val="1004"/>
+        </w:numPr>
+        <w:pStyle w:val="Compact"/>
+      </w:pPr>
+      <w:r>
+        <w:t xml:space="preserve">Run</w:t>
+      </w:r>
+      <w:r>
+        <w:t xml:space="preserve"> </w:t>
+      </w:r>
+      <w:r>
+        <w:rPr>
+          <w:b/>
+        </w:rPr>
+        <w:t xml:space="preserve">Fiddler</w:t>
+      </w:r>
+      <w:r>
+        <w:t xml:space="preserve"> </w:t>
+      </w:r>
+      <w:r>
+        <w:t xml:space="preserve">(elevated). Tools → Options →</w:t>
+      </w:r>
+      <w:r>
+        <w:t xml:space="preserve"> </w:t>
+      </w:r>
+      <w:r>
+        <w:rPr>
+          <w:b/>
+        </w:rPr>
+        <w:t xml:space="preserve">Decrypt HTTPS traffic</w:t>
+      </w:r>
+      <w:r>
+        <w:t xml:space="preserve"> </w:t>
+      </w:r>
+      <w:r>
+        <w:t xml:space="preserve">and</w:t>
+      </w:r>
+      <w:r>
+        <w:t xml:space="preserve"> </w:t>
+      </w:r>
+      <w:r>
+        <w:rPr>
+          <w:b/>
+        </w:rPr>
+        <w:t xml:space="preserve">Ignore server certificate errors</w:t>
+      </w:r>
+      <w:r>
+        <w:t xml:space="preserve">; accept the cert prompts; restart if this</w:t>
+      </w:r>
+      <w:r>
+        <w:t xml:space="preserve"> </w:t>
+      </w:r>
+      <w:r>
+        <w:t xml:space="preserve">is the first run.</w:t>
+      </w:r>
+    </w:p>
+    <w:p>
+      <w:pPr>
+        <w:numPr>
+          <w:ilvl w:val="0"/>
+          <w:numId w:val="1004"/>
+        </w:numPr>
+        <w:pStyle w:val="Compact"/>
+      </w:pPr>
+      <w:r>
+        <w:rPr>
+          <w:rStyle w:val="VerbatimChar"/>
+        </w:rPr>
+        <w:t xml:space="preserve">klist purge</w:t>
+      </w:r>
+      <w:r>
+        <w:t xml:space="preserve">, then</w:t>
+      </w:r>
+      <w:r>
+        <w:t xml:space="preserve"> </w:t>
+      </w:r>
+      <w:r>
+        <w:rPr>
+          <w:rStyle w:val="VerbatimChar"/>
+        </w:rPr>
+        <w:t xml:space="preserve">klist get cifs/&lt;sa&gt;.file.core.windows.net</w:t>
+      </w:r>
+      <w:r>
+        <w:t xml:space="preserve">.</w:t>
+      </w:r>
+    </w:p>
+    <w:p>
+      <w:pPr>
+        <w:numPr>
+          <w:ilvl w:val="0"/>
+          <w:numId w:val="1004"/>
         </w:numPr>
         <w:pStyle w:val="Compact"/>
       </w:pPr>
@@ -5483,7 +5569,7 @@
       <w:pPr>
         <w:numPr>
           <w:ilvl w:val="0"/>
-          <w:numId w:val="1004"/>
+          <w:numId w:val="1005"/>
         </w:numPr>
         <w:pStyle w:val="Compact"/>
       </w:pPr>
@@ -5510,411 +5596,6 @@
       </w:r>
       <w:r>
         <w:t xml:space="preserve">a client/device problem.)</w:t>
-      </w:r>
-    </w:p>
-    <w:p>
-      <w:pPr>
-        <w:numPr>
-          <w:ilvl w:val="0"/>
-          <w:numId w:val="1004"/>
-        </w:numPr>
-        <w:pStyle w:val="Compact"/>
-      </w:pPr>
-      <w:r>
-        <w:t xml:space="preserve">Capture step 4 in</w:t>
-      </w:r>
-      <w:r>
-        <w:t xml:space="preserve"> </w:t>
-      </w:r>
-      <w:r>
-        <w:rPr>
-          <w:b/>
-        </w:rPr>
-        <w:t xml:space="preserve">Fiddler</w:t>
-      </w:r>
-      <w:r>
-        <w:t xml:space="preserve">. Open the failing request to</w:t>
-      </w:r>
-      <w:r>
-        <w:t xml:space="preserve"> </w:t>
-      </w:r>
-      <w:r>
-        <w:rPr>
-          <w:rStyle w:val="VerbatimChar"/>
-        </w:rPr>
-        <w:t xml:space="preserve">login.microsoftonline.com</w:t>
-      </w:r>
-      <w:r>
-        <w:t xml:space="preserve"> </w:t>
-      </w:r>
-      <w:r>
-        <w:t xml:space="preserve">→</w:t>
-      </w:r>
-      <w:r>
-        <w:t xml:space="preserve"> </w:t>
-      </w:r>
-      <w:r>
-        <w:rPr>
-          <w:b/>
-        </w:rPr>
-        <w:t xml:space="preserve">Kerberos</w:t>
-      </w:r>
-      <w:r>
-        <w:t xml:space="preserve"> </w:t>
-      </w:r>
-      <w:r>
-        <w:t xml:space="preserve">tab →</w:t>
-      </w:r>
-      <w:r>
-        <w:t xml:space="preserve"> </w:t>
-      </w:r>
-      <w:r>
-        <w:rPr>
-          <w:b/>
-        </w:rPr>
-        <w:t xml:space="preserve">response</w:t>
-      </w:r>
-      <w:r>
-        <w:t xml:space="preserve">. Read the</w:t>
-      </w:r>
-      <w:r>
-        <w:t xml:space="preserve"> </w:t>
-      </w:r>
-      <w:r>
-        <w:rPr>
-          <w:b/>
-        </w:rPr>
-        <w:t xml:space="preserve">ErrorCode</w:t>
-      </w:r>
-      <w:r>
-        <w:t xml:space="preserve">, and note the</w:t>
-      </w:r>
-      <w:r>
-        <w:t xml:space="preserve"> </w:t>
-      </w:r>
-      <w:r>
-        <w:rPr>
-          <w:b/>
-        </w:rPr>
-        <w:t xml:space="preserve">Entra Request ID + timestamp</w:t>
-      </w:r>
-      <w:r>
-        <w:t xml:space="preserve"> </w:t>
-      </w:r>
-      <w:r>
-        <w:t xml:space="preserve">in the response —</w:t>
-      </w:r>
-      <w:r>
-        <w:t xml:space="preserve"> </w:t>
-      </w:r>
-      <w:r>
-        <w:t xml:space="preserve">that’s what you’d hand to the Entra ID team to pull the server-side trace.</w:t>
-      </w:r>
-    </w:p>
-    <w:p>
-      <w:pPr>
-        <w:numPr>
-          <w:ilvl w:val="0"/>
-          <w:numId w:val="1004"/>
-        </w:numPr>
-        <w:pStyle w:val="Compact"/>
-      </w:pPr>
-      <w:r>
-        <w:t xml:space="preserve">Confirm your hypothesis in the portal:</w:t>
-      </w:r>
-      <w:r>
-        <w:t xml:space="preserve"> </w:t>
-      </w:r>
-      <w:r>
-        <w:rPr>
-          <w:b/>
-        </w:rPr>
-        <w:t xml:space="preserve">Entra ID → Enterprise applications →</w:t>
-      </w:r>
-      <w:r>
-        <w:rPr>
-          <w:b/>
-        </w:rPr>
-        <w:t xml:space="preserve"> </w:t>
-      </w:r>
-      <w:r>
-        <w:rPr>
-          <w:b/>
-        </w:rPr>
-        <w:t xml:space="preserve">[Storage Account]</w:t>
-      </w:r>
-      <w:r>
-        <w:rPr>
-          <w:b/>
-        </w:rPr>
-        <w:t xml:space="preserve"> </w:t>
-      </w:r>
-      <w:r>
-        <w:rPr>
-          <w:rStyle w:val="VerbatimChar"/>
-          <w:b/>
-        </w:rPr>
-        <w:t xml:space="preserve">&lt;sa&gt;</w:t>
-      </w:r>
-      <w:r>
-        <w:rPr>
-          <w:b/>
-        </w:rPr>
-        <w:t xml:space="preserve">… → Permissions</w:t>
-      </w:r>
-      <w:r>
-        <w:t xml:space="preserve"> </w:t>
-      </w:r>
-      <w:r>
-        <w:t xml:space="preserve">— the grant is gone.</w:t>
-      </w:r>
-    </w:p>
-    <w:p>
-      <w:pPr>
-        <w:pStyle w:val="FirstParagraph"/>
-      </w:pPr>
-      <w:r>
-        <w:rPr>
-          <w:b/>
-        </w:rPr>
-        <w:t xml:space="preserve">Fix:</w:t>
-      </w:r>
-      <w:r>
-        <w:t xml:space="preserve"> </w:t>
-      </w:r>
-      <w:r>
-        <w:rPr>
-          <w:rStyle w:val="VerbatimChar"/>
-        </w:rPr>
-        <w:t xml:space="preserve">-Fault ConsentRevoked -Repair</w:t>
-      </w:r>
-      <w:r>
-        <w:t xml:space="preserve">, remount, re-capture — ErrorCode back to</w:t>
-      </w:r>
-      <w:r>
-        <w:t xml:space="preserve"> </w:t>
-      </w:r>
-      <w:r>
-        <w:t xml:space="preserve">0.</w:t>
-      </w:r>
-    </w:p>
-    <w:p>
-      <w:pPr>
-        <w:pStyle w:val="BodyText"/>
-      </w:pPr>
-      <w:r>
-        <w:rPr>
-          <w:b/>
-        </w:rPr>
-        <w:t xml:space="preserve">Why this is the capstone:</w:t>
-      </w:r>
-      <w:r>
-        <w:t xml:space="preserve"> </w:t>
-      </w:r>
-      <w:r>
-        <w:t xml:space="preserve">it forces the full method — chain first to localise</w:t>
-      </w:r>
-      <w:r>
-        <w:t xml:space="preserve"> </w:t>
-      </w:r>
-      <w:r>
-        <w:t xml:space="preserve">(client vs service), Fiddler to read the actual KDC Proxy error, portal to</w:t>
-      </w:r>
-      <w:r>
-        <w:t xml:space="preserve"> </w:t>
-      </w:r>
-      <w:r>
-        <w:t xml:space="preserve">confirm, and the Request ID to hand off. That’s the Entra Kerberos support loop</w:t>
-      </w:r>
-      <w:r>
-        <w:t xml:space="preserve"> </w:t>
-      </w:r>
-      <w:r>
-        <w:t xml:space="preserve">end to end.</w:t>
-      </w:r>
-    </w:p>
-    <w:p>
-      <w:pPr>
-        <w:pStyle w:val="BlockText"/>
-      </w:pPr>
-      <w:r>
-        <w:rPr>
-          <w:b/>
-        </w:rPr>
-        <w:t xml:space="preserve">Discussion (not scripted): MFA Conditional Access → error 1327/86.</w:t>
-      </w:r>
-      <w:r>
-        <w:t xml:space="preserve"> </w:t>
-      </w:r>
-      <w:r>
-        <w:t xml:space="preserve">If a CA</w:t>
-      </w:r>
-      <w:r>
-        <w:t xml:space="preserve"> </w:t>
-      </w:r>
-      <w:r>
-        <w:t xml:space="preserve">policy requires MFA on the storage account’s app, SMB can’t perform an</w:t>
-      </w:r>
-      <w:r>
-        <w:t xml:space="preserve"> </w:t>
-      </w:r>
-      <w:r>
-        <w:t xml:space="preserve">interactive MFA, and</w:t>
-      </w:r>
-      <w:r>
-        <w:t xml:space="preserve"> </w:t>
-      </w:r>
-      <w:r>
-        <w:rPr>
-          <w:rStyle w:val="VerbatimChar"/>
-        </w:rPr>
-        <w:t xml:space="preserve">net use</w:t>
-      </w:r>
-      <w:r>
-        <w:t xml:space="preserve"> </w:t>
-      </w:r>
-      <w:r>
-        <w:t xml:space="preserve">returns</w:t>
-      </w:r>
-      <w:r>
-        <w:t xml:space="preserve"> </w:t>
-      </w:r>
-      <w:r>
-        <w:rPr>
-          <w:b/>
-        </w:rPr>
-        <w:t xml:space="preserve">System error 1327</w:t>
-      </w:r>
-      <w:r>
-        <w:t xml:space="preserve"> </w:t>
-      </w:r>
-      <w:r>
-        <w:t xml:space="preserve">(</w:t>
-      </w:r>
-      <w:r>
-        <w:t xml:space="preserve">“</w:t>
-      </w:r>
-      <w:r>
-        <w:t xml:space="preserve">Account</w:t>
-      </w:r>
-      <w:r>
-        <w:t xml:space="preserve"> </w:t>
-      </w:r>
-      <w:r>
-        <w:t xml:space="preserve">restrictions are preventing this user from signing in</w:t>
-      </w:r>
-      <w:r>
-        <w:t xml:space="preserve">”</w:t>
-      </w:r>
-      <w:r>
-        <w:t xml:space="preserve">) — or 86. The fix is to</w:t>
-      </w:r>
-      <w:r>
-        <w:t xml:space="preserve"> </w:t>
-      </w:r>
-      <w:r>
-        <w:rPr>
-          <w:b/>
-        </w:rPr>
-        <w:t xml:space="preserve">exclude the</w:t>
-      </w:r>
-      <w:r>
-        <w:rPr>
-          <w:b/>
-        </w:rPr>
-        <w:t xml:space="preserve"> </w:t>
-      </w:r>
-      <w:r>
-        <w:rPr>
-          <w:rStyle w:val="VerbatimChar"/>
-          <w:b/>
-        </w:rPr>
-        <w:t xml:space="preserve">[Storage Account] &lt;sa&gt;.file.core.windows.net</w:t>
-      </w:r>
-      <w:r>
-        <w:rPr>
-          <w:b/>
-        </w:rPr>
-        <w:t xml:space="preserve"> </w:t>
-      </w:r>
-      <w:r>
-        <w:rPr>
-          <w:b/>
-        </w:rPr>
-        <w:t xml:space="preserve">app</w:t>
-      </w:r>
-      <w:r>
-        <w:t xml:space="preserve"> </w:t>
-      </w:r>
-      <w:r>
-        <w:t xml:space="preserve">from that CA</w:t>
-      </w:r>
-      <w:r>
-        <w:t xml:space="preserve"> </w:t>
-      </w:r>
-      <w:r>
-        <w:t xml:space="preserve">policy, never to weaken MFA tenant-wide. You’d confirm it in the Entra sign-in</w:t>
-      </w:r>
-      <w:r>
-        <w:t xml:space="preserve"> </w:t>
-      </w:r>
-      <w:r>
-        <w:t xml:space="preserve">logs (look for the storage app + a blocked MFA requirement). This is documented</w:t>
-      </w:r>
-      <w:r>
-        <w:t xml:space="preserve"> </w:t>
-      </w:r>
-      <w:r>
-        <w:t xml:space="preserve">publicly in</w:t>
-      </w:r>
-      <w:r>
-        <w:t xml:space="preserve"> </w:t>
-      </w:r>
-      <w:r>
-        <w:rPr>
-          <w:i/>
-        </w:rPr>
-        <w:t xml:space="preserve">storage-files-identity-auth-hybrid-identities-enable</w:t>
-      </w:r>
-      <w:r>
-        <w:t xml:space="preserve">.</w:t>
-      </w:r>
-    </w:p>
-    <w:p>
-      <w:r>
-        <w:pict>
-          <v:rect style="width:0;height:1.5pt" o:hralign="center" o:hrstd="t" o:hr="t"/>
-        </w:pict>
-      </w:r>
-    </w:p>
-    <w:p>
-      <w:pPr>
-        <w:pStyle w:val="Heading1"/>
-      </w:pPr>
-      <w:bookmarkStart w:id="34" w:name="deeper-faults-kept-for-reference"/>
-      <w:r>
-        <w:t xml:space="preserve">Deeper faults kept for reference</w:t>
-      </w:r>
-      <w:bookmarkEnd w:id="34"/>
-    </w:p>
-    <w:p>
-      <w:pPr>
-        <w:pStyle w:val="FirstParagraph"/>
-      </w:pPr>
-      <w:r>
-        <w:t xml:space="preserve">Still available via</w:t>
-      </w:r>
-      <w:r>
-        <w:t xml:space="preserve"> </w:t>
-      </w:r>
-      <w:r>
-        <w:rPr>
-          <w:rStyle w:val="VerbatimChar"/>
-        </w:rPr>
-        <w:t xml:space="preserve">Invoke-Fault.ps1</w:t>
-      </w:r>
-      <w:r>
-        <w:t xml:space="preserve">, for self-study or a longer session:</w:t>
       </w:r>
     </w:p>
     <w:p>
@@ -5926,49 +5607,94 @@
         <w:pStyle w:val="Compact"/>
       </w:pPr>
       <w:r>
-        <w:rPr>
-          <w:b/>
-        </w:rPr>
-        <w:t xml:space="preserve">NotHybridJoined</w:t>
-      </w:r>
-      <w:r>
-        <w:t xml:space="preserve"> </w:t>
-      </w:r>
-      <w:r>
-        <w:t xml:space="preserve">—</w:t>
-      </w:r>
-      <w:r>
-        <w:t xml:space="preserve"> </w:t>
-      </w:r>
-      <w:r>
-        <w:rPr>
-          <w:rStyle w:val="VerbatimChar"/>
-        </w:rPr>
-        <w:t xml:space="preserve">dsregcmd /leave</w:t>
-      </w:r>
-      <w:r>
-        <w:t xml:space="preserve">;</w:t>
-      </w:r>
-      <w:r>
-        <w:t xml:space="preserve"> </w:t>
-      </w:r>
-      <w:r>
-        <w:rPr>
-          <w:rStyle w:val="VerbatimChar"/>
-        </w:rPr>
-        <w:t xml:space="preserve">AzureAdJoined : NO</w:t>
-      </w:r>
-      <w:r>
-        <w:t xml:space="preserve"> </w:t>
-      </w:r>
-      <w:r>
-        <w:t xml:space="preserve">→ no PRT → no</w:t>
-      </w:r>
-      <w:r>
-        <w:t xml:space="preserve"> </w:t>
-      </w:r>
-      <w:r>
-        <w:t xml:space="preserve">cloud TGT. Cuts the earliest arrow in the flow, so the whole chain drops.</w:t>
+        <w:t xml:space="preserve">Capture step 4 in</w:t>
+      </w:r>
+      <w:r>
+        <w:t xml:space="preserve"> </w:t>
+      </w:r>
+      <w:r>
+        <w:rPr>
+          <w:b/>
+        </w:rPr>
+        <w:t xml:space="preserve">Fiddler</w:t>
+      </w:r>
+      <w:r>
+        <w:t xml:space="preserve">. Open the failing request to</w:t>
+      </w:r>
+      <w:r>
+        <w:t xml:space="preserve"> </w:t>
+      </w:r>
+      <w:r>
+        <w:rPr>
+          <w:rStyle w:val="VerbatimChar"/>
+        </w:rPr>
+        <w:t xml:space="preserve">login.microsoftonline.com</w:t>
+      </w:r>
+      <w:r>
+        <w:t xml:space="preserve"> </w:t>
+      </w:r>
+      <w:r>
+        <w:t xml:space="preserve">→</w:t>
+      </w:r>
+      <w:r>
+        <w:t xml:space="preserve"> </w:t>
+      </w:r>
+      <w:r>
+        <w:rPr>
+          <w:b/>
+        </w:rPr>
+        <w:t xml:space="preserve">Kerberos</w:t>
+      </w:r>
+      <w:r>
+        <w:t xml:space="preserve"> </w:t>
+      </w:r>
+      <w:r>
+        <w:t xml:space="preserve">tab →</w:t>
+      </w:r>
+      <w:r>
+        <w:t xml:space="preserve"> </w:t>
+      </w:r>
+      <w:r>
+        <w:rPr>
+          <w:b/>
+        </w:rPr>
+        <w:t xml:space="preserve">response</w:t>
+      </w:r>
+      <w:r>
+        <w:t xml:space="preserve">. Read the</w:t>
+      </w:r>
+      <w:r>
+        <w:t xml:space="preserve"> </w:t>
+      </w:r>
+      <w:r>
+        <w:rPr>
+          <w:b/>
+        </w:rPr>
+        <w:t xml:space="preserve">ErrorCode</w:t>
+      </w:r>
+      <w:r>
+        <w:t xml:space="preserve">, and note the</w:t>
+      </w:r>
+      <w:r>
+        <w:t xml:space="preserve"> </w:t>
+      </w:r>
+      <w:r>
+        <w:rPr>
+          <w:b/>
+        </w:rPr>
+        <w:t xml:space="preserve">Entra Request ID + timestamp</w:t>
+      </w:r>
+      <w:r>
+        <w:t xml:space="preserve"> </w:t>
+      </w:r>
+      <w:r>
+        <w:t xml:space="preserve">in the response —</w:t>
+      </w:r>
+      <w:r>
+        <w:t xml:space="preserve"> </w:t>
+      </w:r>
+      <w:r>
+        <w:t xml:space="preserve">that’s what you’d hand to the Entra ID team to pull the server-side trace.</w:t>
       </w:r>
     </w:p>
     <w:p>
@@ -5976,6 +5702,366 @@
         <w:numPr>
           <w:ilvl w:val="0"/>
           <w:numId w:val="1005"/>
+        </w:numPr>
+        <w:pStyle w:val="Compact"/>
+      </w:pPr>
+      <w:r>
+        <w:t xml:space="preserve">Confirm your hypothesis in the portal:</w:t>
+      </w:r>
+      <w:r>
+        <w:t xml:space="preserve"> </w:t>
+      </w:r>
+      <w:r>
+        <w:rPr>
+          <w:b/>
+        </w:rPr>
+        <w:t xml:space="preserve">Entra ID → Enterprise applications →</w:t>
+      </w:r>
+      <w:r>
+        <w:rPr>
+          <w:b/>
+        </w:rPr>
+        <w:t xml:space="preserve"> </w:t>
+      </w:r>
+      <w:r>
+        <w:rPr>
+          <w:b/>
+        </w:rPr>
+        <w:t xml:space="preserve">[Storage Account]</w:t>
+      </w:r>
+      <w:r>
+        <w:rPr>
+          <w:b/>
+        </w:rPr>
+        <w:t xml:space="preserve"> </w:t>
+      </w:r>
+      <w:r>
+        <w:rPr>
+          <w:rStyle w:val="VerbatimChar"/>
+          <w:b/>
+        </w:rPr>
+        <w:t xml:space="preserve">&lt;sa&gt;</w:t>
+      </w:r>
+      <w:r>
+        <w:rPr>
+          <w:b/>
+        </w:rPr>
+        <w:t xml:space="preserve">… → Permissions</w:t>
+      </w:r>
+      <w:r>
+        <w:t xml:space="preserve"> </w:t>
+      </w:r>
+      <w:r>
+        <w:t xml:space="preserve">— the grant is gone.</w:t>
+      </w:r>
+    </w:p>
+    <w:p>
+      <w:pPr>
+        <w:pStyle w:val="FirstParagraph"/>
+      </w:pPr>
+      <w:r>
+        <w:rPr>
+          <w:b/>
+        </w:rPr>
+        <w:t xml:space="preserve">Fix:</w:t>
+      </w:r>
+      <w:r>
+        <w:t xml:space="preserve"> </w:t>
+      </w:r>
+      <w:r>
+        <w:rPr>
+          <w:rStyle w:val="VerbatimChar"/>
+        </w:rPr>
+        <w:t xml:space="preserve">-Fault ConsentRevoked -Repair</w:t>
+      </w:r>
+      <w:r>
+        <w:t xml:space="preserve">, remount, re-capture — ErrorCode back to</w:t>
+      </w:r>
+      <w:r>
+        <w:t xml:space="preserve"> </w:t>
+      </w:r>
+      <w:r>
+        <w:t xml:space="preserve">0.</w:t>
+      </w:r>
+    </w:p>
+    <w:p>
+      <w:pPr>
+        <w:pStyle w:val="BodyText"/>
+      </w:pPr>
+      <w:r>
+        <w:rPr>
+          <w:b/>
+        </w:rPr>
+        <w:t xml:space="preserve">Why this is the capstone:</w:t>
+      </w:r>
+      <w:r>
+        <w:t xml:space="preserve"> </w:t>
+      </w:r>
+      <w:r>
+        <w:t xml:space="preserve">it forces the full method — chain first to localise</w:t>
+      </w:r>
+      <w:r>
+        <w:t xml:space="preserve"> </w:t>
+      </w:r>
+      <w:r>
+        <w:t xml:space="preserve">(client vs service), Fiddler to read the actual KDC Proxy error, portal to</w:t>
+      </w:r>
+      <w:r>
+        <w:t xml:space="preserve"> </w:t>
+      </w:r>
+      <w:r>
+        <w:t xml:space="preserve">confirm, and the Request ID to hand off. That’s the Entra Kerberos support loop</w:t>
+      </w:r>
+      <w:r>
+        <w:t xml:space="preserve"> </w:t>
+      </w:r>
+      <w:r>
+        <w:t xml:space="preserve">end to end.</w:t>
+      </w:r>
+    </w:p>
+    <w:p>
+      <w:pPr>
+        <w:pStyle w:val="BlockText"/>
+      </w:pPr>
+      <w:r>
+        <w:rPr>
+          <w:b/>
+        </w:rPr>
+        <w:t xml:space="preserve">Discussion (not scripted): MFA Conditional Access → error 1327/86.</w:t>
+      </w:r>
+      <w:r>
+        <w:t xml:space="preserve"> </w:t>
+      </w:r>
+      <w:r>
+        <w:t xml:space="preserve">If a CA</w:t>
+      </w:r>
+      <w:r>
+        <w:t xml:space="preserve"> </w:t>
+      </w:r>
+      <w:r>
+        <w:t xml:space="preserve">policy requires MFA on the storage account’s app, SMB can’t perform an</w:t>
+      </w:r>
+      <w:r>
+        <w:t xml:space="preserve"> </w:t>
+      </w:r>
+      <w:r>
+        <w:t xml:space="preserve">interactive MFA, and</w:t>
+      </w:r>
+      <w:r>
+        <w:t xml:space="preserve"> </w:t>
+      </w:r>
+      <w:r>
+        <w:rPr>
+          <w:rStyle w:val="VerbatimChar"/>
+        </w:rPr>
+        <w:t xml:space="preserve">net use</w:t>
+      </w:r>
+      <w:r>
+        <w:t xml:space="preserve"> </w:t>
+      </w:r>
+      <w:r>
+        <w:t xml:space="preserve">returns</w:t>
+      </w:r>
+      <w:r>
+        <w:t xml:space="preserve"> </w:t>
+      </w:r>
+      <w:r>
+        <w:rPr>
+          <w:b/>
+        </w:rPr>
+        <w:t xml:space="preserve">System error 1327</w:t>
+      </w:r>
+      <w:r>
+        <w:t xml:space="preserve"> </w:t>
+      </w:r>
+      <w:r>
+        <w:t xml:space="preserve">(</w:t>
+      </w:r>
+      <w:r>
+        <w:t xml:space="preserve">“</w:t>
+      </w:r>
+      <w:r>
+        <w:t xml:space="preserve">Account</w:t>
+      </w:r>
+      <w:r>
+        <w:t xml:space="preserve"> </w:t>
+      </w:r>
+      <w:r>
+        <w:t xml:space="preserve">restrictions are preventing this user from signing in</w:t>
+      </w:r>
+      <w:r>
+        <w:t xml:space="preserve">”</w:t>
+      </w:r>
+      <w:r>
+        <w:t xml:space="preserve">) — or 86. The fix is to</w:t>
+      </w:r>
+      <w:r>
+        <w:t xml:space="preserve"> </w:t>
+      </w:r>
+      <w:r>
+        <w:rPr>
+          <w:b/>
+        </w:rPr>
+        <w:t xml:space="preserve">exclude the</w:t>
+      </w:r>
+      <w:r>
+        <w:rPr>
+          <w:b/>
+        </w:rPr>
+        <w:t xml:space="preserve"> </w:t>
+      </w:r>
+      <w:r>
+        <w:rPr>
+          <w:rStyle w:val="VerbatimChar"/>
+          <w:b/>
+        </w:rPr>
+        <w:t xml:space="preserve">[Storage Account] &lt;sa&gt;.file.core.windows.net</w:t>
+      </w:r>
+      <w:r>
+        <w:rPr>
+          <w:b/>
+        </w:rPr>
+        <w:t xml:space="preserve"> </w:t>
+      </w:r>
+      <w:r>
+        <w:rPr>
+          <w:b/>
+        </w:rPr>
+        <w:t xml:space="preserve">app</w:t>
+      </w:r>
+      <w:r>
+        <w:t xml:space="preserve"> </w:t>
+      </w:r>
+      <w:r>
+        <w:t xml:space="preserve">from that CA</w:t>
+      </w:r>
+      <w:r>
+        <w:t xml:space="preserve"> </w:t>
+      </w:r>
+      <w:r>
+        <w:t xml:space="preserve">policy, never to weaken MFA tenant-wide. You’d confirm it in the Entra sign-in</w:t>
+      </w:r>
+      <w:r>
+        <w:t xml:space="preserve"> </w:t>
+      </w:r>
+      <w:r>
+        <w:t xml:space="preserve">logs (look for the storage app + a blocked MFA requirement). This is documented</w:t>
+      </w:r>
+      <w:r>
+        <w:t xml:space="preserve"> </w:t>
+      </w:r>
+      <w:r>
+        <w:t xml:space="preserve">publicly in</w:t>
+      </w:r>
+      <w:r>
+        <w:t xml:space="preserve"> </w:t>
+      </w:r>
+      <w:r>
+        <w:rPr>
+          <w:i/>
+        </w:rPr>
+        <w:t xml:space="preserve">storage-files-identity-auth-hybrid-identities-enable</w:t>
+      </w:r>
+      <w:r>
+        <w:t xml:space="preserve">.</w:t>
+      </w:r>
+    </w:p>
+    <w:p>
+      <w:r>
+        <w:pict>
+          <v:rect style="width:0;height:1.5pt" o:hralign="center" o:hrstd="t" o:hr="t"/>
+        </w:pict>
+      </w:r>
+    </w:p>
+    <w:p>
+      <w:pPr>
+        <w:pStyle w:val="Heading1"/>
+      </w:pPr>
+      <w:bookmarkStart w:id="34" w:name="deeper-faults-kept-for-reference"/>
+      <w:r>
+        <w:t xml:space="preserve">Deeper faults kept for reference</w:t>
+      </w:r>
+      <w:bookmarkEnd w:id="34"/>
+    </w:p>
+    <w:p>
+      <w:pPr>
+        <w:pStyle w:val="FirstParagraph"/>
+      </w:pPr>
+      <w:r>
+        <w:t xml:space="preserve">Still available via</w:t>
+      </w:r>
+      <w:r>
+        <w:t xml:space="preserve"> </w:t>
+      </w:r>
+      <w:r>
+        <w:rPr>
+          <w:rStyle w:val="VerbatimChar"/>
+        </w:rPr>
+        <w:t xml:space="preserve">Invoke-Fault.ps1</w:t>
+      </w:r>
+      <w:r>
+        <w:t xml:space="preserve">, for self-study or a longer session:</w:t>
+      </w:r>
+    </w:p>
+    <w:p>
+      <w:pPr>
+        <w:numPr>
+          <w:ilvl w:val="0"/>
+          <w:numId w:val="1006"/>
+        </w:numPr>
+        <w:pStyle w:val="Compact"/>
+      </w:pPr>
+      <w:r>
+        <w:rPr>
+          <w:b/>
+        </w:rPr>
+        <w:t xml:space="preserve">NotHybridJoined</w:t>
+      </w:r>
+      <w:r>
+        <w:t xml:space="preserve"> </w:t>
+      </w:r>
+      <w:r>
+        <w:t xml:space="preserve">—</w:t>
+      </w:r>
+      <w:r>
+        <w:t xml:space="preserve"> </w:t>
+      </w:r>
+      <w:r>
+        <w:rPr>
+          <w:rStyle w:val="VerbatimChar"/>
+        </w:rPr>
+        <w:t xml:space="preserve">dsregcmd /leave</w:t>
+      </w:r>
+      <w:r>
+        <w:t xml:space="preserve">;</w:t>
+      </w:r>
+      <w:r>
+        <w:t xml:space="preserve"> </w:t>
+      </w:r>
+      <w:r>
+        <w:rPr>
+          <w:rStyle w:val="VerbatimChar"/>
+        </w:rPr>
+        <w:t xml:space="preserve">AzureAdJoined : NO</w:t>
+      </w:r>
+      <w:r>
+        <w:t xml:space="preserve"> </w:t>
+      </w:r>
+      <w:r>
+        <w:t xml:space="preserve">→ no PRT → no</w:t>
+      </w:r>
+      <w:r>
+        <w:t xml:space="preserve"> </w:t>
+      </w:r>
+      <w:r>
+        <w:t xml:space="preserve">cloud TGT. Cuts the earliest arrow in the flow, so the whole chain drops.</w:t>
+      </w:r>
+    </w:p>
+    <w:p>
+      <w:pPr>
+        <w:numPr>
+          <w:ilvl w:val="0"/>
+          <w:numId w:val="1006"/>
         </w:numPr>
         <w:pStyle w:val="Compact"/>
       </w:pPr>
@@ -6974,34 +7060,7 @@
     <w:abstractNumId w:val="991"/>
   </w:num>
   <w:num w:numId="1003">
-    <w:abstractNumId w:val="99411"/>
-    <w:lvlOverride w:ilvl="0">
-      <w:startOverride w:val="1"/>
-    </w:lvlOverride>
-    <w:lvlOverride w:ilvl="1">
-      <w:startOverride w:val="1"/>
-    </w:lvlOverride>
-    <w:lvlOverride w:ilvl="2">
-      <w:startOverride w:val="1"/>
-    </w:lvlOverride>
-    <w:lvlOverride w:ilvl="3">
-      <w:startOverride w:val="1"/>
-    </w:lvlOverride>
-    <w:lvlOverride w:ilvl="4">
-      <w:startOverride w:val="1"/>
-    </w:lvlOverride>
-    <w:lvlOverride w:ilvl="5">
-      <w:startOverride w:val="1"/>
-    </w:lvlOverride>
-    <w:lvlOverride w:ilvl="6">
-      <w:startOverride w:val="1"/>
-    </w:lvlOverride>
-    <w:lvlOverride w:ilvl="7">
-      <w:startOverride w:val="1"/>
-    </w:lvlOverride>
-    <w:lvlOverride w:ilvl="8">
-      <w:startOverride w:val="1"/>
-    </w:lvlOverride>
+    <w:abstractNumId w:val="991"/>
   </w:num>
   <w:num w:numId="1004">
     <w:abstractNumId w:val="99411"/>
@@ -7034,6 +7093,36 @@
     </w:lvlOverride>
   </w:num>
   <w:num w:numId="1005">
+    <w:abstractNumId w:val="99411"/>
+    <w:lvlOverride w:ilvl="0">
+      <w:startOverride w:val="1"/>
+    </w:lvlOverride>
+    <w:lvlOverride w:ilvl="1">
+      <w:startOverride w:val="1"/>
+    </w:lvlOverride>
+    <w:lvlOverride w:ilvl="2">
+      <w:startOverride w:val="1"/>
+    </w:lvlOverride>
+    <w:lvlOverride w:ilvl="3">
+      <w:startOverride w:val="1"/>
+    </w:lvlOverride>
+    <w:lvlOverride w:ilvl="4">
+      <w:startOverride w:val="1"/>
+    </w:lvlOverride>
+    <w:lvlOverride w:ilvl="5">
+      <w:startOverride w:val="1"/>
+    </w:lvlOverride>
+    <w:lvlOverride w:ilvl="6">
+      <w:startOverride w:val="1"/>
+    </w:lvlOverride>
+    <w:lvlOverride w:ilvl="7">
+      <w:startOverride w:val="1"/>
+    </w:lvlOverride>
+    <w:lvlOverride w:ilvl="8">
+      <w:startOverride w:val="1"/>
+    </w:lvlOverride>
+  </w:num>
+  <w:num w:numId="1006">
     <w:abstractNumId w:val="991"/>
   </w:num>
 </w:numbering>
